--- a/doc/Go-Bericht.docx
+++ b/doc/Go-Bericht.docx
@@ -251,25 +251,7 @@
           <w:szCs w:val="22"/>
           <w:lang w:val="de-CH"/>
         </w:rPr>
-        <w:t xml:space="preserve">. Grosse Web-Projekte mit Angular oder React lassen sich damit um ein Vielfaches schneller </w:t>
-      </w:r>
-      <w:r>
-        <w:rPr>
-          <w:rFonts w:ascii="Arial" w:hAnsi="Arial" w:cs="Arial"/>
-          <w:sz w:val="22"/>
-          <w:szCs w:val="22"/>
-          <w:lang w:val="de-CH"/>
-        </w:rPr>
-        <w:t>kompilieren</w:t>
-      </w:r>
-      <w:r>
-        <w:rPr>
-          <w:rFonts w:ascii="Arial" w:hAnsi="Arial" w:cs="Arial"/>
-          <w:sz w:val="22"/>
-          <w:szCs w:val="22"/>
-          <w:lang w:val="de-CH"/>
-        </w:rPr>
-        <w:t xml:space="preserve"> als mit herkömmlichen, auf Node.js basierenden Tools. Dieser enorme Performance-Vorteil gelingt Go aus zwei Gründen:</w:t>
+        <w:t>. Grosse Web-Projekte mit Angular oder React lassen sich damit um ein Vielfaches schneller kompilieren als mit herkömmlichen, auf Node.js basierenden Tools. Dieser enorme Performance-Vorteil gelingt Go aus zwei Gründen:</w:t>
       </w:r>
     </w:p>
     <w:p>
@@ -1580,7 +1562,6 @@
         </w:rPr>
         <w:t xml:space="preserve"> mit einer einzigen Methode. Anschliessend erstellen wir die Strukturen </w:t>
       </w:r>
-      <w:proofErr w:type="spellStart"/>
       <w:r>
         <w:rPr>
           <w:rFonts w:ascii="Arial" w:hAnsi="Arial" w:cs="Arial"/>
@@ -1589,7 +1570,6 @@
           <w:sz w:val="22"/>
           <w:szCs w:val="22"/>
           <w:shd w:val="clear" w:color="auto" w:fill="A6A6A6" w:themeFill="background1" w:themeFillShade="A6"/>
-          <w:lang w:val="de-CH"/>
         </w:rPr>
         <w:t>FastProces</w:t>
       </w:r>
@@ -1601,11 +1581,9 @@
           <w:sz w:val="22"/>
           <w:szCs w:val="22"/>
           <w:shd w:val="clear" w:color="auto" w:fill="A6A6A6" w:themeFill="background1" w:themeFillShade="A6"/>
-          <w:lang w:val="de-CH"/>
         </w:rPr>
         <w:t>s</w:t>
       </w:r>
-      <w:proofErr w:type="spellEnd"/>
       <w:r>
         <w:rPr>
           <w:rFonts w:ascii="Arial" w:hAnsi="Arial" w:cs="Arial"/>
@@ -1614,7 +1592,6 @@
         </w:rPr>
         <w:t xml:space="preserve"> und </w:t>
       </w:r>
-      <w:proofErr w:type="spellStart"/>
       <w:r>
         <w:rPr>
           <w:rFonts w:ascii="Arial" w:hAnsi="Arial" w:cs="Arial"/>
@@ -1623,11 +1600,9 @@
           <w:sz w:val="22"/>
           <w:szCs w:val="22"/>
           <w:shd w:val="clear" w:color="auto" w:fill="A6A6A6" w:themeFill="background1" w:themeFillShade="A6"/>
-          <w:lang w:val="de-CH"/>
         </w:rPr>
         <w:t>SafeProcess</w:t>
       </w:r>
-      <w:proofErr w:type="spellEnd"/>
       <w:r>
         <w:rPr>
           <w:rFonts w:ascii="Arial" w:hAnsi="Arial" w:cs="Arial"/>
@@ -2460,7 +2435,6 @@
         </w:rPr>
         <w:t xml:space="preserve">Während Java auf </w:t>
       </w:r>
-      <w:proofErr w:type="spellStart"/>
       <w:r>
         <w:rPr>
           <w:rFonts w:ascii="Arial" w:hAnsi="Arial" w:cs="Arial"/>
@@ -2469,11 +2443,25 @@
           <w:sz w:val="22"/>
           <w:szCs w:val="22"/>
           <w:shd w:val="clear" w:color="auto" w:fill="A6A6A6" w:themeFill="background1" w:themeFillShade="A6"/>
-          <w:lang w:val="de-CH"/>
-        </w:rPr>
-        <w:t>try</w:t>
-      </w:r>
-      <w:proofErr w:type="spellEnd"/>
+        </w:rPr>
+        <w:t>try-catch-finally</w:t>
+      </w:r>
+      <w:r>
+        <w:rPr>
+          <w:rFonts w:ascii="Arial" w:hAnsi="Arial" w:cs="Arial"/>
+          <w:sz w:val="22"/>
+          <w:szCs w:val="22"/>
+        </w:rPr>
+        <w:t xml:space="preserve"> setzt,</w:t>
+      </w:r>
+      <w:r>
+        <w:rPr>
+          <w:rFonts w:ascii="Arial" w:hAnsi="Arial" w:cs="Arial"/>
+          <w:sz w:val="22"/>
+          <w:szCs w:val="22"/>
+        </w:rPr>
+        <w:t xml:space="preserve"> regelt Go das gleiche über </w:t>
+      </w:r>
       <w:r>
         <w:rPr>
           <w:rFonts w:ascii="Arial" w:hAnsi="Arial" w:cs="Arial"/>
@@ -2482,11 +2470,9 @@
           <w:sz w:val="22"/>
           <w:szCs w:val="22"/>
           <w:shd w:val="clear" w:color="auto" w:fill="A6A6A6" w:themeFill="background1" w:themeFillShade="A6"/>
-          <w:lang w:val="de-CH"/>
-        </w:rPr>
-        <w:t>-catch-</w:t>
-      </w:r>
-      <w:proofErr w:type="spellStart"/>
+        </w:rPr>
+        <w:t>defer</w:t>
+      </w:r>
       <w:r>
         <w:rPr>
           <w:rFonts w:ascii="Arial" w:hAnsi="Arial" w:cs="Arial"/>
@@ -2495,28 +2481,9 @@
           <w:sz w:val="22"/>
           <w:szCs w:val="22"/>
           <w:shd w:val="clear" w:color="auto" w:fill="A6A6A6" w:themeFill="background1" w:themeFillShade="A6"/>
-          <w:lang w:val="de-CH"/>
-        </w:rPr>
-        <w:t>finally</w:t>
-      </w:r>
-      <w:proofErr w:type="spellEnd"/>
-      <w:r>
-        <w:rPr>
-          <w:rFonts w:ascii="Arial" w:hAnsi="Arial" w:cs="Arial"/>
-          <w:sz w:val="22"/>
-          <w:szCs w:val="22"/>
-        </w:rPr>
-        <w:t xml:space="preserve"> setzt,</w:t>
-      </w:r>
-      <w:r>
-        <w:rPr>
-          <w:rFonts w:ascii="Arial" w:hAnsi="Arial" w:cs="Arial"/>
-          <w:sz w:val="22"/>
-          <w:szCs w:val="22"/>
-        </w:rPr>
-        <w:t xml:space="preserve"> regelt Go das gleiche über </w:t>
-      </w:r>
-      <w:proofErr w:type="spellStart"/>
+        </w:rPr>
+        <w:t xml:space="preserve"> (finally</w:t>
+      </w:r>
       <w:r>
         <w:rPr>
           <w:rFonts w:ascii="Arial" w:hAnsi="Arial" w:cs="Arial"/>
@@ -2525,11 +2492,17 @@
           <w:sz w:val="22"/>
           <w:szCs w:val="22"/>
           <w:shd w:val="clear" w:color="auto" w:fill="A6A6A6" w:themeFill="background1" w:themeFillShade="A6"/>
-          <w:lang w:val="de-CH"/>
-        </w:rPr>
-        <w:t>defer</w:t>
-      </w:r>
-      <w:proofErr w:type="spellEnd"/>
+        </w:rPr>
+        <w:t>)</w:t>
+      </w:r>
+      <w:r>
+        <w:rPr>
+          <w:rFonts w:ascii="Arial" w:hAnsi="Arial" w:cs="Arial"/>
+          <w:sz w:val="22"/>
+          <w:szCs w:val="22"/>
+        </w:rPr>
+        <w:t xml:space="preserve">, </w:t>
+      </w:r>
       <w:r>
         <w:rPr>
           <w:rFonts w:ascii="Arial" w:hAnsi="Arial" w:cs="Arial"/>
@@ -2538,11 +2511,9 @@
           <w:sz w:val="22"/>
           <w:szCs w:val="22"/>
           <w:shd w:val="clear" w:color="auto" w:fill="A6A6A6" w:themeFill="background1" w:themeFillShade="A6"/>
-          <w:lang w:val="de-CH"/>
-        </w:rPr>
-        <w:t xml:space="preserve"> (</w:t>
-      </w:r>
-      <w:proofErr w:type="spellStart"/>
+        </w:rPr>
+        <w:t>panic</w:t>
+      </w:r>
       <w:r>
         <w:rPr>
           <w:rFonts w:ascii="Arial" w:hAnsi="Arial" w:cs="Arial"/>
@@ -2551,11 +2522,17 @@
           <w:sz w:val="22"/>
           <w:szCs w:val="22"/>
           <w:shd w:val="clear" w:color="auto" w:fill="A6A6A6" w:themeFill="background1" w:themeFillShade="A6"/>
-          <w:lang w:val="de-CH"/>
-        </w:rPr>
-        <w:t>finally</w:t>
-      </w:r>
-      <w:proofErr w:type="spellEnd"/>
+        </w:rPr>
+        <w:t xml:space="preserve"> (catch)</w:t>
+      </w:r>
+      <w:r>
+        <w:rPr>
+          <w:rFonts w:ascii="Arial" w:hAnsi="Arial" w:cs="Arial"/>
+          <w:sz w:val="22"/>
+          <w:szCs w:val="22"/>
+        </w:rPr>
+        <w:t xml:space="preserve"> und </w:t>
+      </w:r>
       <w:r>
         <w:rPr>
           <w:rFonts w:ascii="Arial" w:hAnsi="Arial" w:cs="Arial"/>
@@ -2564,17 +2541,8 @@
           <w:sz w:val="22"/>
           <w:szCs w:val="22"/>
           <w:shd w:val="clear" w:color="auto" w:fill="A6A6A6" w:themeFill="background1" w:themeFillShade="A6"/>
-          <w:lang w:val="de-CH"/>
-        </w:rPr>
-        <w:t>)</w:t>
-      </w:r>
-      <w:r>
-        <w:rPr>
-          <w:rFonts w:ascii="Arial" w:hAnsi="Arial" w:cs="Arial"/>
-          <w:sz w:val="22"/>
-          <w:szCs w:val="22"/>
-        </w:rPr>
-        <w:t xml:space="preserve">, </w:t>
+        </w:rPr>
+        <w:t>recover</w:t>
       </w:r>
       <w:r>
         <w:rPr>
@@ -2584,51 +2552,6 @@
           <w:sz w:val="22"/>
           <w:szCs w:val="22"/>
           <w:shd w:val="clear" w:color="auto" w:fill="A6A6A6" w:themeFill="background1" w:themeFillShade="A6"/>
-          <w:lang w:val="de-CH"/>
-        </w:rPr>
-        <w:t>panic</w:t>
-      </w:r>
-      <w:r>
-        <w:rPr>
-          <w:rFonts w:ascii="Arial" w:hAnsi="Arial" w:cs="Arial"/>
-          <w:i/>
-          <w:iCs/>
-          <w:sz w:val="22"/>
-          <w:szCs w:val="22"/>
-          <w:shd w:val="clear" w:color="auto" w:fill="A6A6A6" w:themeFill="background1" w:themeFillShade="A6"/>
-          <w:lang w:val="de-CH"/>
-        </w:rPr>
-        <w:t xml:space="preserve"> (catch)</w:t>
-      </w:r>
-      <w:r>
-        <w:rPr>
-          <w:rFonts w:ascii="Arial" w:hAnsi="Arial" w:cs="Arial"/>
-          <w:sz w:val="22"/>
-          <w:szCs w:val="22"/>
-        </w:rPr>
-        <w:t xml:space="preserve"> und </w:t>
-      </w:r>
-      <w:r>
-        <w:rPr>
-          <w:rFonts w:ascii="Arial" w:hAnsi="Arial" w:cs="Arial"/>
-          <w:i/>
-          <w:iCs/>
-          <w:sz w:val="22"/>
-          <w:szCs w:val="22"/>
-          <w:shd w:val="clear" w:color="auto" w:fill="A6A6A6" w:themeFill="background1" w:themeFillShade="A6"/>
-          <w:lang w:val="de-CH"/>
-        </w:rPr>
-        <w:t>recover</w:t>
-      </w:r>
-      <w:r>
-        <w:rPr>
-          <w:rFonts w:ascii="Arial" w:hAnsi="Arial" w:cs="Arial"/>
-          <w:i/>
-          <w:iCs/>
-          <w:sz w:val="22"/>
-          <w:szCs w:val="22"/>
-          <w:shd w:val="clear" w:color="auto" w:fill="A6A6A6" w:themeFill="background1" w:themeFillShade="A6"/>
-          <w:lang w:val="de-CH"/>
         </w:rPr>
         <w:t xml:space="preserve"> (throw)</w:t>
       </w:r>
@@ -3079,15 +3002,181 @@
           <w:sz w:val="22"/>
           <w:szCs w:val="22"/>
         </w:rPr>
-        <w:t xml:space="preserve">Das </w:t>
-      </w:r>
-      <w:r>
-        <w:rPr>
-          <w:rFonts w:ascii="Arial" w:hAnsi="Arial" w:cs="Arial"/>
-          <w:sz w:val="22"/>
-          <w:szCs w:val="22"/>
-        </w:rPr>
-        <w:t>Keyword</w:t>
+        <w:t xml:space="preserve">Das Keyword </w:t>
+      </w:r>
+      <w:proofErr w:type="spellStart"/>
+      <w:r>
+        <w:rPr>
+          <w:rFonts w:ascii="Arial" w:hAnsi="Arial" w:cs="Arial"/>
+          <w:i/>
+          <w:iCs/>
+          <w:sz w:val="22"/>
+          <w:szCs w:val="22"/>
+          <w:shd w:val="clear" w:color="auto" w:fill="A6A6A6" w:themeFill="background1" w:themeFillShade="A6"/>
+          <w:lang w:val="de-CH"/>
+        </w:rPr>
+        <w:t>defer</w:t>
+      </w:r>
+      <w:proofErr w:type="spellEnd"/>
+      <w:r>
+        <w:rPr>
+          <w:rFonts w:ascii="Arial" w:hAnsi="Arial" w:cs="Arial"/>
+          <w:sz w:val="22"/>
+          <w:szCs w:val="22"/>
+        </w:rPr>
+        <w:t xml:space="preserve"> garantiert, dass ein Codeblock am Ende der Funktion ausgeführt wird, selbst wenn eine </w:t>
+      </w:r>
+      <w:proofErr w:type="spellStart"/>
+      <w:r>
+        <w:rPr>
+          <w:rFonts w:ascii="Arial" w:hAnsi="Arial" w:cs="Arial"/>
+          <w:i/>
+          <w:iCs/>
+          <w:sz w:val="22"/>
+          <w:szCs w:val="22"/>
+          <w:shd w:val="clear" w:color="auto" w:fill="A6A6A6" w:themeFill="background1" w:themeFillShade="A6"/>
+          <w:lang w:val="de-CH"/>
+        </w:rPr>
+        <w:t>panic</w:t>
+      </w:r>
+      <w:proofErr w:type="spellEnd"/>
+      <w:r>
+        <w:rPr>
+          <w:rFonts w:ascii="Arial" w:hAnsi="Arial" w:cs="Arial"/>
+          <w:sz w:val="22"/>
+          <w:szCs w:val="22"/>
+        </w:rPr>
+        <w:t xml:space="preserve"> auftritt. Im Gegensatz zu Javas </w:t>
+      </w:r>
+      <w:proofErr w:type="spellStart"/>
+      <w:r>
+        <w:rPr>
+          <w:rFonts w:ascii="Arial" w:hAnsi="Arial" w:cs="Arial"/>
+          <w:i/>
+          <w:iCs/>
+          <w:sz w:val="22"/>
+          <w:szCs w:val="22"/>
+          <w:shd w:val="clear" w:color="auto" w:fill="A6A6A6" w:themeFill="background1" w:themeFillShade="A6"/>
+          <w:lang w:val="de-CH"/>
+        </w:rPr>
+        <w:t>finally</w:t>
+      </w:r>
+      <w:proofErr w:type="spellEnd"/>
+      <w:r>
+        <w:rPr>
+          <w:rFonts w:ascii="Arial" w:hAnsi="Arial" w:cs="Arial"/>
+          <w:sz w:val="22"/>
+          <w:szCs w:val="22"/>
+        </w:rPr>
+        <w:t xml:space="preserve"> platziert man </w:t>
+      </w:r>
+      <w:proofErr w:type="spellStart"/>
+      <w:r>
+        <w:rPr>
+          <w:rFonts w:ascii="Arial" w:hAnsi="Arial" w:cs="Arial"/>
+          <w:i/>
+          <w:iCs/>
+          <w:sz w:val="22"/>
+          <w:szCs w:val="22"/>
+          <w:shd w:val="clear" w:color="auto" w:fill="A6A6A6" w:themeFill="background1" w:themeFillShade="A6"/>
+          <w:lang w:val="de-CH"/>
+        </w:rPr>
+        <w:t>defer</w:t>
+      </w:r>
+      <w:proofErr w:type="spellEnd"/>
+      <w:r>
+        <w:rPr>
+          <w:rFonts w:ascii="Arial" w:hAnsi="Arial" w:cs="Arial"/>
+          <w:sz w:val="22"/>
+          <w:szCs w:val="22"/>
+        </w:rPr>
+        <w:t xml:space="preserve"> in Go direkt dort, wo die Ressource initialisiert wird. Das verhindert, dass das Schliessen von Ressourcen vergessen wird. Werden mehrere </w:t>
+      </w:r>
+      <w:proofErr w:type="spellStart"/>
+      <w:r>
+        <w:rPr>
+          <w:rFonts w:ascii="Arial" w:hAnsi="Arial" w:cs="Arial"/>
+          <w:i/>
+          <w:iCs/>
+          <w:sz w:val="22"/>
+          <w:szCs w:val="22"/>
+          <w:shd w:val="clear" w:color="auto" w:fill="A6A6A6" w:themeFill="background1" w:themeFillShade="A6"/>
+          <w:lang w:val="de-CH"/>
+        </w:rPr>
+        <w:t>defer</w:t>
+      </w:r>
+      <w:proofErr w:type="spellEnd"/>
+      <w:r>
+        <w:rPr>
+          <w:rFonts w:ascii="Arial" w:hAnsi="Arial" w:cs="Arial"/>
+          <w:sz w:val="22"/>
+          <w:szCs w:val="22"/>
+        </w:rPr>
+        <w:t>-Anweisungen genutzt, werden diese in LIFO-Reihenfolge abgearbeitet.</w:t>
+      </w:r>
+      <w:r>
+        <w:rPr>
+          <w:rFonts w:ascii="Arial" w:hAnsi="Arial" w:cs="Arial"/>
+          <w:sz w:val="22"/>
+          <w:szCs w:val="22"/>
+        </w:rPr>
+        <w:br/>
+      </w:r>
+      <w:r>
+        <w:rPr>
+          <w:rFonts w:ascii="Arial" w:hAnsi="Arial" w:cs="Arial"/>
+          <w:sz w:val="22"/>
+          <w:szCs w:val="22"/>
+        </w:rPr>
+        <w:br/>
+      </w:r>
+      <w:r>
+        <w:rPr>
+          <w:rFonts w:ascii="Arial" w:hAnsi="Arial" w:cs="Arial"/>
+          <w:i/>
+          <w:iCs/>
+          <w:sz w:val="22"/>
+          <w:szCs w:val="22"/>
+          <w:shd w:val="clear" w:color="auto" w:fill="A6A6A6" w:themeFill="background1" w:themeFillShade="A6"/>
+          <w:lang w:val="de-CH"/>
+        </w:rPr>
+        <w:t>panic</w:t>
+      </w:r>
+      <w:r>
+        <w:rPr>
+          <w:rFonts w:ascii="Arial" w:hAnsi="Arial" w:cs="Arial"/>
+          <w:sz w:val="22"/>
+          <w:szCs w:val="22"/>
+        </w:rPr>
+        <w:t xml:space="preserve"> und </w:t>
+      </w:r>
+      <w:r>
+        <w:rPr>
+          <w:rFonts w:ascii="Arial" w:hAnsi="Arial" w:cs="Arial"/>
+          <w:i/>
+          <w:iCs/>
+          <w:sz w:val="22"/>
+          <w:szCs w:val="22"/>
+          <w:shd w:val="clear" w:color="auto" w:fill="A6A6A6" w:themeFill="background1" w:themeFillShade="A6"/>
+          <w:lang w:val="de-CH"/>
+        </w:rPr>
+        <w:t>recover</w:t>
+      </w:r>
+      <w:r>
+        <w:rPr>
+          <w:rFonts w:ascii="Arial" w:hAnsi="Arial" w:cs="Arial"/>
+          <w:sz w:val="22"/>
+          <w:szCs w:val="22"/>
+        </w:rPr>
+        <w:t xml:space="preserve"> bilden das Sicherheitsnetz. Der wichtigste Unterschied zu Java </w:t>
+      </w:r>
+      <w:r>
+        <w:rPr>
+          <w:rFonts w:ascii="Arial" w:hAnsi="Arial" w:cs="Arial"/>
+          <w:sz w:val="22"/>
+          <w:szCs w:val="22"/>
+        </w:rPr>
+        <w:t>ist, das</w:t>
       </w:r>
       <w:r>
         <w:rPr>
@@ -3097,7 +3186,70 @@
         </w:rPr>
         <w:t xml:space="preserve"> </w:t>
       </w:r>
-      <w:proofErr w:type="spellStart"/>
+      <w:r>
+        <w:rPr>
+          <w:rFonts w:ascii="Arial" w:hAnsi="Arial" w:cs="Arial"/>
+          <w:sz w:val="22"/>
+          <w:szCs w:val="22"/>
+        </w:rPr>
+        <w:t xml:space="preserve">eine </w:t>
+      </w:r>
+      <w:r>
+        <w:rPr>
+          <w:rFonts w:ascii="Arial" w:hAnsi="Arial" w:cs="Arial"/>
+          <w:sz w:val="22"/>
+          <w:szCs w:val="22"/>
+        </w:rPr>
+        <w:t xml:space="preserve">panic in Go ausschliesslich für nicht-wiederherstellbare Programmierfehler genutzt </w:t>
+      </w:r>
+      <w:r>
+        <w:rPr>
+          <w:rFonts w:ascii="Arial" w:hAnsi="Arial" w:cs="Arial"/>
+          <w:sz w:val="22"/>
+          <w:szCs w:val="22"/>
+        </w:rPr>
+        <w:t xml:space="preserve">wird </w:t>
+      </w:r>
+      <w:r>
+        <w:rPr>
+          <w:rFonts w:ascii="Arial" w:hAnsi="Arial" w:cs="Arial"/>
+          <w:sz w:val="22"/>
+          <w:szCs w:val="22"/>
+        </w:rPr>
+        <w:t>(</w:t>
+      </w:r>
+      <w:r>
+        <w:rPr>
+          <w:rFonts w:ascii="Arial" w:hAnsi="Arial" w:cs="Arial"/>
+          <w:sz w:val="22"/>
+          <w:szCs w:val="22"/>
+        </w:rPr>
+        <w:t xml:space="preserve">z.B </w:t>
+      </w:r>
+      <w:r>
+        <w:rPr>
+          <w:rFonts w:ascii="Arial" w:hAnsi="Arial" w:cs="Arial"/>
+          <w:sz w:val="22"/>
+          <w:szCs w:val="22"/>
+        </w:rPr>
+        <w:t>Division durch null oder eine leere</w:t>
+      </w:r>
+      <w:r>
+        <w:rPr>
+          <w:rFonts w:ascii="Arial" w:hAnsi="Arial" w:cs="Arial"/>
+          <w:sz w:val="22"/>
+          <w:szCs w:val="22"/>
+        </w:rPr>
+        <w:t xml:space="preserve"> Liste</w:t>
+      </w:r>
+      <w:r>
+        <w:rPr>
+          <w:rFonts w:ascii="Arial" w:hAnsi="Arial" w:cs="Arial"/>
+          <w:sz w:val="22"/>
+          <w:szCs w:val="22"/>
+        </w:rPr>
+        <w:t>). Normale Fehler in der Geschäftslogik werden in Go nicht als Exception geworfen, sondern standardmässig als expliziter Rückgabewert (</w:t>
+      </w:r>
       <w:r>
         <w:rPr>
           <w:rFonts w:ascii="Arial" w:hAnsi="Arial" w:cs="Arial"/>
@@ -3108,34 +3260,48 @@
           <w:shd w:val="clear" w:color="auto" w:fill="A6A6A6" w:themeFill="background1" w:themeFillShade="A6"/>
           <w:lang w:val="de-CH"/>
         </w:rPr>
-        <w:t>defer</w:t>
-      </w:r>
-      <w:proofErr w:type="spellEnd"/>
-      <w:r>
-        <w:rPr>
-          <w:rFonts w:ascii="Arial" w:hAnsi="Arial" w:cs="Arial"/>
-          <w:sz w:val="22"/>
-          <w:szCs w:val="22"/>
-        </w:rPr>
-        <w:t xml:space="preserve"> garantiert, dass ein Codeblock am Ende der Funktion ausgeführt wird</w:t>
-      </w:r>
-      <w:r>
-        <w:rPr>
-          <w:rFonts w:ascii="Arial" w:hAnsi="Arial" w:cs="Arial"/>
-          <w:sz w:val="22"/>
-          <w:szCs w:val="22"/>
-        </w:rPr>
-        <w:t>,</w:t>
-      </w:r>
-      <w:r>
-        <w:rPr>
-          <w:rFonts w:ascii="Arial" w:hAnsi="Arial" w:cs="Arial"/>
-          <w:sz w:val="22"/>
-          <w:szCs w:val="22"/>
-        </w:rPr>
-        <w:t xml:space="preserve"> selbst wenn eine </w:t>
-      </w:r>
-      <w:proofErr w:type="spellStart"/>
+        <w:t>error</w:t>
+      </w:r>
+      <w:r>
+        <w:rPr>
+          <w:rFonts w:ascii="Arial" w:hAnsi="Arial" w:cs="Arial"/>
+          <w:sz w:val="22"/>
+          <w:szCs w:val="22"/>
+        </w:rPr>
+        <w:t>) übergeben.</w:t>
+      </w:r>
+    </w:p>
+    <w:p>
+      <w:pPr>
+        <w:rPr>
+          <w:rFonts w:ascii="Arial" w:hAnsi="Arial" w:cs="Arial"/>
+        </w:rPr>
+      </w:pPr>
+    </w:p>
+    <w:p>
+      <w:pPr>
+        <w:pStyle w:val="Heading3"/>
+      </w:pPr>
+      <w:r>
+        <w:t>2.4 Nebenläufigkeit: Goroutines, Channels und Select</w:t>
+      </w:r>
+    </w:p>
+    <w:p>
+      <w:pPr>
+        <w:rPr>
+          <w:rFonts w:ascii="Arial" w:hAnsi="Arial" w:cs="Arial"/>
+          <w:sz w:val="22"/>
+          <w:szCs w:val="22"/>
+        </w:rPr>
+      </w:pPr>
+      <w:r>
+        <w:rPr>
+          <w:rFonts w:ascii="Arial" w:hAnsi="Arial" w:cs="Arial"/>
+          <w:sz w:val="22"/>
+          <w:szCs w:val="22"/>
+        </w:rPr>
+        <w:t>Während man in Java für die Nebenläufigkeit schwere OS-Threads (</w:t>
+      </w:r>
       <w:r>
         <w:rPr>
           <w:rFonts w:ascii="Arial" w:hAnsi="Arial" w:cs="Arial"/>
@@ -3146,329 +3312,6 @@
           <w:shd w:val="clear" w:color="auto" w:fill="A6A6A6" w:themeFill="background1" w:themeFillShade="A6"/>
           <w:lang w:val="de-CH"/>
         </w:rPr>
-        <w:t>panic</w:t>
-      </w:r>
-      <w:proofErr w:type="spellEnd"/>
-      <w:r>
-        <w:rPr>
-          <w:rFonts w:ascii="Arial" w:hAnsi="Arial" w:cs="Arial"/>
-          <w:sz w:val="22"/>
-          <w:szCs w:val="22"/>
-        </w:rPr>
-        <w:t xml:space="preserve"> auftritt. Im Gegensatz zu Javas </w:t>
-      </w:r>
-      <w:proofErr w:type="spellStart"/>
-      <w:r>
-        <w:rPr>
-          <w:rFonts w:ascii="Arial" w:hAnsi="Arial" w:cs="Arial"/>
-          <w:i/>
-          <w:iCs/>
-          <w:sz w:val="22"/>
-          <w:szCs w:val="22"/>
-          <w:shd w:val="clear" w:color="auto" w:fill="A6A6A6" w:themeFill="background1" w:themeFillShade="A6"/>
-          <w:lang w:val="de-CH"/>
-        </w:rPr>
-        <w:t>finally</w:t>
-      </w:r>
-      <w:proofErr w:type="spellEnd"/>
-      <w:r>
-        <w:rPr>
-          <w:rFonts w:ascii="Arial" w:hAnsi="Arial" w:cs="Arial"/>
-          <w:sz w:val="22"/>
-          <w:szCs w:val="22"/>
-        </w:rPr>
-        <w:t xml:space="preserve"> platziert man </w:t>
-      </w:r>
-      <w:proofErr w:type="spellStart"/>
-      <w:r>
-        <w:rPr>
-          <w:rFonts w:ascii="Arial" w:hAnsi="Arial" w:cs="Arial"/>
-          <w:i/>
-          <w:iCs/>
-          <w:sz w:val="22"/>
-          <w:szCs w:val="22"/>
-          <w:shd w:val="clear" w:color="auto" w:fill="A6A6A6" w:themeFill="background1" w:themeFillShade="A6"/>
-          <w:lang w:val="de-CH"/>
-        </w:rPr>
-        <w:t>defer</w:t>
-      </w:r>
-      <w:proofErr w:type="spellEnd"/>
-      <w:r>
-        <w:rPr>
-          <w:rFonts w:ascii="Arial" w:hAnsi="Arial" w:cs="Arial"/>
-          <w:sz w:val="22"/>
-          <w:szCs w:val="22"/>
-        </w:rPr>
-        <w:t xml:space="preserve"> in Go direkt dort, wo die Ressource initialisiert wird. Das verhinder</w:t>
-      </w:r>
-      <w:r>
-        <w:rPr>
-          <w:rFonts w:ascii="Arial" w:hAnsi="Arial" w:cs="Arial"/>
-          <w:sz w:val="22"/>
-          <w:szCs w:val="22"/>
-        </w:rPr>
-        <w:t>t</w:t>
-      </w:r>
-      <w:r>
-        <w:rPr>
-          <w:rFonts w:ascii="Arial" w:hAnsi="Arial" w:cs="Arial"/>
-          <w:sz w:val="22"/>
-          <w:szCs w:val="22"/>
-        </w:rPr>
-        <w:t xml:space="preserve">, dass das Schliessen von Ressourcen vergessen wird. Werden mehrere </w:t>
-      </w:r>
-      <w:proofErr w:type="spellStart"/>
-      <w:r>
-        <w:rPr>
-          <w:rFonts w:ascii="Arial" w:hAnsi="Arial" w:cs="Arial"/>
-          <w:i/>
-          <w:iCs/>
-          <w:sz w:val="22"/>
-          <w:szCs w:val="22"/>
-          <w:shd w:val="clear" w:color="auto" w:fill="A6A6A6" w:themeFill="background1" w:themeFillShade="A6"/>
-          <w:lang w:val="de-CH"/>
-        </w:rPr>
-        <w:t>defer</w:t>
-      </w:r>
-      <w:proofErr w:type="spellEnd"/>
-      <w:r>
-        <w:rPr>
-          <w:rFonts w:ascii="Arial" w:hAnsi="Arial" w:cs="Arial"/>
-          <w:sz w:val="22"/>
-          <w:szCs w:val="22"/>
-        </w:rPr>
-        <w:t>-Anweisungen genutzt, werden diese in LIFO-Reihenfolge abgearbeitet.</w:t>
-      </w:r>
-      <w:r>
-        <w:rPr>
-          <w:rFonts w:ascii="Arial" w:hAnsi="Arial" w:cs="Arial"/>
-          <w:sz w:val="22"/>
-          <w:szCs w:val="22"/>
-        </w:rPr>
-        <w:br/>
-      </w:r>
-      <w:r>
-        <w:rPr>
-          <w:rFonts w:ascii="Arial" w:hAnsi="Arial" w:cs="Arial"/>
-          <w:sz w:val="22"/>
-          <w:szCs w:val="22"/>
-        </w:rPr>
-        <w:br/>
-      </w:r>
-      <w:r>
-        <w:rPr>
-          <w:rFonts w:ascii="Arial" w:hAnsi="Arial" w:cs="Arial"/>
-          <w:i/>
-          <w:iCs/>
-          <w:sz w:val="22"/>
-          <w:szCs w:val="22"/>
-          <w:shd w:val="clear" w:color="auto" w:fill="A6A6A6" w:themeFill="background1" w:themeFillShade="A6"/>
-          <w:lang w:val="de-CH"/>
-        </w:rPr>
-        <w:t>panic</w:t>
-      </w:r>
-      <w:r>
-        <w:rPr>
-          <w:rFonts w:ascii="Arial" w:hAnsi="Arial" w:cs="Arial"/>
-          <w:sz w:val="22"/>
-          <w:szCs w:val="22"/>
-        </w:rPr>
-        <w:t xml:space="preserve"> und </w:t>
-      </w:r>
-      <w:r>
-        <w:rPr>
-          <w:rFonts w:ascii="Arial" w:hAnsi="Arial" w:cs="Arial"/>
-          <w:i/>
-          <w:iCs/>
-          <w:sz w:val="22"/>
-          <w:szCs w:val="22"/>
-          <w:shd w:val="clear" w:color="auto" w:fill="A6A6A6" w:themeFill="background1" w:themeFillShade="A6"/>
-          <w:lang w:val="de-CH"/>
-        </w:rPr>
-        <w:t>recover</w:t>
-      </w:r>
-      <w:r>
-        <w:rPr>
-          <w:rFonts w:ascii="Arial" w:hAnsi="Arial" w:cs="Arial"/>
-          <w:sz w:val="22"/>
-          <w:szCs w:val="22"/>
-        </w:rPr>
-        <w:t xml:space="preserve"> bilden das Sicherheitsnetz. Der wichtigste Unterschied zu Java </w:t>
-      </w:r>
-      <w:r>
-        <w:rPr>
-          <w:rFonts w:ascii="Arial" w:hAnsi="Arial" w:cs="Arial"/>
-          <w:sz w:val="22"/>
-          <w:szCs w:val="22"/>
-        </w:rPr>
-        <w:t>ist, das</w:t>
-      </w:r>
-      <w:r>
-        <w:rPr>
-          <w:rFonts w:ascii="Arial" w:hAnsi="Arial" w:cs="Arial"/>
-          <w:sz w:val="22"/>
-          <w:szCs w:val="22"/>
-        </w:rPr>
-        <w:t xml:space="preserve"> </w:t>
-      </w:r>
-      <w:r>
-        <w:rPr>
-          <w:rFonts w:ascii="Arial" w:hAnsi="Arial" w:cs="Arial"/>
-          <w:sz w:val="22"/>
-          <w:szCs w:val="22"/>
-        </w:rPr>
-        <w:t xml:space="preserve">eine </w:t>
-      </w:r>
-      <w:r>
-        <w:rPr>
-          <w:rFonts w:ascii="Arial" w:hAnsi="Arial" w:cs="Arial"/>
-          <w:sz w:val="22"/>
-          <w:szCs w:val="22"/>
-        </w:rPr>
-        <w:t xml:space="preserve">panic in Go ausschliesslich für nicht-wiederherstellbare Programmierfehler genutzt </w:t>
-      </w:r>
-      <w:r>
-        <w:rPr>
-          <w:rFonts w:ascii="Arial" w:hAnsi="Arial" w:cs="Arial"/>
-          <w:sz w:val="22"/>
-          <w:szCs w:val="22"/>
-        </w:rPr>
-        <w:t xml:space="preserve">wird </w:t>
-      </w:r>
-      <w:r>
-        <w:rPr>
-          <w:rFonts w:ascii="Arial" w:hAnsi="Arial" w:cs="Arial"/>
-          <w:sz w:val="22"/>
-          <w:szCs w:val="22"/>
-        </w:rPr>
-        <w:t>(</w:t>
-      </w:r>
-      <w:r>
-        <w:rPr>
-          <w:rFonts w:ascii="Arial" w:hAnsi="Arial" w:cs="Arial"/>
-          <w:sz w:val="22"/>
-          <w:szCs w:val="22"/>
-        </w:rPr>
-        <w:t xml:space="preserve">z.B </w:t>
-      </w:r>
-      <w:r>
-        <w:rPr>
-          <w:rFonts w:ascii="Arial" w:hAnsi="Arial" w:cs="Arial"/>
-          <w:sz w:val="22"/>
-          <w:szCs w:val="22"/>
-        </w:rPr>
-        <w:t>Division durch null oder eine leere</w:t>
-      </w:r>
-      <w:r>
-        <w:rPr>
-          <w:rFonts w:ascii="Arial" w:hAnsi="Arial" w:cs="Arial"/>
-          <w:sz w:val="22"/>
-          <w:szCs w:val="22"/>
-        </w:rPr>
-        <w:t xml:space="preserve"> Liste</w:t>
-      </w:r>
-      <w:r>
-        <w:rPr>
-          <w:rFonts w:ascii="Arial" w:hAnsi="Arial" w:cs="Arial"/>
-          <w:sz w:val="22"/>
-          <w:szCs w:val="22"/>
-        </w:rPr>
-        <w:t>). Normale Fehler in der Geschäftslogik werden in Go nicht als Exception geworfen, sondern standardmässig als expliziter Rückgabewert (</w:t>
-      </w:r>
-      <w:r>
-        <w:rPr>
-          <w:rFonts w:ascii="Arial" w:hAnsi="Arial" w:cs="Arial"/>
-          <w:i/>
-          <w:iCs/>
-          <w:sz w:val="22"/>
-          <w:szCs w:val="22"/>
-          <w:shd w:val="clear" w:color="auto" w:fill="A6A6A6" w:themeFill="background1" w:themeFillShade="A6"/>
-          <w:lang w:val="de-CH"/>
-        </w:rPr>
-        <w:t>error</w:t>
-      </w:r>
-      <w:r>
-        <w:rPr>
-          <w:rFonts w:ascii="Arial" w:hAnsi="Arial" w:cs="Arial"/>
-          <w:sz w:val="22"/>
-          <w:szCs w:val="22"/>
-        </w:rPr>
-        <w:t>) übergeben.</w:t>
-      </w:r>
-    </w:p>
-    <w:p>
-      <w:pPr>
-        <w:rPr>
-          <w:rFonts w:ascii="Arial" w:hAnsi="Arial" w:cs="Arial"/>
-        </w:rPr>
-      </w:pPr>
-    </w:p>
-    <w:p>
-      <w:pPr>
-        <w:pStyle w:val="Heading3"/>
-      </w:pPr>
-      <w:r>
-        <w:t>2.4 Nebenläufigkeit: Goroutines, Channels und Select</w:t>
-      </w:r>
-    </w:p>
-    <w:p>
-      <w:pPr>
-        <w:rPr>
-          <w:rFonts w:ascii="Arial" w:hAnsi="Arial" w:cs="Arial"/>
-          <w:sz w:val="22"/>
-          <w:szCs w:val="22"/>
-        </w:rPr>
-      </w:pPr>
-      <w:r>
-        <w:rPr>
-          <w:rFonts w:ascii="Arial" w:hAnsi="Arial" w:cs="Arial"/>
-          <w:sz w:val="22"/>
-          <w:szCs w:val="22"/>
-        </w:rPr>
-        <w:t xml:space="preserve">Während man in Java für die Nebenläufigkeit </w:t>
-      </w:r>
-      <w:r>
-        <w:rPr>
-          <w:rFonts w:ascii="Arial" w:hAnsi="Arial" w:cs="Arial"/>
-          <w:sz w:val="22"/>
-          <w:szCs w:val="22"/>
-        </w:rPr>
-        <w:t>schwere</w:t>
-      </w:r>
-      <w:r>
-        <w:rPr>
-          <w:rFonts w:ascii="Arial" w:hAnsi="Arial" w:cs="Arial"/>
-          <w:sz w:val="22"/>
-          <w:szCs w:val="22"/>
-        </w:rPr>
-        <w:t xml:space="preserve"> </w:t>
-      </w:r>
-      <w:r>
-        <w:rPr>
-          <w:rFonts w:ascii="Arial" w:hAnsi="Arial" w:cs="Arial"/>
-          <w:sz w:val="22"/>
-          <w:szCs w:val="22"/>
-        </w:rPr>
-        <w:t>OS</w:t>
-      </w:r>
-      <w:r>
-        <w:rPr>
-          <w:rFonts w:ascii="Arial" w:hAnsi="Arial" w:cs="Arial"/>
-          <w:sz w:val="22"/>
-          <w:szCs w:val="22"/>
-        </w:rPr>
-        <w:t>-Threads (</w:t>
-      </w:r>
-      <w:r>
-        <w:rPr>
-          <w:rFonts w:ascii="Arial" w:hAnsi="Arial" w:cs="Arial"/>
-          <w:i/>
-          <w:iCs/>
-          <w:sz w:val="22"/>
-          <w:szCs w:val="22"/>
-          <w:shd w:val="clear" w:color="auto" w:fill="A6A6A6" w:themeFill="background1" w:themeFillShade="A6"/>
-          <w:lang w:val="de-CH"/>
-        </w:rPr>
         <w:t>java.lang.Thread</w:t>
       </w:r>
       <w:r>
@@ -3503,55 +3346,7 @@
           <w:sz w:val="22"/>
           <w:szCs w:val="22"/>
         </w:rPr>
-        <w:t xml:space="preserve">Go </w:t>
-      </w:r>
-      <w:r>
-        <w:rPr>
-          <w:rFonts w:ascii="Arial" w:hAnsi="Arial" w:cs="Arial"/>
-          <w:sz w:val="22"/>
-          <w:szCs w:val="22"/>
-        </w:rPr>
-        <w:t xml:space="preserve">besitzt über </w:t>
-      </w:r>
-      <w:r>
-        <w:rPr>
-          <w:rFonts w:ascii="Arial" w:hAnsi="Arial" w:cs="Arial"/>
-          <w:sz w:val="22"/>
-          <w:szCs w:val="22"/>
-        </w:rPr>
-        <w:t>sogenannte Goroutine</w:t>
-      </w:r>
-      <w:r>
-        <w:rPr>
-          <w:rFonts w:ascii="Arial" w:hAnsi="Arial" w:cs="Arial"/>
-          <w:sz w:val="22"/>
-          <w:szCs w:val="22"/>
-        </w:rPr>
-        <w:t>s</w:t>
-      </w:r>
-      <w:r>
-        <w:rPr>
-          <w:rFonts w:ascii="Arial" w:hAnsi="Arial" w:cs="Arial"/>
-          <w:sz w:val="22"/>
-          <w:szCs w:val="22"/>
-        </w:rPr>
-        <w:t xml:space="preserve">. Das sind leichtgewichtige Threads, die nicht vom </w:t>
-      </w:r>
-      <w:r>
-        <w:rPr>
-          <w:rFonts w:ascii="Arial" w:hAnsi="Arial" w:cs="Arial"/>
-          <w:sz w:val="22"/>
-          <w:szCs w:val="22"/>
-        </w:rPr>
-        <w:t>OS</w:t>
-      </w:r>
-      <w:r>
-        <w:rPr>
-          <w:rFonts w:ascii="Arial" w:hAnsi="Arial" w:cs="Arial"/>
-          <w:sz w:val="22"/>
-          <w:szCs w:val="22"/>
-        </w:rPr>
-        <w:t xml:space="preserve">, sondern vom integrierten Go-Runtime-Scheduler verwaltet werden. Sie verbrauchen beim Start nur wenige Kilobyte Arbeitsspeicher. Eine neue Goroutine wird im Code einfach durch das </w:t>
+        <w:t xml:space="preserve">Go besitzt über sogenannte Goroutines. Das sind leichtgewichtige Threads, die nicht vom OS, sondern vom integrierten Go-Runtime-Scheduler verwaltet werden. Sie verbrauchen beim Start nur wenige Kilobyte Arbeitsspeicher. Eine neue Goroutine wird im Code einfach durch das </w:t>
       </w:r>
       <w:r>
         <w:rPr>
@@ -4586,13 +4381,43 @@
         <w:rPr>
           <w:rFonts w:ascii="Arial" w:hAnsi="Arial" w:cs="Arial"/>
         </w:rPr>
-        <w:t xml:space="preserve"> Schade finde ich, dass es nicht funktional beziehungsweise diese Fehlen, </w:t>
-      </w:r>
-      <w:r>
-        <w:rPr>
-          <w:rFonts w:ascii="Arial" w:hAnsi="Arial" w:cs="Arial"/>
-        </w:rPr>
-        <w:t>Auf map, filter und reduce möchte ich unger</w:t>
+        <w:t xml:space="preserve"> Schade finde ich, dass es nicht funktional</w:t>
+      </w:r>
+      <w:r>
+        <w:rPr>
+          <w:rFonts w:ascii="Arial" w:hAnsi="Arial" w:cs="Arial"/>
+        </w:rPr>
+        <w:t>e Features hat</w:t>
+      </w:r>
+      <w:r>
+        <w:rPr>
+          <w:rFonts w:ascii="Arial" w:hAnsi="Arial" w:cs="Arial"/>
+        </w:rPr>
+        <w:t>,</w:t>
+      </w:r>
+      <w:r>
+        <w:rPr>
+          <w:rFonts w:ascii="Arial" w:hAnsi="Arial" w:cs="Arial"/>
+        </w:rPr>
+        <w:t xml:space="preserve"> denn</w:t>
+      </w:r>
+      <w:r>
+        <w:rPr>
+          <w:rFonts w:ascii="Arial" w:hAnsi="Arial" w:cs="Arial"/>
+        </w:rPr>
+        <w:t xml:space="preserve"> </w:t>
+      </w:r>
+      <w:r>
+        <w:rPr>
+          <w:rFonts w:ascii="Arial" w:hAnsi="Arial" w:cs="Arial"/>
+        </w:rPr>
+        <w:t>a</w:t>
+      </w:r>
+      <w:r>
+        <w:rPr>
+          <w:rFonts w:ascii="Arial" w:hAnsi="Arial" w:cs="Arial"/>
+        </w:rPr>
+        <w:t>uf map, filter und reduce möchte ich unger</w:t>
       </w:r>
       <w:r>
         <w:rPr>

--- a/doc/Go-Bericht.docx
+++ b/doc/Go-Bericht.docx
@@ -4,7 +4,7 @@
   <w:body>
     <w:p>
       <w:pPr>
-        <w:pStyle w:val="Heading1"/>
+        <w:pStyle w:val="berschrift1"/>
         <w:rPr>
           <w:rFonts w:ascii="Arial" w:hAnsi="Arial" w:cs="Arial"/>
           <w:lang w:val="de-CH"/>
@@ -36,7 +36,7 @@
     </w:p>
     <w:p>
       <w:pPr>
-        <w:pStyle w:val="Heading2"/>
+        <w:pStyle w:val="berschrift2"/>
         <w:rPr>
           <w:rFonts w:ascii="Arial" w:hAnsi="Arial" w:cs="Arial"/>
           <w:lang w:val="de-CH"/>
@@ -71,7 +71,7 @@
     </w:p>
     <w:p>
       <w:pPr>
-        <w:pStyle w:val="ListParagraph"/>
+        <w:pStyle w:val="Listenabsatz"/>
         <w:numPr>
           <w:ilvl w:val="0"/>
           <w:numId w:val="1"/>
@@ -95,7 +95,7 @@
     </w:p>
     <w:p>
       <w:pPr>
-        <w:pStyle w:val="ListParagraph"/>
+        <w:pStyle w:val="Listenabsatz"/>
         <w:numPr>
           <w:ilvl w:val="0"/>
           <w:numId w:val="1"/>
@@ -256,7 +256,7 @@
     </w:p>
     <w:p>
       <w:pPr>
-        <w:pStyle w:val="ListParagraph"/>
+        <w:pStyle w:val="Listenabsatz"/>
         <w:numPr>
           <w:ilvl w:val="0"/>
           <w:numId w:val="2"/>
@@ -291,7 +291,7 @@
     </w:p>
     <w:p>
       <w:pPr>
-        <w:pStyle w:val="ListParagraph"/>
+        <w:pStyle w:val="Listenabsatz"/>
         <w:numPr>
           <w:ilvl w:val="0"/>
           <w:numId w:val="2"/>
@@ -375,7 +375,7 @@
     </w:p>
     <w:p>
       <w:pPr>
-        <w:pStyle w:val="Heading2"/>
+        <w:pStyle w:val="berschrift2"/>
         <w:rPr>
           <w:rFonts w:ascii="Arial" w:hAnsi="Arial" w:cs="Arial"/>
           <w:lang w:val="de-CH"/>
@@ -391,7 +391,7 @@
     </w:p>
     <w:p>
       <w:pPr>
-        <w:pStyle w:val="Heading3"/>
+        <w:pStyle w:val="berschrift3"/>
         <w:rPr>
           <w:rFonts w:ascii="Arial" w:hAnsi="Arial" w:cs="Arial"/>
           <w:lang w:val="de-CH"/>
@@ -482,33 +482,7 @@
           <w:shd w:val="clear" w:color="auto" w:fill="A6A6A6" w:themeFill="background1" w:themeFillShade="A6"/>
           <w:lang w:val="de-CH"/>
         </w:rPr>
-        <w:t>&lt;</w:t>
-      </w:r>
-      <w:proofErr w:type="gramStart"/>
-      <w:r>
-        <w:rPr>
-          <w:rFonts w:ascii="Arial" w:hAnsi="Arial" w:cs="Arial"/>
-          <w:i/>
-          <w:iCs/>
-          <w:sz w:val="22"/>
-          <w:szCs w:val="22"/>
-          <w:shd w:val="clear" w:color="auto" w:fill="A6A6A6" w:themeFill="background1" w:themeFillShade="A6"/>
-          <w:lang w:val="de-CH"/>
-        </w:rPr>
-        <w:t>K,V</w:t>
-      </w:r>
-      <w:proofErr w:type="gramEnd"/>
-      <w:r>
-        <w:rPr>
-          <w:rFonts w:ascii="Arial" w:hAnsi="Arial" w:cs="Arial"/>
-          <w:i/>
-          <w:iCs/>
-          <w:sz w:val="22"/>
-          <w:szCs w:val="22"/>
-          <w:shd w:val="clear" w:color="auto" w:fill="A6A6A6" w:themeFill="background1" w:themeFillShade="A6"/>
-          <w:lang w:val="de-CH"/>
-        </w:rPr>
-        <w:t>&gt;.</w:t>
+        <w:t>&lt;K,V&gt;.</w:t>
       </w:r>
       <w:r>
         <w:rPr>
@@ -1254,7 +1228,7 @@
     </w:p>
     <w:p>
       <w:pPr>
-        <w:pStyle w:val="HTMLPreformatted"/>
+        <w:pStyle w:val="HTMLVorformatiert"/>
         <w:shd w:val="clear" w:color="auto" w:fill="1E1F22"/>
         <w:rPr>
           <w:rFonts w:ascii="Arial" w:hAnsi="Arial" w:cs="Arial"/>
@@ -1478,7 +1452,7 @@
     </w:p>
     <w:p>
       <w:pPr>
-        <w:pStyle w:val="Heading3"/>
+        <w:pStyle w:val="berschrift3"/>
         <w:rPr>
           <w:rFonts w:ascii="Arial" w:hAnsi="Arial" w:cs="Arial"/>
         </w:rPr>
@@ -1614,7 +1588,7 @@
     </w:p>
     <w:p>
       <w:pPr>
-        <w:pStyle w:val="HTMLPreformatted"/>
+        <w:pStyle w:val="HTMLVorformatiert"/>
         <w:shd w:val="clear" w:color="auto" w:fill="1E1F22"/>
         <w:rPr>
           <w:rFonts w:ascii="Arial" w:hAnsi="Arial" w:cs="Arial"/>
@@ -1969,7 +1943,7 @@
     </w:p>
     <w:p>
       <w:pPr>
-        <w:pStyle w:val="HTMLPreformatted"/>
+        <w:pStyle w:val="HTMLVorformatiert"/>
         <w:shd w:val="clear" w:color="auto" w:fill="1E1F22"/>
         <w:rPr>
           <w:rFonts w:ascii="Arial" w:hAnsi="Arial" w:cs="Arial"/>
@@ -2028,7 +2002,7 @@
     </w:p>
     <w:p>
       <w:pPr>
-        <w:pStyle w:val="HTMLPreformatted"/>
+        <w:pStyle w:val="HTMLVorformatiert"/>
         <w:shd w:val="clear" w:color="auto" w:fill="1E1F22"/>
         <w:rPr>
           <w:rFonts w:ascii="Arial" w:hAnsi="Arial" w:cs="Arial"/>
@@ -2400,7 +2374,7 @@
     </w:p>
     <w:p>
       <w:pPr>
-        <w:pStyle w:val="Heading3"/>
+        <w:pStyle w:val="berschrift3"/>
         <w:rPr>
           <w:rFonts w:ascii="Arial" w:hAnsi="Arial" w:cs="Arial"/>
         </w:rPr>
@@ -2690,7 +2664,7 @@
     </w:p>
     <w:p>
       <w:pPr>
-        <w:pStyle w:val="HTMLPreformatted"/>
+        <w:pStyle w:val="HTMLVorformatiert"/>
         <w:shd w:val="clear" w:color="auto" w:fill="1E1F22"/>
         <w:rPr>
           <w:color w:val="BCBEC4"/>
@@ -3280,7 +3254,7 @@
     </w:p>
     <w:p>
       <w:pPr>
-        <w:pStyle w:val="Heading3"/>
+        <w:pStyle w:val="berschrift3"/>
       </w:pPr>
       <w:r>
         <w:t>2.4 Nebenläufigkeit: Goroutines, Channels und Select</w:t>
@@ -3487,7 +3461,7 @@
     </w:p>
     <w:p>
       <w:pPr>
-        <w:pStyle w:val="HTMLPreformatted"/>
+        <w:pStyle w:val="HTMLVorformatiert"/>
         <w:shd w:val="clear" w:color="auto" w:fill="1E1F22"/>
         <w:rPr>
           <w:color w:val="AFBF7E"/>
@@ -3622,7 +3596,7 @@
     </w:p>
     <w:p>
       <w:pPr>
-        <w:pStyle w:val="HTMLPreformatted"/>
+        <w:pStyle w:val="HTMLVorformatiert"/>
         <w:shd w:val="clear" w:color="auto" w:fill="1E1F22"/>
         <w:rPr>
           <w:color w:val="BCBEC4"/>
@@ -4060,7 +4034,7 @@
     </w:p>
     <w:p>
       <w:pPr>
-        <w:pStyle w:val="ListParagraph"/>
+        <w:pStyle w:val="Listenabsatz"/>
         <w:numPr>
           <w:ilvl w:val="0"/>
           <w:numId w:val="3"/>
@@ -4102,7 +4076,7 @@
     </w:p>
     <w:p>
       <w:pPr>
-        <w:pStyle w:val="ListParagraph"/>
+        <w:pStyle w:val="Listenabsatz"/>
         <w:numPr>
           <w:ilvl w:val="0"/>
           <w:numId w:val="3"/>
@@ -4144,7 +4118,7 @@
     </w:p>
     <w:p>
       <w:pPr>
-        <w:pStyle w:val="Heading2"/>
+        <w:pStyle w:val="berschrift2"/>
       </w:pPr>
       <w:r>
         <w:t>3. Fazit</w:t>
@@ -4152,7 +4126,7 @@
     </w:p>
     <w:p>
       <w:pPr>
-        <w:pStyle w:val="Heading3"/>
+        <w:pStyle w:val="berschrift3"/>
       </w:pPr>
       <w:r>
         <w:t>3.1 Technisches Team-Fazit</w:t>
@@ -4160,7 +4134,7 @@
     </w:p>
     <w:p>
       <w:pPr>
-        <w:pStyle w:val="NormalWeb"/>
+        <w:pStyle w:val="StandardWeb"/>
         <w:rPr>
           <w:rFonts w:ascii="Arial" w:hAnsi="Arial" w:cs="Arial"/>
           <w:sz w:val="22"/>
@@ -4228,7 +4202,7 @@
     </w:p>
     <w:p>
       <w:pPr>
-        <w:pStyle w:val="NormalWeb"/>
+        <w:pStyle w:val="StandardWeb"/>
         <w:rPr>
           <w:rFonts w:ascii="Arial" w:hAnsi="Arial" w:cs="Arial"/>
           <w:sz w:val="22"/>
@@ -4246,7 +4220,7 @@
     </w:p>
     <w:p>
       <w:pPr>
-        <w:pStyle w:val="NormalWeb"/>
+        <w:pStyle w:val="StandardWeb"/>
         <w:rPr>
           <w:rFonts w:ascii="Arial" w:hAnsi="Arial" w:cs="Arial"/>
           <w:sz w:val="22"/>
@@ -4313,7 +4287,7 @@
     </w:p>
     <w:p>
       <w:pPr>
-        <w:pStyle w:val="Heading3"/>
+        <w:pStyle w:val="berschrift3"/>
       </w:pPr>
       <w:r>
         <w:lastRenderedPageBreak/>
@@ -4322,7 +4296,7 @@
     </w:p>
     <w:p>
       <w:pPr>
-        <w:pStyle w:val="NormalWeb"/>
+        <w:pStyle w:val="StandardWeb"/>
         <w:numPr>
           <w:ilvl w:val="0"/>
           <w:numId w:val="4"/>
@@ -4452,11 +4426,14 @@
     </w:p>
     <w:p>
       <w:pPr>
-        <w:pStyle w:val="NormalWeb"/>
+        <w:pStyle w:val="StandardWeb"/>
         <w:numPr>
           <w:ilvl w:val="0"/>
           <w:numId w:val="4"/>
         </w:numPr>
+        <w:rPr>
+          <w:rFonts w:ascii="Arial" w:hAnsi="Arial" w:cs="Arial"/>
+        </w:rPr>
       </w:pPr>
       <w:r>
         <w:rPr>
@@ -4481,7 +4458,100 @@
         <w:t xml:space="preserve"> </w:t>
       </w:r>
       <w:r>
-        <w:t xml:space="preserve"> TODO</w:t>
+        <w:rPr>
+          <w:rFonts w:ascii="Arial" w:hAnsi="Arial" w:cs="Arial"/>
+        </w:rPr>
+        <w:t xml:space="preserve">Mein persönliches Fazit zu Go ist insgesamt sehr positiv. Die Sprache fühlt sich </w:t>
+      </w:r>
+      <w:r>
+        <w:rPr>
+          <w:rFonts w:ascii="Arial" w:hAnsi="Arial" w:cs="Arial"/>
+          <w:lang w:val="de-CH"/>
+        </w:rPr>
+        <w:t>oft</w:t>
+      </w:r>
+      <w:r>
+        <w:rPr>
+          <w:rFonts w:ascii="Arial" w:hAnsi="Arial" w:cs="Arial"/>
+        </w:rPr>
+        <w:t xml:space="preserve"> ähnlich wie C an, was ich interessant fand. </w:t>
+      </w:r>
+      <w:r>
+        <w:rPr>
+          <w:rFonts w:ascii="Arial" w:hAnsi="Arial" w:cs="Arial"/>
+          <w:lang w:val="de-CH"/>
+        </w:rPr>
+        <w:t>Dafür</w:t>
+      </w:r>
+      <w:r>
+        <w:rPr>
+          <w:rFonts w:ascii="Arial" w:hAnsi="Arial" w:cs="Arial"/>
+        </w:rPr>
+        <w:t xml:space="preserve"> ist der Einstieg aber deutlich einfacher, sodass man schnell reinkommt und erste Programme schreiben kann. Besonders </w:t>
+      </w:r>
+      <w:r>
+        <w:rPr>
+          <w:rFonts w:ascii="Arial" w:hAnsi="Arial" w:cs="Arial"/>
+          <w:lang w:val="de-CH"/>
+        </w:rPr>
+        <w:t>gut</w:t>
+      </w:r>
+      <w:r>
+        <w:rPr>
+          <w:rFonts w:ascii="Arial" w:hAnsi="Arial" w:cs="Arial"/>
+        </w:rPr>
+        <w:t xml:space="preserve"> fand ich, dass man für Nebenläufigkeit sehr wenig Code braucht. Dadurch kann man gewisse Aufgaben einfacher und übersichtlicher lösen als in anderen Programmiersprachen.</w:t>
+      </w:r>
+    </w:p>
+    <w:p>
+      <w:pPr>
+        <w:pStyle w:val="StandardWeb"/>
+        <w:ind w:left="720"/>
+        <w:rPr>
+          <w:rFonts w:ascii="Arial" w:hAnsi="Arial" w:cs="Arial"/>
+          <w:lang w:val="de-CH"/>
+        </w:rPr>
+      </w:pPr>
+      <w:r>
+        <w:rPr>
+          <w:rFonts w:ascii="Arial" w:hAnsi="Arial" w:cs="Arial"/>
+        </w:rPr>
+        <w:t>Am Anfang war es etwas ungewohnt, dass man beim Iterieren über ein Array oder eine Liste oft zwei Rückgabewerte bekommt, also den Index und den Wert. Nach kurzer Zeit hat man sich aber daran gewöhnt und ich fand es dann eigentlich noch praktisch.</w:t>
+      </w:r>
+    </w:p>
+    <w:p>
+      <w:pPr>
+        <w:pStyle w:val="StandardWeb"/>
+        <w:ind w:left="720"/>
+        <w:rPr>
+          <w:lang w:val="de-CH"/>
+        </w:rPr>
+      </w:pPr>
+      <w:r>
+        <w:rPr>
+          <w:rFonts w:ascii="Arial" w:hAnsi="Arial" w:cs="Arial"/>
+        </w:rPr>
+        <w:t xml:space="preserve">Im Grossen und Ganzen hat es Spass gemacht, mit Go zu arbeiten. Die Sprache </w:t>
+      </w:r>
+      <w:r>
+        <w:rPr>
+          <w:rFonts w:ascii="Arial" w:hAnsi="Arial" w:cs="Arial"/>
+          <w:lang w:val="de-CH"/>
+        </w:rPr>
+        <w:t>scheint</w:t>
+      </w:r>
+      <w:r>
+        <w:rPr>
+          <w:rFonts w:ascii="Arial" w:hAnsi="Arial" w:cs="Arial"/>
+        </w:rPr>
+        <w:t xml:space="preserve"> einfach, klar aufgebaut und trotzdem leistungsfähig</w:t>
+      </w:r>
+      <w:r>
+        <w:rPr>
+          <w:rFonts w:ascii="Arial" w:hAnsi="Arial" w:cs="Arial"/>
+          <w:lang w:val="de-CH"/>
+        </w:rPr>
+        <w:t xml:space="preserve"> zu sein.</w:t>
       </w:r>
     </w:p>
     <w:sectPr>
@@ -4521,7 +4591,7 @@
   <w:sdt>
     <w:sdtPr>
       <w:rPr>
-        <w:rStyle w:val="PageNumber"/>
+        <w:rStyle w:val="Seitenzahl"/>
       </w:rPr>
       <w:id w:val="132455693"/>
       <w:docPartObj>
@@ -4532,33 +4602,33 @@
     <w:sdtContent>
       <w:p>
         <w:pPr>
-          <w:pStyle w:val="Footer"/>
+          <w:pStyle w:val="Fuzeile"/>
           <w:framePr w:wrap="none" w:vAnchor="text" w:hAnchor="margin" w:xAlign="right" w:y="1"/>
           <w:rPr>
-            <w:rStyle w:val="PageNumber"/>
+            <w:rStyle w:val="Seitenzahl"/>
           </w:rPr>
         </w:pPr>
         <w:r>
           <w:rPr>
-            <w:rStyle w:val="PageNumber"/>
+            <w:rStyle w:val="Seitenzahl"/>
           </w:rPr>
           <w:fldChar w:fldCharType="begin"/>
         </w:r>
         <w:r>
           <w:rPr>
-            <w:rStyle w:val="PageNumber"/>
+            <w:rStyle w:val="Seitenzahl"/>
           </w:rPr>
           <w:instrText xml:space="preserve"> PAGE </w:instrText>
         </w:r>
         <w:r>
           <w:rPr>
-            <w:rStyle w:val="PageNumber"/>
+            <w:rStyle w:val="Seitenzahl"/>
           </w:rPr>
           <w:fldChar w:fldCharType="separate"/>
         </w:r>
         <w:r>
           <w:rPr>
-            <w:rStyle w:val="PageNumber"/>
+            <w:rStyle w:val="Seitenzahl"/>
           </w:rPr>
           <w:fldChar w:fldCharType="end"/>
         </w:r>
@@ -4567,7 +4637,7 @@
   </w:sdt>
   <w:p>
     <w:pPr>
-      <w:pStyle w:val="Footer"/>
+      <w:pStyle w:val="Fuzeile"/>
       <w:ind w:right="360"/>
     </w:pPr>
   </w:p>
@@ -4579,7 +4649,7 @@
   <w:sdt>
     <w:sdtPr>
       <w:rPr>
-        <w:rStyle w:val="PageNumber"/>
+        <w:rStyle w:val="Seitenzahl"/>
       </w:rPr>
       <w:id w:val="2077618367"/>
       <w:docPartObj>
@@ -4590,40 +4660,40 @@
     <w:sdtContent>
       <w:p>
         <w:pPr>
-          <w:pStyle w:val="Footer"/>
+          <w:pStyle w:val="Fuzeile"/>
           <w:framePr w:wrap="none" w:vAnchor="text" w:hAnchor="margin" w:xAlign="right" w:y="1"/>
           <w:rPr>
-            <w:rStyle w:val="PageNumber"/>
+            <w:rStyle w:val="Seitenzahl"/>
           </w:rPr>
         </w:pPr>
         <w:r>
           <w:rPr>
-            <w:rStyle w:val="PageNumber"/>
+            <w:rStyle w:val="Seitenzahl"/>
           </w:rPr>
           <w:fldChar w:fldCharType="begin"/>
         </w:r>
         <w:r>
           <w:rPr>
-            <w:rStyle w:val="PageNumber"/>
+            <w:rStyle w:val="Seitenzahl"/>
           </w:rPr>
           <w:instrText xml:space="preserve"> PAGE </w:instrText>
         </w:r>
         <w:r>
           <w:rPr>
-            <w:rStyle w:val="PageNumber"/>
+            <w:rStyle w:val="Seitenzahl"/>
           </w:rPr>
           <w:fldChar w:fldCharType="separate"/>
         </w:r>
         <w:r>
           <w:rPr>
-            <w:rStyle w:val="PageNumber"/>
+            <w:rStyle w:val="Seitenzahl"/>
             <w:noProof/>
           </w:rPr>
           <w:t>1</w:t>
         </w:r>
         <w:r>
           <w:rPr>
-            <w:rStyle w:val="PageNumber"/>
+            <w:rStyle w:val="Seitenzahl"/>
           </w:rPr>
           <w:fldChar w:fldCharType="end"/>
         </w:r>
@@ -4632,7 +4702,7 @@
   </w:sdt>
   <w:p>
     <w:pPr>
-      <w:pStyle w:val="Footer"/>
+      <w:pStyle w:val="Fuzeile"/>
       <w:ind w:right="360"/>
     </w:pPr>
     <w:r>
@@ -4671,27 +4741,13 @@
 <w:hdr xmlns:wpc="http://schemas.microsoft.com/office/word/2010/wordprocessingCanvas" xmlns:cx="http://schemas.microsoft.com/office/drawing/2014/chartex" xmlns:cx1="http://schemas.microsoft.com/office/drawing/2015/9/8/chartex" xmlns:cx2="http://schemas.microsoft.com/office/drawing/2015/10/21/chartex" xmlns:cx3="http://schemas.microsoft.com/office/drawing/2016/5/9/chartex" xmlns:cx4="http://schemas.microsoft.com/office/drawing/2016/5/10/chartex" xmlns:cx5="http://schemas.microsoft.com/office/drawing/2016/5/11/chartex" xmlns:cx6="http://schemas.microsoft.com/office/drawing/2016/5/12/chartex" xmlns:cx7="http://schemas.microsoft.com/office/drawing/2016/5/13/chartex" xmlns:cx8="http://schemas.microsoft.com/office/drawing/2016/5/14/chartex" xmlns:mc="http://schemas.openxmlformats.org/markup-compatibility/2006" xmlns:aink="http://schemas.microsoft.com/office/drawing/2016/ink" xmlns:am3d="http://schemas.microsoft.com/office/drawing/2017/model3d" xmlns:o="urn:schemas-microsoft-com:office:office" xmlns:oel="http://schemas.microsoft.com/office/2019/extlst" xmlns:r="http://schemas.openxmlformats.org/officeDocument/2006/relationships" xmlns:m="http://schemas.openxmlformats.org/officeDocument/2006/math" xmlns:v="urn:schemas-microsoft-com:vml" xmlns:wp14="http://schemas.microsoft.com/office/word/2010/wordprocessingDrawing" xmlns:wp="http://schemas.openxmlformats.org/drawingml/2006/wordprocessingDrawing" xmlns:w10="urn:schemas-microsoft-com:office:word" xmlns:w="http://schemas.openxmlformats.org/wordprocessingml/2006/main" xmlns:w14="http://schemas.microsoft.com/office/word/2010/wordml" xmlns:w15="http://schemas.microsoft.com/office/word/2012/wordml" xmlns:w16cex="http://schemas.microsoft.com/office/word/2018/wordml/cex" xmlns:w16cid="http://schemas.microsoft.com/office/word/2016/wordml/cid" xmlns:w16="http://schemas.microsoft.com/office/word/2018/wordml" xmlns:w16du="http://schemas.microsoft.com/office/word/2023/wordml/word16du" xmlns:w16sdtdh="http://schemas.microsoft.com/office/word/2020/wordml/sdtdatahash" xmlns:w16sdtfl="http://schemas.microsoft.com/office/word/2024/wordml/sdtformatlock" xmlns:w16se="http://schemas.microsoft.com/office/word/2015/wordml/symex" xmlns:wpg="http://schemas.microsoft.com/office/word/2010/wordprocessingGroup" xmlns:wpi="http://schemas.microsoft.com/office/word/2010/wordprocessingInk" xmlns:wne="http://schemas.microsoft.com/office/word/2006/wordml" xmlns:wps="http://schemas.microsoft.com/office/word/2010/wordprocessingShape" mc:Ignorable="w14 w15 w16se w16cid w16 w16cex w16sdtdh w16sdtfl w16du wp14">
   <w:p>
     <w:pPr>
-      <w:pStyle w:val="Header"/>
+      <w:pStyle w:val="Kopfzeile"/>
     </w:pPr>
     <w:r>
       <w:rPr>
         <w:lang w:val="de-CH"/>
       </w:rPr>
-      <w:t>I.BA_PCP_</w:t>
-    </w:r>
-    <w:proofErr w:type="gramStart"/>
-    <w:r>
-      <w:rPr>
-        <w:lang w:val="de-CH"/>
-      </w:rPr>
-      <w:t>MM.F</w:t>
-    </w:r>
-    <w:proofErr w:type="gramEnd"/>
-    <w:r>
-      <w:rPr>
-        <w:lang w:val="de-CH"/>
-      </w:rPr>
-      <w:t>2601</w:t>
+      <w:t>I.BA_PCP_MM.F2601</w:t>
     </w:r>
     <w:r>
       <w:rPr>
@@ -5224,7 +5280,7 @@
         <w:kern w:val="2"/>
         <w:sz w:val="24"/>
         <w:szCs w:val="24"/>
-        <w:lang w:val="en-CH" w:eastAsia="en-US" w:bidi="ar-SA"/>
+        <w:lang w:eastAsia="en-US" w:bidi="ar-SA"/>
         <w14:ligatures w14:val="standardContextual"/>
       </w:rPr>
     </w:rPrDefault>
@@ -5608,15 +5664,15 @@
     <w:lsdException w:name="Unresolved Mention" w:semiHidden="1" w:unhideWhenUsed="1"/>
     <w:lsdException w:name="Smart Link" w:semiHidden="1" w:unhideWhenUsed="1"/>
   </w:latentStyles>
-  <w:style w:type="paragraph" w:default="1" w:styleId="Normal">
+  <w:style w:type="paragraph" w:default="1" w:styleId="Standard">
     <w:name w:val="Normal"/>
     <w:qFormat/>
   </w:style>
-  <w:style w:type="paragraph" w:styleId="Heading1">
+  <w:style w:type="paragraph" w:styleId="berschrift1">
     <w:name w:val="heading 1"/>
-    <w:basedOn w:val="Normal"/>
-    <w:next w:val="Normal"/>
-    <w:link w:val="Heading1Char"/>
+    <w:basedOn w:val="Standard"/>
+    <w:next w:val="Standard"/>
+    <w:link w:val="berschrift1Zchn"/>
     <w:uiPriority w:val="9"/>
     <w:qFormat/>
     <w:rsid w:val="00024CAD"/>
@@ -5633,11 +5689,11 @@
       <w:szCs w:val="40"/>
     </w:rPr>
   </w:style>
-  <w:style w:type="paragraph" w:styleId="Heading2">
+  <w:style w:type="paragraph" w:styleId="berschrift2">
     <w:name w:val="heading 2"/>
-    <w:basedOn w:val="Normal"/>
-    <w:next w:val="Normal"/>
-    <w:link w:val="Heading2Char"/>
+    <w:basedOn w:val="Standard"/>
+    <w:next w:val="Standard"/>
+    <w:link w:val="berschrift2Zchn"/>
     <w:uiPriority w:val="9"/>
     <w:unhideWhenUsed/>
     <w:qFormat/>
@@ -5655,11 +5711,11 @@
       <w:szCs w:val="32"/>
     </w:rPr>
   </w:style>
-  <w:style w:type="paragraph" w:styleId="Heading3">
+  <w:style w:type="paragraph" w:styleId="berschrift3">
     <w:name w:val="heading 3"/>
-    <w:basedOn w:val="Normal"/>
-    <w:next w:val="Normal"/>
-    <w:link w:val="Heading3Char"/>
+    <w:basedOn w:val="Standard"/>
+    <w:next w:val="Standard"/>
+    <w:link w:val="berschrift3Zchn"/>
     <w:uiPriority w:val="9"/>
     <w:unhideWhenUsed/>
     <w:qFormat/>
@@ -5677,11 +5733,11 @@
       <w:szCs w:val="28"/>
     </w:rPr>
   </w:style>
-  <w:style w:type="paragraph" w:styleId="Heading4">
+  <w:style w:type="paragraph" w:styleId="berschrift4">
     <w:name w:val="heading 4"/>
-    <w:basedOn w:val="Normal"/>
-    <w:next w:val="Normal"/>
-    <w:link w:val="Heading4Char"/>
+    <w:basedOn w:val="Standard"/>
+    <w:next w:val="Standard"/>
+    <w:link w:val="berschrift4Zchn"/>
     <w:uiPriority w:val="9"/>
     <w:semiHidden/>
     <w:unhideWhenUsed/>
@@ -5700,11 +5756,11 @@
       <w:color w:val="0F4761" w:themeColor="accent1" w:themeShade="BF"/>
     </w:rPr>
   </w:style>
-  <w:style w:type="paragraph" w:styleId="Heading5">
+  <w:style w:type="paragraph" w:styleId="berschrift5">
     <w:name w:val="heading 5"/>
-    <w:basedOn w:val="Normal"/>
-    <w:next w:val="Normal"/>
-    <w:link w:val="Heading5Char"/>
+    <w:basedOn w:val="Standard"/>
+    <w:next w:val="Standard"/>
+    <w:link w:val="berschrift5Zchn"/>
     <w:uiPriority w:val="9"/>
     <w:semiHidden/>
     <w:unhideWhenUsed/>
@@ -5721,11 +5777,11 @@
       <w:color w:val="0F4761" w:themeColor="accent1" w:themeShade="BF"/>
     </w:rPr>
   </w:style>
-  <w:style w:type="paragraph" w:styleId="Heading6">
+  <w:style w:type="paragraph" w:styleId="berschrift6">
     <w:name w:val="heading 6"/>
-    <w:basedOn w:val="Normal"/>
-    <w:next w:val="Normal"/>
-    <w:link w:val="Heading6Char"/>
+    <w:basedOn w:val="Standard"/>
+    <w:next w:val="Standard"/>
+    <w:link w:val="berschrift6Zchn"/>
     <w:uiPriority w:val="9"/>
     <w:semiHidden/>
     <w:unhideWhenUsed/>
@@ -5744,11 +5800,11 @@
       <w:color w:val="595959" w:themeColor="text1" w:themeTint="A6"/>
     </w:rPr>
   </w:style>
-  <w:style w:type="paragraph" w:styleId="Heading7">
+  <w:style w:type="paragraph" w:styleId="berschrift7">
     <w:name w:val="heading 7"/>
-    <w:basedOn w:val="Normal"/>
-    <w:next w:val="Normal"/>
-    <w:link w:val="Heading7Char"/>
+    <w:basedOn w:val="Standard"/>
+    <w:next w:val="Standard"/>
+    <w:link w:val="berschrift7Zchn"/>
     <w:uiPriority w:val="9"/>
     <w:semiHidden/>
     <w:unhideWhenUsed/>
@@ -5765,11 +5821,11 @@
       <w:color w:val="595959" w:themeColor="text1" w:themeTint="A6"/>
     </w:rPr>
   </w:style>
-  <w:style w:type="paragraph" w:styleId="Heading8">
+  <w:style w:type="paragraph" w:styleId="berschrift8">
     <w:name w:val="heading 8"/>
-    <w:basedOn w:val="Normal"/>
-    <w:next w:val="Normal"/>
-    <w:link w:val="Heading8Char"/>
+    <w:basedOn w:val="Standard"/>
+    <w:next w:val="Standard"/>
+    <w:link w:val="berschrift8Zchn"/>
     <w:uiPriority w:val="9"/>
     <w:semiHidden/>
     <w:unhideWhenUsed/>
@@ -5787,11 +5843,11 @@
       <w:color w:val="272727" w:themeColor="text1" w:themeTint="D8"/>
     </w:rPr>
   </w:style>
-  <w:style w:type="paragraph" w:styleId="Heading9">
+  <w:style w:type="paragraph" w:styleId="berschrift9">
     <w:name w:val="heading 9"/>
-    <w:basedOn w:val="Normal"/>
-    <w:next w:val="Normal"/>
-    <w:link w:val="Heading9Char"/>
+    <w:basedOn w:val="Standard"/>
+    <w:next w:val="Standard"/>
+    <w:link w:val="berschrift9Zchn"/>
     <w:uiPriority w:val="9"/>
     <w:semiHidden/>
     <w:unhideWhenUsed/>
@@ -5807,13 +5863,13 @@
       <w:color w:val="272727" w:themeColor="text1" w:themeTint="D8"/>
     </w:rPr>
   </w:style>
-  <w:style w:type="character" w:default="1" w:styleId="DefaultParagraphFont">
+  <w:style w:type="character" w:default="1" w:styleId="Absatz-Standardschriftart">
     <w:name w:val="Default Paragraph Font"/>
     <w:uiPriority w:val="1"/>
     <w:semiHidden/>
     <w:unhideWhenUsed/>
   </w:style>
-  <w:style w:type="table" w:default="1" w:styleId="TableNormal">
+  <w:style w:type="table" w:default="1" w:styleId="NormaleTabelle">
     <w:name w:val="Normal Table"/>
     <w:uiPriority w:val="99"/>
     <w:semiHidden/>
@@ -5828,16 +5884,16 @@
       </w:tblCellMar>
     </w:tblPr>
   </w:style>
-  <w:style w:type="numbering" w:default="1" w:styleId="NoList">
+  <w:style w:type="numbering" w:default="1" w:styleId="KeineListe">
     <w:name w:val="No List"/>
     <w:uiPriority w:val="99"/>
     <w:semiHidden/>
     <w:unhideWhenUsed/>
   </w:style>
-  <w:style w:type="character" w:customStyle="1" w:styleId="Heading1Char">
-    <w:name w:val="Heading 1 Char"/>
-    <w:basedOn w:val="DefaultParagraphFont"/>
-    <w:link w:val="Heading1"/>
+  <w:style w:type="character" w:customStyle="1" w:styleId="berschrift1Zchn">
+    <w:name w:val="Überschrift 1 Zchn"/>
+    <w:basedOn w:val="Absatz-Standardschriftart"/>
+    <w:link w:val="berschrift1"/>
     <w:uiPriority w:val="9"/>
     <w:rsid w:val="00024CAD"/>
     <w:rPr>
@@ -5847,10 +5903,10 @@
       <w:szCs w:val="40"/>
     </w:rPr>
   </w:style>
-  <w:style w:type="character" w:customStyle="1" w:styleId="Heading2Char">
-    <w:name w:val="Heading 2 Char"/>
-    <w:basedOn w:val="DefaultParagraphFont"/>
-    <w:link w:val="Heading2"/>
+  <w:style w:type="character" w:customStyle="1" w:styleId="berschrift2Zchn">
+    <w:name w:val="Überschrift 2 Zchn"/>
+    <w:basedOn w:val="Absatz-Standardschriftart"/>
+    <w:link w:val="berschrift2"/>
     <w:uiPriority w:val="9"/>
     <w:rsid w:val="00024CAD"/>
     <w:rPr>
@@ -5860,10 +5916,10 @@
       <w:szCs w:val="32"/>
     </w:rPr>
   </w:style>
-  <w:style w:type="character" w:customStyle="1" w:styleId="Heading3Char">
-    <w:name w:val="Heading 3 Char"/>
-    <w:basedOn w:val="DefaultParagraphFont"/>
-    <w:link w:val="Heading3"/>
+  <w:style w:type="character" w:customStyle="1" w:styleId="berschrift3Zchn">
+    <w:name w:val="Überschrift 3 Zchn"/>
+    <w:basedOn w:val="Absatz-Standardschriftart"/>
+    <w:link w:val="berschrift3"/>
     <w:uiPriority w:val="9"/>
     <w:rsid w:val="00024CAD"/>
     <w:rPr>
@@ -5873,10 +5929,10 @@
       <w:szCs w:val="28"/>
     </w:rPr>
   </w:style>
-  <w:style w:type="character" w:customStyle="1" w:styleId="Heading4Char">
-    <w:name w:val="Heading 4 Char"/>
-    <w:basedOn w:val="DefaultParagraphFont"/>
-    <w:link w:val="Heading4"/>
+  <w:style w:type="character" w:customStyle="1" w:styleId="berschrift4Zchn">
+    <w:name w:val="Überschrift 4 Zchn"/>
+    <w:basedOn w:val="Absatz-Standardschriftart"/>
+    <w:link w:val="berschrift4"/>
     <w:uiPriority w:val="9"/>
     <w:semiHidden/>
     <w:rsid w:val="00024CAD"/>
@@ -5887,10 +5943,10 @@
       <w:color w:val="0F4761" w:themeColor="accent1" w:themeShade="BF"/>
     </w:rPr>
   </w:style>
-  <w:style w:type="character" w:customStyle="1" w:styleId="Heading5Char">
-    <w:name w:val="Heading 5 Char"/>
-    <w:basedOn w:val="DefaultParagraphFont"/>
-    <w:link w:val="Heading5"/>
+  <w:style w:type="character" w:customStyle="1" w:styleId="berschrift5Zchn">
+    <w:name w:val="Überschrift 5 Zchn"/>
+    <w:basedOn w:val="Absatz-Standardschriftart"/>
+    <w:link w:val="berschrift5"/>
     <w:uiPriority w:val="9"/>
     <w:semiHidden/>
     <w:rsid w:val="00024CAD"/>
@@ -5899,10 +5955,10 @@
       <w:color w:val="0F4761" w:themeColor="accent1" w:themeShade="BF"/>
     </w:rPr>
   </w:style>
-  <w:style w:type="character" w:customStyle="1" w:styleId="Heading6Char">
-    <w:name w:val="Heading 6 Char"/>
-    <w:basedOn w:val="DefaultParagraphFont"/>
-    <w:link w:val="Heading6"/>
+  <w:style w:type="character" w:customStyle="1" w:styleId="berschrift6Zchn">
+    <w:name w:val="Überschrift 6 Zchn"/>
+    <w:basedOn w:val="Absatz-Standardschriftart"/>
+    <w:link w:val="berschrift6"/>
     <w:uiPriority w:val="9"/>
     <w:semiHidden/>
     <w:rsid w:val="00024CAD"/>
@@ -5913,10 +5969,10 @@
       <w:color w:val="595959" w:themeColor="text1" w:themeTint="A6"/>
     </w:rPr>
   </w:style>
-  <w:style w:type="character" w:customStyle="1" w:styleId="Heading7Char">
-    <w:name w:val="Heading 7 Char"/>
-    <w:basedOn w:val="DefaultParagraphFont"/>
-    <w:link w:val="Heading7"/>
+  <w:style w:type="character" w:customStyle="1" w:styleId="berschrift7Zchn">
+    <w:name w:val="Überschrift 7 Zchn"/>
+    <w:basedOn w:val="Absatz-Standardschriftart"/>
+    <w:link w:val="berschrift7"/>
     <w:uiPriority w:val="9"/>
     <w:semiHidden/>
     <w:rsid w:val="00024CAD"/>
@@ -5925,10 +5981,10 @@
       <w:color w:val="595959" w:themeColor="text1" w:themeTint="A6"/>
     </w:rPr>
   </w:style>
-  <w:style w:type="character" w:customStyle="1" w:styleId="Heading8Char">
-    <w:name w:val="Heading 8 Char"/>
-    <w:basedOn w:val="DefaultParagraphFont"/>
-    <w:link w:val="Heading8"/>
+  <w:style w:type="character" w:customStyle="1" w:styleId="berschrift8Zchn">
+    <w:name w:val="Überschrift 8 Zchn"/>
+    <w:basedOn w:val="Absatz-Standardschriftart"/>
+    <w:link w:val="berschrift8"/>
     <w:uiPriority w:val="9"/>
     <w:semiHidden/>
     <w:rsid w:val="00024CAD"/>
@@ -5939,10 +5995,10 @@
       <w:color w:val="272727" w:themeColor="text1" w:themeTint="D8"/>
     </w:rPr>
   </w:style>
-  <w:style w:type="character" w:customStyle="1" w:styleId="Heading9Char">
-    <w:name w:val="Heading 9 Char"/>
-    <w:basedOn w:val="DefaultParagraphFont"/>
-    <w:link w:val="Heading9"/>
+  <w:style w:type="character" w:customStyle="1" w:styleId="berschrift9Zchn">
+    <w:name w:val="Überschrift 9 Zchn"/>
+    <w:basedOn w:val="Absatz-Standardschriftart"/>
+    <w:link w:val="berschrift9"/>
     <w:uiPriority w:val="9"/>
     <w:semiHidden/>
     <w:rsid w:val="00024CAD"/>
@@ -5951,11 +6007,11 @@
       <w:color w:val="272727" w:themeColor="text1" w:themeTint="D8"/>
     </w:rPr>
   </w:style>
-  <w:style w:type="paragraph" w:styleId="Title">
+  <w:style w:type="paragraph" w:styleId="Titel">
     <w:name w:val="Title"/>
-    <w:basedOn w:val="Normal"/>
-    <w:next w:val="Normal"/>
-    <w:link w:val="TitleChar"/>
+    <w:basedOn w:val="Standard"/>
+    <w:next w:val="Standard"/>
+    <w:link w:val="TitelZchn"/>
     <w:uiPriority w:val="10"/>
     <w:qFormat/>
     <w:rsid w:val="00024CAD"/>
@@ -5971,10 +6027,10 @@
       <w:szCs w:val="56"/>
     </w:rPr>
   </w:style>
-  <w:style w:type="character" w:customStyle="1" w:styleId="TitleChar">
-    <w:name w:val="Title Char"/>
-    <w:basedOn w:val="DefaultParagraphFont"/>
-    <w:link w:val="Title"/>
+  <w:style w:type="character" w:customStyle="1" w:styleId="TitelZchn">
+    <w:name w:val="Titel Zchn"/>
+    <w:basedOn w:val="Absatz-Standardschriftart"/>
+    <w:link w:val="Titel"/>
     <w:uiPriority w:val="10"/>
     <w:rsid w:val="00024CAD"/>
     <w:rPr>
@@ -5985,11 +6041,11 @@
       <w:szCs w:val="56"/>
     </w:rPr>
   </w:style>
-  <w:style w:type="paragraph" w:styleId="Subtitle">
+  <w:style w:type="paragraph" w:styleId="Untertitel">
     <w:name w:val="Subtitle"/>
-    <w:basedOn w:val="Normal"/>
-    <w:next w:val="Normal"/>
-    <w:link w:val="SubtitleChar"/>
+    <w:basedOn w:val="Standard"/>
+    <w:next w:val="Standard"/>
+    <w:link w:val="UntertitelZchn"/>
     <w:uiPriority w:val="11"/>
     <w:qFormat/>
     <w:rsid w:val="00024CAD"/>
@@ -6007,10 +6063,10 @@
       <w:szCs w:val="28"/>
     </w:rPr>
   </w:style>
-  <w:style w:type="character" w:customStyle="1" w:styleId="SubtitleChar">
-    <w:name w:val="Subtitle Char"/>
-    <w:basedOn w:val="DefaultParagraphFont"/>
-    <w:link w:val="Subtitle"/>
+  <w:style w:type="character" w:customStyle="1" w:styleId="UntertitelZchn">
+    <w:name w:val="Untertitel Zchn"/>
+    <w:basedOn w:val="Absatz-Standardschriftart"/>
+    <w:link w:val="Untertitel"/>
     <w:uiPriority w:val="11"/>
     <w:rsid w:val="00024CAD"/>
     <w:rPr>
@@ -6021,11 +6077,11 @@
       <w:szCs w:val="28"/>
     </w:rPr>
   </w:style>
-  <w:style w:type="paragraph" w:styleId="Quote">
+  <w:style w:type="paragraph" w:styleId="Zitat">
     <w:name w:val="Quote"/>
-    <w:basedOn w:val="Normal"/>
-    <w:next w:val="Normal"/>
-    <w:link w:val="QuoteChar"/>
+    <w:basedOn w:val="Standard"/>
+    <w:next w:val="Standard"/>
+    <w:link w:val="ZitatZchn"/>
     <w:uiPriority w:val="29"/>
     <w:qFormat/>
     <w:rsid w:val="00024CAD"/>
@@ -6039,10 +6095,10 @@
       <w:color w:val="404040" w:themeColor="text1" w:themeTint="BF"/>
     </w:rPr>
   </w:style>
-  <w:style w:type="character" w:customStyle="1" w:styleId="QuoteChar">
-    <w:name w:val="Quote Char"/>
-    <w:basedOn w:val="DefaultParagraphFont"/>
-    <w:link w:val="Quote"/>
+  <w:style w:type="character" w:customStyle="1" w:styleId="ZitatZchn">
+    <w:name w:val="Zitat Zchn"/>
+    <w:basedOn w:val="Absatz-Standardschriftart"/>
+    <w:link w:val="Zitat"/>
     <w:uiPriority w:val="29"/>
     <w:rsid w:val="00024CAD"/>
     <w:rPr>
@@ -6051,9 +6107,9 @@
       <w:color w:val="404040" w:themeColor="text1" w:themeTint="BF"/>
     </w:rPr>
   </w:style>
-  <w:style w:type="paragraph" w:styleId="ListParagraph">
+  <w:style w:type="paragraph" w:styleId="Listenabsatz">
     <w:name w:val="List Paragraph"/>
-    <w:basedOn w:val="Normal"/>
+    <w:basedOn w:val="Standard"/>
     <w:uiPriority w:val="34"/>
     <w:qFormat/>
     <w:rsid w:val="00024CAD"/>
@@ -6062,9 +6118,9 @@
       <w:contextualSpacing/>
     </w:pPr>
   </w:style>
-  <w:style w:type="character" w:styleId="IntenseEmphasis">
+  <w:style w:type="character" w:styleId="IntensiveHervorhebung">
     <w:name w:val="Intense Emphasis"/>
-    <w:basedOn w:val="DefaultParagraphFont"/>
+    <w:basedOn w:val="Absatz-Standardschriftart"/>
     <w:uiPriority w:val="21"/>
     <w:qFormat/>
     <w:rsid w:val="00024CAD"/>
@@ -6074,11 +6130,11 @@
       <w:color w:val="0F4761" w:themeColor="accent1" w:themeShade="BF"/>
     </w:rPr>
   </w:style>
-  <w:style w:type="paragraph" w:styleId="IntenseQuote">
+  <w:style w:type="paragraph" w:styleId="IntensivesZitat">
     <w:name w:val="Intense Quote"/>
-    <w:basedOn w:val="Normal"/>
-    <w:next w:val="Normal"/>
-    <w:link w:val="IntenseQuoteChar"/>
+    <w:basedOn w:val="Standard"/>
+    <w:next w:val="Standard"/>
+    <w:link w:val="IntensivesZitatZchn"/>
     <w:uiPriority w:val="30"/>
     <w:qFormat/>
     <w:rsid w:val="00024CAD"/>
@@ -6097,10 +6153,10 @@
       <w:color w:val="0F4761" w:themeColor="accent1" w:themeShade="BF"/>
     </w:rPr>
   </w:style>
-  <w:style w:type="character" w:customStyle="1" w:styleId="IntenseQuoteChar">
-    <w:name w:val="Intense Quote Char"/>
-    <w:basedOn w:val="DefaultParagraphFont"/>
-    <w:link w:val="IntenseQuote"/>
+  <w:style w:type="character" w:customStyle="1" w:styleId="IntensivesZitatZchn">
+    <w:name w:val="Intensives Zitat Zchn"/>
+    <w:basedOn w:val="Absatz-Standardschriftart"/>
+    <w:link w:val="IntensivesZitat"/>
     <w:uiPriority w:val="30"/>
     <w:rsid w:val="00024CAD"/>
     <w:rPr>
@@ -6109,9 +6165,9 @@
       <w:color w:val="0F4761" w:themeColor="accent1" w:themeShade="BF"/>
     </w:rPr>
   </w:style>
-  <w:style w:type="character" w:styleId="IntenseReference">
+  <w:style w:type="character" w:styleId="IntensiverVerweis">
     <w:name w:val="Intense Reference"/>
-    <w:basedOn w:val="DefaultParagraphFont"/>
+    <w:basedOn w:val="Absatz-Standardschriftart"/>
     <w:uiPriority w:val="32"/>
     <w:qFormat/>
     <w:rsid w:val="00024CAD"/>
@@ -6123,10 +6179,10 @@
       <w:spacing w:val="5"/>
     </w:rPr>
   </w:style>
-  <w:style w:type="paragraph" w:styleId="Header">
+  <w:style w:type="paragraph" w:styleId="Kopfzeile">
     <w:name w:val="header"/>
-    <w:basedOn w:val="Normal"/>
-    <w:link w:val="HeaderChar"/>
+    <w:basedOn w:val="Standard"/>
+    <w:link w:val="KopfzeileZchn"/>
     <w:uiPriority w:val="99"/>
     <w:unhideWhenUsed/>
     <w:rsid w:val="00024CAD"/>
@@ -6137,17 +6193,17 @@
       </w:tabs>
     </w:pPr>
   </w:style>
-  <w:style w:type="character" w:customStyle="1" w:styleId="HeaderChar">
-    <w:name w:val="Header Char"/>
-    <w:basedOn w:val="DefaultParagraphFont"/>
-    <w:link w:val="Header"/>
+  <w:style w:type="character" w:customStyle="1" w:styleId="KopfzeileZchn">
+    <w:name w:val="Kopfzeile Zchn"/>
+    <w:basedOn w:val="Absatz-Standardschriftart"/>
+    <w:link w:val="Kopfzeile"/>
     <w:uiPriority w:val="99"/>
     <w:rsid w:val="00024CAD"/>
   </w:style>
-  <w:style w:type="paragraph" w:styleId="Footer">
+  <w:style w:type="paragraph" w:styleId="Fuzeile">
     <w:name w:val="footer"/>
-    <w:basedOn w:val="Normal"/>
-    <w:link w:val="FooterChar"/>
+    <w:basedOn w:val="Standard"/>
+    <w:link w:val="FuzeileZchn"/>
     <w:uiPriority w:val="99"/>
     <w:unhideWhenUsed/>
     <w:rsid w:val="00024CAD"/>
@@ -6158,17 +6214,17 @@
       </w:tabs>
     </w:pPr>
   </w:style>
-  <w:style w:type="character" w:customStyle="1" w:styleId="FooterChar">
-    <w:name w:val="Footer Char"/>
-    <w:basedOn w:val="DefaultParagraphFont"/>
-    <w:link w:val="Footer"/>
+  <w:style w:type="character" w:customStyle="1" w:styleId="FuzeileZchn">
+    <w:name w:val="Fußzeile Zchn"/>
+    <w:basedOn w:val="Absatz-Standardschriftart"/>
+    <w:link w:val="Fuzeile"/>
     <w:uiPriority w:val="99"/>
     <w:rsid w:val="00024CAD"/>
   </w:style>
-  <w:style w:type="paragraph" w:styleId="HTMLPreformatted">
+  <w:style w:type="paragraph" w:styleId="HTMLVorformatiert">
     <w:name w:val="HTML Preformatted"/>
-    <w:basedOn w:val="Normal"/>
-    <w:link w:val="HTMLPreformattedChar"/>
+    <w:basedOn w:val="Standard"/>
+    <w:link w:val="HTMLVorformatiertZchn"/>
     <w:uiPriority w:val="99"/>
     <w:semiHidden/>
     <w:unhideWhenUsed/>
@@ -6202,10 +6258,10 @@
       <w14:ligatures w14:val="none"/>
     </w:rPr>
   </w:style>
-  <w:style w:type="character" w:customStyle="1" w:styleId="HTMLPreformattedChar">
-    <w:name w:val="HTML Preformatted Char"/>
-    <w:basedOn w:val="DefaultParagraphFont"/>
-    <w:link w:val="HTMLPreformatted"/>
+  <w:style w:type="character" w:customStyle="1" w:styleId="HTMLVorformatiertZchn">
+    <w:name w:val="HTML Vorformatiert Zchn"/>
+    <w:basedOn w:val="Absatz-Standardschriftart"/>
+    <w:link w:val="HTMLVorformatiert"/>
     <w:uiPriority w:val="99"/>
     <w:semiHidden/>
     <w:rsid w:val="00F4442E"/>
@@ -6220,7 +6276,7 @@
   </w:style>
   <w:style w:type="character" w:styleId="HTMLCode">
     <w:name w:val="HTML Code"/>
-    <w:basedOn w:val="DefaultParagraphFont"/>
+    <w:basedOn w:val="Absatz-Standardschriftart"/>
     <w:uiPriority w:val="99"/>
     <w:semiHidden/>
     <w:unhideWhenUsed/>
@@ -6231,9 +6287,9 @@
       <w:szCs w:val="20"/>
     </w:rPr>
   </w:style>
-  <w:style w:type="paragraph" w:styleId="NormalWeb">
+  <w:style w:type="paragraph" w:styleId="StandardWeb">
     <w:name w:val="Normal (Web)"/>
-    <w:basedOn w:val="Normal"/>
+    <w:basedOn w:val="Standard"/>
     <w:uiPriority w:val="99"/>
     <w:unhideWhenUsed/>
     <w:rsid w:val="00BA06D7"/>
@@ -6247,9 +6303,9 @@
       <w14:ligatures w14:val="none"/>
     </w:rPr>
   </w:style>
-  <w:style w:type="character" w:styleId="PageNumber">
+  <w:style w:type="character" w:styleId="Seitenzahl">
     <w:name w:val="page number"/>
-    <w:basedOn w:val="DefaultParagraphFont"/>
+    <w:basedOn w:val="Absatz-Standardschriftart"/>
     <w:uiPriority w:val="99"/>
     <w:semiHidden/>
     <w:unhideWhenUsed/>

--- a/doc/Go-Bericht.docx
+++ b/doc/Go-Bericht.docx
@@ -4,7 +4,7 @@
   <w:body>
     <w:p>
       <w:pPr>
-        <w:pStyle w:val="berschrift1"/>
+        <w:pStyle w:val="Heading1"/>
         <w:rPr>
           <w:rFonts w:ascii="Arial" w:hAnsi="Arial" w:cs="Arial"/>
           <w:lang w:val="de-CH"/>
@@ -36,7 +36,7 @@
     </w:p>
     <w:p>
       <w:pPr>
-        <w:pStyle w:val="berschrift2"/>
+        <w:pStyle w:val="Heading2"/>
         <w:rPr>
           <w:rFonts w:ascii="Arial" w:hAnsi="Arial" w:cs="Arial"/>
           <w:lang w:val="de-CH"/>
@@ -71,7 +71,7 @@
     </w:p>
     <w:p>
       <w:pPr>
-        <w:pStyle w:val="Listenabsatz"/>
+        <w:pStyle w:val="ListParagraph"/>
         <w:numPr>
           <w:ilvl w:val="0"/>
           <w:numId w:val="1"/>
@@ -95,7 +95,7 @@
     </w:p>
     <w:p>
       <w:pPr>
-        <w:pStyle w:val="Listenabsatz"/>
+        <w:pStyle w:val="ListParagraph"/>
         <w:numPr>
           <w:ilvl w:val="0"/>
           <w:numId w:val="1"/>
@@ -256,7 +256,7 @@
     </w:p>
     <w:p>
       <w:pPr>
-        <w:pStyle w:val="Listenabsatz"/>
+        <w:pStyle w:val="ListParagraph"/>
         <w:numPr>
           <w:ilvl w:val="0"/>
           <w:numId w:val="2"/>
@@ -291,7 +291,7 @@
     </w:p>
     <w:p>
       <w:pPr>
-        <w:pStyle w:val="Listenabsatz"/>
+        <w:pStyle w:val="ListParagraph"/>
         <w:numPr>
           <w:ilvl w:val="0"/>
           <w:numId w:val="2"/>
@@ -375,7 +375,7 @@
     </w:p>
     <w:p>
       <w:pPr>
-        <w:pStyle w:val="berschrift2"/>
+        <w:pStyle w:val="Heading2"/>
         <w:rPr>
           <w:rFonts w:ascii="Arial" w:hAnsi="Arial" w:cs="Arial"/>
           <w:lang w:val="de-CH"/>
@@ -391,7 +391,7 @@
     </w:p>
     <w:p>
       <w:pPr>
-        <w:pStyle w:val="berschrift3"/>
+        <w:pStyle w:val="Heading3"/>
         <w:rPr>
           <w:rFonts w:ascii="Arial" w:hAnsi="Arial" w:cs="Arial"/>
           <w:lang w:val="de-CH"/>
@@ -482,64 +482,9 @@
           <w:shd w:val="clear" w:color="auto" w:fill="A6A6A6" w:themeFill="background1" w:themeFillShade="A6"/>
           <w:lang w:val="de-CH"/>
         </w:rPr>
-        <w:t>&lt;K,V&gt;.</w:t>
-      </w:r>
-      <w:r>
-        <w:rPr>
-          <w:rFonts w:ascii="Arial" w:hAnsi="Arial" w:cs="Arial"/>
-          <w:sz w:val="22"/>
-          <w:szCs w:val="22"/>
-          <w:lang w:val="de-CH"/>
-        </w:rPr>
-        <w:t xml:space="preserve"> Go integriert diese Konzepte über Slices und Maps direkt in die Code-Syntax und das hat zu Folge, dass der Code </w:t>
-      </w:r>
-      <w:r>
-        <w:rPr>
-          <w:rFonts w:ascii="Arial" w:hAnsi="Arial" w:cs="Arial"/>
-          <w:sz w:val="22"/>
-          <w:szCs w:val="22"/>
-          <w:lang w:val="de-CH"/>
-        </w:rPr>
-        <w:t>lesbarer,</w:t>
-      </w:r>
-      <w:r>
-        <w:rPr>
-          <w:rFonts w:ascii="Arial" w:hAnsi="Arial" w:cs="Arial"/>
-          <w:sz w:val="22"/>
-          <w:szCs w:val="22"/>
-          <w:lang w:val="de-CH"/>
-        </w:rPr>
-        <w:t xml:space="preserve"> aber auch performanter macht.</w:t>
-      </w:r>
-    </w:p>
-    <w:p>
-      <w:pPr>
-        <w:rPr>
-          <w:rFonts w:ascii="Arial" w:hAnsi="Arial" w:cs="Arial"/>
-          <w:sz w:val="22"/>
-          <w:szCs w:val="22"/>
-          <w:lang w:val="de-CH"/>
-        </w:rPr>
-      </w:pPr>
-    </w:p>
-    <w:p>
-      <w:pPr>
-        <w:rPr>
-          <w:rFonts w:ascii="Arial" w:hAnsi="Arial" w:cs="Arial"/>
-          <w:sz w:val="22"/>
-          <w:szCs w:val="22"/>
-          <w:lang w:val="de-CH"/>
-        </w:rPr>
-      </w:pPr>
-      <w:r>
-        <w:rPr>
-          <w:rFonts w:ascii="Arial" w:hAnsi="Arial" w:cs="Arial"/>
-          <w:sz w:val="22"/>
-          <w:szCs w:val="22"/>
-          <w:lang w:val="de-CH"/>
-        </w:rPr>
-        <w:t xml:space="preserve">In unserem Demo-Code haben wir die Struktur Order definiert. Um eine Liste von Bestellungen zu verwalten, nutzen wir Slice </w:t>
-      </w:r>
+        <w:t>&lt;</w:t>
+      </w:r>
+      <w:proofErr w:type="gramStart"/>
       <w:r>
         <w:rPr>
           <w:rFonts w:ascii="Arial" w:hAnsi="Arial" w:cs="Arial"/>
@@ -550,18 +495,9 @@
           <w:shd w:val="clear" w:color="auto" w:fill="A6A6A6" w:themeFill="background1" w:themeFillShade="A6"/>
           <w:lang w:val="de-CH"/>
         </w:rPr>
-        <w:t>([] Order).</w:t>
-      </w:r>
-      <w:r>
-        <w:rPr>
-          <w:rFonts w:ascii="Arial" w:hAnsi="Arial" w:cs="Arial"/>
-          <w:sz w:val="22"/>
-          <w:szCs w:val="22"/>
-          <w:lang w:val="de-CH"/>
-        </w:rPr>
-        <w:t xml:space="preserve"> Ein Slice ist aber kein eigenständiges Objekt wie eine </w:t>
-      </w:r>
-      <w:proofErr w:type="spellStart"/>
+        <w:t>K,V</w:t>
+      </w:r>
+      <w:proofErr w:type="gramEnd"/>
       <w:r>
         <w:rPr>
           <w:rFonts w:ascii="Arial" w:hAnsi="Arial" w:cs="Arial"/>
@@ -572,26 +508,126 @@
           <w:shd w:val="clear" w:color="auto" w:fill="A6A6A6" w:themeFill="background1" w:themeFillShade="A6"/>
           <w:lang w:val="de-CH"/>
         </w:rPr>
-        <w:t>ArrayList</w:t>
-      </w:r>
-      <w:proofErr w:type="spellEnd"/>
-      <w:r>
-        <w:rPr>
-          <w:rFonts w:ascii="Arial" w:hAnsi="Arial" w:cs="Arial"/>
-          <w:sz w:val="22"/>
-          <w:szCs w:val="22"/>
-          <w:lang w:val="de-CH"/>
-        </w:rPr>
-        <w:t xml:space="preserve">, sondern quasi ein dynamisches Fenster, was auf einem Array basiert. </w:t>
-      </w:r>
-      <w:r>
-        <w:rPr>
-          <w:rFonts w:ascii="Arial" w:hAnsi="Arial" w:cs="Arial"/>
-          <w:sz w:val="22"/>
-          <w:szCs w:val="22"/>
-          <w:lang w:val="de-CH"/>
-        </w:rPr>
-        <w:t xml:space="preserve">In der folgenden Funktion </w:t>
+        <w:t>&gt;.</w:t>
+      </w:r>
+      <w:r>
+        <w:rPr>
+          <w:rFonts w:ascii="Arial" w:hAnsi="Arial" w:cs="Arial"/>
+          <w:sz w:val="22"/>
+          <w:szCs w:val="22"/>
+          <w:lang w:val="de-CH"/>
+        </w:rPr>
+        <w:t xml:space="preserve"> Go integriert diese Konzepte über Slices und Maps direkt in die Code-Syntax und das hat zu Folge, dass der Code </w:t>
+      </w:r>
+      <w:r>
+        <w:rPr>
+          <w:rFonts w:ascii="Arial" w:hAnsi="Arial" w:cs="Arial"/>
+          <w:sz w:val="22"/>
+          <w:szCs w:val="22"/>
+          <w:lang w:val="de-CH"/>
+        </w:rPr>
+        <w:t>lesbarer,</w:t>
+      </w:r>
+      <w:r>
+        <w:rPr>
+          <w:rFonts w:ascii="Arial" w:hAnsi="Arial" w:cs="Arial"/>
+          <w:sz w:val="22"/>
+          <w:szCs w:val="22"/>
+          <w:lang w:val="de-CH"/>
+        </w:rPr>
+        <w:t xml:space="preserve"> aber auch performanter </w:t>
+      </w:r>
+      <w:r>
+        <w:rPr>
+          <w:rFonts w:ascii="Arial" w:hAnsi="Arial" w:cs="Arial"/>
+          <w:sz w:val="22"/>
+          <w:szCs w:val="22"/>
+          <w:lang w:val="de-CH"/>
+        </w:rPr>
+        <w:t>wird</w:t>
+      </w:r>
+      <w:r>
+        <w:rPr>
+          <w:rFonts w:ascii="Arial" w:hAnsi="Arial" w:cs="Arial"/>
+          <w:sz w:val="22"/>
+          <w:szCs w:val="22"/>
+          <w:lang w:val="de-CH"/>
+        </w:rPr>
+        <w:t>.</w:t>
+      </w:r>
+    </w:p>
+    <w:p>
+      <w:pPr>
+        <w:rPr>
+          <w:rFonts w:ascii="Arial" w:hAnsi="Arial" w:cs="Arial"/>
+          <w:sz w:val="22"/>
+          <w:szCs w:val="22"/>
+          <w:lang w:val="de-CH"/>
+        </w:rPr>
+      </w:pPr>
+    </w:p>
+    <w:p>
+      <w:pPr>
+        <w:pStyle w:val="Heading3"/>
+        <w:rPr>
+          <w:rFonts w:ascii="Arial" w:hAnsi="Arial" w:cs="Arial"/>
+          <w:lang w:val="en-GB"/>
+        </w:rPr>
+      </w:pPr>
+      <w:r>
+        <w:rPr>
+          <w:rFonts w:ascii="Arial" w:hAnsi="Arial" w:cs="Arial"/>
+          <w:lang w:val="en-GB"/>
+        </w:rPr>
+        <w:t>2.1.1 Slices</w:t>
+      </w:r>
+    </w:p>
+    <w:p>
+      <w:pPr>
+        <w:rPr>
+          <w:rFonts w:ascii="Arial" w:hAnsi="Arial" w:cs="Arial"/>
+          <w:sz w:val="22"/>
+          <w:szCs w:val="22"/>
+          <w:lang w:val="de-CH"/>
+        </w:rPr>
+      </w:pPr>
+      <w:r>
+        <w:rPr>
+          <w:rFonts w:ascii="Arial" w:hAnsi="Arial" w:cs="Arial"/>
+          <w:sz w:val="22"/>
+          <w:szCs w:val="22"/>
+          <w:lang w:val="de-CH"/>
+        </w:rPr>
+        <w:t>Ein Slice (</w:t>
+      </w:r>
+      <w:proofErr w:type="gramStart"/>
+      <w:r>
+        <w:rPr>
+          <w:rFonts w:ascii="Arial" w:hAnsi="Arial" w:cs="Arial"/>
+          <w:sz w:val="22"/>
+          <w:szCs w:val="22"/>
+          <w:lang w:val="de-CH"/>
+        </w:rPr>
+        <w:t>[]T</w:t>
+      </w:r>
+      <w:proofErr w:type="gramEnd"/>
+      <w:r>
+        <w:rPr>
+          <w:rFonts w:ascii="Arial" w:hAnsi="Arial" w:cs="Arial"/>
+          <w:sz w:val="22"/>
+          <w:szCs w:val="22"/>
+          <w:lang w:val="de-CH"/>
+        </w:rPr>
+        <w:t>)</w:t>
+      </w:r>
+      <w:r>
+        <w:rPr>
+          <w:rFonts w:ascii="Arial" w:hAnsi="Arial" w:cs="Arial"/>
+          <w:sz w:val="22"/>
+          <w:szCs w:val="22"/>
+          <w:lang w:val="de-CH"/>
+        </w:rPr>
+        <w:t xml:space="preserve"> ist in Go kein eigenständiges, schweres Objekt wie eine </w:t>
       </w:r>
       <w:proofErr w:type="spellStart"/>
       <w:r>
@@ -604,7 +640,7 @@
           <w:shd w:val="clear" w:color="auto" w:fill="A6A6A6" w:themeFill="background1" w:themeFillShade="A6"/>
           <w:lang w:val="de-CH"/>
         </w:rPr>
-        <w:t>buildOrderIndex</w:t>
+        <w:t>ArrayList</w:t>
       </w:r>
       <w:proofErr w:type="spellEnd"/>
       <w:r>
@@ -614,42 +650,290 @@
           <w:szCs w:val="22"/>
           <w:lang w:val="de-CH"/>
         </w:rPr>
-        <w:t xml:space="preserve"> wandeln wir dieses Slice in eine </w:t>
-      </w:r>
-      <w:proofErr w:type="spellStart"/>
-      <w:r>
-        <w:rPr>
-          <w:rFonts w:ascii="Arial" w:hAnsi="Arial" w:cs="Arial"/>
-          <w:sz w:val="22"/>
-          <w:szCs w:val="22"/>
-          <w:lang w:val="de-CH"/>
-        </w:rPr>
-        <w:t>Map</w:t>
-      </w:r>
-      <w:proofErr w:type="spellEnd"/>
-      <w:r>
-        <w:rPr>
-          <w:rFonts w:ascii="Arial" w:hAnsi="Arial" w:cs="Arial"/>
-          <w:sz w:val="22"/>
-          <w:szCs w:val="22"/>
-          <w:lang w:val="de-CH"/>
-        </w:rPr>
-        <w:t xml:space="preserve"> </w:t>
-      </w:r>
-      <w:proofErr w:type="spellStart"/>
-      <w:r>
+        <w:t>. Es ist ein dynamisches, leichtes «Fenster», das auf ein darunterliegendes Array mit fester Grösse verweist.</w:t>
+      </w:r>
+    </w:p>
+    <w:p>
+      <w:pPr>
+        <w:rPr>
+          <w:rFonts w:ascii="Arial" w:hAnsi="Arial" w:cs="Arial"/>
+          <w:lang w:val="de-CH"/>
+        </w:rPr>
+      </w:pPr>
+    </w:p>
+    <w:p>
+      <w:pPr>
+        <w:pStyle w:val="HTMLPreformatted"/>
+        <w:shd w:val="clear" w:color="auto" w:fill="1E1F22"/>
+        <w:rPr>
+          <w:rFonts w:ascii="Arial" w:hAnsi="Arial" w:cs="Arial"/>
+          <w:color w:val="BCBEC4"/>
+        </w:rPr>
+      </w:pPr>
+      <w:r>
+        <w:rPr>
+          <w:rFonts w:ascii="Arial" w:hAnsi="Arial" w:cs="Arial"/>
+          <w:color w:val="BCBEC4"/>
+        </w:rPr>
+        <w:t>array := [</w:t>
+      </w:r>
+      <w:r>
+        <w:rPr>
+          <w:rFonts w:ascii="Arial" w:hAnsi="Arial" w:cs="Arial"/>
+          <w:color w:val="2AACB8"/>
+        </w:rPr>
+        <w:t>5</w:t>
+      </w:r>
+      <w:r>
+        <w:rPr>
+          <w:rFonts w:ascii="Arial" w:hAnsi="Arial" w:cs="Arial"/>
+          <w:color w:val="BCBEC4"/>
+        </w:rPr>
+        <w:t>]</w:t>
+      </w:r>
+      <w:r>
+        <w:rPr>
+          <w:rFonts w:ascii="Arial" w:hAnsi="Arial" w:cs="Arial"/>
+          <w:color w:val="CC7832"/>
+        </w:rPr>
+        <w:t>int</w:t>
+      </w:r>
+      <w:r>
+        <w:rPr>
+          <w:rFonts w:ascii="Arial" w:hAnsi="Arial" w:cs="Arial"/>
+          <w:color w:val="BCBEC4"/>
+        </w:rPr>
+        <w:t>{</w:t>
+      </w:r>
+      <w:r>
+        <w:rPr>
+          <w:rFonts w:ascii="Arial" w:hAnsi="Arial" w:cs="Arial"/>
+          <w:color w:val="2AACB8"/>
+        </w:rPr>
+        <w:t>1</w:t>
+      </w:r>
+      <w:r>
+        <w:rPr>
+          <w:rFonts w:ascii="Arial" w:hAnsi="Arial" w:cs="Arial"/>
+          <w:color w:val="BCBEC4"/>
+        </w:rPr>
+        <w:t xml:space="preserve">, </w:t>
+      </w:r>
+      <w:r>
+        <w:rPr>
+          <w:rFonts w:ascii="Arial" w:hAnsi="Arial" w:cs="Arial"/>
+          <w:color w:val="2AACB8"/>
+        </w:rPr>
+        <w:t>2</w:t>
+      </w:r>
+      <w:r>
+        <w:rPr>
+          <w:rFonts w:ascii="Arial" w:hAnsi="Arial" w:cs="Arial"/>
+          <w:color w:val="BCBEC4"/>
+        </w:rPr>
+        <w:t xml:space="preserve">, </w:t>
+      </w:r>
+      <w:r>
+        <w:rPr>
+          <w:rFonts w:ascii="Arial" w:hAnsi="Arial" w:cs="Arial"/>
+          <w:color w:val="2AACB8"/>
+        </w:rPr>
+        <w:t>3</w:t>
+      </w:r>
+      <w:r>
+        <w:rPr>
+          <w:rFonts w:ascii="Arial" w:hAnsi="Arial" w:cs="Arial"/>
+          <w:color w:val="BCBEC4"/>
+        </w:rPr>
+        <w:t xml:space="preserve">, </w:t>
+      </w:r>
+      <w:r>
+        <w:rPr>
+          <w:rFonts w:ascii="Arial" w:hAnsi="Arial" w:cs="Arial"/>
+          <w:color w:val="2AACB8"/>
+        </w:rPr>
+        <w:t>4</w:t>
+      </w:r>
+      <w:r>
+        <w:rPr>
+          <w:rFonts w:ascii="Arial" w:hAnsi="Arial" w:cs="Arial"/>
+          <w:color w:val="BCBEC4"/>
+        </w:rPr>
+        <w:t xml:space="preserve">, </w:t>
+      </w:r>
+      <w:r>
+        <w:rPr>
+          <w:rFonts w:ascii="Arial" w:hAnsi="Arial" w:cs="Arial"/>
+          <w:color w:val="2AACB8"/>
+        </w:rPr>
+        <w:t>5</w:t>
+      </w:r>
+      <w:r>
+        <w:rPr>
+          <w:rFonts w:ascii="Arial" w:hAnsi="Arial" w:cs="Arial"/>
+          <w:color w:val="BCBEC4"/>
+        </w:rPr>
+        <w:t>}</w:t>
+      </w:r>
+      <w:r>
+        <w:rPr>
+          <w:rFonts w:ascii="Arial" w:hAnsi="Arial" w:cs="Arial"/>
+          <w:color w:val="BCBEC4"/>
+        </w:rPr>
+        <w:br/>
+        <w:t>slice := array[</w:t>
+      </w:r>
+      <w:r>
+        <w:rPr>
+          <w:rFonts w:ascii="Arial" w:hAnsi="Arial" w:cs="Arial"/>
+          <w:color w:val="2AACB8"/>
+        </w:rPr>
+        <w:t>1</w:t>
+      </w:r>
+      <w:r>
+        <w:rPr>
+          <w:rFonts w:ascii="Arial" w:hAnsi="Arial" w:cs="Arial"/>
+          <w:color w:val="BCBEC4"/>
+        </w:rPr>
+        <w:t>:</w:t>
+      </w:r>
+      <w:r>
+        <w:rPr>
+          <w:rFonts w:ascii="Arial" w:hAnsi="Arial" w:cs="Arial"/>
+          <w:color w:val="2AACB8"/>
+        </w:rPr>
+        <w:t>4</w:t>
+      </w:r>
+      <w:r>
+        <w:rPr>
+          <w:rFonts w:ascii="Arial" w:hAnsi="Arial" w:cs="Arial"/>
+          <w:color w:val="BCBEC4"/>
+        </w:rPr>
+        <w:t>]</w:t>
+      </w:r>
+      <w:r>
+        <w:rPr>
+          <w:rFonts w:ascii="Arial" w:hAnsi="Arial" w:cs="Arial"/>
+          <w:color w:val="BCBEC4"/>
+        </w:rPr>
+        <w:br/>
+      </w:r>
+      <w:r>
+        <w:rPr>
+          <w:rFonts w:ascii="Arial" w:hAnsi="Arial" w:cs="Arial"/>
+          <w:color w:val="AFBF7E"/>
+        </w:rPr>
+        <w:t>fmt</w:t>
+      </w:r>
+      <w:r>
+        <w:rPr>
+          <w:rFonts w:ascii="Arial" w:hAnsi="Arial" w:cs="Arial"/>
+          <w:color w:val="BCBEC4"/>
+        </w:rPr>
+        <w:t>.</w:t>
+      </w:r>
+      <w:r>
+        <w:rPr>
+          <w:rFonts w:ascii="Arial" w:hAnsi="Arial" w:cs="Arial"/>
+          <w:color w:val="B09D79"/>
+        </w:rPr>
+        <w:t>Println</w:t>
+      </w:r>
+      <w:r>
+        <w:rPr>
+          <w:rFonts w:ascii="Arial" w:hAnsi="Arial" w:cs="Arial"/>
+          <w:color w:val="BCBEC4"/>
+        </w:rPr>
+        <w:t>(</w:t>
+      </w:r>
+      <w:r>
+        <w:rPr>
+          <w:rFonts w:ascii="Arial" w:hAnsi="Arial" w:cs="Arial"/>
+          <w:color w:val="6AAB73"/>
+        </w:rPr>
+        <w:t>"array: "</w:t>
+      </w:r>
+      <w:r>
+        <w:rPr>
+          <w:rFonts w:ascii="Arial" w:hAnsi="Arial" w:cs="Arial"/>
+          <w:color w:val="BCBEC4"/>
+        </w:rPr>
+        <w:t xml:space="preserve">, array) </w:t>
+      </w:r>
+      <w:r>
+        <w:rPr>
+          <w:rFonts w:ascii="Arial" w:hAnsi="Arial" w:cs="Arial"/>
+          <w:color w:val="7A7E85"/>
+        </w:rPr>
+        <w:t>//Output -&gt; array:  [1 2 3 4 5]</w:t>
+      </w:r>
+      <w:r>
+        <w:rPr>
+          <w:rFonts w:ascii="Arial" w:hAnsi="Arial" w:cs="Arial"/>
+          <w:color w:val="7A7E85"/>
+        </w:rPr>
+        <w:br/>
+      </w:r>
+      <w:r>
+        <w:rPr>
+          <w:rFonts w:ascii="Arial" w:hAnsi="Arial" w:cs="Arial"/>
+          <w:color w:val="AFBF7E"/>
+        </w:rPr>
+        <w:t>fmt</w:t>
+      </w:r>
+      <w:r>
+        <w:rPr>
+          <w:rFonts w:ascii="Arial" w:hAnsi="Arial" w:cs="Arial"/>
+          <w:color w:val="BCBEC4"/>
+        </w:rPr>
+        <w:t>.</w:t>
+      </w:r>
+      <w:r>
+        <w:rPr>
+          <w:rFonts w:ascii="Arial" w:hAnsi="Arial" w:cs="Arial"/>
+          <w:color w:val="B09D79"/>
+        </w:rPr>
+        <w:t>Println</w:t>
+      </w:r>
+      <w:r>
+        <w:rPr>
+          <w:rFonts w:ascii="Arial" w:hAnsi="Arial" w:cs="Arial"/>
+          <w:color w:val="BCBEC4"/>
+        </w:rPr>
+        <w:t>(</w:t>
+      </w:r>
+      <w:r>
+        <w:rPr>
+          <w:rFonts w:ascii="Arial" w:hAnsi="Arial" w:cs="Arial"/>
+          <w:color w:val="6AAB73"/>
+        </w:rPr>
+        <w:t>"slice: "</w:t>
+      </w:r>
+      <w:r>
+        <w:rPr>
+          <w:rFonts w:ascii="Arial" w:hAnsi="Arial" w:cs="Arial"/>
+          <w:color w:val="BCBEC4"/>
+        </w:rPr>
+        <w:t xml:space="preserve">, slice) </w:t>
+      </w:r>
+      <w:r>
+        <w:rPr>
+          <w:rFonts w:ascii="Arial" w:hAnsi="Arial" w:cs="Arial"/>
+          <w:color w:val="7A7E85"/>
+        </w:rPr>
+        <w:t>//Output -&gt; slice:  [2 3 4]</w:t>
+      </w:r>
+    </w:p>
+    <w:p>
+      <w:pPr>
         <w:rPr>
           <w:rFonts w:ascii="Arial" w:hAnsi="Arial" w:cs="Arial"/>
           <w:i/>
           <w:iCs/>
           <w:sz w:val="22"/>
           <w:szCs w:val="22"/>
-          <w:shd w:val="clear" w:color="auto" w:fill="A6A6A6" w:themeFill="background1" w:themeFillShade="A6"/>
-          <w:lang w:val="de-CH"/>
-        </w:rPr>
-        <w:t>map</w:t>
-      </w:r>
-      <w:proofErr w:type="spellEnd"/>
+        </w:rPr>
+      </w:pPr>
       <w:r>
         <w:rPr>
           <w:rFonts w:ascii="Arial" w:hAnsi="Arial" w:cs="Arial"/>
@@ -657,12 +941,35 @@
           <w:iCs/>
           <w:sz w:val="22"/>
           <w:szCs w:val="22"/>
-          <w:shd w:val="clear" w:color="auto" w:fill="A6A6A6" w:themeFill="background1" w:themeFillShade="A6"/>
-          <w:lang w:val="de-CH"/>
-        </w:rPr>
-        <w:t>[</w:t>
-      </w:r>
-      <w:proofErr w:type="spellStart"/>
+        </w:rPr>
+        <w:t>Datei: slices/main.go</w:t>
+      </w:r>
+    </w:p>
+    <w:p>
+      <w:pPr>
+        <w:rPr>
+          <w:rFonts w:ascii="Arial" w:hAnsi="Arial" w:cs="Arial"/>
+          <w:b/>
+          <w:bCs/>
+        </w:rPr>
+      </w:pPr>
+    </w:p>
+    <w:p>
+      <w:pPr>
+        <w:rPr>
+          <w:rFonts w:ascii="Arial" w:hAnsi="Arial" w:cs="Arial"/>
+          <w:sz w:val="22"/>
+          <w:szCs w:val="22"/>
+        </w:rPr>
+      </w:pPr>
+      <w:r>
+        <w:rPr>
+          <w:rFonts w:ascii="Arial" w:hAnsi="Arial" w:cs="Arial"/>
+          <w:sz w:val="22"/>
+          <w:szCs w:val="22"/>
+        </w:rPr>
+        <w:t>Ein Slice besitzt immer eine Länge (</w:t>
+      </w:r>
       <w:r>
         <w:rPr>
           <w:rFonts w:ascii="Arial" w:hAnsi="Arial" w:cs="Arial"/>
@@ -673,9 +980,16 @@
           <w:shd w:val="clear" w:color="auto" w:fill="A6A6A6" w:themeFill="background1" w:themeFillShade="A6"/>
           <w:lang w:val="de-CH"/>
         </w:rPr>
-        <w:t>int</w:t>
-      </w:r>
-      <w:proofErr w:type="spellEnd"/>
+        <w:t>len</w:t>
+      </w:r>
+      <w:r>
+        <w:rPr>
+          <w:rFonts w:ascii="Arial" w:hAnsi="Arial" w:cs="Arial"/>
+          <w:sz w:val="22"/>
+          <w:szCs w:val="22"/>
+        </w:rPr>
+        <w:t>) und eine Kapazität (</w:t>
+      </w:r>
       <w:r>
         <w:rPr>
           <w:rFonts w:ascii="Arial" w:hAnsi="Arial" w:cs="Arial"/>
@@ -686,443 +1000,523 @@
           <w:shd w:val="clear" w:color="auto" w:fill="A6A6A6" w:themeFill="background1" w:themeFillShade="A6"/>
           <w:lang w:val="de-CH"/>
         </w:rPr>
-        <w:t>]Order</w:t>
-      </w:r>
-      <w:r>
-        <w:rPr>
-          <w:rFonts w:ascii="Arial" w:hAnsi="Arial" w:cs="Arial"/>
-          <w:sz w:val="22"/>
-          <w:szCs w:val="22"/>
-          <w:lang w:val="de-CH"/>
-        </w:rPr>
-        <w:t xml:space="preserve"> um:</w:t>
-      </w:r>
-    </w:p>
-    <w:p>
-      <w:pPr>
-        <w:rPr>
-          <w:rFonts w:ascii="Arial" w:hAnsi="Arial" w:cs="Arial"/>
-          <w:lang w:val="de-CH"/>
-        </w:rPr>
-      </w:pPr>
-    </w:p>
-    <w:p>
-      <w:pPr>
+        <w:t>cap</w:t>
+      </w:r>
+      <w:r>
+        <w:rPr>
+          <w:rFonts w:ascii="Arial" w:hAnsi="Arial" w:cs="Arial"/>
+          <w:sz w:val="22"/>
+          <w:szCs w:val="22"/>
+        </w:rPr>
+        <w:t>)</w:t>
+      </w:r>
+      <w:r>
+        <w:rPr>
+          <w:rFonts w:ascii="Arial" w:hAnsi="Arial" w:cs="Arial"/>
+          <w:sz w:val="22"/>
+          <w:szCs w:val="22"/>
+        </w:rPr>
+        <w:t>. Die Kapazität gibt an, wie viele Elemente das darunterliegende Array ab dem Startpunkt des Slices maximal aufnehmen kann.</w:t>
+      </w:r>
+      <w:r>
+        <w:rPr>
+          <w:rFonts w:ascii="Arial" w:hAnsi="Arial" w:cs="Arial"/>
+          <w:sz w:val="22"/>
+          <w:szCs w:val="22"/>
+        </w:rPr>
+        <w:t xml:space="preserve"> Wenn wir in Go ein Element im Slice ändern, ändert sich das Original-Array im Hintergrund direkt mit:</w:t>
+      </w:r>
+    </w:p>
+    <w:p>
+      <w:pPr>
+        <w:pStyle w:val="HTMLPreformatted"/>
         <w:shd w:val="clear" w:color="auto" w:fill="1E1F22"/>
-        <w:tabs>
-          <w:tab w:val="left" w:pos="916"/>
-          <w:tab w:val="left" w:pos="1832"/>
-          <w:tab w:val="left" w:pos="2748"/>
-          <w:tab w:val="left" w:pos="3664"/>
-          <w:tab w:val="left" w:pos="4580"/>
-          <w:tab w:val="left" w:pos="5496"/>
-          <w:tab w:val="left" w:pos="6412"/>
-          <w:tab w:val="left" w:pos="7328"/>
-          <w:tab w:val="left" w:pos="8244"/>
-          <w:tab w:val="left" w:pos="9160"/>
-          <w:tab w:val="left" w:pos="10076"/>
-          <w:tab w:val="left" w:pos="10992"/>
-          <w:tab w:val="left" w:pos="11908"/>
-          <w:tab w:val="left" w:pos="12824"/>
-          <w:tab w:val="left" w:pos="13740"/>
-          <w:tab w:val="left" w:pos="14656"/>
-        </w:tabs>
-        <w:rPr>
-          <w:rFonts w:ascii="Arial" w:eastAsia="Times New Roman" w:hAnsi="Arial" w:cs="Arial"/>
-          <w:color w:val="BCBEC4"/>
-          <w:kern w:val="0"/>
-          <w:sz w:val="20"/>
-          <w:szCs w:val="20"/>
-          <w:lang w:eastAsia="en-GB"/>
-          <w14:ligatures w14:val="none"/>
-        </w:rPr>
-      </w:pPr>
-      <w:r>
-        <w:rPr>
-          <w:rFonts w:ascii="Arial" w:eastAsia="Times New Roman" w:hAnsi="Arial" w:cs="Arial"/>
+        <w:rPr>
+          <w:rFonts w:ascii="Arial" w:hAnsi="Arial" w:cs="Arial"/>
+          <w:color w:val="BCBEC4"/>
+        </w:rPr>
+      </w:pPr>
+      <w:r>
+        <w:rPr>
+          <w:rFonts w:ascii="Arial" w:hAnsi="Arial" w:cs="Arial"/>
+          <w:color w:val="BCBEC4"/>
+        </w:rPr>
+        <w:t>slice[</w:t>
+      </w:r>
+      <w:r>
+        <w:rPr>
+          <w:rFonts w:ascii="Arial" w:hAnsi="Arial" w:cs="Arial"/>
+          <w:color w:val="2AACB8"/>
+        </w:rPr>
+        <w:t>0</w:t>
+      </w:r>
+      <w:r>
+        <w:rPr>
+          <w:rFonts w:ascii="Arial" w:hAnsi="Arial" w:cs="Arial"/>
+          <w:color w:val="BCBEC4"/>
+        </w:rPr>
+        <w:t xml:space="preserve">] = </w:t>
+      </w:r>
+      <w:r>
+        <w:rPr>
+          <w:rFonts w:ascii="Arial" w:hAnsi="Arial" w:cs="Arial"/>
+          <w:color w:val="2AACB8"/>
+        </w:rPr>
+        <w:t>100</w:t>
+      </w:r>
+      <w:r>
+        <w:rPr>
+          <w:rFonts w:ascii="Arial" w:hAnsi="Arial" w:cs="Arial"/>
+          <w:color w:val="2AACB8"/>
+        </w:rPr>
+        <w:br/>
+      </w:r>
+      <w:r>
+        <w:rPr>
+          <w:rFonts w:ascii="Arial" w:hAnsi="Arial" w:cs="Arial"/>
+          <w:color w:val="AFBF7E"/>
+        </w:rPr>
+        <w:t>fmt</w:t>
+      </w:r>
+      <w:r>
+        <w:rPr>
+          <w:rFonts w:ascii="Arial" w:hAnsi="Arial" w:cs="Arial"/>
+          <w:color w:val="BCBEC4"/>
+        </w:rPr>
+        <w:t>.</w:t>
+      </w:r>
+      <w:r>
+        <w:rPr>
+          <w:rFonts w:ascii="Arial" w:hAnsi="Arial" w:cs="Arial"/>
+          <w:color w:val="B09D79"/>
+        </w:rPr>
+        <w:t>Println</w:t>
+      </w:r>
+      <w:r>
+        <w:rPr>
+          <w:rFonts w:ascii="Arial" w:hAnsi="Arial" w:cs="Arial"/>
+          <w:color w:val="BCBEC4"/>
+        </w:rPr>
+        <w:t>(</w:t>
+      </w:r>
+      <w:r>
+        <w:rPr>
+          <w:rFonts w:ascii="Arial" w:hAnsi="Arial" w:cs="Arial"/>
+          <w:color w:val="6AAB73"/>
+        </w:rPr>
+        <w:t>"array: "</w:t>
+      </w:r>
+      <w:r>
+        <w:rPr>
+          <w:rFonts w:ascii="Arial" w:hAnsi="Arial" w:cs="Arial"/>
+          <w:color w:val="BCBEC4"/>
+        </w:rPr>
+        <w:t xml:space="preserve">, array) </w:t>
+      </w:r>
+      <w:r>
+        <w:rPr>
+          <w:rFonts w:ascii="Arial" w:hAnsi="Arial" w:cs="Arial"/>
+          <w:color w:val="7A7E85"/>
+        </w:rPr>
+        <w:t>//Output -&gt; array:  [1 100 3 4 10]</w:t>
+      </w:r>
+      <w:r>
+        <w:rPr>
+          <w:rFonts w:ascii="Arial" w:hAnsi="Arial" w:cs="Arial"/>
+          <w:color w:val="7A7E85"/>
+        </w:rPr>
+        <w:br/>
+      </w:r>
+      <w:r>
+        <w:rPr>
+          <w:rFonts w:ascii="Arial" w:hAnsi="Arial" w:cs="Arial"/>
+          <w:color w:val="AFBF7E"/>
+        </w:rPr>
+        <w:t>fmt</w:t>
+      </w:r>
+      <w:r>
+        <w:rPr>
+          <w:rFonts w:ascii="Arial" w:hAnsi="Arial" w:cs="Arial"/>
+          <w:color w:val="BCBEC4"/>
+        </w:rPr>
+        <w:t>.</w:t>
+      </w:r>
+      <w:r>
+        <w:rPr>
+          <w:rFonts w:ascii="Arial" w:hAnsi="Arial" w:cs="Arial"/>
+          <w:color w:val="B09D79"/>
+        </w:rPr>
+        <w:t>Println</w:t>
+      </w:r>
+      <w:r>
+        <w:rPr>
+          <w:rFonts w:ascii="Arial" w:hAnsi="Arial" w:cs="Arial"/>
+          <w:color w:val="BCBEC4"/>
+        </w:rPr>
+        <w:t>(</w:t>
+      </w:r>
+      <w:r>
+        <w:rPr>
+          <w:rFonts w:ascii="Arial" w:hAnsi="Arial" w:cs="Arial"/>
+          <w:color w:val="6AAB73"/>
+        </w:rPr>
+        <w:t>"slice: "</w:t>
+      </w:r>
+      <w:r>
+        <w:rPr>
+          <w:rFonts w:ascii="Arial" w:hAnsi="Arial" w:cs="Arial"/>
+          <w:color w:val="BCBEC4"/>
+        </w:rPr>
+        <w:t xml:space="preserve">, slice) </w:t>
+      </w:r>
+      <w:r>
+        <w:rPr>
+          <w:rFonts w:ascii="Arial" w:hAnsi="Arial" w:cs="Arial"/>
+          <w:color w:val="7A7E85"/>
+        </w:rPr>
+        <w:t>//Output -&gt; slice:  [100 3 4 10]</w:t>
+      </w:r>
+    </w:p>
+    <w:p>
+      <w:pPr>
+        <w:rPr>
+          <w:rFonts w:ascii="Arial" w:hAnsi="Arial" w:cs="Arial"/>
+          <w:i/>
+          <w:iCs/>
+          <w:sz w:val="22"/>
+          <w:szCs w:val="22"/>
+        </w:rPr>
+      </w:pPr>
+      <w:r>
+        <w:rPr>
+          <w:rFonts w:ascii="Arial" w:hAnsi="Arial" w:cs="Arial"/>
+          <w:i/>
+          <w:iCs/>
+          <w:sz w:val="22"/>
+          <w:szCs w:val="22"/>
+        </w:rPr>
+        <w:t>Datei: slices/main.go</w:t>
+      </w:r>
+    </w:p>
+    <w:p>
+      <w:pPr>
+        <w:rPr>
+          <w:rFonts w:ascii="Arial" w:hAnsi="Arial" w:cs="Arial"/>
+          <w:sz w:val="22"/>
+          <w:szCs w:val="22"/>
+          <w:lang w:val="de-CH"/>
+        </w:rPr>
+      </w:pPr>
+    </w:p>
+    <w:p>
+      <w:pPr>
+        <w:pStyle w:val="Heading3"/>
+        <w:rPr>
+          <w:rFonts w:ascii="Arial" w:hAnsi="Arial" w:cs="Arial"/>
+          <w:lang w:val="de-CH"/>
+        </w:rPr>
+      </w:pPr>
+      <w:r>
+        <w:rPr>
+          <w:rFonts w:ascii="Arial" w:hAnsi="Arial" w:cs="Arial"/>
+          <w:lang w:val="de-CH"/>
+        </w:rPr>
+        <w:lastRenderedPageBreak/>
+        <w:t>2.1.2 Maps</w:t>
+      </w:r>
+    </w:p>
+    <w:p>
+      <w:pPr>
+        <w:rPr>
+          <w:rFonts w:ascii="Arial" w:hAnsi="Arial" w:cs="Arial"/>
+          <w:sz w:val="22"/>
+          <w:szCs w:val="22"/>
+        </w:rPr>
+      </w:pPr>
+      <w:r>
+        <w:rPr>
+          <w:rFonts w:ascii="Arial" w:hAnsi="Arial" w:cs="Arial"/>
+          <w:sz w:val="22"/>
+          <w:szCs w:val="22"/>
+        </w:rPr>
+        <w:t>Für unseren Bestell-Index wandeln wir ein Slice aus Bestellungen (</w:t>
+      </w:r>
+      <w:r>
+        <w:rPr>
+          <w:rFonts w:ascii="Arial" w:hAnsi="Arial" w:cs="Arial"/>
+          <w:i/>
+          <w:iCs/>
+          <w:sz w:val="22"/>
+          <w:szCs w:val="22"/>
+          <w:shd w:val="clear" w:color="auto" w:fill="A6A6A6" w:themeFill="background1" w:themeFillShade="A6"/>
+          <w:lang w:val="de-CH"/>
+        </w:rPr>
+        <w:t>[]Order</w:t>
+      </w:r>
+      <w:r>
+        <w:rPr>
+          <w:rFonts w:ascii="Arial" w:hAnsi="Arial" w:cs="Arial"/>
+          <w:sz w:val="22"/>
+          <w:szCs w:val="22"/>
+        </w:rPr>
+        <w:t>) in eine performante Map (</w:t>
+      </w:r>
+      <w:r>
+        <w:rPr>
+          <w:rFonts w:ascii="Arial" w:hAnsi="Arial" w:cs="Arial"/>
+          <w:i/>
+          <w:iCs/>
+          <w:sz w:val="22"/>
+          <w:szCs w:val="22"/>
+          <w:shd w:val="clear" w:color="auto" w:fill="A6A6A6" w:themeFill="background1" w:themeFillShade="A6"/>
+          <w:lang w:val="de-CH"/>
+        </w:rPr>
+        <w:t>map[int]Order</w:t>
+      </w:r>
+      <w:r>
+        <w:rPr>
+          <w:rFonts w:ascii="Arial" w:hAnsi="Arial" w:cs="Arial"/>
+          <w:sz w:val="22"/>
+          <w:szCs w:val="22"/>
+        </w:rPr>
+        <w:t>) um.</w:t>
+      </w:r>
+    </w:p>
+    <w:p>
+      <w:pPr>
+        <w:pStyle w:val="HTMLPreformatted"/>
+        <w:shd w:val="clear" w:color="auto" w:fill="1E1F22"/>
+        <w:rPr>
+          <w:rFonts w:ascii="Arial" w:hAnsi="Arial" w:cs="Arial"/>
+          <w:color w:val="BCBEC4"/>
+        </w:rPr>
+      </w:pPr>
+      <w:r>
+        <w:rPr>
+          <w:rFonts w:ascii="Arial" w:hAnsi="Arial" w:cs="Arial"/>
           <w:color w:val="CF8E6D"/>
-          <w:kern w:val="0"/>
-          <w:sz w:val="20"/>
-          <w:szCs w:val="20"/>
-          <w:lang w:eastAsia="en-GB"/>
-          <w14:ligatures w14:val="none"/>
         </w:rPr>
         <w:t xml:space="preserve">func </w:t>
       </w:r>
       <w:r>
         <w:rPr>
-          <w:rFonts w:ascii="Arial" w:eastAsia="Times New Roman" w:hAnsi="Arial" w:cs="Arial"/>
+          <w:rFonts w:ascii="Arial" w:hAnsi="Arial" w:cs="Arial"/>
           <w:color w:val="56A8F5"/>
-          <w:kern w:val="0"/>
-          <w:sz w:val="20"/>
-          <w:szCs w:val="20"/>
-          <w:lang w:eastAsia="en-GB"/>
-          <w14:ligatures w14:val="none"/>
         </w:rPr>
         <w:t>buildOrderIndex</w:t>
       </w:r>
       <w:r>
         <w:rPr>
-          <w:rFonts w:ascii="Arial" w:eastAsia="Times New Roman" w:hAnsi="Arial" w:cs="Arial"/>
-          <w:color w:val="BCBEC4"/>
-          <w:kern w:val="0"/>
-          <w:sz w:val="20"/>
-          <w:szCs w:val="20"/>
-          <w:lang w:eastAsia="en-GB"/>
-          <w14:ligatures w14:val="none"/>
+          <w:rFonts w:ascii="Arial" w:hAnsi="Arial" w:cs="Arial"/>
+          <w:color w:val="BCBEC4"/>
         </w:rPr>
         <w:t>(orders []</w:t>
       </w:r>
       <w:r>
         <w:rPr>
-          <w:rFonts w:ascii="Arial" w:eastAsia="Times New Roman" w:hAnsi="Arial" w:cs="Arial"/>
+          <w:rFonts w:ascii="Arial" w:hAnsi="Arial" w:cs="Arial"/>
           <w:color w:val="6FAFBD"/>
-          <w:kern w:val="0"/>
-          <w:sz w:val="20"/>
-          <w:szCs w:val="20"/>
-          <w:lang w:eastAsia="en-GB"/>
-          <w14:ligatures w14:val="none"/>
         </w:rPr>
         <w:t>Order</w:t>
       </w:r>
       <w:r>
         <w:rPr>
-          <w:rFonts w:ascii="Arial" w:eastAsia="Times New Roman" w:hAnsi="Arial" w:cs="Arial"/>
-          <w:color w:val="BCBEC4"/>
-          <w:kern w:val="0"/>
-          <w:sz w:val="20"/>
-          <w:szCs w:val="20"/>
-          <w:lang w:eastAsia="en-GB"/>
-          <w14:ligatures w14:val="none"/>
+          <w:rFonts w:ascii="Arial" w:hAnsi="Arial" w:cs="Arial"/>
+          <w:color w:val="BCBEC4"/>
         </w:rPr>
         <w:t xml:space="preserve">) </w:t>
       </w:r>
       <w:r>
         <w:rPr>
-          <w:rFonts w:ascii="Arial" w:eastAsia="Times New Roman" w:hAnsi="Arial" w:cs="Arial"/>
+          <w:rFonts w:ascii="Arial" w:hAnsi="Arial" w:cs="Arial"/>
           <w:color w:val="CF8E6D"/>
-          <w:kern w:val="0"/>
-          <w:sz w:val="20"/>
-          <w:szCs w:val="20"/>
-          <w:lang w:eastAsia="en-GB"/>
-          <w14:ligatures w14:val="none"/>
         </w:rPr>
         <w:t>map</w:t>
       </w:r>
       <w:r>
         <w:rPr>
-          <w:rFonts w:ascii="Arial" w:eastAsia="Times New Roman" w:hAnsi="Arial" w:cs="Arial"/>
-          <w:color w:val="BCBEC4"/>
-          <w:kern w:val="0"/>
-          <w:sz w:val="20"/>
-          <w:szCs w:val="20"/>
-          <w:lang w:eastAsia="en-GB"/>
-          <w14:ligatures w14:val="none"/>
+          <w:rFonts w:ascii="Arial" w:hAnsi="Arial" w:cs="Arial"/>
+          <w:color w:val="BCBEC4"/>
         </w:rPr>
         <w:t>[</w:t>
       </w:r>
       <w:r>
         <w:rPr>
-          <w:rFonts w:ascii="Arial" w:eastAsia="Times New Roman" w:hAnsi="Arial" w:cs="Arial"/>
+          <w:rFonts w:ascii="Arial" w:hAnsi="Arial" w:cs="Arial"/>
           <w:color w:val="CC7832"/>
-          <w:kern w:val="0"/>
-          <w:sz w:val="20"/>
-          <w:szCs w:val="20"/>
-          <w:lang w:eastAsia="en-GB"/>
-          <w14:ligatures w14:val="none"/>
         </w:rPr>
         <w:t>int</w:t>
       </w:r>
       <w:r>
         <w:rPr>
-          <w:rFonts w:ascii="Arial" w:eastAsia="Times New Roman" w:hAnsi="Arial" w:cs="Arial"/>
-          <w:color w:val="BCBEC4"/>
-          <w:kern w:val="0"/>
-          <w:sz w:val="20"/>
-          <w:szCs w:val="20"/>
-          <w:lang w:eastAsia="en-GB"/>
-          <w14:ligatures w14:val="none"/>
+          <w:rFonts w:ascii="Arial" w:hAnsi="Arial" w:cs="Arial"/>
+          <w:color w:val="BCBEC4"/>
         </w:rPr>
         <w:t>]</w:t>
       </w:r>
       <w:r>
         <w:rPr>
-          <w:rFonts w:ascii="Arial" w:eastAsia="Times New Roman" w:hAnsi="Arial" w:cs="Arial"/>
+          <w:rFonts w:ascii="Arial" w:hAnsi="Arial" w:cs="Arial"/>
           <w:color w:val="6FAFBD"/>
-          <w:kern w:val="0"/>
-          <w:sz w:val="20"/>
-          <w:szCs w:val="20"/>
-          <w:lang w:eastAsia="en-GB"/>
-          <w14:ligatures w14:val="none"/>
         </w:rPr>
         <w:t xml:space="preserve">Order </w:t>
       </w:r>
       <w:r>
         <w:rPr>
-          <w:rFonts w:ascii="Arial" w:eastAsia="Times New Roman" w:hAnsi="Arial" w:cs="Arial"/>
-          <w:color w:val="BCBEC4"/>
-          <w:kern w:val="0"/>
-          <w:sz w:val="20"/>
-          <w:szCs w:val="20"/>
-          <w:lang w:eastAsia="en-GB"/>
-          <w14:ligatures w14:val="none"/>
+          <w:rFonts w:ascii="Arial" w:hAnsi="Arial" w:cs="Arial"/>
+          <w:color w:val="BCBEC4"/>
         </w:rPr>
         <w:t>{</w:t>
       </w:r>
       <w:r>
         <w:rPr>
-          <w:rFonts w:ascii="Arial" w:eastAsia="Times New Roman" w:hAnsi="Arial" w:cs="Arial"/>
-          <w:color w:val="BCBEC4"/>
-          <w:kern w:val="0"/>
-          <w:sz w:val="20"/>
-          <w:szCs w:val="20"/>
-          <w:lang w:eastAsia="en-GB"/>
-          <w14:ligatures w14:val="none"/>
+          <w:rFonts w:ascii="Arial" w:hAnsi="Arial" w:cs="Arial"/>
+          <w:color w:val="BCBEC4"/>
         </w:rPr>
         <w:br/>
         <w:t xml:space="preserve">    index := </w:t>
       </w:r>
       <w:r>
         <w:rPr>
-          <w:rFonts w:ascii="Arial" w:eastAsia="Times New Roman" w:hAnsi="Arial" w:cs="Arial"/>
+          <w:rFonts w:ascii="Arial" w:hAnsi="Arial" w:cs="Arial"/>
           <w:color w:val="56A8F5"/>
-          <w:kern w:val="0"/>
-          <w:sz w:val="20"/>
-          <w:szCs w:val="20"/>
-          <w:lang w:eastAsia="en-GB"/>
-          <w14:ligatures w14:val="none"/>
         </w:rPr>
         <w:t>make</w:t>
       </w:r>
       <w:r>
         <w:rPr>
-          <w:rFonts w:ascii="Arial" w:eastAsia="Times New Roman" w:hAnsi="Arial" w:cs="Arial"/>
-          <w:color w:val="BCBEC4"/>
-          <w:kern w:val="0"/>
-          <w:sz w:val="20"/>
-          <w:szCs w:val="20"/>
-          <w:lang w:eastAsia="en-GB"/>
-          <w14:ligatures w14:val="none"/>
+          <w:rFonts w:ascii="Arial" w:hAnsi="Arial" w:cs="Arial"/>
+          <w:color w:val="BCBEC4"/>
         </w:rPr>
         <w:t>(</w:t>
       </w:r>
       <w:r>
         <w:rPr>
-          <w:rFonts w:ascii="Arial" w:eastAsia="Times New Roman" w:hAnsi="Arial" w:cs="Arial"/>
+          <w:rFonts w:ascii="Arial" w:hAnsi="Arial" w:cs="Arial"/>
           <w:color w:val="CF8E6D"/>
-          <w:kern w:val="0"/>
-          <w:sz w:val="20"/>
-          <w:szCs w:val="20"/>
-          <w:lang w:eastAsia="en-GB"/>
-          <w14:ligatures w14:val="none"/>
         </w:rPr>
         <w:t>map</w:t>
       </w:r>
       <w:r>
         <w:rPr>
-          <w:rFonts w:ascii="Arial" w:eastAsia="Times New Roman" w:hAnsi="Arial" w:cs="Arial"/>
-          <w:color w:val="BCBEC4"/>
-          <w:kern w:val="0"/>
-          <w:sz w:val="20"/>
-          <w:szCs w:val="20"/>
-          <w:lang w:eastAsia="en-GB"/>
-          <w14:ligatures w14:val="none"/>
+          <w:rFonts w:ascii="Arial" w:hAnsi="Arial" w:cs="Arial"/>
+          <w:color w:val="BCBEC4"/>
         </w:rPr>
         <w:t>[</w:t>
       </w:r>
       <w:r>
         <w:rPr>
-          <w:rFonts w:ascii="Arial" w:eastAsia="Times New Roman" w:hAnsi="Arial" w:cs="Arial"/>
+          <w:rFonts w:ascii="Arial" w:hAnsi="Arial" w:cs="Arial"/>
           <w:color w:val="CC7832"/>
-          <w:kern w:val="0"/>
-          <w:sz w:val="20"/>
-          <w:szCs w:val="20"/>
-          <w:lang w:eastAsia="en-GB"/>
-          <w14:ligatures w14:val="none"/>
         </w:rPr>
         <w:t>int</w:t>
       </w:r>
       <w:r>
         <w:rPr>
-          <w:rFonts w:ascii="Arial" w:eastAsia="Times New Roman" w:hAnsi="Arial" w:cs="Arial"/>
-          <w:color w:val="BCBEC4"/>
-          <w:kern w:val="0"/>
-          <w:sz w:val="20"/>
-          <w:szCs w:val="20"/>
-          <w:lang w:eastAsia="en-GB"/>
-          <w14:ligatures w14:val="none"/>
+          <w:rFonts w:ascii="Arial" w:hAnsi="Arial" w:cs="Arial"/>
+          <w:color w:val="BCBEC4"/>
         </w:rPr>
         <w:t>]</w:t>
       </w:r>
       <w:r>
         <w:rPr>
-          <w:rFonts w:ascii="Arial" w:eastAsia="Times New Roman" w:hAnsi="Arial" w:cs="Arial"/>
+          <w:rFonts w:ascii="Arial" w:hAnsi="Arial" w:cs="Arial"/>
           <w:color w:val="6FAFBD"/>
-          <w:kern w:val="0"/>
-          <w:sz w:val="20"/>
-          <w:szCs w:val="20"/>
-          <w:lang w:eastAsia="en-GB"/>
-          <w14:ligatures w14:val="none"/>
         </w:rPr>
         <w:t>Order</w:t>
       </w:r>
       <w:r>
         <w:rPr>
-          <w:rFonts w:ascii="Arial" w:eastAsia="Times New Roman" w:hAnsi="Arial" w:cs="Arial"/>
-          <w:color w:val="BCBEC4"/>
-          <w:kern w:val="0"/>
-          <w:sz w:val="20"/>
-          <w:szCs w:val="20"/>
-          <w:lang w:eastAsia="en-GB"/>
-          <w14:ligatures w14:val="none"/>
+          <w:rFonts w:ascii="Arial" w:hAnsi="Arial" w:cs="Arial"/>
+          <w:color w:val="BCBEC4"/>
         </w:rPr>
         <w:t>)</w:t>
       </w:r>
       <w:r>
         <w:rPr>
-          <w:rFonts w:ascii="Arial" w:eastAsia="Times New Roman" w:hAnsi="Arial" w:cs="Arial"/>
-          <w:color w:val="BCBEC4"/>
-          <w:kern w:val="0"/>
-          <w:sz w:val="20"/>
-          <w:szCs w:val="20"/>
-          <w:lang w:eastAsia="en-GB"/>
-          <w14:ligatures w14:val="none"/>
+          <w:rFonts w:ascii="Arial" w:hAnsi="Arial" w:cs="Arial"/>
+          <w:color w:val="BCBEC4"/>
         </w:rPr>
         <w:br/>
       </w:r>
       <w:r>
         <w:rPr>
-          <w:rFonts w:ascii="Arial" w:eastAsia="Times New Roman" w:hAnsi="Arial" w:cs="Arial"/>
-          <w:color w:val="BCBEC4"/>
-          <w:kern w:val="0"/>
-          <w:sz w:val="20"/>
-          <w:szCs w:val="20"/>
-          <w:lang w:eastAsia="en-GB"/>
-          <w14:ligatures w14:val="none"/>
+          <w:rFonts w:ascii="Arial" w:hAnsi="Arial" w:cs="Arial"/>
+          <w:color w:val="BCBEC4"/>
         </w:rPr>
         <w:br/>
         <w:t xml:space="preserve">    </w:t>
       </w:r>
       <w:r>
         <w:rPr>
-          <w:rFonts w:ascii="Arial" w:eastAsia="Times New Roman" w:hAnsi="Arial" w:cs="Arial"/>
+          <w:rFonts w:ascii="Arial" w:hAnsi="Arial" w:cs="Arial"/>
           <w:color w:val="CF8E6D"/>
-          <w:kern w:val="0"/>
-          <w:sz w:val="20"/>
-          <w:szCs w:val="20"/>
-          <w:lang w:eastAsia="en-GB"/>
-          <w14:ligatures w14:val="none"/>
         </w:rPr>
         <w:t xml:space="preserve">for </w:t>
       </w:r>
       <w:r>
         <w:rPr>
-          <w:rFonts w:ascii="Arial" w:eastAsia="Times New Roman" w:hAnsi="Arial" w:cs="Arial"/>
-          <w:color w:val="BCBEC4"/>
-          <w:kern w:val="0"/>
-          <w:sz w:val="20"/>
-          <w:szCs w:val="20"/>
-          <w:lang w:eastAsia="en-GB"/>
-          <w14:ligatures w14:val="none"/>
+          <w:rFonts w:ascii="Arial" w:hAnsi="Arial" w:cs="Arial"/>
+          <w:color w:val="BCBEC4"/>
         </w:rPr>
         <w:t xml:space="preserve">_, order := </w:t>
       </w:r>
       <w:r>
         <w:rPr>
-          <w:rFonts w:ascii="Arial" w:eastAsia="Times New Roman" w:hAnsi="Arial" w:cs="Arial"/>
+          <w:rFonts w:ascii="Arial" w:hAnsi="Arial" w:cs="Arial"/>
           <w:color w:val="CF8E6D"/>
-          <w:kern w:val="0"/>
-          <w:sz w:val="20"/>
-          <w:szCs w:val="20"/>
-          <w:lang w:eastAsia="en-GB"/>
-          <w14:ligatures w14:val="none"/>
         </w:rPr>
         <w:t xml:space="preserve">range </w:t>
       </w:r>
       <w:r>
         <w:rPr>
-          <w:rFonts w:ascii="Arial" w:eastAsia="Times New Roman" w:hAnsi="Arial" w:cs="Arial"/>
-          <w:color w:val="BCBEC4"/>
-          <w:kern w:val="0"/>
-          <w:sz w:val="20"/>
-          <w:szCs w:val="20"/>
-          <w:lang w:eastAsia="en-GB"/>
-          <w14:ligatures w14:val="none"/>
+          <w:rFonts w:ascii="Arial" w:hAnsi="Arial" w:cs="Arial"/>
+          <w:color w:val="BCBEC4"/>
         </w:rPr>
         <w:t>orders {</w:t>
       </w:r>
       <w:r>
         <w:rPr>
-          <w:rFonts w:ascii="Arial" w:eastAsia="Times New Roman" w:hAnsi="Arial" w:cs="Arial"/>
-          <w:color w:val="BCBEC4"/>
-          <w:kern w:val="0"/>
-          <w:sz w:val="20"/>
-          <w:szCs w:val="20"/>
-          <w:lang w:eastAsia="en-GB"/>
-          <w14:ligatures w14:val="none"/>
+          <w:rFonts w:ascii="Arial" w:hAnsi="Arial" w:cs="Arial"/>
+          <w:color w:val="BCBEC4"/>
         </w:rPr>
         <w:br/>
         <w:t xml:space="preserve">       index[order.ID] = order</w:t>
       </w:r>
       <w:r>
         <w:rPr>
-          <w:rFonts w:ascii="Arial" w:eastAsia="Times New Roman" w:hAnsi="Arial" w:cs="Arial"/>
-          <w:color w:val="BCBEC4"/>
-          <w:kern w:val="0"/>
-          <w:sz w:val="20"/>
-          <w:szCs w:val="20"/>
-          <w:lang w:eastAsia="en-GB"/>
-          <w14:ligatures w14:val="none"/>
+          <w:rFonts w:ascii="Arial" w:hAnsi="Arial" w:cs="Arial"/>
+          <w:color w:val="BCBEC4"/>
         </w:rPr>
         <w:br/>
         <w:t xml:space="preserve">    }</w:t>
       </w:r>
       <w:r>
         <w:rPr>
-          <w:rFonts w:ascii="Arial" w:eastAsia="Times New Roman" w:hAnsi="Arial" w:cs="Arial"/>
-          <w:color w:val="BCBEC4"/>
-          <w:kern w:val="0"/>
-          <w:sz w:val="20"/>
-          <w:szCs w:val="20"/>
-          <w:lang w:eastAsia="en-GB"/>
-          <w14:ligatures w14:val="none"/>
+          <w:rFonts w:ascii="Arial" w:hAnsi="Arial" w:cs="Arial"/>
+          <w:color w:val="BCBEC4"/>
         </w:rPr>
         <w:br/>
         <w:t xml:space="preserve">    </w:t>
       </w:r>
       <w:r>
         <w:rPr>
-          <w:rFonts w:ascii="Arial" w:eastAsia="Times New Roman" w:hAnsi="Arial" w:cs="Arial"/>
+          <w:rFonts w:ascii="Arial" w:hAnsi="Arial" w:cs="Arial"/>
           <w:color w:val="CF8E6D"/>
-          <w:kern w:val="0"/>
-          <w:sz w:val="20"/>
-          <w:szCs w:val="20"/>
-          <w:lang w:eastAsia="en-GB"/>
-          <w14:ligatures w14:val="none"/>
         </w:rPr>
         <w:t xml:space="preserve">return </w:t>
       </w:r>
       <w:r>
         <w:rPr>
-          <w:rFonts w:ascii="Arial" w:eastAsia="Times New Roman" w:hAnsi="Arial" w:cs="Arial"/>
-          <w:color w:val="BCBEC4"/>
-          <w:kern w:val="0"/>
-          <w:sz w:val="20"/>
-          <w:szCs w:val="20"/>
-          <w:lang w:eastAsia="en-GB"/>
-          <w14:ligatures w14:val="none"/>
+          <w:rFonts w:ascii="Arial" w:hAnsi="Arial" w:cs="Arial"/>
+          <w:color w:val="BCBEC4"/>
         </w:rPr>
         <w:t>index</w:t>
       </w:r>
       <w:r>
         <w:rPr>
-          <w:rFonts w:ascii="Arial" w:eastAsia="Times New Roman" w:hAnsi="Arial" w:cs="Arial"/>
-          <w:color w:val="BCBEC4"/>
-          <w:kern w:val="0"/>
-          <w:sz w:val="20"/>
-          <w:szCs w:val="20"/>
-          <w:lang w:eastAsia="en-GB"/>
-          <w14:ligatures w14:val="none"/>
+          <w:rFonts w:ascii="Arial" w:hAnsi="Arial" w:cs="Arial"/>
+          <w:color w:val="BCBEC4"/>
         </w:rPr>
         <w:br/>
         <w:t>}</w:t>
@@ -1130,13 +1524,16 @@
     </w:p>
     <w:p>
       <w:pPr>
-        <w:rPr>
-          <w:rFonts w:ascii="Arial" w:hAnsi="Arial" w:cs="Arial"/>
-          <w:sz w:val="22"/>
-          <w:szCs w:val="22"/>
-        </w:rPr>
-      </w:pPr>
-      <w:r>
+        <w:pStyle w:val="HTMLPreformatted"/>
+        <w:shd w:val="clear" w:color="auto" w:fill="1E1F22"/>
+        <w:rPr>
+          <w:rFonts w:ascii="Arial" w:hAnsi="Arial" w:cs="Arial"/>
+          <w:color w:val="BCBEC4"/>
+        </w:rPr>
+      </w:pPr>
+    </w:p>
+    <w:p>
+      <w:pPr>
         <w:rPr>
           <w:rFonts w:ascii="Arial" w:hAnsi="Arial" w:cs="Arial"/>
           <w:i/>
@@ -1144,91 +1541,86 @@
           <w:sz w:val="22"/>
           <w:szCs w:val="22"/>
         </w:rPr>
-        <w:t>Datei: map-slices/main.go</w:t>
-      </w:r>
-    </w:p>
-    <w:p>
-      <w:pPr>
-        <w:rPr>
-          <w:rFonts w:ascii="Arial" w:hAnsi="Arial" w:cs="Arial"/>
-          <w:sz w:val="22"/>
-          <w:szCs w:val="22"/>
-        </w:rPr>
-      </w:pPr>
-    </w:p>
-    <w:p>
-      <w:pPr>
-        <w:rPr>
-          <w:rFonts w:ascii="Arial" w:hAnsi="Arial" w:cs="Arial"/>
-          <w:sz w:val="22"/>
-          <w:szCs w:val="22"/>
-        </w:rPr>
-      </w:pPr>
-      <w:r>
-        <w:rPr>
-          <w:rFonts w:ascii="Arial" w:hAnsi="Arial" w:cs="Arial"/>
-          <w:sz w:val="22"/>
-          <w:szCs w:val="22"/>
-        </w:rPr>
-        <w:t>Verglichen zu Java ist die obere Schleife ein einfaches For-Each, aber standardmässig hat man hier zwei Werte: den Index mit ( _ ) markiert und dann das Value selbst.</w:t>
-      </w:r>
-    </w:p>
-    <w:p>
-      <w:pPr>
-        <w:rPr>
-          <w:rFonts w:ascii="Arial" w:hAnsi="Arial" w:cs="Arial"/>
-          <w:sz w:val="22"/>
-          <w:szCs w:val="22"/>
-        </w:rPr>
-      </w:pPr>
-    </w:p>
-    <w:p>
-      <w:pPr>
-        <w:rPr>
-          <w:rFonts w:ascii="Arial" w:hAnsi="Arial" w:cs="Arial"/>
-          <w:sz w:val="22"/>
-          <w:szCs w:val="22"/>
-        </w:rPr>
-      </w:pPr>
-    </w:p>
-    <w:p>
-      <w:pPr>
-        <w:rPr>
-          <w:rFonts w:ascii="Arial" w:hAnsi="Arial" w:cs="Arial"/>
-          <w:sz w:val="22"/>
-          <w:szCs w:val="22"/>
-        </w:rPr>
-      </w:pPr>
-      <w:r>
-        <w:rPr>
-          <w:rFonts w:ascii="Arial" w:hAnsi="Arial" w:cs="Arial"/>
-          <w:sz w:val="22"/>
-          <w:szCs w:val="22"/>
-        </w:rPr>
-        <w:br w:type="page"/>
-      </w:r>
-    </w:p>
-    <w:p>
-      <w:pPr>
-        <w:rPr>
-          <w:rFonts w:ascii="Arial" w:hAnsi="Arial" w:cs="Arial"/>
-          <w:sz w:val="22"/>
-          <w:szCs w:val="22"/>
-        </w:rPr>
-      </w:pPr>
-      <w:r>
-        <w:rPr>
-          <w:rFonts w:ascii="Arial" w:hAnsi="Arial" w:cs="Arial"/>
-          <w:sz w:val="22"/>
-          <w:szCs w:val="22"/>
-        </w:rPr>
-        <w:lastRenderedPageBreak/>
-        <w:t>Zudem lassen sich Maps elegant auslesen:</w:t>
-      </w:r>
-    </w:p>
-    <w:p>
-      <w:pPr>
-        <w:pStyle w:val="HTMLVorformatiert"/>
+      </w:pPr>
+      <w:r>
+        <w:rPr>
+          <w:rFonts w:ascii="Arial" w:hAnsi="Arial" w:cs="Arial"/>
+          <w:i/>
+          <w:iCs/>
+          <w:sz w:val="22"/>
+          <w:szCs w:val="22"/>
+        </w:rPr>
+        <w:t>Datei: maps/main.go</w:t>
+      </w:r>
+    </w:p>
+    <w:p>
+      <w:pPr>
+        <w:rPr>
+          <w:rFonts w:ascii="Arial" w:hAnsi="Arial" w:cs="Arial"/>
+        </w:rPr>
+      </w:pPr>
+    </w:p>
+    <w:p>
+      <w:pPr>
+        <w:rPr>
+          <w:rFonts w:ascii="Arial" w:hAnsi="Arial" w:cs="Arial"/>
+          <w:sz w:val="22"/>
+          <w:szCs w:val="22"/>
+        </w:rPr>
+      </w:pPr>
+      <w:r>
+        <w:rPr>
+          <w:rFonts w:ascii="Arial" w:hAnsi="Arial" w:cs="Arial"/>
+          <w:sz w:val="22"/>
+          <w:szCs w:val="22"/>
+        </w:rPr>
+        <w:t>Die Schleife entspricht Javas For-Each Schleife</w:t>
+      </w:r>
+      <w:r>
+        <w:rPr>
+          <w:rFonts w:ascii="Arial" w:hAnsi="Arial" w:cs="Arial"/>
+          <w:sz w:val="22"/>
+          <w:szCs w:val="22"/>
+        </w:rPr>
+        <w:t xml:space="preserve">. Bei Go werden aber standardmässig zwei Werte zurückgegeben. </w:t>
+      </w:r>
+      <w:r>
+        <w:rPr>
+          <w:rFonts w:ascii="Arial" w:hAnsi="Arial" w:cs="Arial"/>
+          <w:sz w:val="22"/>
+          <w:szCs w:val="22"/>
+        </w:rPr>
+        <w:t>Der Index (im Beispiel mit “_” ignoriert) und das Element selbst.</w:t>
+      </w:r>
+      <w:r>
+        <w:rPr>
+          <w:rFonts w:ascii="Arial" w:hAnsi="Arial" w:cs="Arial"/>
+          <w:sz w:val="22"/>
+          <w:szCs w:val="22"/>
+        </w:rPr>
+        <w:t xml:space="preserve"> </w:t>
+      </w:r>
+    </w:p>
+    <w:p>
+      <w:pPr>
+        <w:rPr>
+          <w:rFonts w:ascii="Arial" w:hAnsi="Arial" w:cs="Arial"/>
+          <w:sz w:val="22"/>
+          <w:szCs w:val="22"/>
+        </w:rPr>
+      </w:pPr>
+      <w:r>
+        <w:rPr>
+          <w:rFonts w:ascii="Arial" w:hAnsi="Arial" w:cs="Arial"/>
+          <w:sz w:val="22"/>
+          <w:szCs w:val="22"/>
+        </w:rPr>
+        <w:t>Der Zugriff: In der main-Funktion nutzen wir den Zugriff via:</w:t>
+      </w:r>
+    </w:p>
+    <w:p>
+      <w:pPr>
+        <w:pStyle w:val="HTMLPreformatted"/>
         <w:shd w:val="clear" w:color="auto" w:fill="1E1F22"/>
         <w:rPr>
           <w:rFonts w:ascii="Arial" w:hAnsi="Arial" w:cs="Arial"/>
@@ -1238,23 +1630,23 @@
       <w:r>
         <w:rPr>
           <w:rFonts w:ascii="Arial" w:hAnsi="Arial" w:cs="Arial"/>
-          <w:color w:val="BCBEC4"/>
-        </w:rPr>
-        <w:t>order, exists := orderIndex[</w:t>
-      </w:r>
-      <w:r>
-        <w:rPr>
-          <w:rFonts w:ascii="Arial" w:hAnsi="Arial" w:cs="Arial"/>
-          <w:color w:val="2AACB8"/>
-        </w:rPr>
-        <w:t>2</w:t>
-      </w:r>
-      <w:r>
-        <w:rPr>
-          <w:rFonts w:ascii="Arial" w:hAnsi="Arial" w:cs="Arial"/>
-          <w:color w:val="BCBEC4"/>
-        </w:rPr>
-        <w:t>]</w:t>
+          <w:color w:val="CF8E6D"/>
+        </w:rPr>
+        <w:t xml:space="preserve">func </w:t>
+      </w:r>
+      <w:r>
+        <w:rPr>
+          <w:rFonts w:ascii="Arial" w:hAnsi="Arial" w:cs="Arial"/>
+          <w:color w:val="56A8F5"/>
+        </w:rPr>
+        <w:t>main</w:t>
+      </w:r>
+      <w:r>
+        <w:rPr>
+          <w:rFonts w:ascii="Arial" w:hAnsi="Arial" w:cs="Arial"/>
+          <w:color w:val="BCBEC4"/>
+        </w:rPr>
+        <w:t>(){</w:t>
       </w:r>
       <w:r>
         <w:rPr>
@@ -1262,20 +1654,7 @@
           <w:color w:val="BCBEC4"/>
         </w:rPr>
         <w:br/>
-      </w:r>
-      <w:r>
-        <w:rPr>
-          <w:rFonts w:ascii="Arial" w:hAnsi="Arial" w:cs="Arial"/>
-          <w:color w:val="CF8E6D"/>
-        </w:rPr>
-        <w:t xml:space="preserve">if </w:t>
-      </w:r>
-      <w:r>
-        <w:rPr>
-          <w:rFonts w:ascii="Arial" w:hAnsi="Arial" w:cs="Arial"/>
-          <w:color w:val="BCBEC4"/>
-        </w:rPr>
-        <w:t>exists {</w:t>
+        <w:t xml:space="preserve">    ……..{ weiterer Code}</w:t>
       </w:r>
       <w:r>
         <w:rPr>
@@ -1288,122 +1667,46 @@
       <w:r>
         <w:rPr>
           <w:rFonts w:ascii="Arial" w:hAnsi="Arial" w:cs="Arial"/>
-          <w:color w:val="AFBF7E"/>
-        </w:rPr>
-        <w:t>fmt</w:t>
-      </w:r>
-      <w:r>
-        <w:rPr>
-          <w:rFonts w:ascii="Arial" w:hAnsi="Arial" w:cs="Arial"/>
-          <w:color w:val="BCBEC4"/>
-        </w:rPr>
-        <w:t>.</w:t>
+          <w:color w:val="BCBEC4"/>
+        </w:rPr>
+        <w:br/>
+        <w:t xml:space="preserve">    orderIndex := </w:t>
       </w:r>
       <w:r>
         <w:rPr>
           <w:rFonts w:ascii="Arial" w:hAnsi="Arial" w:cs="Arial"/>
           <w:color w:val="B09D79"/>
         </w:rPr>
-        <w:t>Printf</w:t>
-      </w:r>
-      <w:r>
-        <w:rPr>
-          <w:rFonts w:ascii="Arial" w:hAnsi="Arial" w:cs="Arial"/>
-          <w:color w:val="BCBEC4"/>
-        </w:rPr>
-        <w:t>(</w:t>
-      </w:r>
-      <w:r>
-        <w:rPr>
-          <w:rFonts w:ascii="Arial" w:hAnsi="Arial" w:cs="Arial"/>
-          <w:color w:val="6AAB73"/>
-        </w:rPr>
-        <w:t xml:space="preserve">"Gefunden: Bestellung </w:t>
-      </w:r>
-      <w:r>
-        <w:rPr>
-          <w:rFonts w:ascii="Arial" w:hAnsi="Arial" w:cs="Arial"/>
-          <w:color w:val="CF8E6D"/>
-        </w:rPr>
-        <w:t>%d</w:t>
-      </w:r>
-      <w:r>
-        <w:rPr>
-          <w:rFonts w:ascii="Arial" w:hAnsi="Arial" w:cs="Arial"/>
-          <w:color w:val="6AAB73"/>
-        </w:rPr>
-        <w:t xml:space="preserve"> = </w:t>
-      </w:r>
-      <w:r>
-        <w:rPr>
-          <w:rFonts w:ascii="Arial" w:hAnsi="Arial" w:cs="Arial"/>
-          <w:color w:val="CF8E6D"/>
-        </w:rPr>
-        <w:t>%s</w:t>
-      </w:r>
-      <w:r>
-        <w:rPr>
-          <w:rFonts w:ascii="Arial" w:hAnsi="Arial" w:cs="Arial"/>
-          <w:color w:val="6AAB73"/>
-        </w:rPr>
-        <w:t xml:space="preserve"> x</w:t>
-      </w:r>
-      <w:r>
-        <w:rPr>
-          <w:rFonts w:ascii="Arial" w:hAnsi="Arial" w:cs="Arial"/>
-          <w:color w:val="CF8E6D"/>
-        </w:rPr>
-        <w:t>%d</w:t>
-      </w:r>
-      <w:r>
-        <w:rPr>
-          <w:rFonts w:ascii="Arial" w:hAnsi="Arial" w:cs="Arial"/>
-          <w:color w:val="6AAB73"/>
-        </w:rPr>
-        <w:t xml:space="preserve"> [</w:t>
-      </w:r>
-      <w:r>
-        <w:rPr>
-          <w:rFonts w:ascii="Arial" w:hAnsi="Arial" w:cs="Arial"/>
-          <w:color w:val="CF8E6D"/>
-        </w:rPr>
-        <w:t>%s</w:t>
-      </w:r>
-      <w:r>
-        <w:rPr>
-          <w:rFonts w:ascii="Arial" w:hAnsi="Arial" w:cs="Arial"/>
-          <w:color w:val="6AAB73"/>
+        <w:t>buildOrderIndex</w:t>
+      </w:r>
+      <w:r>
+        <w:rPr>
+          <w:rFonts w:ascii="Arial" w:hAnsi="Arial" w:cs="Arial"/>
+          <w:color w:val="BCBEC4"/>
+        </w:rPr>
+        <w:t>(orders)</w:t>
+      </w:r>
+      <w:r>
+        <w:rPr>
+          <w:rFonts w:ascii="Arial" w:hAnsi="Arial" w:cs="Arial"/>
+          <w:color w:val="BCBEC4"/>
+        </w:rPr>
+        <w:br/>
+        <w:t xml:space="preserve">    order, exists := orderIndex[</w:t>
+      </w:r>
+      <w:r>
+        <w:rPr>
+          <w:rFonts w:ascii="Arial" w:hAnsi="Arial" w:cs="Arial"/>
+          <w:color w:val="2AACB8"/>
+        </w:rPr>
+        <w:t>2</w:t>
+      </w:r>
+      <w:r>
+        <w:rPr>
+          <w:rFonts w:ascii="Arial" w:hAnsi="Arial" w:cs="Arial"/>
+          <w:color w:val="BCBEC4"/>
         </w:rPr>
         <w:t>]</w:t>
-      </w:r>
-      <w:r>
-        <w:rPr>
-          <w:rFonts w:ascii="Arial" w:hAnsi="Arial" w:cs="Arial"/>
-          <w:color w:val="CF8E6D"/>
-        </w:rPr>
-        <w:t>\n</w:t>
-      </w:r>
-      <w:r>
-        <w:rPr>
-          <w:rFonts w:ascii="Arial" w:hAnsi="Arial" w:cs="Arial"/>
-          <w:color w:val="6AAB73"/>
-        </w:rPr>
-        <w:t>"</w:t>
-      </w:r>
-      <w:r>
-        <w:rPr>
-          <w:rFonts w:ascii="Arial" w:hAnsi="Arial" w:cs="Arial"/>
-          <w:color w:val="BCBEC4"/>
-        </w:rPr>
-        <w:t>,</w:t>
-      </w:r>
-      <w:r>
-        <w:rPr>
-          <w:rFonts w:ascii="Arial" w:hAnsi="Arial" w:cs="Arial"/>
-          <w:color w:val="BCBEC4"/>
-        </w:rPr>
-        <w:br/>
-        <w:t xml:space="preserve">       order.ID, order.Product, order.Quantity, order.Status)</w:t>
       </w:r>
       <w:r>
         <w:rPr>
@@ -1418,103 +1721,12 @@
       <w:pPr>
         <w:rPr>
           <w:rFonts w:ascii="Arial" w:hAnsi="Arial" w:cs="Arial"/>
-          <w:sz w:val="22"/>
-          <w:szCs w:val="22"/>
-        </w:rPr>
-      </w:pPr>
-      <w:r>
-        <w:rPr>
-          <w:rFonts w:ascii="Arial" w:hAnsi="Arial" w:cs="Arial"/>
           <w:i/>
           <w:iCs/>
           <w:sz w:val="22"/>
           <w:szCs w:val="22"/>
         </w:rPr>
-        <w:t>Datei: map-slices/main.go</w:t>
-      </w:r>
-    </w:p>
-    <w:p>
-      <w:pPr>
-        <w:rPr>
-          <w:rFonts w:ascii="Arial" w:hAnsi="Arial" w:cs="Arial"/>
-          <w:sz w:val="22"/>
-          <w:szCs w:val="22"/>
-        </w:rPr>
-      </w:pPr>
-      <w:r>
-        <w:rPr>
-          <w:rFonts w:ascii="Arial" w:hAnsi="Arial" w:cs="Arial"/>
-          <w:sz w:val="22"/>
-          <w:szCs w:val="22"/>
-        </w:rPr>
-        <w:t xml:space="preserve">Go unterstützt standardmässig Multiple Return Values. Der Zugriff auf eine Map gibt den gesuchten Wert und einen Boolean (exists) zurück, der angibt, ob der Schlüssel exisitert. Hingegen in Java, müssten wir zusätzlich auf null prüfen oder ein Optional nutzen. </w:t>
-      </w:r>
-    </w:p>
-    <w:p>
-      <w:pPr>
-        <w:pStyle w:val="berschrift3"/>
-        <w:rPr>
-          <w:rFonts w:ascii="Arial" w:hAnsi="Arial" w:cs="Arial"/>
-        </w:rPr>
-      </w:pPr>
-      <w:r>
-        <w:rPr>
-          <w:rFonts w:ascii="Arial" w:hAnsi="Arial" w:cs="Arial"/>
-        </w:rPr>
-        <w:t>2.2 Structural vs. Nominal Typing</w:t>
-      </w:r>
-    </w:p>
-    <w:p>
-      <w:pPr>
-        <w:rPr>
-          <w:rFonts w:ascii="Arial" w:hAnsi="Arial" w:cs="Arial"/>
-          <w:sz w:val="22"/>
-          <w:szCs w:val="22"/>
-        </w:rPr>
-      </w:pPr>
-      <w:r>
-        <w:rPr>
-          <w:rFonts w:ascii="Arial" w:hAnsi="Arial" w:cs="Arial"/>
-          <w:sz w:val="22"/>
-          <w:szCs w:val="22"/>
-        </w:rPr>
-        <w:t>Dies ist der grösste konzeptionelle Unterschied für Entwickler, welche auf der OOP kommen. Java nutzt Nominal Typing, das heisst, eine Klasse implementiert ein Interface nur dann, wenn im Code explizit das Schlüsselwort implement steht. Go hingegen nutzt Structural Typing</w:t>
-      </w:r>
-      <w:r>
-        <w:rPr>
-          <w:rFonts w:ascii="Arial" w:hAnsi="Arial" w:cs="Arial"/>
-          <w:sz w:val="22"/>
-          <w:szCs w:val="22"/>
-        </w:rPr>
-        <w:t>.</w:t>
-      </w:r>
-    </w:p>
-    <w:p>
-      <w:pPr>
-        <w:rPr>
-          <w:rFonts w:ascii="Arial" w:hAnsi="Arial" w:cs="Arial"/>
-          <w:sz w:val="22"/>
-          <w:szCs w:val="22"/>
-        </w:rPr>
-      </w:pPr>
-    </w:p>
-    <w:p>
-      <w:pPr>
-        <w:rPr>
-          <w:rFonts w:ascii="Arial" w:hAnsi="Arial" w:cs="Arial"/>
-          <w:sz w:val="22"/>
-          <w:szCs w:val="22"/>
-        </w:rPr>
-      </w:pPr>
-      <w:r>
-        <w:rPr>
-          <w:rFonts w:ascii="Arial" w:hAnsi="Arial" w:cs="Arial"/>
-          <w:sz w:val="22"/>
-          <w:szCs w:val="22"/>
-        </w:rPr>
-        <w:t xml:space="preserve">In unserem Demo-Code definieren wir ein Interface </w:t>
-      </w:r>
-      <w:proofErr w:type="spellStart"/>
+      </w:pPr>
       <w:r>
         <w:rPr>
           <w:rFonts w:ascii="Arial" w:hAnsi="Arial" w:cs="Arial"/>
@@ -1522,19 +1734,25 @@
           <w:iCs/>
           <w:sz w:val="22"/>
           <w:szCs w:val="22"/>
-          <w:shd w:val="clear" w:color="auto" w:fill="A6A6A6" w:themeFill="background1" w:themeFillShade="A6"/>
-          <w:lang w:val="de-CH"/>
-        </w:rPr>
-        <w:t>Process</w:t>
-      </w:r>
-      <w:proofErr w:type="spellEnd"/>
-      <w:r>
-        <w:rPr>
-          <w:rFonts w:ascii="Arial" w:hAnsi="Arial" w:cs="Arial"/>
-          <w:sz w:val="22"/>
-          <w:szCs w:val="22"/>
-        </w:rPr>
-        <w:t xml:space="preserve"> mit einer einzigen Methode. Anschliessend erstellen wir die Strukturen </w:t>
+        </w:rPr>
+        <w:t>Datei: maps/main.go</w:t>
+      </w:r>
+    </w:p>
+    <w:p>
+      <w:pPr>
+        <w:rPr>
+          <w:rFonts w:ascii="Arial" w:hAnsi="Arial" w:cs="Arial"/>
+          <w:sz w:val="22"/>
+          <w:szCs w:val="22"/>
+        </w:rPr>
+      </w:pPr>
+      <w:r>
+        <w:rPr>
+          <w:rFonts w:ascii="Arial" w:hAnsi="Arial" w:cs="Arial"/>
+          <w:sz w:val="22"/>
+          <w:szCs w:val="22"/>
+        </w:rPr>
+        <w:t>Go unterstützt standardmässig Mehrfach-Rückgabewerte. Der Zugriff auf eine Map liefert uns nicht nur den Wert, sondern gleichzeitig einen Boolean (</w:t>
       </w:r>
       <w:r>
         <w:rPr>
@@ -1544,9 +1762,50 @@
           <w:sz w:val="22"/>
           <w:szCs w:val="22"/>
           <w:shd w:val="clear" w:color="auto" w:fill="A6A6A6" w:themeFill="background1" w:themeFillShade="A6"/>
-        </w:rPr>
-        <w:t>FastProces</w:t>
-      </w:r>
+          <w:lang w:val="de-CH"/>
+        </w:rPr>
+        <w:t>exists</w:t>
+      </w:r>
+      <w:r>
+        <w:rPr>
+          <w:rFonts w:ascii="Arial" w:hAnsi="Arial" w:cs="Arial"/>
+          <w:sz w:val="22"/>
+          <w:szCs w:val="22"/>
+        </w:rPr>
+        <w:t>), der uns sicher sagt, ob der Schlüssel überhaupt existiert. In Java müssten wir umständlich prüfen, ob der Rückgabewert null ist oder ein Optional auspacken.</w:t>
+      </w:r>
+    </w:p>
+    <w:p>
+      <w:pPr>
+        <w:pStyle w:val="Heading3"/>
+        <w:rPr>
+          <w:rFonts w:ascii="Arial" w:hAnsi="Arial" w:cs="Arial"/>
+        </w:rPr>
+      </w:pPr>
+      <w:r>
+        <w:rPr>
+          <w:rFonts w:ascii="Arial" w:hAnsi="Arial" w:cs="Arial"/>
+        </w:rPr>
+        <w:t>2.2 Structural vs. Nominal Typing</w:t>
+      </w:r>
+    </w:p>
+    <w:p>
+      <w:pPr>
+        <w:rPr>
+          <w:rFonts w:ascii="Arial" w:hAnsi="Arial" w:cs="Arial"/>
+          <w:sz w:val="22"/>
+          <w:szCs w:val="22"/>
+        </w:rPr>
+      </w:pPr>
+      <w:r>
+        <w:rPr>
+          <w:rFonts w:ascii="Arial" w:hAnsi="Arial" w:cs="Arial"/>
+          <w:sz w:val="22"/>
+          <w:szCs w:val="22"/>
+        </w:rPr>
+        <w:t xml:space="preserve">Dies ist der grösste konzeptionelle Unterschied für Entwickler, welche auf der OOP kommen. Java nutzt Nominal Typing, das heisst, eine Klasse implementiert ein Interface nur dann, wenn im Code explizit das Schlüsselwort </w:t>
+      </w:r>
+      <w:proofErr w:type="spellStart"/>
       <w:r>
         <w:rPr>
           <w:rFonts w:ascii="Arial" w:hAnsi="Arial" w:cs="Arial"/>
@@ -1555,16 +1814,9 @@
           <w:sz w:val="22"/>
           <w:szCs w:val="22"/>
           <w:shd w:val="clear" w:color="auto" w:fill="A6A6A6" w:themeFill="background1" w:themeFillShade="A6"/>
-        </w:rPr>
-        <w:t>s</w:t>
-      </w:r>
-      <w:r>
-        <w:rPr>
-          <w:rFonts w:ascii="Arial" w:hAnsi="Arial" w:cs="Arial"/>
-          <w:sz w:val="22"/>
-          <w:szCs w:val="22"/>
-        </w:rPr>
-        <w:t xml:space="preserve"> und </w:t>
+          <w:lang w:val="de-CH"/>
+        </w:rPr>
+        <w:t>implement</w:t>
       </w:r>
       <w:r>
         <w:rPr>
@@ -1574,21 +1826,66 @@
           <w:sz w:val="22"/>
           <w:szCs w:val="22"/>
           <w:shd w:val="clear" w:color="auto" w:fill="A6A6A6" w:themeFill="background1" w:themeFillShade="A6"/>
-        </w:rPr>
-        <w:t>SafeProcess</w:t>
-      </w:r>
-      <w:r>
-        <w:rPr>
-          <w:rFonts w:ascii="Arial" w:hAnsi="Arial" w:cs="Arial"/>
-          <w:sz w:val="22"/>
-          <w:szCs w:val="22"/>
-        </w:rPr>
-        <w:t>:</w:t>
-      </w:r>
-    </w:p>
-    <w:p>
-      <w:pPr>
-        <w:pStyle w:val="HTMLVorformatiert"/>
+          <w:lang w:val="de-CH"/>
+        </w:rPr>
+        <w:t>s</w:t>
+      </w:r>
+      <w:proofErr w:type="spellEnd"/>
+      <w:r>
+        <w:rPr>
+          <w:rFonts w:ascii="Arial" w:hAnsi="Arial" w:cs="Arial"/>
+          <w:i/>
+          <w:iCs/>
+          <w:sz w:val="22"/>
+          <w:szCs w:val="22"/>
+          <w:shd w:val="clear" w:color="auto" w:fill="A6A6A6" w:themeFill="background1" w:themeFillShade="A6"/>
+          <w:lang w:val="de-CH"/>
+        </w:rPr>
+        <w:t xml:space="preserve"> </w:t>
+      </w:r>
+      <w:proofErr w:type="spellStart"/>
+      <w:r>
+        <w:rPr>
+          <w:rFonts w:ascii="Arial" w:hAnsi="Arial" w:cs="Arial"/>
+          <w:i/>
+          <w:iCs/>
+          <w:sz w:val="22"/>
+          <w:szCs w:val="22"/>
+          <w:shd w:val="clear" w:color="auto" w:fill="A6A6A6" w:themeFill="background1" w:themeFillShade="A6"/>
+          <w:lang w:val="de-CH"/>
+        </w:rPr>
+        <w:t>InterfaceName</w:t>
+      </w:r>
+      <w:proofErr w:type="spellEnd"/>
+      <w:r>
+        <w:rPr>
+          <w:rFonts w:ascii="Arial" w:hAnsi="Arial" w:cs="Arial"/>
+          <w:sz w:val="22"/>
+          <w:szCs w:val="22"/>
+        </w:rPr>
+        <w:t xml:space="preserve"> steht. Go hingegen nutzt Structural Typing</w:t>
+      </w:r>
+      <w:r>
+        <w:rPr>
+          <w:rFonts w:ascii="Arial" w:hAnsi="Arial" w:cs="Arial"/>
+          <w:sz w:val="22"/>
+          <w:szCs w:val="22"/>
+        </w:rPr>
+        <w:t>.</w:t>
+      </w:r>
+    </w:p>
+    <w:p>
+      <w:pPr>
+        <w:rPr>
+          <w:rFonts w:ascii="Arial" w:hAnsi="Arial" w:cs="Arial"/>
+          <w:sz w:val="22"/>
+          <w:szCs w:val="22"/>
+        </w:rPr>
+      </w:pPr>
+    </w:p>
+    <w:p>
+      <w:pPr>
+        <w:pStyle w:val="HTMLPreformatted"/>
         <w:shd w:val="clear" w:color="auto" w:fill="1E1F22"/>
         <w:rPr>
           <w:rFonts w:ascii="Arial" w:hAnsi="Arial" w:cs="Arial"/>
@@ -1607,21 +1904,77 @@
           <w:rFonts w:ascii="Arial" w:hAnsi="Arial" w:cs="Arial"/>
           <w:color w:val="BCBEC4"/>
         </w:rPr>
-        <w:t xml:space="preserve">Process </w:t>
+        <w:t xml:space="preserve">Dog </w:t>
       </w:r>
       <w:r>
         <w:rPr>
           <w:rFonts w:ascii="Arial" w:hAnsi="Arial" w:cs="Arial"/>
           <w:color w:val="CF8E6D"/>
         </w:rPr>
-        <w:t xml:space="preserve">interface </w:t>
-      </w:r>
-      <w:r>
-        <w:rPr>
-          <w:rFonts w:ascii="Arial" w:hAnsi="Arial" w:cs="Arial"/>
-          <w:color w:val="BCBEC4"/>
-        </w:rPr>
-        <w:t>{</w:t>
+        <w:t>struct</w:t>
+      </w:r>
+      <w:r>
+        <w:rPr>
+          <w:rFonts w:ascii="Arial" w:hAnsi="Arial" w:cs="Arial"/>
+          <w:color w:val="BCBEC4"/>
+        </w:rPr>
+        <w:t>{}</w:t>
+      </w:r>
+      <w:r>
+        <w:rPr>
+          <w:rFonts w:ascii="Arial" w:hAnsi="Arial" w:cs="Arial"/>
+          <w:color w:val="BCBEC4"/>
+        </w:rPr>
+        <w:br/>
+      </w:r>
+      <w:r>
+        <w:rPr>
+          <w:rFonts w:ascii="Arial" w:hAnsi="Arial" w:cs="Arial"/>
+          <w:color w:val="BCBEC4"/>
+        </w:rPr>
+        <w:br/>
+      </w:r>
+      <w:r>
+        <w:rPr>
+          <w:rFonts w:ascii="Arial" w:hAnsi="Arial" w:cs="Arial"/>
+          <w:color w:val="CF8E6D"/>
+        </w:rPr>
+        <w:t xml:space="preserve">func </w:t>
+      </w:r>
+      <w:r>
+        <w:rPr>
+          <w:rFonts w:ascii="Arial" w:hAnsi="Arial" w:cs="Arial"/>
+          <w:color w:val="BCBEC4"/>
+        </w:rPr>
+        <w:t>(</w:t>
+      </w:r>
+      <w:r>
+        <w:rPr>
+          <w:rFonts w:ascii="Arial" w:hAnsi="Arial" w:cs="Arial"/>
+          <w:color w:val="6FAFBD"/>
+        </w:rPr>
+        <w:t>Dog</w:t>
+      </w:r>
+      <w:r>
+        <w:rPr>
+          <w:rFonts w:ascii="Arial" w:hAnsi="Arial" w:cs="Arial"/>
+          <w:color w:val="BCBEC4"/>
+        </w:rPr>
+        <w:t xml:space="preserve">) </w:t>
+      </w:r>
+      <w:r>
+        <w:rPr>
+          <w:rFonts w:ascii="Arial" w:hAnsi="Arial" w:cs="Arial"/>
+          <w:color w:val="56A8F5"/>
+        </w:rPr>
+        <w:t>makeNoise</w:t>
+      </w:r>
+      <w:r>
+        <w:rPr>
+          <w:rFonts w:ascii="Arial" w:hAnsi="Arial" w:cs="Arial"/>
+          <w:color w:val="BCBEC4"/>
+        </w:rPr>
+        <w:t>() {</w:t>
       </w:r>
       <w:r>
         <w:rPr>
@@ -1634,23 +1987,37 @@
       <w:r>
         <w:rPr>
           <w:rFonts w:ascii="Arial" w:hAnsi="Arial" w:cs="Arial"/>
-          <w:color w:val="56A8F5"/>
-        </w:rPr>
-        <w:t>Process</w:t>
-      </w:r>
-      <w:r>
-        <w:rPr>
-          <w:rFonts w:ascii="Arial" w:hAnsi="Arial" w:cs="Arial"/>
-          <w:color w:val="BCBEC4"/>
-        </w:rPr>
-        <w:t>(order *</w:t>
-      </w:r>
-      <w:r>
-        <w:rPr>
-          <w:rFonts w:ascii="Arial" w:hAnsi="Arial" w:cs="Arial"/>
-          <w:color w:val="6FAFBD"/>
-        </w:rPr>
-        <w:t>Order</w:t>
+          <w:color w:val="AFBF7E"/>
+        </w:rPr>
+        <w:t>fmt</w:t>
+      </w:r>
+      <w:r>
+        <w:rPr>
+          <w:rFonts w:ascii="Arial" w:hAnsi="Arial" w:cs="Arial"/>
+          <w:color w:val="BCBEC4"/>
+        </w:rPr>
+        <w:t>.</w:t>
+      </w:r>
+      <w:r>
+        <w:rPr>
+          <w:rFonts w:ascii="Arial" w:hAnsi="Arial" w:cs="Arial"/>
+          <w:color w:val="B09D79"/>
+        </w:rPr>
+        <w:t>Println</w:t>
+      </w:r>
+      <w:r>
+        <w:rPr>
+          <w:rFonts w:ascii="Arial" w:hAnsi="Arial" w:cs="Arial"/>
+          <w:color w:val="BCBEC4"/>
+        </w:rPr>
+        <w:t>(</w:t>
+      </w:r>
+      <w:r>
+        <w:rPr>
+          <w:rFonts w:ascii="Arial" w:hAnsi="Arial" w:cs="Arial"/>
+          <w:color w:val="6AAB73"/>
+        </w:rPr>
+        <w:t>"wufwuf"</w:t>
       </w:r>
       <w:r>
         <w:rPr>
@@ -1677,6 +2044,13 @@
       <w:r>
         <w:rPr>
           <w:rFonts w:ascii="Arial" w:hAnsi="Arial" w:cs="Arial"/>
+          <w:color w:val="BCBEC4"/>
+        </w:rPr>
+        <w:br/>
+      </w:r>
+      <w:r>
+        <w:rPr>
+          <w:rFonts w:ascii="Arial" w:hAnsi="Arial" w:cs="Arial"/>
           <w:color w:val="CF8E6D"/>
         </w:rPr>
         <w:t xml:space="preserve">type </w:t>
@@ -1686,14 +2060,129 @@
           <w:rFonts w:ascii="Arial" w:hAnsi="Arial" w:cs="Arial"/>
           <w:color w:val="BCBEC4"/>
         </w:rPr>
-        <w:t xml:space="preserve">FastProcess </w:t>
+        <w:t xml:space="preserve">Noise </w:t>
       </w:r>
       <w:r>
         <w:rPr>
           <w:rFonts w:ascii="Arial" w:hAnsi="Arial" w:cs="Arial"/>
           <w:color w:val="CF8E6D"/>
         </w:rPr>
-        <w:t>struct</w:t>
+        <w:t xml:space="preserve">interface </w:t>
+      </w:r>
+      <w:r>
+        <w:rPr>
+          <w:rFonts w:ascii="Arial" w:hAnsi="Arial" w:cs="Arial"/>
+          <w:color w:val="BCBEC4"/>
+        </w:rPr>
+        <w:t>{</w:t>
+      </w:r>
+      <w:r>
+        <w:rPr>
+          <w:rFonts w:ascii="Arial" w:hAnsi="Arial" w:cs="Arial"/>
+          <w:color w:val="BCBEC4"/>
+        </w:rPr>
+        <w:br/>
+        <w:t xml:space="preserve">    </w:t>
+      </w:r>
+      <w:r>
+        <w:rPr>
+          <w:rFonts w:ascii="Arial" w:hAnsi="Arial" w:cs="Arial"/>
+          <w:color w:val="56A8F5"/>
+        </w:rPr>
+        <w:t>makeNoise</w:t>
+      </w:r>
+      <w:r>
+        <w:rPr>
+          <w:rFonts w:ascii="Arial" w:hAnsi="Arial" w:cs="Arial"/>
+          <w:color w:val="BCBEC4"/>
+        </w:rPr>
+        <w:t>()</w:t>
+      </w:r>
+      <w:r>
+        <w:rPr>
+          <w:rFonts w:ascii="Arial" w:hAnsi="Arial" w:cs="Arial"/>
+          <w:color w:val="BCBEC4"/>
+        </w:rPr>
+        <w:br/>
+        <w:t>}</w:t>
+      </w:r>
+      <w:r>
+        <w:rPr>
+          <w:rFonts w:ascii="Arial" w:hAnsi="Arial" w:cs="Arial"/>
+          <w:color w:val="BCBEC4"/>
+        </w:rPr>
+        <w:br/>
+      </w:r>
+      <w:r>
+        <w:rPr>
+          <w:rFonts w:ascii="Arial" w:hAnsi="Arial" w:cs="Arial"/>
+          <w:color w:val="BCBEC4"/>
+        </w:rPr>
+        <w:br/>
+      </w:r>
+      <w:r>
+        <w:rPr>
+          <w:rFonts w:ascii="Arial" w:hAnsi="Arial" w:cs="Arial"/>
+          <w:color w:val="CF8E6D"/>
+        </w:rPr>
+        <w:t xml:space="preserve">func </w:t>
+      </w:r>
+      <w:r>
+        <w:rPr>
+          <w:rFonts w:ascii="Arial" w:hAnsi="Arial" w:cs="Arial"/>
+          <w:color w:val="56A8F5"/>
+        </w:rPr>
+        <w:t>main</w:t>
+      </w:r>
+      <w:r>
+        <w:rPr>
+          <w:rFonts w:ascii="Arial" w:hAnsi="Arial" w:cs="Arial"/>
+          <w:color w:val="BCBEC4"/>
+        </w:rPr>
+        <w:t>() {</w:t>
+      </w:r>
+      <w:r>
+        <w:rPr>
+          <w:rFonts w:ascii="Arial" w:hAnsi="Arial" w:cs="Arial"/>
+          <w:color w:val="BCBEC4"/>
+        </w:rPr>
+        <w:br/>
+        <w:t xml:space="preserve">    </w:t>
+      </w:r>
+      <w:r>
+        <w:rPr>
+          <w:rFonts w:ascii="Arial" w:hAnsi="Arial" w:cs="Arial"/>
+          <w:color w:val="CF8E6D"/>
+        </w:rPr>
+        <w:t xml:space="preserve">var </w:t>
+      </w:r>
+      <w:r>
+        <w:rPr>
+          <w:rFonts w:ascii="Arial" w:hAnsi="Arial" w:cs="Arial"/>
+          <w:color w:val="BCBEC4"/>
+        </w:rPr>
+        <w:t xml:space="preserve">noisemaker </w:t>
+      </w:r>
+      <w:r>
+        <w:rPr>
+          <w:rFonts w:ascii="Arial" w:hAnsi="Arial" w:cs="Arial"/>
+          <w:color w:val="6FAFBD"/>
+        </w:rPr>
+        <w:t xml:space="preserve">Noise </w:t>
+      </w:r>
+      <w:r>
+        <w:rPr>
+          <w:rFonts w:ascii="Arial" w:hAnsi="Arial" w:cs="Arial"/>
+          <w:color w:val="BCBEC4"/>
+        </w:rPr>
+        <w:t xml:space="preserve">= </w:t>
+      </w:r>
+      <w:r>
+        <w:rPr>
+          <w:rFonts w:ascii="Arial" w:hAnsi="Arial" w:cs="Arial"/>
+          <w:color w:val="6FAFBD"/>
+        </w:rPr>
+        <w:t>Dog</w:t>
       </w:r>
       <w:r>
         <w:rPr>
@@ -1708,89 +2197,26 @@
           <w:color w:val="BCBEC4"/>
         </w:rPr>
         <w:br/>
-      </w:r>
-      <w:r>
-        <w:rPr>
-          <w:rFonts w:ascii="Arial" w:hAnsi="Arial" w:cs="Arial"/>
-          <w:color w:val="BCBEC4"/>
-        </w:rPr>
-        <w:br/>
-      </w:r>
-      <w:r>
-        <w:rPr>
-          <w:rFonts w:ascii="Arial" w:hAnsi="Arial" w:cs="Arial"/>
-          <w:color w:val="CF8E6D"/>
-        </w:rPr>
-        <w:t xml:space="preserve">func </w:t>
-      </w:r>
-      <w:r>
-        <w:rPr>
-          <w:rFonts w:ascii="Arial" w:hAnsi="Arial" w:cs="Arial"/>
-          <w:color w:val="BCBEC4"/>
-        </w:rPr>
-        <w:t>(</w:t>
-      </w:r>
-      <w:r>
-        <w:rPr>
-          <w:rFonts w:ascii="Arial" w:hAnsi="Arial" w:cs="Arial"/>
-          <w:color w:val="6FAFBD"/>
-        </w:rPr>
-        <w:t>FastProcess</w:t>
-      </w:r>
-      <w:r>
-        <w:rPr>
-          <w:rFonts w:ascii="Arial" w:hAnsi="Arial" w:cs="Arial"/>
-          <w:color w:val="BCBEC4"/>
-        </w:rPr>
-        <w:t xml:space="preserve">) </w:t>
-      </w:r>
-      <w:r>
-        <w:rPr>
-          <w:rFonts w:ascii="Arial" w:hAnsi="Arial" w:cs="Arial"/>
-          <w:color w:val="56A8F5"/>
-        </w:rPr>
-        <w:t>Process</w:t>
-      </w:r>
-      <w:r>
-        <w:rPr>
-          <w:rFonts w:ascii="Arial" w:hAnsi="Arial" w:cs="Arial"/>
-          <w:color w:val="BCBEC4"/>
-        </w:rPr>
-        <w:t>(order *</w:t>
-      </w:r>
-      <w:r>
-        <w:rPr>
-          <w:rFonts w:ascii="Arial" w:hAnsi="Arial" w:cs="Arial"/>
-          <w:color w:val="6FAFBD"/>
-        </w:rPr>
-        <w:t>Order</w:t>
-      </w:r>
-      <w:r>
-        <w:rPr>
-          <w:rFonts w:ascii="Arial" w:hAnsi="Arial" w:cs="Arial"/>
-          <w:color w:val="BCBEC4"/>
-        </w:rPr>
-        <w:t>){</w:t>
-      </w:r>
-      <w:r>
-        <w:rPr>
-          <w:rFonts w:ascii="Arial" w:hAnsi="Arial" w:cs="Arial"/>
-          <w:color w:val="BCBEC4"/>
-        </w:rPr>
-        <w:br/>
-        <w:t xml:space="preserve">    order.Status = </w:t>
-      </w:r>
-      <w:r>
-        <w:rPr>
-          <w:rFonts w:ascii="Arial" w:hAnsi="Arial" w:cs="Arial"/>
-          <w:color w:val="6AAB73"/>
-        </w:rPr>
-        <w:t>"schnell verarbeitet"</w:t>
-      </w:r>
-      <w:r>
-        <w:rPr>
-          <w:rFonts w:ascii="Arial" w:hAnsi="Arial" w:cs="Arial"/>
-          <w:color w:val="6AAB73"/>
+        <w:t xml:space="preserve">    noisemaker.</w:t>
+      </w:r>
+      <w:r>
+        <w:rPr>
+          <w:rFonts w:ascii="Arial" w:hAnsi="Arial" w:cs="Arial"/>
+          <w:color w:val="B09D79"/>
+        </w:rPr>
+        <w:t>makeNoise</w:t>
+      </w:r>
+      <w:r>
+        <w:rPr>
+          <w:rFonts w:ascii="Arial" w:hAnsi="Arial" w:cs="Arial"/>
+          <w:color w:val="BCBEC4"/>
+        </w:rPr>
+        <w:t>()</w:t>
+      </w:r>
+      <w:r>
+        <w:rPr>
+          <w:rFonts w:ascii="Arial" w:hAnsi="Arial" w:cs="Arial"/>
+          <w:color w:val="2AACB8"/>
         </w:rPr>
         <w:br/>
       </w:r>
@@ -1825,21 +2251,159 @@
     </w:p>
     <w:p>
       <w:pPr>
-        <w:rPr>
-          <w:rFonts w:ascii="Arial" w:hAnsi="Arial" w:cs="Arial"/>
-          <w:sz w:val="22"/>
-          <w:szCs w:val="22"/>
-        </w:rPr>
-      </w:pPr>
-      <w:r>
-        <w:rPr>
-          <w:rFonts w:ascii="Arial" w:hAnsi="Arial" w:cs="Arial"/>
-          <w:sz w:val="22"/>
-          <w:szCs w:val="22"/>
-        </w:rPr>
-        <w:t xml:space="preserve">In der Funktion </w:t>
-      </w:r>
-      <w:proofErr w:type="spellStart"/>
+        <w:pStyle w:val="NormalWeb"/>
+        <w:rPr>
+          <w:rFonts w:ascii="Arial" w:hAnsi="Arial" w:cs="Arial"/>
+          <w:sz w:val="22"/>
+          <w:szCs w:val="22"/>
+        </w:rPr>
+      </w:pPr>
+      <w:r>
+        <w:rPr>
+          <w:rFonts w:ascii="Arial" w:hAnsi="Arial" w:cs="Arial"/>
+          <w:sz w:val="22"/>
+          <w:szCs w:val="22"/>
+        </w:rPr>
+        <w:t xml:space="preserve">Obwohl </w:t>
+      </w:r>
+      <w:r>
+        <w:rPr>
+          <w:rStyle w:val="HTMLCode"/>
+          <w:rFonts w:ascii="Arial" w:hAnsi="Arial" w:cs="Arial"/>
+          <w:sz w:val="22"/>
+          <w:szCs w:val="22"/>
+        </w:rPr>
+        <w:t>Dog</w:t>
+      </w:r>
+      <w:r>
+        <w:rPr>
+          <w:rFonts w:ascii="Arial" w:hAnsi="Arial" w:cs="Arial"/>
+          <w:sz w:val="22"/>
+          <w:szCs w:val="22"/>
+        </w:rPr>
+        <w:t xml:space="preserve"> das Interface </w:t>
+      </w:r>
+      <w:r>
+        <w:rPr>
+          <w:rStyle w:val="HTMLCode"/>
+          <w:rFonts w:ascii="Arial" w:hAnsi="Arial" w:cs="Arial"/>
+          <w:sz w:val="22"/>
+          <w:szCs w:val="22"/>
+        </w:rPr>
+        <w:t>Noise</w:t>
+      </w:r>
+      <w:r>
+        <w:rPr>
+          <w:rFonts w:ascii="Arial" w:hAnsi="Arial" w:cs="Arial"/>
+          <w:sz w:val="22"/>
+          <w:szCs w:val="22"/>
+        </w:rPr>
+        <w:t xml:space="preserve"> nirgendwo namentlich erwähnt, akzeptiert der Compiler den Code. Da die Struktur die geforderte Methode besitzt, erfüllt sie das Interface automatisch. </w:t>
+      </w:r>
+      <w:r>
+        <w:rPr>
+          <w:rFonts w:ascii="Arial" w:hAnsi="Arial" w:cs="Arial"/>
+          <w:sz w:val="22"/>
+          <w:szCs w:val="22"/>
+        </w:rPr>
+        <w:t>Das bedeuetet, dass w</w:t>
+      </w:r>
+      <w:r>
+        <w:rPr>
+          <w:rFonts w:ascii="Arial" w:hAnsi="Arial" w:cs="Arial"/>
+          <w:sz w:val="22"/>
+          <w:szCs w:val="22"/>
+        </w:rPr>
+        <w:t xml:space="preserve">ir </w:t>
+      </w:r>
+      <w:r>
+        <w:rPr>
+          <w:rFonts w:ascii="Arial" w:hAnsi="Arial" w:cs="Arial"/>
+          <w:sz w:val="22"/>
+          <w:szCs w:val="22"/>
+        </w:rPr>
+        <w:t xml:space="preserve">jederzeit </w:t>
+      </w:r>
+      <w:r>
+        <w:rPr>
+          <w:rFonts w:ascii="Arial" w:hAnsi="Arial" w:cs="Arial"/>
+          <w:sz w:val="22"/>
+          <w:szCs w:val="22"/>
+        </w:rPr>
+        <w:t xml:space="preserve">Interfaces </w:t>
+      </w:r>
+      <w:r>
+        <w:rPr>
+          <w:rFonts w:ascii="Arial" w:hAnsi="Arial" w:cs="Arial"/>
+          <w:b/>
+          <w:bCs/>
+          <w:sz w:val="22"/>
+          <w:szCs w:val="22"/>
+        </w:rPr>
+        <w:t>nachträglich</w:t>
+      </w:r>
+      <w:r>
+        <w:rPr>
+          <w:rFonts w:ascii="Arial" w:hAnsi="Arial" w:cs="Arial"/>
+          <w:sz w:val="22"/>
+          <w:szCs w:val="22"/>
+        </w:rPr>
+        <w:t xml:space="preserve"> definieren</w:t>
+      </w:r>
+      <w:r>
+        <w:rPr>
+          <w:rFonts w:ascii="Arial" w:hAnsi="Arial" w:cs="Arial"/>
+          <w:sz w:val="22"/>
+          <w:szCs w:val="22"/>
+        </w:rPr>
+        <w:t xml:space="preserve"> können</w:t>
+      </w:r>
+      <w:r>
+        <w:rPr>
+          <w:rFonts w:ascii="Arial" w:hAnsi="Arial" w:cs="Arial"/>
+          <w:sz w:val="22"/>
+          <w:szCs w:val="22"/>
+        </w:rPr>
+        <w:t>, ohne bestehenden Originalcode anfassen zu müssen.</w:t>
+      </w:r>
+    </w:p>
+    <w:p>
+      <w:pPr>
+        <w:pStyle w:val="Heading3"/>
+        <w:rPr>
+          <w:rFonts w:ascii="Arial" w:hAnsi="Arial" w:cs="Arial"/>
+        </w:rPr>
+      </w:pPr>
+      <w:r>
+        <w:rPr>
+          <w:rFonts w:ascii="Arial" w:hAnsi="Arial" w:cs="Arial"/>
+        </w:rPr>
+        <w:lastRenderedPageBreak/>
+        <w:t>2.3 Defer</w:t>
+      </w:r>
+      <w:r>
+        <w:rPr>
+          <w:rFonts w:ascii="Arial" w:hAnsi="Arial" w:cs="Arial"/>
+        </w:rPr>
+        <w:t>, Panic und Recover</w:t>
+      </w:r>
+    </w:p>
+    <w:p>
+      <w:pPr>
+        <w:rPr>
+          <w:rFonts w:ascii="Arial" w:hAnsi="Arial" w:cs="Arial"/>
+          <w:sz w:val="22"/>
+          <w:szCs w:val="22"/>
+        </w:rPr>
+      </w:pPr>
+      <w:r>
+        <w:rPr>
+          <w:rFonts w:ascii="Arial" w:hAnsi="Arial" w:cs="Arial"/>
+          <w:sz w:val="22"/>
+          <w:szCs w:val="22"/>
+        </w:rPr>
+        <w:t xml:space="preserve">Während Java auf </w:t>
+      </w:r>
       <w:r>
         <w:rPr>
           <w:rFonts w:ascii="Arial" w:hAnsi="Arial" w:cs="Arial"/>
@@ -1848,11 +2412,25 @@
           <w:sz w:val="22"/>
           <w:szCs w:val="22"/>
           <w:shd w:val="clear" w:color="auto" w:fill="A6A6A6" w:themeFill="background1" w:themeFillShade="A6"/>
-          <w:lang w:val="de-CH"/>
-        </w:rPr>
-        <w:t>runProcess</w:t>
-      </w:r>
-      <w:proofErr w:type="spellEnd"/>
+        </w:rPr>
+        <w:t>try-catch-finally</w:t>
+      </w:r>
+      <w:r>
+        <w:rPr>
+          <w:rFonts w:ascii="Arial" w:hAnsi="Arial" w:cs="Arial"/>
+          <w:sz w:val="22"/>
+          <w:szCs w:val="22"/>
+        </w:rPr>
+        <w:t xml:space="preserve"> setzt,</w:t>
+      </w:r>
+      <w:r>
+        <w:rPr>
+          <w:rFonts w:ascii="Arial" w:hAnsi="Arial" w:cs="Arial"/>
+          <w:sz w:val="22"/>
+          <w:szCs w:val="22"/>
+        </w:rPr>
+        <w:t xml:space="preserve"> regelt Go das gleiche über </w:t>
+      </w:r>
       <w:r>
         <w:rPr>
           <w:rFonts w:ascii="Arial" w:hAnsi="Arial" w:cs="Arial"/>
@@ -1861,11 +2439,9 @@
           <w:sz w:val="22"/>
           <w:szCs w:val="22"/>
           <w:shd w:val="clear" w:color="auto" w:fill="A6A6A6" w:themeFill="background1" w:themeFillShade="A6"/>
-          <w:lang w:val="de-CH"/>
-        </w:rPr>
-        <w:t xml:space="preserve">(p </w:t>
-      </w:r>
-      <w:proofErr w:type="spellStart"/>
+        </w:rPr>
+        <w:t>defer</w:t>
+      </w:r>
       <w:r>
         <w:rPr>
           <w:rFonts w:ascii="Arial" w:hAnsi="Arial" w:cs="Arial"/>
@@ -1874,11 +2450,9 @@
           <w:sz w:val="22"/>
           <w:szCs w:val="22"/>
           <w:shd w:val="clear" w:color="auto" w:fill="A6A6A6" w:themeFill="background1" w:themeFillShade="A6"/>
-          <w:lang w:val="de-CH"/>
-        </w:rPr>
-        <w:t>Process</w:t>
-      </w:r>
-      <w:proofErr w:type="spellEnd"/>
+        </w:rPr>
+        <w:t xml:space="preserve"> (finally</w:t>
+      </w:r>
       <w:r>
         <w:rPr>
           <w:rFonts w:ascii="Arial" w:hAnsi="Arial" w:cs="Arial"/>
@@ -1887,11 +2461,17 @@
           <w:sz w:val="22"/>
           <w:szCs w:val="22"/>
           <w:shd w:val="clear" w:color="auto" w:fill="A6A6A6" w:themeFill="background1" w:themeFillShade="A6"/>
-          <w:lang w:val="de-CH"/>
+        </w:rPr>
+        <w:t>)</w:t>
+      </w:r>
+      <w:r>
+        <w:rPr>
+          <w:rFonts w:ascii="Arial" w:hAnsi="Arial" w:cs="Arial"/>
+          <w:sz w:val="22"/>
+          <w:szCs w:val="22"/>
         </w:rPr>
         <w:t xml:space="preserve">, </w:t>
       </w:r>
-      <w:proofErr w:type="spellStart"/>
       <w:r>
         <w:rPr>
           <w:rFonts w:ascii="Arial" w:hAnsi="Arial" w:cs="Arial"/>
@@ -1900,11 +2480,9 @@
           <w:sz w:val="22"/>
           <w:szCs w:val="22"/>
           <w:shd w:val="clear" w:color="auto" w:fill="A6A6A6" w:themeFill="background1" w:themeFillShade="A6"/>
-          <w:lang w:val="de-CH"/>
-        </w:rPr>
-        <w:t>order</w:t>
-      </w:r>
-      <w:proofErr w:type="spellEnd"/>
+        </w:rPr>
+        <w:t>panic</w:t>
+      </w:r>
       <w:r>
         <w:rPr>
           <w:rFonts w:ascii="Arial" w:hAnsi="Arial" w:cs="Arial"/>
@@ -1913,181 +2491,750 @@
           <w:sz w:val="22"/>
           <w:szCs w:val="22"/>
           <w:shd w:val="clear" w:color="auto" w:fill="A6A6A6" w:themeFill="background1" w:themeFillShade="A6"/>
-          <w:lang w:val="de-CH"/>
-        </w:rPr>
-        <w:t xml:space="preserve"> *Order)</w:t>
-      </w:r>
-      <w:r>
-        <w:rPr>
-          <w:rFonts w:ascii="Arial" w:hAnsi="Arial" w:cs="Arial"/>
-          <w:sz w:val="22"/>
-          <w:szCs w:val="22"/>
-        </w:rPr>
-        <w:t xml:space="preserve"> k</w:t>
-      </w:r>
-      <w:r>
-        <w:rPr>
-          <w:rFonts w:ascii="Arial" w:hAnsi="Arial" w:cs="Arial"/>
-          <w:sz w:val="22"/>
-          <w:szCs w:val="22"/>
-        </w:rPr>
-        <w:t>önnen wir nun eine Instanz von FastProcess übergeben:</w:t>
-      </w:r>
-    </w:p>
-    <w:p>
-      <w:pPr>
-        <w:rPr>
-          <w:rFonts w:ascii="Arial" w:hAnsi="Arial" w:cs="Arial"/>
-        </w:rPr>
-      </w:pPr>
-    </w:p>
-    <w:p>
-      <w:pPr>
-        <w:pStyle w:val="HTMLVorformatiert"/>
+        </w:rPr>
+        <w:t xml:space="preserve"> (</w:t>
+      </w:r>
+      <w:r>
+        <w:rPr>
+          <w:rFonts w:ascii="Arial" w:hAnsi="Arial" w:cs="Arial"/>
+          <w:i/>
+          <w:iCs/>
+          <w:sz w:val="22"/>
+          <w:szCs w:val="22"/>
+          <w:shd w:val="clear" w:color="auto" w:fill="A6A6A6" w:themeFill="background1" w:themeFillShade="A6"/>
+        </w:rPr>
+        <w:t>throw</w:t>
+      </w:r>
+      <w:r>
+        <w:rPr>
+          <w:rFonts w:ascii="Arial" w:hAnsi="Arial" w:cs="Arial"/>
+          <w:i/>
+          <w:iCs/>
+          <w:sz w:val="22"/>
+          <w:szCs w:val="22"/>
+          <w:shd w:val="clear" w:color="auto" w:fill="A6A6A6" w:themeFill="background1" w:themeFillShade="A6"/>
+        </w:rPr>
+        <w:t>)</w:t>
+      </w:r>
+      <w:r>
+        <w:rPr>
+          <w:rFonts w:ascii="Arial" w:hAnsi="Arial" w:cs="Arial"/>
+          <w:sz w:val="22"/>
+          <w:szCs w:val="22"/>
+        </w:rPr>
+        <w:t xml:space="preserve"> und </w:t>
+      </w:r>
+      <w:r>
+        <w:rPr>
+          <w:rFonts w:ascii="Arial" w:hAnsi="Arial" w:cs="Arial"/>
+          <w:i/>
+          <w:iCs/>
+          <w:sz w:val="22"/>
+          <w:szCs w:val="22"/>
+          <w:shd w:val="clear" w:color="auto" w:fill="A6A6A6" w:themeFill="background1" w:themeFillShade="A6"/>
+        </w:rPr>
+        <w:t>recover</w:t>
+      </w:r>
+      <w:r>
+        <w:rPr>
+          <w:rFonts w:ascii="Arial" w:hAnsi="Arial" w:cs="Arial"/>
+          <w:i/>
+          <w:iCs/>
+          <w:sz w:val="22"/>
+          <w:szCs w:val="22"/>
+          <w:shd w:val="clear" w:color="auto" w:fill="A6A6A6" w:themeFill="background1" w:themeFillShade="A6"/>
+        </w:rPr>
+        <w:t xml:space="preserve"> (</w:t>
+      </w:r>
+      <w:r>
+        <w:rPr>
+          <w:rFonts w:ascii="Arial" w:hAnsi="Arial" w:cs="Arial"/>
+          <w:i/>
+          <w:iCs/>
+          <w:sz w:val="22"/>
+          <w:szCs w:val="22"/>
+          <w:shd w:val="clear" w:color="auto" w:fill="A6A6A6" w:themeFill="background1" w:themeFillShade="A6"/>
+        </w:rPr>
+        <w:t>catch</w:t>
+      </w:r>
+      <w:r>
+        <w:rPr>
+          <w:rFonts w:ascii="Arial" w:hAnsi="Arial" w:cs="Arial"/>
+          <w:i/>
+          <w:iCs/>
+          <w:sz w:val="22"/>
+          <w:szCs w:val="22"/>
+          <w:shd w:val="clear" w:color="auto" w:fill="A6A6A6" w:themeFill="background1" w:themeFillShade="A6"/>
+        </w:rPr>
+        <w:t>)</w:t>
+      </w:r>
+      <w:r>
+        <w:rPr>
+          <w:rFonts w:ascii="Arial" w:hAnsi="Arial" w:cs="Arial"/>
+          <w:sz w:val="22"/>
+          <w:szCs w:val="22"/>
+        </w:rPr>
+        <w:t>.</w:t>
+      </w:r>
+    </w:p>
+    <w:p>
+      <w:pPr>
+        <w:pStyle w:val="NormalWeb"/>
+        <w:rPr>
+          <w:rFonts w:ascii="Arial" w:hAnsi="Arial" w:cs="Arial"/>
+          <w:sz w:val="22"/>
+          <w:szCs w:val="22"/>
+        </w:rPr>
+      </w:pPr>
+      <w:r>
+        <w:rPr>
+          <w:rFonts w:ascii="Arial" w:hAnsi="Arial" w:cs="Arial"/>
+          <w:sz w:val="22"/>
+          <w:szCs w:val="22"/>
+        </w:rPr>
+        <w:t>Wir haben die drei Mechanismen in separate Testfunktionen isoliert, um ihre Funktionsweise zu demonstrieren:</w:t>
+      </w:r>
+    </w:p>
+    <w:p>
+      <w:pPr>
+        <w:pStyle w:val="ListParagraph"/>
+        <w:numPr>
+          <w:ilvl w:val="0"/>
+          <w:numId w:val="6"/>
+        </w:numPr>
+        <w:rPr>
+          <w:rFonts w:ascii="Arial" w:hAnsi="Arial" w:cs="Arial"/>
+          <w:sz w:val="22"/>
+          <w:szCs w:val="22"/>
+        </w:rPr>
+      </w:pPr>
+      <w:r>
+        <w:rPr>
+          <w:rStyle w:val="HTMLCode"/>
+          <w:rFonts w:ascii="Arial" w:eastAsiaTheme="minorHAnsi" w:hAnsi="Arial" w:cs="Arial"/>
+          <w:b/>
+          <w:bCs/>
+          <w:sz w:val="22"/>
+          <w:szCs w:val="22"/>
+        </w:rPr>
+        <w:t>goDefer()</w:t>
+      </w:r>
+      <w:r>
+        <w:rPr>
+          <w:rFonts w:ascii="Arial" w:hAnsi="Arial" w:cs="Arial"/>
+          <w:sz w:val="22"/>
+          <w:szCs w:val="22"/>
+        </w:rPr>
+        <w:t xml:space="preserve"> zeigt, dass der mit </w:t>
+      </w:r>
+      <w:r>
+        <w:rPr>
+          <w:i/>
+          <w:iCs/>
+          <w:shd w:val="clear" w:color="auto" w:fill="A6A6A6" w:themeFill="background1" w:themeFillShade="A6"/>
+        </w:rPr>
+        <w:t>defer</w:t>
+      </w:r>
+      <w:r>
+        <w:rPr>
+          <w:rFonts w:ascii="Arial" w:hAnsi="Arial" w:cs="Arial"/>
+          <w:sz w:val="22"/>
+          <w:szCs w:val="22"/>
+        </w:rPr>
+        <w:t xml:space="preserve"> markierte Befehl erst nach dem regulären </w:t>
+      </w:r>
+      <w:r>
+        <w:rPr>
+          <w:i/>
+          <w:iCs/>
+          <w:shd w:val="clear" w:color="auto" w:fill="A6A6A6" w:themeFill="background1" w:themeFillShade="A6"/>
+        </w:rPr>
+        <w:t>Println</w:t>
+      </w:r>
+      <w:r>
+        <w:rPr>
+          <w:rFonts w:ascii="Arial" w:hAnsi="Arial" w:cs="Arial"/>
+          <w:sz w:val="22"/>
+          <w:szCs w:val="22"/>
+        </w:rPr>
+        <w:t xml:space="preserve"> ausgeführt wird.</w:t>
+      </w:r>
+    </w:p>
+    <w:p>
+      <w:pPr>
+        <w:pStyle w:val="ListParagraph"/>
+        <w:numPr>
+          <w:ilvl w:val="0"/>
+          <w:numId w:val="6"/>
+        </w:numPr>
+        <w:rPr>
+          <w:rFonts w:ascii="Arial" w:hAnsi="Arial" w:cs="Arial"/>
+          <w:sz w:val="22"/>
+          <w:szCs w:val="22"/>
+        </w:rPr>
+      </w:pPr>
+      <w:r>
+        <w:rPr>
+          <w:rStyle w:val="HTMLCode"/>
+          <w:rFonts w:ascii="Arial" w:eastAsiaTheme="minorHAnsi" w:hAnsi="Arial" w:cs="Arial"/>
+          <w:b/>
+          <w:bCs/>
+          <w:sz w:val="22"/>
+          <w:szCs w:val="22"/>
+        </w:rPr>
+        <w:t>goPanic()</w:t>
+      </w:r>
+      <w:r>
+        <w:rPr>
+          <w:rFonts w:ascii="Arial" w:hAnsi="Arial" w:cs="Arial"/>
+          <w:sz w:val="22"/>
+          <w:szCs w:val="22"/>
+        </w:rPr>
+        <w:t xml:space="preserve"> löst einen fatalen Fehler aus, wodurch alle nachfolgenden Zeilen der Funktion blockiert und nicht mehr ausgeführt werden.</w:t>
+      </w:r>
+    </w:p>
+    <w:p>
+      <w:pPr>
+        <w:pStyle w:val="ListParagraph"/>
+        <w:numPr>
+          <w:ilvl w:val="0"/>
+          <w:numId w:val="6"/>
+        </w:numPr>
+        <w:rPr>
+          <w:rFonts w:ascii="Arial" w:hAnsi="Arial" w:cs="Arial"/>
+          <w:sz w:val="22"/>
+          <w:szCs w:val="22"/>
+        </w:rPr>
+      </w:pPr>
+      <w:r>
+        <w:rPr>
+          <w:rStyle w:val="HTMLCode"/>
+          <w:rFonts w:ascii="Arial" w:eastAsiaTheme="minorHAnsi" w:hAnsi="Arial" w:cs="Arial"/>
+          <w:b/>
+          <w:bCs/>
+          <w:sz w:val="22"/>
+          <w:szCs w:val="22"/>
+        </w:rPr>
+        <w:t>goRecover()</w:t>
+      </w:r>
+      <w:r>
+        <w:rPr>
+          <w:rFonts w:ascii="Arial" w:hAnsi="Arial" w:cs="Arial"/>
+          <w:sz w:val="22"/>
+          <w:szCs w:val="22"/>
+        </w:rPr>
+        <w:t xml:space="preserve"> bettet </w:t>
+      </w:r>
+      <w:r>
+        <w:rPr>
+          <w:i/>
+          <w:iCs/>
+          <w:shd w:val="clear" w:color="auto" w:fill="A6A6A6" w:themeFill="background1" w:themeFillShade="A6"/>
+        </w:rPr>
+        <w:t>recover()</w:t>
+      </w:r>
+      <w:r>
+        <w:rPr>
+          <w:rFonts w:ascii="Arial" w:hAnsi="Arial" w:cs="Arial"/>
+          <w:sz w:val="22"/>
+          <w:szCs w:val="22"/>
+        </w:rPr>
+        <w:t xml:space="preserve"> in eine </w:t>
+      </w:r>
+      <w:r>
+        <w:rPr>
+          <w:i/>
+          <w:iCs/>
+          <w:shd w:val="clear" w:color="auto" w:fill="A6A6A6" w:themeFill="background1" w:themeFillShade="A6"/>
+        </w:rPr>
+        <w:t>defer</w:t>
+      </w:r>
+      <w:r>
+        <w:rPr>
+          <w:rFonts w:ascii="Arial" w:hAnsi="Arial" w:cs="Arial"/>
+          <w:sz w:val="22"/>
+          <w:szCs w:val="22"/>
+        </w:rPr>
+        <w:t xml:space="preserve">-Funktion ein. Wenn die Panic ausbricht, fängt </w:t>
+      </w:r>
+      <w:r>
+        <w:rPr>
+          <w:i/>
+          <w:iCs/>
+          <w:shd w:val="clear" w:color="auto" w:fill="A6A6A6" w:themeFill="background1" w:themeFillShade="A6"/>
+        </w:rPr>
+        <w:t>recover()</w:t>
+      </w:r>
+      <w:r>
+        <w:rPr>
+          <w:rFonts w:ascii="Arial" w:hAnsi="Arial" w:cs="Arial"/>
+          <w:sz w:val="22"/>
+          <w:szCs w:val="22"/>
+        </w:rPr>
+        <w:t xml:space="preserve"> den Fehler ab und verhindert den Programmabsturz.</w:t>
+      </w:r>
+    </w:p>
+    <w:p>
+      <w:pPr>
+        <w:pStyle w:val="HTMLPreformatted"/>
         <w:shd w:val="clear" w:color="auto" w:fill="1E1F22"/>
         <w:rPr>
-          <w:rFonts w:ascii="Arial" w:hAnsi="Arial" w:cs="Arial"/>
-          <w:color w:val="BCBEC4"/>
-        </w:rPr>
-      </w:pPr>
-      <w:r>
-        <w:rPr>
-          <w:rFonts w:ascii="Arial" w:hAnsi="Arial" w:cs="Arial"/>
-          <w:color w:val="BCBEC4"/>
-        </w:rPr>
-        <w:t xml:space="preserve">fast := </w:t>
-      </w:r>
-      <w:r>
-        <w:rPr>
-          <w:rFonts w:ascii="Arial" w:hAnsi="Arial" w:cs="Arial"/>
-          <w:color w:val="6FAFBD"/>
-        </w:rPr>
-        <w:t>FastProcess</w:t>
-      </w:r>
-      <w:r>
-        <w:rPr>
-          <w:rFonts w:ascii="Arial" w:hAnsi="Arial" w:cs="Arial"/>
-          <w:color w:val="BCBEC4"/>
-        </w:rPr>
-        <w:t>{}</w:t>
-      </w:r>
-      <w:r>
-        <w:rPr>
-          <w:rFonts w:ascii="Arial" w:hAnsi="Arial" w:cs="Arial"/>
+          <w:color w:val="BCBEC4"/>
+        </w:rPr>
+      </w:pPr>
+      <w:r>
+        <w:rPr>
+          <w:color w:val="CF8E6D"/>
+        </w:rPr>
+        <w:t xml:space="preserve">func </w:t>
+      </w:r>
+      <w:r>
+        <w:rPr>
+          <w:color w:val="56A8F5"/>
+        </w:rPr>
+        <w:t>goDefer</w:t>
+      </w:r>
+      <w:r>
+        <w:rPr>
+          <w:color w:val="BCBEC4"/>
+        </w:rPr>
+        <w:t>() {</w:t>
+      </w:r>
+      <w:r>
+        <w:rPr>
           <w:color w:val="BCBEC4"/>
         </w:rPr>
         <w:br/>
-      </w:r>
-      <w:r>
-        <w:rPr>
-          <w:rFonts w:ascii="Arial" w:hAnsi="Arial" w:cs="Arial"/>
+        <w:t xml:space="preserve">    </w:t>
+      </w:r>
+      <w:r>
+        <w:rPr>
+          <w:color w:val="CF8E6D"/>
+        </w:rPr>
+        <w:t xml:space="preserve">defer </w:t>
+      </w:r>
+      <w:r>
+        <w:rPr>
+          <w:color w:val="AFBF7E"/>
+        </w:rPr>
+        <w:t>fmt</w:t>
+      </w:r>
+      <w:r>
+        <w:rPr>
+          <w:color w:val="BCBEC4"/>
+        </w:rPr>
+        <w:t>.</w:t>
+      </w:r>
+      <w:r>
+        <w:rPr>
           <w:color w:val="B09D79"/>
         </w:rPr>
-        <w:t>runProcess</w:t>
-      </w:r>
-      <w:r>
-        <w:rPr>
-          <w:rFonts w:ascii="Arial" w:hAnsi="Arial" w:cs="Arial"/>
-          <w:color w:val="BCBEC4"/>
-        </w:rPr>
-        <w:t>(fast, &amp;order)</w:t>
-      </w:r>
-    </w:p>
-    <w:p>
-      <w:pPr>
-        <w:rPr>
-          <w:rFonts w:ascii="Arial" w:hAnsi="Arial" w:cs="Arial"/>
-        </w:rPr>
-      </w:pPr>
-    </w:p>
-    <w:p>
-      <w:pPr>
-        <w:pStyle w:val="HTMLVorformatiert"/>
-        <w:shd w:val="clear" w:color="auto" w:fill="1E1F22"/>
-        <w:rPr>
-          <w:rFonts w:ascii="Arial" w:hAnsi="Arial" w:cs="Arial"/>
-          <w:color w:val="BCBEC4"/>
-        </w:rPr>
-      </w:pPr>
-      <w:r>
-        <w:rPr>
-          <w:rFonts w:ascii="Arial" w:hAnsi="Arial" w:cs="Arial"/>
-          <w:color w:val="CF8E6D"/>
-        </w:rPr>
-        <w:t xml:space="preserve">func </w:t>
-      </w:r>
-      <w:r>
-        <w:rPr>
-          <w:rFonts w:ascii="Arial" w:hAnsi="Arial" w:cs="Arial"/>
-          <w:color w:val="56A8F5"/>
-        </w:rPr>
-        <w:t>runProcess</w:t>
-      </w:r>
-      <w:r>
-        <w:rPr>
-          <w:rFonts w:ascii="Arial" w:hAnsi="Arial" w:cs="Arial"/>
-          <w:color w:val="BCBEC4"/>
-        </w:rPr>
-        <w:t xml:space="preserve">(p </w:t>
-      </w:r>
-      <w:r>
-        <w:rPr>
-          <w:rFonts w:ascii="Arial" w:hAnsi="Arial" w:cs="Arial"/>
-          <w:color w:val="6FAFBD"/>
-        </w:rPr>
-        <w:t>Process</w:t>
-      </w:r>
-      <w:r>
-        <w:rPr>
-          <w:rFonts w:ascii="Arial" w:hAnsi="Arial" w:cs="Arial"/>
-          <w:color w:val="BCBEC4"/>
-        </w:rPr>
-        <w:t>, order *</w:t>
-      </w:r>
-      <w:r>
-        <w:rPr>
-          <w:rFonts w:ascii="Arial" w:hAnsi="Arial" w:cs="Arial"/>
-          <w:color w:val="6FAFBD"/>
-        </w:rPr>
-        <w:t>Order</w:t>
-      </w:r>
-      <w:r>
-        <w:rPr>
-          <w:rFonts w:ascii="Arial" w:hAnsi="Arial" w:cs="Arial"/>
-          <w:color w:val="BCBEC4"/>
-        </w:rPr>
-        <w:t>){</w:t>
-      </w:r>
-      <w:r>
-        <w:rPr>
-          <w:rFonts w:ascii="Arial" w:hAnsi="Arial" w:cs="Arial"/>
+        <w:t>Println</w:t>
+      </w:r>
+      <w:r>
+        <w:rPr>
+          <w:color w:val="BCBEC4"/>
+        </w:rPr>
+        <w:t>(</w:t>
+      </w:r>
+      <w:r>
+        <w:rPr>
+          <w:color w:val="6AAB73"/>
+        </w:rPr>
+        <w:t>"Executed at the end"</w:t>
+      </w:r>
+      <w:r>
+        <w:rPr>
+          <w:color w:val="BCBEC4"/>
+        </w:rPr>
+        <w:t>)</w:t>
+      </w:r>
+      <w:r>
+        <w:rPr>
           <w:color w:val="BCBEC4"/>
         </w:rPr>
         <w:br/>
-        <w:t xml:space="preserve">    p.</w:t>
-      </w:r>
-      <w:r>
-        <w:rPr>
-          <w:rFonts w:ascii="Arial" w:hAnsi="Arial" w:cs="Arial"/>
+        <w:t xml:space="preserve">    </w:t>
+      </w:r>
+      <w:r>
+        <w:rPr>
+          <w:color w:val="AFBF7E"/>
+        </w:rPr>
+        <w:t>fmt</w:t>
+      </w:r>
+      <w:r>
+        <w:rPr>
+          <w:color w:val="BCBEC4"/>
+        </w:rPr>
+        <w:t>.</w:t>
+      </w:r>
+      <w:r>
+        <w:rPr>
           <w:color w:val="B09D79"/>
         </w:rPr>
-        <w:t>Process</w:t>
-      </w:r>
-      <w:r>
-        <w:rPr>
-          <w:rFonts w:ascii="Arial" w:hAnsi="Arial" w:cs="Arial"/>
-          <w:color w:val="BCBEC4"/>
-        </w:rPr>
-        <w:t>(order)</w:t>
-      </w:r>
-      <w:r>
-        <w:rPr>
-          <w:rFonts w:ascii="Arial" w:hAnsi="Arial" w:cs="Arial"/>
+        <w:t>Println</w:t>
+      </w:r>
+      <w:r>
+        <w:rPr>
+          <w:color w:val="BCBEC4"/>
+        </w:rPr>
+        <w:t>(</w:t>
+      </w:r>
+      <w:r>
+        <w:rPr>
+          <w:color w:val="6AAB73"/>
+        </w:rPr>
+        <w:t>"Start ..."</w:t>
+      </w:r>
+      <w:r>
+        <w:rPr>
+          <w:color w:val="BCBEC4"/>
+        </w:rPr>
+        <w:t>)</w:t>
+      </w:r>
+      <w:r>
+        <w:rPr>
           <w:color w:val="BCBEC4"/>
         </w:rPr>
         <w:br/>
         <w:t>}</w:t>
       </w:r>
+      <w:r>
+        <w:rPr>
+          <w:color w:val="BCBEC4"/>
+        </w:rPr>
+        <w:br/>
+      </w:r>
+      <w:r>
+        <w:rPr>
+          <w:color w:val="BCBEC4"/>
+        </w:rPr>
+        <w:br/>
+      </w:r>
+      <w:r>
+        <w:rPr>
+          <w:color w:val="CF8E6D"/>
+        </w:rPr>
+        <w:t xml:space="preserve">func </w:t>
+      </w:r>
+      <w:r>
+        <w:rPr>
+          <w:color w:val="56A8F5"/>
+        </w:rPr>
+        <w:t>goPanic</w:t>
+      </w:r>
+      <w:r>
+        <w:rPr>
+          <w:color w:val="BCBEC4"/>
+        </w:rPr>
+        <w:t>() {</w:t>
+      </w:r>
+      <w:r>
+        <w:rPr>
+          <w:color w:val="BCBEC4"/>
+        </w:rPr>
+        <w:br/>
+        <w:t xml:space="preserve">    </w:t>
+      </w:r>
+      <w:r>
+        <w:rPr>
+          <w:color w:val="CC7832"/>
+        </w:rPr>
+        <w:t>panic</w:t>
+      </w:r>
+      <w:r>
+        <w:rPr>
+          <w:color w:val="BCBEC4"/>
+        </w:rPr>
+        <w:t>(</w:t>
+      </w:r>
+      <w:r>
+        <w:rPr>
+          <w:color w:val="6AAB73"/>
+        </w:rPr>
+        <w:t>"error XY"</w:t>
+      </w:r>
+      <w:r>
+        <w:rPr>
+          <w:color w:val="BCBEC4"/>
+        </w:rPr>
+        <w:t>)</w:t>
+      </w:r>
+    </w:p>
+    <w:p>
+      <w:pPr>
+        <w:pStyle w:val="HTMLPreformatted"/>
+        <w:shd w:val="clear" w:color="auto" w:fill="1E1F22"/>
+        <w:rPr>
+          <w:color w:val="BCBEC4"/>
+        </w:rPr>
+      </w:pPr>
+      <w:r>
+        <w:rPr>
+          <w:color w:val="AFBF7E"/>
+        </w:rPr>
+        <w:t xml:space="preserve">    fmt</w:t>
+      </w:r>
+      <w:r>
+        <w:rPr>
+          <w:color w:val="BCBEC4"/>
+        </w:rPr>
+        <w:t>.</w:t>
+      </w:r>
+      <w:r>
+        <w:rPr>
+          <w:color w:val="B09D79"/>
+        </w:rPr>
+        <w:t>Println</w:t>
+      </w:r>
+      <w:r>
+        <w:rPr>
+          <w:color w:val="BCBEC4"/>
+        </w:rPr>
+        <w:t>(</w:t>
+      </w:r>
+      <w:r>
+        <w:rPr>
+          <w:color w:val="6AAB73"/>
+        </w:rPr>
+        <w:t>"Will not be executed"</w:t>
+      </w:r>
+      <w:r>
+        <w:rPr>
+          <w:color w:val="BCBEC4"/>
+        </w:rPr>
+        <w:t>)</w:t>
+      </w:r>
+      <w:r>
+        <w:rPr>
+          <w:color w:val="BCBEC4"/>
+        </w:rPr>
+        <w:br/>
+        <w:t>}</w:t>
+      </w:r>
+      <w:r>
+        <w:rPr>
+          <w:color w:val="BCBEC4"/>
+        </w:rPr>
+        <w:br/>
+      </w:r>
+      <w:r>
+        <w:rPr>
+          <w:color w:val="BCBEC4"/>
+        </w:rPr>
+        <w:br/>
+      </w:r>
+      <w:r>
+        <w:rPr>
+          <w:color w:val="CF8E6D"/>
+        </w:rPr>
+        <w:t xml:space="preserve">func </w:t>
+      </w:r>
+      <w:r>
+        <w:rPr>
+          <w:color w:val="56A8F5"/>
+        </w:rPr>
+        <w:t>goRecover</w:t>
+      </w:r>
+      <w:r>
+        <w:rPr>
+          <w:color w:val="BCBEC4"/>
+        </w:rPr>
+        <w:t>() {</w:t>
+      </w:r>
+      <w:r>
+        <w:rPr>
+          <w:color w:val="BCBEC4"/>
+        </w:rPr>
+        <w:br/>
+        <w:t xml:space="preserve">    </w:t>
+      </w:r>
+      <w:r>
+        <w:rPr>
+          <w:color w:val="CF8E6D"/>
+        </w:rPr>
+        <w:t>defer func</w:t>
+      </w:r>
+      <w:r>
+        <w:rPr>
+          <w:color w:val="BCBEC4"/>
+        </w:rPr>
+        <w:t>() {</w:t>
+      </w:r>
+      <w:r>
+        <w:rPr>
+          <w:color w:val="BCBEC4"/>
+        </w:rPr>
+        <w:br/>
+        <w:t xml:space="preserve">       </w:t>
+      </w:r>
+      <w:r>
+        <w:rPr>
+          <w:color w:val="7DBDA2"/>
+        </w:rPr>
+        <w:t xml:space="preserve">error </w:t>
+      </w:r>
+      <w:r>
+        <w:rPr>
+          <w:color w:val="BCBEC4"/>
+        </w:rPr>
+        <w:t xml:space="preserve">:= </w:t>
+      </w:r>
+      <w:r>
+        <w:rPr>
+          <w:color w:val="CC7832"/>
+        </w:rPr>
+        <w:t>recover</w:t>
+      </w:r>
+      <w:r>
+        <w:rPr>
+          <w:color w:val="BCBEC4"/>
+        </w:rPr>
+        <w:t>()</w:t>
+      </w:r>
+      <w:r>
+        <w:rPr>
+          <w:color w:val="BCBEC4"/>
+        </w:rPr>
+        <w:br/>
+      </w:r>
+      <w:r>
+        <w:rPr>
+          <w:color w:val="BCBEC4"/>
+        </w:rPr>
+        <w:br/>
+        <w:t xml:space="preserve">       </w:t>
+      </w:r>
+      <w:r>
+        <w:rPr>
+          <w:color w:val="CF8E6D"/>
+        </w:rPr>
+        <w:t xml:space="preserve">if </w:t>
+      </w:r>
+      <w:r>
+        <w:rPr>
+          <w:color w:val="7DBDA2"/>
+        </w:rPr>
+        <w:t xml:space="preserve">error </w:t>
+      </w:r>
+      <w:r>
+        <w:rPr>
+          <w:color w:val="BCBEC4"/>
+        </w:rPr>
+        <w:t xml:space="preserve">!= </w:t>
+      </w:r>
+      <w:r>
+        <w:rPr>
+          <w:color w:val="CC7832"/>
+        </w:rPr>
+        <w:t xml:space="preserve">nil </w:t>
+      </w:r>
+      <w:r>
+        <w:rPr>
+          <w:color w:val="BCBEC4"/>
+        </w:rPr>
+        <w:t>{</w:t>
+      </w:r>
+      <w:r>
+        <w:rPr>
+          <w:color w:val="BCBEC4"/>
+        </w:rPr>
+        <w:br/>
+        <w:t xml:space="preserve">          </w:t>
+      </w:r>
+      <w:r>
+        <w:rPr>
+          <w:color w:val="AFBF7E"/>
+        </w:rPr>
+        <w:t>fmt</w:t>
+      </w:r>
+      <w:r>
+        <w:rPr>
+          <w:color w:val="BCBEC4"/>
+        </w:rPr>
+        <w:t>.</w:t>
+      </w:r>
+      <w:r>
+        <w:rPr>
+          <w:color w:val="B09D79"/>
+        </w:rPr>
+        <w:t>Println</w:t>
+      </w:r>
+      <w:r>
+        <w:rPr>
+          <w:color w:val="BCBEC4"/>
+        </w:rPr>
+        <w:t>(</w:t>
+      </w:r>
+      <w:r>
+        <w:rPr>
+          <w:color w:val="6AAB73"/>
+        </w:rPr>
+        <w:t>"Catch Error"</w:t>
+      </w:r>
+      <w:r>
+        <w:rPr>
+          <w:color w:val="BCBEC4"/>
+        </w:rPr>
+        <w:t>)</w:t>
+      </w:r>
+      <w:r>
+        <w:rPr>
+          <w:color w:val="BCBEC4"/>
+        </w:rPr>
+        <w:br/>
+        <w:t xml:space="preserve">       }</w:t>
+      </w:r>
+      <w:r>
+        <w:rPr>
+          <w:color w:val="BCBEC4"/>
+        </w:rPr>
+        <w:br/>
+        <w:t xml:space="preserve">    }()</w:t>
+      </w:r>
+      <w:r>
+        <w:rPr>
+          <w:color w:val="BCBEC4"/>
+        </w:rPr>
+        <w:br/>
+        <w:t xml:space="preserve">    </w:t>
+      </w:r>
+      <w:r>
+        <w:rPr>
+          <w:color w:val="CC7832"/>
+        </w:rPr>
+        <w:t>panic</w:t>
+      </w:r>
+      <w:r>
+        <w:rPr>
+          <w:color w:val="BCBEC4"/>
+        </w:rPr>
+        <w:t>(</w:t>
+      </w:r>
+      <w:r>
+        <w:rPr>
+          <w:color w:val="6AAB73"/>
+        </w:rPr>
+        <w:t>"Error XY"</w:t>
+      </w:r>
+      <w:r>
+        <w:rPr>
+          <w:color w:val="BCBEC4"/>
+        </w:rPr>
+        <w:t>)</w:t>
+      </w:r>
+      <w:r>
+        <w:rPr>
+          <w:color w:val="7A7E85"/>
+        </w:rPr>
+        <w:br/>
+      </w:r>
+      <w:r>
+        <w:rPr>
+          <w:color w:val="BCBEC4"/>
+        </w:rPr>
+        <w:t>}</w:t>
+      </w:r>
     </w:p>
     <w:p>
       <w:pPr>
@@ -2107,33 +3254,31 @@
           <w:sz w:val="22"/>
           <w:szCs w:val="22"/>
         </w:rPr>
-        <w:t>Datei: structural-nominal-typing/main.go</w:t>
-      </w:r>
-    </w:p>
-    <w:p>
-      <w:pPr>
-        <w:rPr>
-          <w:rFonts w:ascii="Arial" w:hAnsi="Arial" w:cs="Arial"/>
-          <w:sz w:val="22"/>
-          <w:szCs w:val="22"/>
-        </w:rPr>
-      </w:pPr>
-    </w:p>
-    <w:p>
-      <w:pPr>
-        <w:rPr>
-          <w:rFonts w:ascii="Arial" w:hAnsi="Arial" w:cs="Arial"/>
-          <w:sz w:val="22"/>
-          <w:szCs w:val="22"/>
-        </w:rPr>
-      </w:pPr>
-      <w:r>
-        <w:rPr>
-          <w:rFonts w:ascii="Arial" w:hAnsi="Arial" w:cs="Arial"/>
-          <w:sz w:val="22"/>
-          <w:szCs w:val="22"/>
-        </w:rPr>
-        <w:t xml:space="preserve">Obwohl </w:t>
+        <w:t>Datei: defer-panic-recover/main.go</w:t>
+      </w:r>
+    </w:p>
+    <w:p>
+      <w:pPr>
+        <w:rPr>
+          <w:rFonts w:ascii="Arial" w:hAnsi="Arial" w:cs="Arial"/>
+        </w:rPr>
+      </w:pPr>
+    </w:p>
+    <w:p>
+      <w:pPr>
+        <w:rPr>
+          <w:rFonts w:ascii="Arial" w:hAnsi="Arial" w:cs="Arial"/>
+          <w:sz w:val="22"/>
+          <w:szCs w:val="22"/>
+        </w:rPr>
+      </w:pPr>
+      <w:r>
+        <w:rPr>
+          <w:rFonts w:ascii="Arial" w:hAnsi="Arial" w:cs="Arial"/>
+          <w:sz w:val="22"/>
+          <w:szCs w:val="22"/>
+        </w:rPr>
+        <w:t xml:space="preserve">Das Keyword </w:t>
       </w:r>
       <w:proofErr w:type="spellStart"/>
       <w:r>
@@ -2146,7 +3291,7 @@
           <w:shd w:val="clear" w:color="auto" w:fill="A6A6A6" w:themeFill="background1" w:themeFillShade="A6"/>
           <w:lang w:val="de-CH"/>
         </w:rPr>
-        <w:t>FastProcess</w:t>
+        <w:t>defer</w:t>
       </w:r>
       <w:proofErr w:type="spellEnd"/>
       <w:r>
@@ -2155,7 +3300,7 @@
           <w:sz w:val="22"/>
           <w:szCs w:val="22"/>
         </w:rPr>
-        <w:t xml:space="preserve"> nirgendswo das Wort </w:t>
+        <w:t xml:space="preserve"> garantiert, dass ein Codeblock am Ende der Funktion ausgeführt wird, selbst wenn eine </w:t>
       </w:r>
       <w:proofErr w:type="spellStart"/>
       <w:r>
@@ -2168,7 +3313,7 @@
           <w:shd w:val="clear" w:color="auto" w:fill="A6A6A6" w:themeFill="background1" w:themeFillShade="A6"/>
           <w:lang w:val="de-CH"/>
         </w:rPr>
-        <w:t>Process</w:t>
+        <w:t>panic</w:t>
       </w:r>
       <w:proofErr w:type="spellEnd"/>
       <w:r>
@@ -2177,56 +3322,7 @@
           <w:sz w:val="22"/>
           <w:szCs w:val="22"/>
         </w:rPr>
-        <w:t xml:space="preserve"> erwähnt, akzeptiert der Compiler den Code. Da fragt man sich, warum?</w:t>
-      </w:r>
-    </w:p>
-    <w:p>
-      <w:pPr>
-        <w:rPr>
-          <w:rFonts w:ascii="Arial" w:hAnsi="Arial" w:cs="Arial"/>
-          <w:sz w:val="22"/>
-          <w:szCs w:val="22"/>
-        </w:rPr>
-      </w:pPr>
-      <w:r>
-        <w:rPr>
-          <w:rFonts w:ascii="Arial" w:hAnsi="Arial" w:cs="Arial"/>
-          <w:sz w:val="22"/>
-          <w:szCs w:val="22"/>
-        </w:rPr>
-        <w:t>Weil die Struktur die geforderten Methoden des Interfaces rein formal erfüllt.</w:t>
-      </w:r>
-      <w:r>
-        <w:rPr>
-          <w:rFonts w:ascii="Arial" w:hAnsi="Arial" w:cs="Arial"/>
-          <w:sz w:val="22"/>
-          <w:szCs w:val="22"/>
-        </w:rPr>
-        <w:t xml:space="preserve"> In Java bestimmt das Interface die Klasse, eine Klasse ist nur dann kompatibel</w:t>
-      </w:r>
-      <w:r>
-        <w:rPr>
-          <w:rFonts w:ascii="Arial" w:hAnsi="Arial" w:cs="Arial"/>
-          <w:sz w:val="22"/>
-          <w:szCs w:val="22"/>
-        </w:rPr>
-        <w:t xml:space="preserve">, wenn es via das implements explizit erwähnt wird. </w:t>
-      </w:r>
-      <w:r>
-        <w:rPr>
-          <w:rFonts w:ascii="Arial" w:hAnsi="Arial" w:cs="Arial"/>
-          <w:sz w:val="22"/>
-          <w:szCs w:val="22"/>
-        </w:rPr>
-        <w:t xml:space="preserve">Bei Go ist das umgekehrt. </w:t>
-      </w:r>
-      <w:r>
-        <w:rPr>
-          <w:rFonts w:ascii="Arial" w:hAnsi="Arial" w:cs="Arial"/>
-          <w:sz w:val="22"/>
-          <w:szCs w:val="22"/>
-        </w:rPr>
-        <w:t xml:space="preserve">Der Struct </w:t>
+        <w:t xml:space="preserve"> auftritt. Im Gegensatz zu Javas </w:t>
       </w:r>
       <w:proofErr w:type="spellStart"/>
       <w:r>
@@ -2239,7 +3335,7 @@
           <w:shd w:val="clear" w:color="auto" w:fill="A6A6A6" w:themeFill="background1" w:themeFillShade="A6"/>
           <w:lang w:val="de-CH"/>
         </w:rPr>
-        <w:t>FastProcess</w:t>
+        <w:t>finally</w:t>
       </w:r>
       <w:proofErr w:type="spellEnd"/>
       <w:r>
@@ -2248,15 +3344,7 @@
           <w:sz w:val="22"/>
           <w:szCs w:val="22"/>
         </w:rPr>
-        <w:t xml:space="preserve"> muss das Interface nicht kennen. </w:t>
-      </w:r>
-      <w:r>
-        <w:rPr>
-          <w:rFonts w:ascii="Arial" w:hAnsi="Arial" w:cs="Arial"/>
-          <w:sz w:val="22"/>
-          <w:szCs w:val="22"/>
-        </w:rPr>
-        <w:t xml:space="preserve">Das es aber die Methode </w:t>
+        <w:t xml:space="preserve"> platziert man </w:t>
       </w:r>
       <w:proofErr w:type="spellStart"/>
       <w:r>
@@ -2269,7 +3357,7 @@
           <w:shd w:val="clear" w:color="auto" w:fill="A6A6A6" w:themeFill="background1" w:themeFillShade="A6"/>
           <w:lang w:val="de-CH"/>
         </w:rPr>
-        <w:t>Process</w:t>
+        <w:t>defer</w:t>
       </w:r>
       <w:proofErr w:type="spellEnd"/>
       <w:r>
@@ -2278,137 +3366,9 @@
           <w:sz w:val="22"/>
           <w:szCs w:val="22"/>
         </w:rPr>
-        <w:t xml:space="preserve"> besitzt, erfüllt sie das Interface automatisch.</w:t>
-      </w:r>
-    </w:p>
-    <w:p>
-      <w:pPr>
-        <w:rPr>
-          <w:rFonts w:ascii="Arial" w:hAnsi="Arial" w:cs="Arial"/>
-          <w:sz w:val="22"/>
-          <w:szCs w:val="22"/>
-        </w:rPr>
-      </w:pPr>
-    </w:p>
-    <w:p>
-      <w:pPr>
-        <w:rPr>
-          <w:rFonts w:ascii="Arial" w:hAnsi="Arial" w:cs="Arial"/>
-          <w:sz w:val="22"/>
-          <w:szCs w:val="22"/>
-        </w:rPr>
-      </w:pPr>
-      <w:r>
-        <w:rPr>
-          <w:rFonts w:ascii="Arial" w:hAnsi="Arial" w:cs="Arial"/>
-          <w:sz w:val="22"/>
-          <w:szCs w:val="22"/>
-        </w:rPr>
-        <w:t xml:space="preserve">Das entkoppelt den Code umso mehr und wir können jederzeit </w:t>
-      </w:r>
-      <w:r>
-        <w:rPr>
-          <w:rFonts w:ascii="Arial" w:hAnsi="Arial" w:cs="Arial"/>
-          <w:b/>
-          <w:bCs/>
-          <w:sz w:val="22"/>
-          <w:szCs w:val="22"/>
-        </w:rPr>
-        <w:t xml:space="preserve">nachträglich </w:t>
-      </w:r>
-      <w:r>
-        <w:rPr>
-          <w:rFonts w:ascii="Arial" w:hAnsi="Arial" w:cs="Arial"/>
-          <w:sz w:val="22"/>
-          <w:szCs w:val="22"/>
-        </w:rPr>
-        <w:t xml:space="preserve">Interface im Projekt </w:t>
-      </w:r>
-      <w:r>
-        <w:rPr>
-          <w:rFonts w:ascii="Arial" w:hAnsi="Arial" w:cs="Arial"/>
-          <w:sz w:val="22"/>
-          <w:szCs w:val="22"/>
-        </w:rPr>
-        <w:t>definieren</w:t>
-      </w:r>
-      <w:r>
-        <w:rPr>
-          <w:rFonts w:ascii="Arial" w:hAnsi="Arial" w:cs="Arial"/>
-          <w:sz w:val="22"/>
-          <w:szCs w:val="22"/>
-        </w:rPr>
-        <w:t>, ohne den Original-Code</w:t>
-      </w:r>
-      <w:r>
-        <w:rPr>
-          <w:rFonts w:ascii="Arial" w:hAnsi="Arial" w:cs="Arial"/>
-          <w:sz w:val="22"/>
-          <w:szCs w:val="22"/>
-        </w:rPr>
-        <w:t xml:space="preserve"> anfassen zu müssen.</w:t>
-      </w:r>
-    </w:p>
-    <w:p>
-      <w:pPr>
-        <w:rPr>
-          <w:rFonts w:ascii="Arial" w:hAnsi="Arial" w:cs="Arial"/>
-        </w:rPr>
-      </w:pPr>
-    </w:p>
-    <w:p>
-      <w:pPr>
-        <w:rPr>
-          <w:rFonts w:ascii="Arial" w:eastAsiaTheme="majorEastAsia" w:hAnsi="Arial" w:cs="Arial"/>
-          <w:color w:val="0F4761" w:themeColor="accent1" w:themeShade="BF"/>
-          <w:sz w:val="28"/>
-          <w:szCs w:val="28"/>
-        </w:rPr>
-      </w:pPr>
-      <w:r>
-        <w:rPr>
-          <w:rFonts w:ascii="Arial" w:hAnsi="Arial" w:cs="Arial"/>
-        </w:rPr>
-        <w:br w:type="page"/>
-      </w:r>
-    </w:p>
-    <w:p>
-      <w:pPr>
-        <w:pStyle w:val="berschrift3"/>
-        <w:rPr>
-          <w:rFonts w:ascii="Arial" w:hAnsi="Arial" w:cs="Arial"/>
-        </w:rPr>
-      </w:pPr>
-      <w:r>
-        <w:rPr>
-          <w:rFonts w:ascii="Arial" w:hAnsi="Arial" w:cs="Arial"/>
-        </w:rPr>
-        <w:lastRenderedPageBreak/>
-        <w:t>2.3 Defer</w:t>
-      </w:r>
-      <w:r>
-        <w:rPr>
-          <w:rFonts w:ascii="Arial" w:hAnsi="Arial" w:cs="Arial"/>
-        </w:rPr>
-        <w:t>, Panic und Recover</w:t>
-      </w:r>
-    </w:p>
-    <w:p>
-      <w:pPr>
-        <w:rPr>
-          <w:rFonts w:ascii="Arial" w:hAnsi="Arial" w:cs="Arial"/>
-          <w:sz w:val="22"/>
-          <w:szCs w:val="22"/>
-        </w:rPr>
-      </w:pPr>
-      <w:r>
-        <w:rPr>
-          <w:rFonts w:ascii="Arial" w:hAnsi="Arial" w:cs="Arial"/>
-          <w:sz w:val="22"/>
-          <w:szCs w:val="22"/>
-        </w:rPr>
-        <w:t xml:space="preserve">Während Java auf </w:t>
-      </w:r>
+        <w:t xml:space="preserve"> in Go direkt dort, wo die Ressource initialisiert wird. Das verhindert, dass das Schliessen von Ressourcen vergessen wird. Werden mehrere </w:t>
+      </w:r>
+      <w:proofErr w:type="spellStart"/>
       <w:r>
         <w:rPr>
           <w:rFonts w:ascii="Arial" w:hAnsi="Arial" w:cs="Arial"/>
@@ -2417,24 +3377,34 @@
           <w:sz w:val="22"/>
           <w:szCs w:val="22"/>
           <w:shd w:val="clear" w:color="auto" w:fill="A6A6A6" w:themeFill="background1" w:themeFillShade="A6"/>
-        </w:rPr>
-        <w:t>try-catch-finally</w:t>
-      </w:r>
-      <w:r>
-        <w:rPr>
-          <w:rFonts w:ascii="Arial" w:hAnsi="Arial" w:cs="Arial"/>
-          <w:sz w:val="22"/>
-          <w:szCs w:val="22"/>
-        </w:rPr>
-        <w:t xml:space="preserve"> setzt,</w:t>
-      </w:r>
-      <w:r>
-        <w:rPr>
-          <w:rFonts w:ascii="Arial" w:hAnsi="Arial" w:cs="Arial"/>
-          <w:sz w:val="22"/>
-          <w:szCs w:val="22"/>
-        </w:rPr>
-        <w:t xml:space="preserve"> regelt Go das gleiche über </w:t>
+          <w:lang w:val="de-CH"/>
+        </w:rPr>
+        <w:t>defer</w:t>
+      </w:r>
+      <w:proofErr w:type="spellEnd"/>
+      <w:r>
+        <w:rPr>
+          <w:rFonts w:ascii="Arial" w:hAnsi="Arial" w:cs="Arial"/>
+          <w:sz w:val="22"/>
+          <w:szCs w:val="22"/>
+        </w:rPr>
+        <w:t>-Anweisungen genutzt, werden diese in LIFO-Reihenfolge abgearbeitet.</w:t>
+      </w:r>
+      <w:r>
+        <w:rPr>
+          <w:rFonts w:ascii="Arial" w:hAnsi="Arial" w:cs="Arial"/>
+          <w:sz w:val="22"/>
+          <w:szCs w:val="22"/>
+        </w:rPr>
+        <w:br/>
+      </w:r>
+      <w:r>
+        <w:rPr>
+          <w:rFonts w:ascii="Arial" w:hAnsi="Arial" w:cs="Arial"/>
+          <w:sz w:val="22"/>
+          <w:szCs w:val="22"/>
+        </w:rPr>
+        <w:br/>
       </w:r>
       <w:r>
         <w:rPr>
@@ -2444,8 +3414,17 @@
           <w:sz w:val="22"/>
           <w:szCs w:val="22"/>
           <w:shd w:val="clear" w:color="auto" w:fill="A6A6A6" w:themeFill="background1" w:themeFillShade="A6"/>
-        </w:rPr>
-        <w:t>defer</w:t>
+          <w:lang w:val="de-CH"/>
+        </w:rPr>
+        <w:t>panic</w:t>
+      </w:r>
+      <w:r>
+        <w:rPr>
+          <w:rFonts w:ascii="Arial" w:hAnsi="Arial" w:cs="Arial"/>
+          <w:sz w:val="22"/>
+          <w:szCs w:val="22"/>
+        </w:rPr>
+        <w:t xml:space="preserve"> und </w:t>
       </w:r>
       <w:r>
         <w:rPr>
@@ -2455,8 +3434,97 @@
           <w:sz w:val="22"/>
           <w:szCs w:val="22"/>
           <w:shd w:val="clear" w:color="auto" w:fill="A6A6A6" w:themeFill="background1" w:themeFillShade="A6"/>
-        </w:rPr>
-        <w:t xml:space="preserve"> (finally</w:t>
+          <w:lang w:val="de-CH"/>
+        </w:rPr>
+        <w:t>recover</w:t>
+      </w:r>
+      <w:r>
+        <w:rPr>
+          <w:rFonts w:ascii="Arial" w:hAnsi="Arial" w:cs="Arial"/>
+          <w:sz w:val="22"/>
+          <w:szCs w:val="22"/>
+        </w:rPr>
+        <w:t xml:space="preserve"> bilden das Sicherheitsnetz. Der wichtigste Unterschied zu Java </w:t>
+      </w:r>
+      <w:r>
+        <w:rPr>
+          <w:rFonts w:ascii="Arial" w:hAnsi="Arial" w:cs="Arial"/>
+          <w:sz w:val="22"/>
+          <w:szCs w:val="22"/>
+        </w:rPr>
+        <w:t>ist, das</w:t>
+      </w:r>
+      <w:r>
+        <w:rPr>
+          <w:rFonts w:ascii="Arial" w:hAnsi="Arial" w:cs="Arial"/>
+          <w:sz w:val="22"/>
+          <w:szCs w:val="22"/>
+        </w:rPr>
+        <w:t xml:space="preserve"> </w:t>
+      </w:r>
+      <w:r>
+        <w:rPr>
+          <w:rFonts w:ascii="Arial" w:hAnsi="Arial" w:cs="Arial"/>
+          <w:sz w:val="22"/>
+          <w:szCs w:val="22"/>
+        </w:rPr>
+        <w:t xml:space="preserve">eine </w:t>
+      </w:r>
+      <w:r>
+        <w:rPr>
+          <w:rFonts w:ascii="Arial" w:hAnsi="Arial" w:cs="Arial"/>
+          <w:sz w:val="22"/>
+          <w:szCs w:val="22"/>
+        </w:rPr>
+        <w:t xml:space="preserve">panic in Go ausschliesslich für nicht-wiederherstellbare Programmierfehler genutzt </w:t>
+      </w:r>
+      <w:r>
+        <w:rPr>
+          <w:rFonts w:ascii="Arial" w:hAnsi="Arial" w:cs="Arial"/>
+          <w:sz w:val="22"/>
+          <w:szCs w:val="22"/>
+        </w:rPr>
+        <w:t xml:space="preserve">wird </w:t>
+      </w:r>
+      <w:r>
+        <w:rPr>
+          <w:rFonts w:ascii="Arial" w:hAnsi="Arial" w:cs="Arial"/>
+          <w:sz w:val="22"/>
+          <w:szCs w:val="22"/>
+        </w:rPr>
+        <w:t>(</w:t>
+      </w:r>
+      <w:r>
+        <w:rPr>
+          <w:rFonts w:ascii="Arial" w:hAnsi="Arial" w:cs="Arial"/>
+          <w:sz w:val="22"/>
+          <w:szCs w:val="22"/>
+        </w:rPr>
+        <w:t xml:space="preserve">z.B </w:t>
+      </w:r>
+      <w:r>
+        <w:rPr>
+          <w:rFonts w:ascii="Arial" w:hAnsi="Arial" w:cs="Arial"/>
+          <w:sz w:val="22"/>
+          <w:szCs w:val="22"/>
+        </w:rPr>
+        <w:t>Division durch null oder eine leere</w:t>
+      </w:r>
+      <w:r>
+        <w:rPr>
+          <w:rFonts w:ascii="Arial" w:hAnsi="Arial" w:cs="Arial"/>
+          <w:sz w:val="22"/>
+          <w:szCs w:val="22"/>
+        </w:rPr>
+        <w:t xml:space="preserve"> Liste</w:t>
+      </w:r>
+      <w:r>
+        <w:rPr>
+          <w:rFonts w:ascii="Arial" w:hAnsi="Arial" w:cs="Arial"/>
+          <w:sz w:val="22"/>
+          <w:szCs w:val="22"/>
+        </w:rPr>
+        <w:t>). Normale Fehler in der Geschäftslogik werden in Go nicht als Exception geworfen, sondern standardmässig als expliziter Rückgabewert (</w:t>
       </w:r>
       <w:r>
         <w:rPr>
@@ -2466,16 +3534,55 @@
           <w:sz w:val="22"/>
           <w:szCs w:val="22"/>
           <w:shd w:val="clear" w:color="auto" w:fill="A6A6A6" w:themeFill="background1" w:themeFillShade="A6"/>
-        </w:rPr>
-        <w:t>)</w:t>
-      </w:r>
-      <w:r>
-        <w:rPr>
-          <w:rFonts w:ascii="Arial" w:hAnsi="Arial" w:cs="Arial"/>
-          <w:sz w:val="22"/>
-          <w:szCs w:val="22"/>
-        </w:rPr>
-        <w:t xml:space="preserve">, </w:t>
+          <w:lang w:val="de-CH"/>
+        </w:rPr>
+        <w:t>error</w:t>
+      </w:r>
+      <w:r>
+        <w:rPr>
+          <w:rFonts w:ascii="Arial" w:hAnsi="Arial" w:cs="Arial"/>
+          <w:sz w:val="22"/>
+          <w:szCs w:val="22"/>
+        </w:rPr>
+        <w:t>) übergeben.</w:t>
+      </w:r>
+    </w:p>
+    <w:p>
+      <w:pPr>
+        <w:rPr>
+          <w:rFonts w:ascii="Arial" w:hAnsi="Arial" w:cs="Arial"/>
+        </w:rPr>
+      </w:pPr>
+    </w:p>
+    <w:p>
+      <w:pPr>
+        <w:pStyle w:val="Heading3"/>
+        <w:rPr>
+          <w:rFonts w:ascii="Arial" w:hAnsi="Arial" w:cs="Arial"/>
+        </w:rPr>
+      </w:pPr>
+      <w:r>
+        <w:rPr>
+          <w:rFonts w:ascii="Arial" w:hAnsi="Arial" w:cs="Arial"/>
+        </w:rPr>
+        <w:t>2.4 Nebenläufigkeit: Goroutines, Channels und Select</w:t>
+      </w:r>
+    </w:p>
+    <w:p>
+      <w:pPr>
+        <w:rPr>
+          <w:rFonts w:ascii="Arial" w:hAnsi="Arial" w:cs="Arial"/>
+          <w:sz w:val="22"/>
+          <w:szCs w:val="22"/>
+        </w:rPr>
+      </w:pPr>
+      <w:r>
+        <w:rPr>
+          <w:rFonts w:ascii="Arial" w:hAnsi="Arial" w:cs="Arial"/>
+          <w:sz w:val="22"/>
+          <w:szCs w:val="22"/>
+        </w:rPr>
+        <w:t>Während man in Java für die Nebenläufigkeit schwere OS-Threads (</w:t>
       </w:r>
       <w:r>
         <w:rPr>
@@ -2485,9 +3592,70 @@
           <w:sz w:val="22"/>
           <w:szCs w:val="22"/>
           <w:shd w:val="clear" w:color="auto" w:fill="A6A6A6" w:themeFill="background1" w:themeFillShade="A6"/>
-        </w:rPr>
-        <w:t>panic</w:t>
-      </w:r>
+          <w:lang w:val="de-CH"/>
+        </w:rPr>
+        <w:t>java.lang.Thread</w:t>
+      </w:r>
+      <w:r>
+        <w:rPr>
+          <w:rFonts w:ascii="Arial" w:hAnsi="Arial" w:cs="Arial"/>
+          <w:sz w:val="22"/>
+          <w:szCs w:val="22"/>
+        </w:rPr>
+        <w:t>) oder Thread-Pools benötigt, ist Concurrency in Go ein nativer Kernbestandteil der Sprache.</w:t>
+      </w:r>
+    </w:p>
+    <w:p>
+      <w:pPr>
+        <w:rPr>
+          <w:rFonts w:ascii="Arial" w:hAnsi="Arial" w:cs="Arial"/>
+          <w:sz w:val="22"/>
+          <w:szCs w:val="22"/>
+        </w:rPr>
+      </w:pPr>
+    </w:p>
+    <w:p>
+      <w:pPr>
+        <w:rPr>
+          <w:rFonts w:ascii="Arial" w:hAnsi="Arial" w:cs="Arial"/>
+          <w:sz w:val="22"/>
+          <w:szCs w:val="22"/>
+        </w:rPr>
+      </w:pPr>
+      <w:r>
+        <w:rPr>
+          <w:rFonts w:ascii="Arial" w:hAnsi="Arial" w:cs="Arial"/>
+          <w:sz w:val="22"/>
+          <w:szCs w:val="22"/>
+        </w:rPr>
+        <w:t xml:space="preserve">Go besitzt über sogenannte Goroutines. Das sind leichtgewichtige Threads, die nicht vom OS, sondern vom integrierten Go-Runtime-Scheduler verwaltet werden. Sie verbrauchen </w:t>
+      </w:r>
+      <w:r>
+        <w:rPr>
+          <w:rFonts w:ascii="Arial" w:hAnsi="Arial" w:cs="Arial"/>
+          <w:sz w:val="22"/>
+          <w:szCs w:val="22"/>
+        </w:rPr>
+        <w:lastRenderedPageBreak/>
+        <w:t xml:space="preserve">beim Start nur wenige Kilobyte Arbeitsspeicher. Eine neue Goroutine wird im Code einfach durch das </w:t>
+      </w:r>
+      <w:r>
+        <w:rPr>
+          <w:rFonts w:ascii="Arial" w:hAnsi="Arial" w:cs="Arial"/>
+          <w:sz w:val="22"/>
+          <w:szCs w:val="22"/>
+        </w:rPr>
+        <w:t>Hinzufügen</w:t>
+      </w:r>
+      <w:r>
+        <w:rPr>
+          <w:rFonts w:ascii="Arial" w:hAnsi="Arial" w:cs="Arial"/>
+          <w:sz w:val="22"/>
+          <w:szCs w:val="22"/>
+        </w:rPr>
+        <w:t xml:space="preserve"> des Schlüsselworts </w:t>
+      </w:r>
+      <w:proofErr w:type="spellStart"/>
       <w:r>
         <w:rPr>
           <w:rFonts w:ascii="Arial" w:hAnsi="Arial" w:cs="Arial"/>
@@ -2496,16 +3664,68 @@
           <w:sz w:val="22"/>
           <w:szCs w:val="22"/>
           <w:shd w:val="clear" w:color="auto" w:fill="A6A6A6" w:themeFill="background1" w:themeFillShade="A6"/>
-        </w:rPr>
-        <w:t xml:space="preserve"> (catch)</w:t>
-      </w:r>
-      <w:r>
-        <w:rPr>
-          <w:rFonts w:ascii="Arial" w:hAnsi="Arial" w:cs="Arial"/>
-          <w:sz w:val="22"/>
-          <w:szCs w:val="22"/>
-        </w:rPr>
-        <w:t xml:space="preserve"> und </w:t>
+          <w:lang w:val="de-CH"/>
+        </w:rPr>
+        <w:t>go</w:t>
+      </w:r>
+      <w:proofErr w:type="spellEnd"/>
+      <w:r>
+        <w:rPr>
+          <w:rFonts w:ascii="Arial" w:hAnsi="Arial" w:cs="Arial"/>
+          <w:sz w:val="22"/>
+          <w:szCs w:val="22"/>
+        </w:rPr>
+        <w:t xml:space="preserve"> gestartet.</w:t>
+      </w:r>
+    </w:p>
+    <w:p>
+      <w:pPr>
+        <w:rPr>
+          <w:rFonts w:ascii="Arial" w:hAnsi="Arial" w:cs="Arial"/>
+          <w:sz w:val="22"/>
+          <w:szCs w:val="22"/>
+        </w:rPr>
+      </w:pPr>
+    </w:p>
+    <w:p>
+      <w:pPr>
+        <w:rPr>
+          <w:rFonts w:ascii="Arial" w:hAnsi="Arial" w:cs="Arial"/>
+          <w:sz w:val="22"/>
+          <w:szCs w:val="22"/>
+        </w:rPr>
+      </w:pPr>
+      <w:r>
+        <w:rPr>
+          <w:rFonts w:ascii="Arial" w:hAnsi="Arial" w:cs="Arial"/>
+          <w:sz w:val="22"/>
+          <w:szCs w:val="22"/>
+        </w:rPr>
+        <w:t>Damit diese Goroutines Daten sicher austauschen können, ohne dass es zu Race Conditions kommt, nutzt Go Channels. Man kann sich einen Channel wie eine Rohrleitung vorstellen, durch die Daten direkt von einer Goroutine zu einer anderen fliessen.</w:t>
+      </w:r>
+    </w:p>
+    <w:p>
+      <w:pPr>
+        <w:rPr>
+          <w:rFonts w:ascii="Arial" w:hAnsi="Arial" w:cs="Arial"/>
+        </w:rPr>
+      </w:pPr>
+    </w:p>
+    <w:p>
+      <w:pPr>
+        <w:rPr>
+          <w:rFonts w:ascii="Arial" w:hAnsi="Arial" w:cs="Arial"/>
+          <w:sz w:val="22"/>
+          <w:szCs w:val="22"/>
+        </w:rPr>
+      </w:pPr>
+      <w:r>
+        <w:rPr>
+          <w:rFonts w:ascii="Arial" w:hAnsi="Arial" w:cs="Arial"/>
+          <w:sz w:val="22"/>
+          <w:szCs w:val="22"/>
+        </w:rPr>
+        <w:t xml:space="preserve">In unserer Funktion </w:t>
       </w:r>
       <w:r>
         <w:rPr>
@@ -2515,8 +3735,17 @@
           <w:sz w:val="22"/>
           <w:szCs w:val="22"/>
           <w:shd w:val="clear" w:color="auto" w:fill="A6A6A6" w:themeFill="background1" w:themeFillShade="A6"/>
-        </w:rPr>
-        <w:t>recover</w:t>
+          <w:lang w:val="de-CH"/>
+        </w:rPr>
+        <w:t>doDemo</w:t>
+      </w:r>
+      <w:r>
+        <w:rPr>
+          <w:rFonts w:ascii="Arial" w:hAnsi="Arial" w:cs="Arial"/>
+          <w:sz w:val="22"/>
+          <w:szCs w:val="22"/>
+        </w:rPr>
+        <w:t xml:space="preserve"> läuft eine zeitintensive Hintergrund-Task als Goroutine. Um im Hauptthread auf das Ergebnis zu warten, ohne das gesamte Programm komplett einzufrieren, nutzen wir das </w:t>
       </w:r>
       <w:r>
         <w:rPr>
@@ -2526,170 +3755,111 @@
           <w:sz w:val="22"/>
           <w:szCs w:val="22"/>
           <w:shd w:val="clear" w:color="auto" w:fill="A6A6A6" w:themeFill="background1" w:themeFillShade="A6"/>
-        </w:rPr>
-        <w:t xml:space="preserve"> (throw)</w:t>
-      </w:r>
-      <w:r>
-        <w:rPr>
-          <w:rFonts w:ascii="Arial" w:hAnsi="Arial" w:cs="Arial"/>
-          <w:sz w:val="22"/>
-          <w:szCs w:val="22"/>
-        </w:rPr>
-        <w:t>.</w:t>
-      </w:r>
-    </w:p>
-    <w:p>
-      <w:pPr>
-        <w:rPr>
-          <w:rFonts w:ascii="Arial" w:hAnsi="Arial" w:cs="Arial"/>
-          <w:sz w:val="22"/>
-          <w:szCs w:val="22"/>
-        </w:rPr>
-      </w:pPr>
-    </w:p>
-    <w:p>
-      <w:pPr>
-        <w:rPr>
-          <w:rFonts w:ascii="Arial" w:hAnsi="Arial" w:cs="Arial"/>
-          <w:sz w:val="22"/>
-          <w:szCs w:val="22"/>
-        </w:rPr>
-      </w:pPr>
-      <w:r>
-        <w:rPr>
-          <w:rFonts w:ascii="Arial" w:hAnsi="Arial" w:cs="Arial"/>
-          <w:sz w:val="22"/>
-          <w:szCs w:val="22"/>
-        </w:rPr>
-        <w:t xml:space="preserve">Wir haben die </w:t>
-      </w:r>
-      <w:proofErr w:type="spellStart"/>
-      <w:r>
-        <w:rPr>
-          <w:rFonts w:ascii="Arial" w:hAnsi="Arial" w:cs="Arial"/>
-          <w:i/>
-          <w:iCs/>
-          <w:sz w:val="22"/>
-          <w:szCs w:val="22"/>
-          <w:shd w:val="clear" w:color="auto" w:fill="A6A6A6" w:themeFill="background1" w:themeFillShade="A6"/>
-          <w:lang w:val="de-CH"/>
-        </w:rPr>
-        <w:t>buildOrderIndex</w:t>
-      </w:r>
-      <w:proofErr w:type="spellEnd"/>
-      <w:r>
-        <w:rPr>
-          <w:rFonts w:ascii="Arial" w:hAnsi="Arial" w:cs="Arial"/>
-          <w:i/>
-          <w:iCs/>
-          <w:sz w:val="22"/>
-          <w:szCs w:val="22"/>
-          <w:shd w:val="clear" w:color="auto" w:fill="A6A6A6" w:themeFill="background1" w:themeFillShade="A6"/>
-          <w:lang w:val="de-CH"/>
-        </w:rPr>
-        <w:t>-Funktion</w:t>
-      </w:r>
-      <w:r>
-        <w:rPr>
-          <w:rFonts w:ascii="Arial" w:hAnsi="Arial" w:cs="Arial"/>
-          <w:sz w:val="22"/>
-          <w:szCs w:val="22"/>
-        </w:rPr>
-        <w:t xml:space="preserve"> so abgesichert, dass sie bei einer leeren Liste eine </w:t>
-      </w:r>
-      <w:proofErr w:type="spellStart"/>
-      <w:r>
-        <w:rPr>
-          <w:rFonts w:ascii="Arial" w:hAnsi="Arial" w:cs="Arial"/>
-          <w:i/>
-          <w:iCs/>
-          <w:sz w:val="22"/>
-          <w:szCs w:val="22"/>
-          <w:shd w:val="clear" w:color="auto" w:fill="A6A6A6" w:themeFill="background1" w:themeFillShade="A6"/>
-          <w:lang w:val="de-CH"/>
-        </w:rPr>
-        <w:t>panic</w:t>
-      </w:r>
-      <w:proofErr w:type="spellEnd"/>
-      <w:r>
-        <w:rPr>
-          <w:rFonts w:ascii="Arial" w:hAnsi="Arial" w:cs="Arial"/>
-          <w:sz w:val="22"/>
-          <w:szCs w:val="22"/>
-        </w:rPr>
-        <w:t xml:space="preserve"> auslöst. In der </w:t>
-      </w:r>
-      <w:r>
-        <w:rPr>
-          <w:rFonts w:ascii="Arial" w:hAnsi="Arial" w:cs="Arial"/>
-          <w:i/>
-          <w:iCs/>
-          <w:sz w:val="22"/>
-          <w:szCs w:val="22"/>
-          <w:shd w:val="clear" w:color="auto" w:fill="A6A6A6" w:themeFill="background1" w:themeFillShade="A6"/>
-          <w:lang w:val="de-CH"/>
-        </w:rPr>
-        <w:t>main-Funktion</w:t>
-      </w:r>
-      <w:r>
-        <w:rPr>
-          <w:rFonts w:ascii="Arial" w:hAnsi="Arial" w:cs="Arial"/>
-          <w:sz w:val="22"/>
-          <w:szCs w:val="22"/>
-        </w:rPr>
-        <w:t xml:space="preserve"> fangen wir diesen fatalen Absturz mithilfe einer anonymen Funktion ab, die per </w:t>
-      </w:r>
-      <w:proofErr w:type="spellStart"/>
-      <w:r>
-        <w:rPr>
-          <w:rFonts w:ascii="Arial" w:hAnsi="Arial" w:cs="Arial"/>
-          <w:i/>
-          <w:iCs/>
-          <w:sz w:val="22"/>
-          <w:szCs w:val="22"/>
-          <w:shd w:val="clear" w:color="auto" w:fill="A6A6A6" w:themeFill="background1" w:themeFillShade="A6"/>
-          <w:lang w:val="de-CH"/>
-        </w:rPr>
-        <w:t>defer</w:t>
-      </w:r>
-      <w:proofErr w:type="spellEnd"/>
-      <w:r>
-        <w:rPr>
-          <w:rFonts w:ascii="Arial" w:hAnsi="Arial" w:cs="Arial"/>
-          <w:sz w:val="22"/>
-          <w:szCs w:val="22"/>
-        </w:rPr>
-        <w:t xml:space="preserve"> registriert wurde:</w:t>
-      </w:r>
-    </w:p>
-    <w:p>
-      <w:pPr>
-        <w:pStyle w:val="HTMLVorformatiert"/>
+          <w:lang w:val="de-CH"/>
+        </w:rPr>
+        <w:t>select</w:t>
+      </w:r>
+      <w:r>
+        <w:rPr>
+          <w:rFonts w:ascii="Arial" w:hAnsi="Arial" w:cs="Arial"/>
+          <w:sz w:val="22"/>
+          <w:szCs w:val="22"/>
+        </w:rPr>
+        <w:t>-Statement innerhalb einer Endlosschleife:</w:t>
+      </w:r>
+    </w:p>
+    <w:p>
+      <w:pPr>
+        <w:rPr>
+          <w:rFonts w:ascii="Arial" w:hAnsi="Arial" w:cs="Arial"/>
+          <w:sz w:val="22"/>
+          <w:szCs w:val="22"/>
+        </w:rPr>
+      </w:pPr>
+    </w:p>
+    <w:p>
+      <w:pPr>
+        <w:pStyle w:val="HTMLPreformatted"/>
         <w:shd w:val="clear" w:color="auto" w:fill="1E1F22"/>
         <w:rPr>
-          <w:color w:val="BCBEC4"/>
-        </w:rPr>
-      </w:pPr>
-      <w:r>
-        <w:rPr>
+          <w:rFonts w:ascii="Arial" w:hAnsi="Arial" w:cs="Arial"/>
+          <w:color w:val="AFBF7E"/>
+        </w:rPr>
+      </w:pPr>
+      <w:r>
+        <w:rPr>
+          <w:rFonts w:ascii="Arial" w:hAnsi="Arial" w:cs="Arial"/>
           <w:color w:val="CF8E6D"/>
         </w:rPr>
         <w:t xml:space="preserve">func </w:t>
       </w:r>
       <w:r>
         <w:rPr>
+          <w:rFonts w:ascii="Arial" w:hAnsi="Arial" w:cs="Arial"/>
           <w:color w:val="56A8F5"/>
         </w:rPr>
-        <w:t>main</w:t>
-      </w:r>
-      <w:r>
-        <w:rPr>
+        <w:t>doDemo</w:t>
+      </w:r>
+      <w:r>
+        <w:rPr>
+          <w:rFonts w:ascii="Arial" w:hAnsi="Arial" w:cs="Arial"/>
           <w:color w:val="BCBEC4"/>
         </w:rPr>
         <w:t>(){</w:t>
       </w:r>
       <w:r>
         <w:rPr>
+          <w:rFonts w:ascii="Arial" w:hAnsi="Arial" w:cs="Arial"/>
+          <w:color w:val="BCBEC4"/>
+        </w:rPr>
+        <w:br/>
+        <w:t xml:space="preserve">    done := </w:t>
+      </w:r>
+      <w:r>
+        <w:rPr>
+          <w:rFonts w:ascii="Arial" w:hAnsi="Arial" w:cs="Arial"/>
+          <w:color w:val="56A8F5"/>
+        </w:rPr>
+        <w:t>make</w:t>
+      </w:r>
+      <w:r>
+        <w:rPr>
+          <w:rFonts w:ascii="Arial" w:hAnsi="Arial" w:cs="Arial"/>
+          <w:color w:val="BCBEC4"/>
+        </w:rPr>
+        <w:t>(</w:t>
+      </w:r>
+      <w:r>
+        <w:rPr>
+          <w:rFonts w:ascii="Arial" w:hAnsi="Arial" w:cs="Arial"/>
+          <w:color w:val="CF8E6D"/>
+        </w:rPr>
+        <w:t xml:space="preserve">chan </w:t>
+      </w:r>
+      <w:r>
+        <w:rPr>
+          <w:rFonts w:ascii="Arial" w:hAnsi="Arial" w:cs="Arial"/>
+          <w:color w:val="CC7832"/>
+        </w:rPr>
+        <w:t>bool</w:t>
+      </w:r>
+      <w:r>
+        <w:rPr>
+          <w:rFonts w:ascii="Arial" w:hAnsi="Arial" w:cs="Arial"/>
+          <w:color w:val="BCBEC4"/>
+        </w:rPr>
+        <w:t>)</w:t>
+      </w:r>
+      <w:r>
+        <w:rPr>
+          <w:rFonts w:ascii="Arial" w:hAnsi="Arial" w:cs="Arial"/>
+          <w:color w:val="BCBEC4"/>
+        </w:rPr>
+        <w:br/>
+      </w:r>
+      <w:r>
+        <w:rPr>
+          <w:rFonts w:ascii="Arial" w:hAnsi="Arial" w:cs="Arial"/>
           <w:color w:val="BCBEC4"/>
         </w:rPr>
         <w:br/>
@@ -2697,67 +3867,21 @@
       </w:r>
       <w:r>
         <w:rPr>
+          <w:rFonts w:ascii="Arial" w:hAnsi="Arial" w:cs="Arial"/>
           <w:color w:val="CF8E6D"/>
         </w:rPr>
-        <w:t xml:space="preserve">defer </w:t>
-      </w:r>
-      <w:r>
-        <w:rPr>
-          <w:color w:val="AFBF7E"/>
-        </w:rPr>
-        <w:t>fmt</w:t>
-      </w:r>
-      <w:r>
-        <w:rPr>
-          <w:color w:val="BCBEC4"/>
-        </w:rPr>
-        <w:t>.</w:t>
-      </w:r>
-      <w:r>
-        <w:rPr>
-          <w:color w:val="B09D79"/>
-        </w:rPr>
-        <w:t>Println</w:t>
-      </w:r>
-      <w:r>
-        <w:rPr>
-          <w:color w:val="BCBEC4"/>
-        </w:rPr>
-        <w:t>(</w:t>
-      </w:r>
-      <w:r>
-        <w:rPr>
-          <w:color w:val="6AAB73"/>
-        </w:rPr>
-        <w:t>"Ich werde zuletzt ausgeführt!"</w:t>
-      </w:r>
-      <w:r>
-        <w:rPr>
-          <w:color w:val="BCBEC4"/>
-        </w:rPr>
-        <w:t>)</w:t>
-      </w:r>
-      <w:r>
-        <w:rPr>
-          <w:color w:val="BCBEC4"/>
-        </w:rPr>
-        <w:br/>
-        <w:t xml:space="preserve">    </w:t>
-      </w:r>
-      <w:r>
-        <w:rPr>
-          <w:color w:val="CF8E6D"/>
-        </w:rPr>
-        <w:t>defer func</w:t>
-      </w:r>
-      <w:r>
-        <w:rPr>
-          <w:color w:val="BCBEC4"/>
-        </w:rPr>
-        <w:t>() {</w:t>
-      </w:r>
-      <w:r>
-        <w:rPr>
+        <w:t>go func</w:t>
+      </w:r>
+      <w:r>
+        <w:rPr>
+          <w:rFonts w:ascii="Arial" w:hAnsi="Arial" w:cs="Arial"/>
+          <w:color w:val="BCBEC4"/>
+        </w:rPr>
+        <w:t>(){</w:t>
+      </w:r>
+      <w:r>
+        <w:rPr>
+          <w:rFonts w:ascii="Arial" w:hAnsi="Arial" w:cs="Arial"/>
           <w:color w:val="BCBEC4"/>
         </w:rPr>
         <w:br/>
@@ -2765,809 +3889,21 @@
       </w:r>
       <w:r>
         <w:rPr>
-          <w:color w:val="CF8E6D"/>
-        </w:rPr>
-        <w:t xml:space="preserve">if </w:t>
-      </w:r>
-      <w:r>
-        <w:rPr>
-          <w:color w:val="BCBEC4"/>
-        </w:rPr>
-        <w:t xml:space="preserve">r := </w:t>
-      </w:r>
-      <w:r>
-        <w:rPr>
-          <w:color w:val="CC7832"/>
-        </w:rPr>
-        <w:t>recover</w:t>
-      </w:r>
-      <w:r>
-        <w:rPr>
-          <w:color w:val="BCBEC4"/>
-        </w:rPr>
-        <w:t xml:space="preserve">(); r != </w:t>
-      </w:r>
-      <w:r>
-        <w:rPr>
-          <w:color w:val="CC7832"/>
-        </w:rPr>
-        <w:t xml:space="preserve">nil </w:t>
-      </w:r>
-      <w:r>
-        <w:rPr>
-          <w:color w:val="BCBEC4"/>
-        </w:rPr>
-        <w:t>{</w:t>
-      </w:r>
-      <w:r>
-        <w:rPr>
-          <w:color w:val="BCBEC4"/>
-        </w:rPr>
-        <w:br/>
-        <w:t xml:space="preserve">          </w:t>
-      </w:r>
-      <w:r>
-        <w:rPr>
-          <w:color w:val="AFBF7E"/>
-        </w:rPr>
-        <w:t>fmt</w:t>
-      </w:r>
-      <w:r>
-        <w:rPr>
-          <w:color w:val="BCBEC4"/>
-        </w:rPr>
-        <w:t>.</w:t>
-      </w:r>
-      <w:r>
-        <w:rPr>
+          <w:rFonts w:ascii="Arial" w:hAnsi="Arial" w:cs="Arial"/>
           <w:color w:val="B09D79"/>
         </w:rPr>
-        <w:t>Println</w:t>
-      </w:r>
-      <w:r>
-        <w:rPr>
+        <w:t>doBlockingWait</w:t>
+      </w:r>
+      <w:r>
+        <w:rPr>
+          <w:rFonts w:ascii="Arial" w:hAnsi="Arial" w:cs="Arial"/>
           <w:color w:val="BCBEC4"/>
         </w:rPr>
         <w:t>(</w:t>
       </w:r>
       <w:r>
         <w:rPr>
-          <w:color w:val="6AAB73"/>
-        </w:rPr>
-        <w:t>"[Recover] Fataler Fehler abgefangen:"</w:t>
-      </w:r>
-      <w:r>
-        <w:rPr>
-          <w:color w:val="BCBEC4"/>
-        </w:rPr>
-        <w:t>, r)</w:t>
-      </w:r>
-      <w:r>
-        <w:rPr>
-          <w:color w:val="BCBEC4"/>
-        </w:rPr>
-        <w:br/>
-        <w:t xml:space="preserve">       }</w:t>
-      </w:r>
-      <w:r>
-        <w:rPr>
-          <w:color w:val="BCBEC4"/>
-        </w:rPr>
-        <w:br/>
-        <w:t xml:space="preserve">    }()</w:t>
-      </w:r>
-      <w:r>
-        <w:rPr>
-          <w:color w:val="BCBEC4"/>
-        </w:rPr>
-        <w:br/>
-      </w:r>
-      <w:r>
-        <w:rPr>
-          <w:color w:val="BCBEC4"/>
-        </w:rPr>
-        <w:br/>
-        <w:t xml:space="preserve">    </w:t>
-      </w:r>
-      <w:r>
-        <w:rPr>
-          <w:color w:val="CF8E6D"/>
-        </w:rPr>
-        <w:t xml:space="preserve">var </w:t>
-      </w:r>
-      <w:r>
-        <w:rPr>
-          <w:color w:val="BCBEC4"/>
-        </w:rPr>
-        <w:t>emptyOrders []</w:t>
-      </w:r>
-      <w:r>
-        <w:rPr>
-          <w:color w:val="6FAFBD"/>
-        </w:rPr>
-        <w:t>Order</w:t>
-      </w:r>
-      <w:r>
-        <w:rPr>
-          <w:color w:val="6FAFBD"/>
-        </w:rPr>
-        <w:br/>
-        <w:t xml:space="preserve">    </w:t>
-      </w:r>
-      <w:r>
-        <w:rPr>
-          <w:color w:val="B09D79"/>
-        </w:rPr>
-        <w:t>buildOrderIndex</w:t>
-      </w:r>
-      <w:r>
-        <w:rPr>
-          <w:color w:val="BCBEC4"/>
-        </w:rPr>
-        <w:t>(emptyOrders)</w:t>
-      </w:r>
-      <w:r>
-        <w:rPr>
-          <w:color w:val="BCBEC4"/>
-        </w:rPr>
-        <w:br/>
-        <w:t>}</w:t>
-      </w:r>
-    </w:p>
-    <w:p>
-      <w:pPr>
-        <w:rPr>
-          <w:rFonts w:ascii="Arial" w:hAnsi="Arial" w:cs="Arial"/>
-          <w:i/>
-          <w:iCs/>
-          <w:sz w:val="22"/>
-          <w:szCs w:val="22"/>
-        </w:rPr>
-      </w:pPr>
-      <w:r>
-        <w:rPr>
-          <w:rFonts w:ascii="Arial" w:hAnsi="Arial" w:cs="Arial"/>
-          <w:i/>
-          <w:iCs/>
-          <w:sz w:val="22"/>
-          <w:szCs w:val="22"/>
-        </w:rPr>
-        <w:t xml:space="preserve">Datei: </w:t>
-      </w:r>
-      <w:r>
-        <w:rPr>
-          <w:rFonts w:ascii="Arial" w:hAnsi="Arial" w:cs="Arial"/>
-          <w:i/>
-          <w:iCs/>
-          <w:sz w:val="22"/>
-          <w:szCs w:val="22"/>
-        </w:rPr>
-        <w:t>defer-panic-recover</w:t>
-      </w:r>
-      <w:r>
-        <w:rPr>
-          <w:rFonts w:ascii="Arial" w:hAnsi="Arial" w:cs="Arial"/>
-          <w:i/>
-          <w:iCs/>
-          <w:sz w:val="22"/>
-          <w:szCs w:val="22"/>
-        </w:rPr>
-        <w:t>/main.go</w:t>
-      </w:r>
-    </w:p>
-    <w:p>
-      <w:pPr>
-        <w:rPr>
-          <w:rFonts w:ascii="Arial" w:hAnsi="Arial" w:cs="Arial"/>
-        </w:rPr>
-      </w:pPr>
-    </w:p>
-    <w:p>
-      <w:pPr>
-        <w:rPr>
-          <w:rFonts w:ascii="Arial" w:hAnsi="Arial" w:cs="Arial"/>
-          <w:sz w:val="22"/>
-          <w:szCs w:val="22"/>
-        </w:rPr>
-      </w:pPr>
-      <w:r>
-        <w:rPr>
-          <w:rFonts w:ascii="Arial" w:hAnsi="Arial" w:cs="Arial"/>
-          <w:sz w:val="22"/>
-          <w:szCs w:val="22"/>
-        </w:rPr>
-        <w:t xml:space="preserve">Das Keyword </w:t>
-      </w:r>
-      <w:proofErr w:type="spellStart"/>
-      <w:r>
-        <w:rPr>
-          <w:rFonts w:ascii="Arial" w:hAnsi="Arial" w:cs="Arial"/>
-          <w:i/>
-          <w:iCs/>
-          <w:sz w:val="22"/>
-          <w:szCs w:val="22"/>
-          <w:shd w:val="clear" w:color="auto" w:fill="A6A6A6" w:themeFill="background1" w:themeFillShade="A6"/>
-          <w:lang w:val="de-CH"/>
-        </w:rPr>
-        <w:t>defer</w:t>
-      </w:r>
-      <w:proofErr w:type="spellEnd"/>
-      <w:r>
-        <w:rPr>
-          <w:rFonts w:ascii="Arial" w:hAnsi="Arial" w:cs="Arial"/>
-          <w:sz w:val="22"/>
-          <w:szCs w:val="22"/>
-        </w:rPr>
-        <w:t xml:space="preserve"> garantiert, dass ein Codeblock am Ende der Funktion ausgeführt wird, selbst wenn eine </w:t>
-      </w:r>
-      <w:proofErr w:type="spellStart"/>
-      <w:r>
-        <w:rPr>
-          <w:rFonts w:ascii="Arial" w:hAnsi="Arial" w:cs="Arial"/>
-          <w:i/>
-          <w:iCs/>
-          <w:sz w:val="22"/>
-          <w:szCs w:val="22"/>
-          <w:shd w:val="clear" w:color="auto" w:fill="A6A6A6" w:themeFill="background1" w:themeFillShade="A6"/>
-          <w:lang w:val="de-CH"/>
-        </w:rPr>
-        <w:t>panic</w:t>
-      </w:r>
-      <w:proofErr w:type="spellEnd"/>
-      <w:r>
-        <w:rPr>
-          <w:rFonts w:ascii="Arial" w:hAnsi="Arial" w:cs="Arial"/>
-          <w:sz w:val="22"/>
-          <w:szCs w:val="22"/>
-        </w:rPr>
-        <w:t xml:space="preserve"> auftritt. Im Gegensatz zu Javas </w:t>
-      </w:r>
-      <w:proofErr w:type="spellStart"/>
-      <w:r>
-        <w:rPr>
-          <w:rFonts w:ascii="Arial" w:hAnsi="Arial" w:cs="Arial"/>
-          <w:i/>
-          <w:iCs/>
-          <w:sz w:val="22"/>
-          <w:szCs w:val="22"/>
-          <w:shd w:val="clear" w:color="auto" w:fill="A6A6A6" w:themeFill="background1" w:themeFillShade="A6"/>
-          <w:lang w:val="de-CH"/>
-        </w:rPr>
-        <w:t>finally</w:t>
-      </w:r>
-      <w:proofErr w:type="spellEnd"/>
-      <w:r>
-        <w:rPr>
-          <w:rFonts w:ascii="Arial" w:hAnsi="Arial" w:cs="Arial"/>
-          <w:sz w:val="22"/>
-          <w:szCs w:val="22"/>
-        </w:rPr>
-        <w:t xml:space="preserve"> platziert man </w:t>
-      </w:r>
-      <w:proofErr w:type="spellStart"/>
-      <w:r>
-        <w:rPr>
-          <w:rFonts w:ascii="Arial" w:hAnsi="Arial" w:cs="Arial"/>
-          <w:i/>
-          <w:iCs/>
-          <w:sz w:val="22"/>
-          <w:szCs w:val="22"/>
-          <w:shd w:val="clear" w:color="auto" w:fill="A6A6A6" w:themeFill="background1" w:themeFillShade="A6"/>
-          <w:lang w:val="de-CH"/>
-        </w:rPr>
-        <w:t>defer</w:t>
-      </w:r>
-      <w:proofErr w:type="spellEnd"/>
-      <w:r>
-        <w:rPr>
-          <w:rFonts w:ascii="Arial" w:hAnsi="Arial" w:cs="Arial"/>
-          <w:sz w:val="22"/>
-          <w:szCs w:val="22"/>
-        </w:rPr>
-        <w:t xml:space="preserve"> in Go direkt dort, wo die Ressource initialisiert wird. Das verhindert, dass das Schliessen von Ressourcen vergessen wird. Werden mehrere </w:t>
-      </w:r>
-      <w:proofErr w:type="spellStart"/>
-      <w:r>
-        <w:rPr>
-          <w:rFonts w:ascii="Arial" w:hAnsi="Arial" w:cs="Arial"/>
-          <w:i/>
-          <w:iCs/>
-          <w:sz w:val="22"/>
-          <w:szCs w:val="22"/>
-          <w:shd w:val="clear" w:color="auto" w:fill="A6A6A6" w:themeFill="background1" w:themeFillShade="A6"/>
-          <w:lang w:val="de-CH"/>
-        </w:rPr>
-        <w:t>defer</w:t>
-      </w:r>
-      <w:proofErr w:type="spellEnd"/>
-      <w:r>
-        <w:rPr>
-          <w:rFonts w:ascii="Arial" w:hAnsi="Arial" w:cs="Arial"/>
-          <w:sz w:val="22"/>
-          <w:szCs w:val="22"/>
-        </w:rPr>
-        <w:t>-Anweisungen genutzt, werden diese in LIFO-Reihenfolge abgearbeitet.</w:t>
-      </w:r>
-      <w:r>
-        <w:rPr>
-          <w:rFonts w:ascii="Arial" w:hAnsi="Arial" w:cs="Arial"/>
-          <w:sz w:val="22"/>
-          <w:szCs w:val="22"/>
-        </w:rPr>
-        <w:br/>
-      </w:r>
-      <w:r>
-        <w:rPr>
-          <w:rFonts w:ascii="Arial" w:hAnsi="Arial" w:cs="Arial"/>
-          <w:sz w:val="22"/>
-          <w:szCs w:val="22"/>
-        </w:rPr>
-        <w:br/>
-      </w:r>
-      <w:r>
-        <w:rPr>
-          <w:rFonts w:ascii="Arial" w:hAnsi="Arial" w:cs="Arial"/>
-          <w:i/>
-          <w:iCs/>
-          <w:sz w:val="22"/>
-          <w:szCs w:val="22"/>
-          <w:shd w:val="clear" w:color="auto" w:fill="A6A6A6" w:themeFill="background1" w:themeFillShade="A6"/>
-          <w:lang w:val="de-CH"/>
-        </w:rPr>
-        <w:t>panic</w:t>
-      </w:r>
-      <w:r>
-        <w:rPr>
-          <w:rFonts w:ascii="Arial" w:hAnsi="Arial" w:cs="Arial"/>
-          <w:sz w:val="22"/>
-          <w:szCs w:val="22"/>
-        </w:rPr>
-        <w:t xml:space="preserve"> und </w:t>
-      </w:r>
-      <w:r>
-        <w:rPr>
-          <w:rFonts w:ascii="Arial" w:hAnsi="Arial" w:cs="Arial"/>
-          <w:i/>
-          <w:iCs/>
-          <w:sz w:val="22"/>
-          <w:szCs w:val="22"/>
-          <w:shd w:val="clear" w:color="auto" w:fill="A6A6A6" w:themeFill="background1" w:themeFillShade="A6"/>
-          <w:lang w:val="de-CH"/>
-        </w:rPr>
-        <w:t>recover</w:t>
-      </w:r>
-      <w:r>
-        <w:rPr>
-          <w:rFonts w:ascii="Arial" w:hAnsi="Arial" w:cs="Arial"/>
-          <w:sz w:val="22"/>
-          <w:szCs w:val="22"/>
-        </w:rPr>
-        <w:t xml:space="preserve"> bilden das Sicherheitsnetz. Der wichtigste Unterschied zu Java </w:t>
-      </w:r>
-      <w:r>
-        <w:rPr>
-          <w:rFonts w:ascii="Arial" w:hAnsi="Arial" w:cs="Arial"/>
-          <w:sz w:val="22"/>
-          <w:szCs w:val="22"/>
-        </w:rPr>
-        <w:t>ist, das</w:t>
-      </w:r>
-      <w:r>
-        <w:rPr>
-          <w:rFonts w:ascii="Arial" w:hAnsi="Arial" w:cs="Arial"/>
-          <w:sz w:val="22"/>
-          <w:szCs w:val="22"/>
-        </w:rPr>
-        <w:t xml:space="preserve"> </w:t>
-      </w:r>
-      <w:r>
-        <w:rPr>
-          <w:rFonts w:ascii="Arial" w:hAnsi="Arial" w:cs="Arial"/>
-          <w:sz w:val="22"/>
-          <w:szCs w:val="22"/>
-        </w:rPr>
-        <w:t xml:space="preserve">eine </w:t>
-      </w:r>
-      <w:r>
-        <w:rPr>
-          <w:rFonts w:ascii="Arial" w:hAnsi="Arial" w:cs="Arial"/>
-          <w:sz w:val="22"/>
-          <w:szCs w:val="22"/>
-        </w:rPr>
-        <w:t xml:space="preserve">panic in Go ausschliesslich für nicht-wiederherstellbare Programmierfehler genutzt </w:t>
-      </w:r>
-      <w:r>
-        <w:rPr>
-          <w:rFonts w:ascii="Arial" w:hAnsi="Arial" w:cs="Arial"/>
-          <w:sz w:val="22"/>
-          <w:szCs w:val="22"/>
-        </w:rPr>
-        <w:t xml:space="preserve">wird </w:t>
-      </w:r>
-      <w:r>
-        <w:rPr>
-          <w:rFonts w:ascii="Arial" w:hAnsi="Arial" w:cs="Arial"/>
-          <w:sz w:val="22"/>
-          <w:szCs w:val="22"/>
-        </w:rPr>
-        <w:t>(</w:t>
-      </w:r>
-      <w:r>
-        <w:rPr>
-          <w:rFonts w:ascii="Arial" w:hAnsi="Arial" w:cs="Arial"/>
-          <w:sz w:val="22"/>
-          <w:szCs w:val="22"/>
-        </w:rPr>
-        <w:t xml:space="preserve">z.B </w:t>
-      </w:r>
-      <w:r>
-        <w:rPr>
-          <w:rFonts w:ascii="Arial" w:hAnsi="Arial" w:cs="Arial"/>
-          <w:sz w:val="22"/>
-          <w:szCs w:val="22"/>
-        </w:rPr>
-        <w:t>Division durch null oder eine leere</w:t>
-      </w:r>
-      <w:r>
-        <w:rPr>
-          <w:rFonts w:ascii="Arial" w:hAnsi="Arial" w:cs="Arial"/>
-          <w:sz w:val="22"/>
-          <w:szCs w:val="22"/>
-        </w:rPr>
-        <w:t xml:space="preserve"> Liste</w:t>
-      </w:r>
-      <w:r>
-        <w:rPr>
-          <w:rFonts w:ascii="Arial" w:hAnsi="Arial" w:cs="Arial"/>
-          <w:sz w:val="22"/>
-          <w:szCs w:val="22"/>
-        </w:rPr>
-        <w:t>). Normale Fehler in der Geschäftslogik werden in Go nicht als Exception geworfen, sondern standardmässig als expliziter Rückgabewert (</w:t>
-      </w:r>
-      <w:r>
-        <w:rPr>
-          <w:rFonts w:ascii="Arial" w:hAnsi="Arial" w:cs="Arial"/>
-          <w:i/>
-          <w:iCs/>
-          <w:sz w:val="22"/>
-          <w:szCs w:val="22"/>
-          <w:shd w:val="clear" w:color="auto" w:fill="A6A6A6" w:themeFill="background1" w:themeFillShade="A6"/>
-          <w:lang w:val="de-CH"/>
-        </w:rPr>
-        <w:t>error</w:t>
-      </w:r>
-      <w:r>
-        <w:rPr>
-          <w:rFonts w:ascii="Arial" w:hAnsi="Arial" w:cs="Arial"/>
-          <w:sz w:val="22"/>
-          <w:szCs w:val="22"/>
-        </w:rPr>
-        <w:t>) übergeben.</w:t>
-      </w:r>
-    </w:p>
-    <w:p>
-      <w:pPr>
-        <w:rPr>
-          <w:rFonts w:ascii="Arial" w:hAnsi="Arial" w:cs="Arial"/>
-        </w:rPr>
-      </w:pPr>
-    </w:p>
-    <w:p>
-      <w:pPr>
-        <w:pStyle w:val="berschrift3"/>
-      </w:pPr>
-      <w:r>
-        <w:t>2.4 Nebenläufigkeit: Goroutines, Channels und Select</w:t>
-      </w:r>
-    </w:p>
-    <w:p>
-      <w:pPr>
-        <w:rPr>
-          <w:rFonts w:ascii="Arial" w:hAnsi="Arial" w:cs="Arial"/>
-          <w:sz w:val="22"/>
-          <w:szCs w:val="22"/>
-        </w:rPr>
-      </w:pPr>
-      <w:r>
-        <w:rPr>
-          <w:rFonts w:ascii="Arial" w:hAnsi="Arial" w:cs="Arial"/>
-          <w:sz w:val="22"/>
-          <w:szCs w:val="22"/>
-        </w:rPr>
-        <w:t>Während man in Java für die Nebenläufigkeit schwere OS-Threads (</w:t>
-      </w:r>
-      <w:r>
-        <w:rPr>
-          <w:rFonts w:ascii="Arial" w:hAnsi="Arial" w:cs="Arial"/>
-          <w:i/>
-          <w:iCs/>
-          <w:sz w:val="22"/>
-          <w:szCs w:val="22"/>
-          <w:shd w:val="clear" w:color="auto" w:fill="A6A6A6" w:themeFill="background1" w:themeFillShade="A6"/>
-          <w:lang w:val="de-CH"/>
-        </w:rPr>
-        <w:t>java.lang.Thread</w:t>
-      </w:r>
-      <w:r>
-        <w:rPr>
-          <w:rFonts w:ascii="Arial" w:hAnsi="Arial" w:cs="Arial"/>
-          <w:sz w:val="22"/>
-          <w:szCs w:val="22"/>
-        </w:rPr>
-        <w:t>) oder Thread-Pools benötigt, ist Concurrency in Go ein nativer Kernbestandteil der Sprache.</w:t>
-      </w:r>
-    </w:p>
-    <w:p>
-      <w:pPr>
-        <w:rPr>
-          <w:rFonts w:ascii="Arial" w:hAnsi="Arial" w:cs="Arial"/>
-          <w:sz w:val="22"/>
-          <w:szCs w:val="22"/>
-        </w:rPr>
-      </w:pPr>
-    </w:p>
-    <w:p>
-      <w:pPr>
-        <w:rPr>
-          <w:rFonts w:ascii="Arial" w:hAnsi="Arial" w:cs="Arial"/>
-          <w:sz w:val="22"/>
-          <w:szCs w:val="22"/>
-        </w:rPr>
-      </w:pPr>
-      <w:r>
-        <w:rPr>
-          <w:rFonts w:ascii="Arial" w:hAnsi="Arial" w:cs="Arial"/>
-          <w:sz w:val="22"/>
-          <w:szCs w:val="22"/>
-        </w:rPr>
-        <w:t xml:space="preserve">Go besitzt über sogenannte Goroutines. Das sind leichtgewichtige Threads, die nicht vom OS, sondern vom integrierten Go-Runtime-Scheduler verwaltet werden. Sie verbrauchen beim Start nur wenige Kilobyte Arbeitsspeicher. Eine neue Goroutine wird im Code einfach durch das </w:t>
-      </w:r>
-      <w:r>
-        <w:rPr>
-          <w:rFonts w:ascii="Arial" w:hAnsi="Arial" w:cs="Arial"/>
-          <w:sz w:val="22"/>
-          <w:szCs w:val="22"/>
-        </w:rPr>
-        <w:t>Hinzufügen</w:t>
-      </w:r>
-      <w:r>
-        <w:rPr>
-          <w:rFonts w:ascii="Arial" w:hAnsi="Arial" w:cs="Arial"/>
-          <w:sz w:val="22"/>
-          <w:szCs w:val="22"/>
-        </w:rPr>
-        <w:t xml:space="preserve"> des Schlüsselworts </w:t>
-      </w:r>
-      <w:proofErr w:type="spellStart"/>
-      <w:r>
-        <w:rPr>
-          <w:rFonts w:ascii="Arial" w:hAnsi="Arial" w:cs="Arial"/>
-          <w:i/>
-          <w:iCs/>
-          <w:sz w:val="22"/>
-          <w:szCs w:val="22"/>
-          <w:shd w:val="clear" w:color="auto" w:fill="A6A6A6" w:themeFill="background1" w:themeFillShade="A6"/>
-          <w:lang w:val="de-CH"/>
-        </w:rPr>
-        <w:t>go</w:t>
-      </w:r>
-      <w:proofErr w:type="spellEnd"/>
-      <w:r>
-        <w:rPr>
-          <w:rFonts w:ascii="Arial" w:hAnsi="Arial" w:cs="Arial"/>
-          <w:sz w:val="22"/>
-          <w:szCs w:val="22"/>
-        </w:rPr>
-        <w:t xml:space="preserve"> gestartet.</w:t>
-      </w:r>
-    </w:p>
-    <w:p>
-      <w:pPr>
-        <w:rPr>
-          <w:rFonts w:ascii="Arial" w:hAnsi="Arial" w:cs="Arial"/>
-          <w:sz w:val="22"/>
-          <w:szCs w:val="22"/>
-        </w:rPr>
-      </w:pPr>
-    </w:p>
-    <w:p>
-      <w:pPr>
-        <w:rPr>
-          <w:sz w:val="22"/>
-          <w:szCs w:val="22"/>
-        </w:rPr>
-      </w:pPr>
-      <w:r>
-        <w:rPr>
-          <w:rFonts w:ascii="Arial" w:hAnsi="Arial" w:cs="Arial"/>
-          <w:sz w:val="22"/>
-          <w:szCs w:val="22"/>
-        </w:rPr>
-        <w:t>Damit diese Goroutines Daten sicher austauschen können, ohne dass es zu Race Conditions kommt, nutzt Go Channels. Man kann sich einen Channel wie eine Rohrleitung vorstellen, durch die Daten direkt von einer Goroutine zu einer anderen fliessen.</w:t>
-      </w:r>
-    </w:p>
-    <w:p/>
-    <w:p>
-      <w:r>
-        <w:br w:type="page"/>
-      </w:r>
-    </w:p>
-    <w:p>
-      <w:pPr>
-        <w:rPr>
-          <w:rFonts w:ascii="Arial" w:hAnsi="Arial" w:cs="Arial"/>
-          <w:sz w:val="22"/>
-          <w:szCs w:val="22"/>
-        </w:rPr>
-      </w:pPr>
-      <w:r>
-        <w:rPr>
-          <w:rFonts w:ascii="Arial" w:hAnsi="Arial" w:cs="Arial"/>
-          <w:sz w:val="22"/>
-          <w:szCs w:val="22"/>
-        </w:rPr>
-        <w:lastRenderedPageBreak/>
-        <w:t xml:space="preserve">In unserer Funktion </w:t>
-      </w:r>
-      <w:r>
-        <w:rPr>
-          <w:rFonts w:ascii="Arial" w:hAnsi="Arial" w:cs="Arial"/>
-          <w:i/>
-          <w:iCs/>
-          <w:sz w:val="22"/>
-          <w:szCs w:val="22"/>
-          <w:shd w:val="clear" w:color="auto" w:fill="A6A6A6" w:themeFill="background1" w:themeFillShade="A6"/>
-          <w:lang w:val="de-CH"/>
-        </w:rPr>
-        <w:t>doDemo</w:t>
-      </w:r>
-      <w:r>
-        <w:rPr>
-          <w:rFonts w:ascii="Arial" w:hAnsi="Arial" w:cs="Arial"/>
-          <w:sz w:val="22"/>
-          <w:szCs w:val="22"/>
-        </w:rPr>
-        <w:t xml:space="preserve"> läuft eine zeitintensive Hintergrund-Task als Goroutine. Um im Hauptthread auf das Ergebnis zu warten, ohne das gesamte Programm komplett einzufrieren, nutzen wir das </w:t>
-      </w:r>
-      <w:r>
-        <w:rPr>
-          <w:rFonts w:ascii="Arial" w:hAnsi="Arial" w:cs="Arial"/>
-          <w:i/>
-          <w:iCs/>
-          <w:sz w:val="22"/>
-          <w:szCs w:val="22"/>
-          <w:shd w:val="clear" w:color="auto" w:fill="A6A6A6" w:themeFill="background1" w:themeFillShade="A6"/>
-          <w:lang w:val="de-CH"/>
-        </w:rPr>
-        <w:t>select</w:t>
-      </w:r>
-      <w:r>
-        <w:rPr>
-          <w:rFonts w:ascii="Arial" w:hAnsi="Arial" w:cs="Arial"/>
-          <w:sz w:val="22"/>
-          <w:szCs w:val="22"/>
-        </w:rPr>
-        <w:t>-Statement innerhalb einer Endlosschleife:</w:t>
-      </w:r>
-    </w:p>
-    <w:p>
-      <w:pPr>
-        <w:rPr>
-          <w:rFonts w:ascii="Arial" w:hAnsi="Arial" w:cs="Arial"/>
-          <w:sz w:val="22"/>
-          <w:szCs w:val="22"/>
-        </w:rPr>
-      </w:pPr>
-    </w:p>
-    <w:p>
-      <w:pPr>
-        <w:pStyle w:val="HTMLVorformatiert"/>
-        <w:shd w:val="clear" w:color="auto" w:fill="1E1F22"/>
-        <w:rPr>
-          <w:color w:val="AFBF7E"/>
-        </w:rPr>
-      </w:pPr>
-      <w:r>
-        <w:rPr>
-          <w:color w:val="CF8E6D"/>
-        </w:rPr>
-        <w:t xml:space="preserve">func </w:t>
-      </w:r>
-      <w:r>
-        <w:rPr>
-          <w:color w:val="56A8F5"/>
-        </w:rPr>
-        <w:t>doDemo</w:t>
-      </w:r>
-      <w:r>
-        <w:rPr>
-          <w:color w:val="BCBEC4"/>
-        </w:rPr>
-        <w:t>(){</w:t>
-      </w:r>
-      <w:r>
-        <w:rPr>
-          <w:color w:val="BCBEC4"/>
-        </w:rPr>
-        <w:br/>
-        <w:t xml:space="preserve">    done := </w:t>
-      </w:r>
-      <w:r>
-        <w:rPr>
-          <w:color w:val="56A8F5"/>
-        </w:rPr>
-        <w:t>make</w:t>
-      </w:r>
-      <w:r>
-        <w:rPr>
-          <w:color w:val="BCBEC4"/>
-        </w:rPr>
-        <w:t>(</w:t>
-      </w:r>
-      <w:r>
-        <w:rPr>
-          <w:color w:val="CF8E6D"/>
-        </w:rPr>
-        <w:t xml:space="preserve">chan </w:t>
-      </w:r>
-      <w:r>
-        <w:rPr>
-          <w:color w:val="CC7832"/>
-        </w:rPr>
-        <w:t>bool</w:t>
-      </w:r>
-      <w:r>
-        <w:rPr>
-          <w:color w:val="BCBEC4"/>
-        </w:rPr>
-        <w:t>)</w:t>
-      </w:r>
-      <w:r>
-        <w:rPr>
-          <w:color w:val="BCBEC4"/>
-        </w:rPr>
-        <w:br/>
-      </w:r>
-      <w:r>
-        <w:rPr>
-          <w:color w:val="BCBEC4"/>
-        </w:rPr>
-        <w:br/>
-        <w:t xml:space="preserve">    </w:t>
-      </w:r>
-      <w:r>
-        <w:rPr>
-          <w:color w:val="CF8E6D"/>
-        </w:rPr>
-        <w:t>go func</w:t>
-      </w:r>
-      <w:r>
-        <w:rPr>
-          <w:color w:val="BCBEC4"/>
-        </w:rPr>
-        <w:t>(){</w:t>
-      </w:r>
-      <w:r>
-        <w:rPr>
-          <w:color w:val="BCBEC4"/>
-        </w:rPr>
-        <w:br/>
-        <w:t xml:space="preserve">       </w:t>
-      </w:r>
-      <w:r>
-        <w:rPr>
-          <w:color w:val="B09D79"/>
-        </w:rPr>
-        <w:t>doBlockingWait</w:t>
-      </w:r>
-      <w:r>
-        <w:rPr>
-          <w:color w:val="BCBEC4"/>
-        </w:rPr>
-        <w:t>(</w:t>
-      </w:r>
-      <w:r>
-        <w:rPr>
+          <w:rFonts w:ascii="Arial" w:hAnsi="Arial" w:cs="Arial"/>
           <w:i/>
           <w:iCs/>
           <w:color w:val="C77DBB"/>
@@ -3576,12 +3912,14 @@
       </w:r>
       <w:r>
         <w:rPr>
+          <w:rFonts w:ascii="Arial" w:hAnsi="Arial" w:cs="Arial"/>
           <w:color w:val="BCBEC4"/>
         </w:rPr>
         <w:t>)</w:t>
       </w:r>
       <w:r>
         <w:rPr>
+          <w:rFonts w:ascii="Arial" w:hAnsi="Arial" w:cs="Arial"/>
           <w:color w:val="BCBEC4"/>
         </w:rPr>
         <w:br/>
@@ -3589,6 +3927,7 @@
       </w:r>
       <w:r>
         <w:rPr>
+          <w:rFonts w:ascii="Arial" w:hAnsi="Arial" w:cs="Arial"/>
           <w:color w:val="AFBF7E"/>
         </w:rPr>
         <w:t>// …weiterer code</w:t>
@@ -3596,26 +3935,30 @@
     </w:p>
     <w:p>
       <w:pPr>
-        <w:pStyle w:val="HTMLVorformatiert"/>
+        <w:pStyle w:val="HTMLPreformatted"/>
         <w:shd w:val="clear" w:color="auto" w:fill="1E1F22"/>
         <w:rPr>
-          <w:color w:val="BCBEC4"/>
-        </w:rPr>
-      </w:pPr>
-      <w:r>
-        <w:rPr>
+          <w:rFonts w:ascii="Arial" w:hAnsi="Arial" w:cs="Arial"/>
+          <w:color w:val="BCBEC4"/>
+        </w:rPr>
+      </w:pPr>
+      <w:r>
+        <w:rPr>
+          <w:rFonts w:ascii="Arial" w:hAnsi="Arial" w:cs="Arial"/>
           <w:color w:val="BCBEC4"/>
         </w:rPr>
         <w:t xml:space="preserve">       done &lt;- </w:t>
       </w:r>
       <w:r>
         <w:rPr>
+          <w:rFonts w:ascii="Arial" w:hAnsi="Arial" w:cs="Arial"/>
           <w:color w:val="CC7832"/>
         </w:rPr>
         <w:t>true</w:t>
       </w:r>
       <w:r>
         <w:rPr>
+          <w:rFonts w:ascii="Arial" w:hAnsi="Arial" w:cs="Arial"/>
           <w:color w:val="CC7832"/>
         </w:rPr>
         <w:br/>
@@ -3623,18 +3966,21 @@
       </w:r>
       <w:r>
         <w:rPr>
+          <w:rFonts w:ascii="Arial" w:hAnsi="Arial" w:cs="Arial"/>
           <w:color w:val="BCBEC4"/>
         </w:rPr>
         <w:t>}()</w:t>
       </w:r>
       <w:r>
         <w:rPr>
+          <w:rFonts w:ascii="Arial" w:hAnsi="Arial" w:cs="Arial"/>
           <w:color w:val="BCBEC4"/>
         </w:rPr>
         <w:br/>
       </w:r>
       <w:r>
         <w:rPr>
+          <w:rFonts w:ascii="Arial" w:hAnsi="Arial" w:cs="Arial"/>
           <w:color w:val="BCBEC4"/>
         </w:rPr>
         <w:br/>
@@ -3642,48 +3988,56 @@
       </w:r>
       <w:r>
         <w:rPr>
+          <w:rFonts w:ascii="Arial" w:hAnsi="Arial" w:cs="Arial"/>
           <w:color w:val="AFBF7E"/>
         </w:rPr>
         <w:t>fmt</w:t>
       </w:r>
       <w:r>
         <w:rPr>
+          <w:rFonts w:ascii="Arial" w:hAnsi="Arial" w:cs="Arial"/>
           <w:color w:val="BCBEC4"/>
         </w:rPr>
         <w:t>.</w:t>
       </w:r>
       <w:r>
         <w:rPr>
+          <w:rFonts w:ascii="Arial" w:hAnsi="Arial" w:cs="Arial"/>
           <w:color w:val="B09D79"/>
         </w:rPr>
         <w:t>Println</w:t>
       </w:r>
       <w:r>
         <w:rPr>
+          <w:rFonts w:ascii="Arial" w:hAnsi="Arial" w:cs="Arial"/>
           <w:color w:val="BCBEC4"/>
         </w:rPr>
         <w:t>(</w:t>
       </w:r>
       <w:r>
         <w:rPr>
+          <w:rFonts w:ascii="Arial" w:hAnsi="Arial" w:cs="Arial"/>
           <w:color w:val="6AAB73"/>
         </w:rPr>
         <w:t>"-&gt; Now waiting for things to happen!"</w:t>
       </w:r>
       <w:r>
         <w:rPr>
+          <w:rFonts w:ascii="Arial" w:hAnsi="Arial" w:cs="Arial"/>
           <w:color w:val="BCBEC4"/>
         </w:rPr>
         <w:t>)</w:t>
       </w:r>
       <w:r>
         <w:rPr>
+          <w:rFonts w:ascii="Arial" w:hAnsi="Arial" w:cs="Arial"/>
           <w:color w:val="BCBEC4"/>
         </w:rPr>
         <w:br/>
       </w:r>
       <w:r>
         <w:rPr>
+          <w:rFonts w:ascii="Arial" w:hAnsi="Arial" w:cs="Arial"/>
           <w:color w:val="BCBEC4"/>
         </w:rPr>
         <w:br/>
@@ -3691,6 +4045,7 @@
       </w:r>
       <w:r>
         <w:rPr>
+          <w:rFonts w:ascii="Arial" w:hAnsi="Arial" w:cs="Arial"/>
           <w:color w:val="BCBEC4"/>
         </w:rPr>
         <w:br/>
@@ -3698,18 +4053,21 @@
       </w:r>
       <w:r>
         <w:rPr>
+          <w:rFonts w:ascii="Arial" w:hAnsi="Arial" w:cs="Arial"/>
           <w:color w:val="CF8E6D"/>
         </w:rPr>
         <w:t>for</w:t>
       </w:r>
       <w:r>
         <w:rPr>
+          <w:rFonts w:ascii="Arial" w:hAnsi="Arial" w:cs="Arial"/>
           <w:color w:val="BCBEC4"/>
         </w:rPr>
         <w:t>{</w:t>
       </w:r>
       <w:r>
         <w:rPr>
+          <w:rFonts w:ascii="Arial" w:hAnsi="Arial" w:cs="Arial"/>
           <w:color w:val="BCBEC4"/>
         </w:rPr>
         <w:br/>
@@ -3717,18 +4075,21 @@
       </w:r>
       <w:r>
         <w:rPr>
+          <w:rFonts w:ascii="Arial" w:hAnsi="Arial" w:cs="Arial"/>
           <w:color w:val="CF8E6D"/>
         </w:rPr>
         <w:t xml:space="preserve">select </w:t>
       </w:r>
       <w:r>
         <w:rPr>
+          <w:rFonts w:ascii="Arial" w:hAnsi="Arial" w:cs="Arial"/>
           <w:color w:val="BCBEC4"/>
         </w:rPr>
         <w:t>{</w:t>
       </w:r>
       <w:r>
         <w:rPr>
+          <w:rFonts w:ascii="Arial" w:hAnsi="Arial" w:cs="Arial"/>
           <w:color w:val="BCBEC4"/>
         </w:rPr>
         <w:br/>
@@ -3736,18 +4097,21 @@
       </w:r>
       <w:r>
         <w:rPr>
+          <w:rFonts w:ascii="Arial" w:hAnsi="Arial" w:cs="Arial"/>
           <w:color w:val="CF8E6D"/>
         </w:rPr>
         <w:t xml:space="preserve">case </w:t>
       </w:r>
       <w:r>
         <w:rPr>
+          <w:rFonts w:ascii="Arial" w:hAnsi="Arial" w:cs="Arial"/>
           <w:color w:val="BCBEC4"/>
         </w:rPr>
         <w:t>&lt;- done:</w:t>
       </w:r>
       <w:r>
         <w:rPr>
+          <w:rFonts w:ascii="Arial" w:hAnsi="Arial" w:cs="Arial"/>
           <w:color w:val="BCBEC4"/>
         </w:rPr>
         <w:br/>
@@ -3755,18 +4119,21 @@
       </w:r>
       <w:r>
         <w:rPr>
+          <w:rFonts w:ascii="Arial" w:hAnsi="Arial" w:cs="Arial"/>
           <w:color w:val="CF8E6D"/>
         </w:rPr>
         <w:t xml:space="preserve">break </w:t>
       </w:r>
       <w:r>
         <w:rPr>
+          <w:rFonts w:ascii="Arial" w:hAnsi="Arial" w:cs="Arial"/>
           <w:color w:val="BCBEC4"/>
         </w:rPr>
         <w:t>loop</w:t>
       </w:r>
       <w:r>
         <w:rPr>
+          <w:rFonts w:ascii="Arial" w:hAnsi="Arial" w:cs="Arial"/>
           <w:color w:val="BCBEC4"/>
         </w:rPr>
         <w:br/>
@@ -3774,18 +4141,21 @@
       </w:r>
       <w:r>
         <w:rPr>
+          <w:rFonts w:ascii="Arial" w:hAnsi="Arial" w:cs="Arial"/>
           <w:color w:val="CF8E6D"/>
         </w:rPr>
         <w:t>default</w:t>
       </w:r>
       <w:r>
         <w:rPr>
+          <w:rFonts w:ascii="Arial" w:hAnsi="Arial" w:cs="Arial"/>
           <w:color w:val="BCBEC4"/>
         </w:rPr>
         <w:t>:</w:t>
       </w:r>
       <w:r>
         <w:rPr>
+          <w:rFonts w:ascii="Arial" w:hAnsi="Arial" w:cs="Arial"/>
           <w:color w:val="BCBEC4"/>
         </w:rPr>
         <w:br/>
@@ -3793,42 +4163,49 @@
       </w:r>
       <w:r>
         <w:rPr>
+          <w:rFonts w:ascii="Arial" w:hAnsi="Arial" w:cs="Arial"/>
           <w:color w:val="AFBF7E"/>
         </w:rPr>
         <w:t>fmt</w:t>
       </w:r>
       <w:r>
         <w:rPr>
+          <w:rFonts w:ascii="Arial" w:hAnsi="Arial" w:cs="Arial"/>
           <w:color w:val="BCBEC4"/>
         </w:rPr>
         <w:t>.</w:t>
       </w:r>
       <w:r>
         <w:rPr>
+          <w:rFonts w:ascii="Arial" w:hAnsi="Arial" w:cs="Arial"/>
           <w:color w:val="B09D79"/>
         </w:rPr>
         <w:t>Print</w:t>
       </w:r>
       <w:r>
         <w:rPr>
+          <w:rFonts w:ascii="Arial" w:hAnsi="Arial" w:cs="Arial"/>
           <w:color w:val="BCBEC4"/>
         </w:rPr>
         <w:t>(</w:t>
       </w:r>
       <w:r>
         <w:rPr>
+          <w:rFonts w:ascii="Arial" w:hAnsi="Arial" w:cs="Arial"/>
           <w:color w:val="6AAB73"/>
         </w:rPr>
         <w:t>"."</w:t>
       </w:r>
       <w:r>
         <w:rPr>
+          <w:rFonts w:ascii="Arial" w:hAnsi="Arial" w:cs="Arial"/>
           <w:color w:val="BCBEC4"/>
         </w:rPr>
         <w:t>)</w:t>
       </w:r>
       <w:r>
         <w:rPr>
+          <w:rFonts w:ascii="Arial" w:hAnsi="Arial" w:cs="Arial"/>
           <w:color w:val="BCBEC4"/>
         </w:rPr>
         <w:br/>
@@ -3836,18 +4213,21 @@
       </w:r>
       <w:r>
         <w:rPr>
+          <w:rFonts w:ascii="Arial" w:hAnsi="Arial" w:cs="Arial"/>
           <w:color w:val="B09D79"/>
         </w:rPr>
         <w:t>doBlockingWait</w:t>
       </w:r>
       <w:r>
         <w:rPr>
+          <w:rFonts w:ascii="Arial" w:hAnsi="Arial" w:cs="Arial"/>
           <w:color w:val="BCBEC4"/>
         </w:rPr>
         <w:t>(</w:t>
       </w:r>
       <w:r>
         <w:rPr>
+          <w:rFonts w:ascii="Arial" w:hAnsi="Arial" w:cs="Arial"/>
           <w:i/>
           <w:iCs/>
           <w:color w:val="C77DBB"/>
@@ -3856,12 +4236,14 @@
       </w:r>
       <w:r>
         <w:rPr>
+          <w:rFonts w:ascii="Arial" w:hAnsi="Arial" w:cs="Arial"/>
           <w:color w:val="BCBEC4"/>
         </w:rPr>
         <w:t>)</w:t>
       </w:r>
       <w:r>
         <w:rPr>
+          <w:rFonts w:ascii="Arial" w:hAnsi="Arial" w:cs="Arial"/>
           <w:color w:val="BCBEC4"/>
         </w:rPr>
         <w:br/>
@@ -3869,12 +4251,14 @@
       </w:r>
       <w:r>
         <w:rPr>
+          <w:rFonts w:ascii="Arial" w:hAnsi="Arial" w:cs="Arial"/>
           <w:color w:val="BCBEC4"/>
         </w:rPr>
         <w:br/>
       </w:r>
       <w:r>
         <w:rPr>
+          <w:rFonts w:ascii="Arial" w:hAnsi="Arial" w:cs="Arial"/>
           <w:color w:val="BCBEC4"/>
         </w:rPr>
         <w:br/>
@@ -3882,6 +4266,7 @@
       </w:r>
       <w:r>
         <w:rPr>
+          <w:rFonts w:ascii="Arial" w:hAnsi="Arial" w:cs="Arial"/>
           <w:color w:val="BCBEC4"/>
         </w:rPr>
         <w:br/>
@@ -3889,54 +4274,63 @@
       </w:r>
       <w:r>
         <w:rPr>
+          <w:rFonts w:ascii="Arial" w:hAnsi="Arial" w:cs="Arial"/>
           <w:color w:val="AFBF7E"/>
         </w:rPr>
         <w:t>fmt</w:t>
       </w:r>
       <w:r>
         <w:rPr>
+          <w:rFonts w:ascii="Arial" w:hAnsi="Arial" w:cs="Arial"/>
           <w:color w:val="BCBEC4"/>
         </w:rPr>
         <w:t>.</w:t>
       </w:r>
       <w:r>
         <w:rPr>
+          <w:rFonts w:ascii="Arial" w:hAnsi="Arial" w:cs="Arial"/>
           <w:color w:val="B09D79"/>
         </w:rPr>
         <w:t>Println</w:t>
       </w:r>
       <w:r>
         <w:rPr>
+          <w:rFonts w:ascii="Arial" w:hAnsi="Arial" w:cs="Arial"/>
           <w:color w:val="BCBEC4"/>
         </w:rPr>
         <w:t>(</w:t>
       </w:r>
       <w:r>
         <w:rPr>
+          <w:rFonts w:ascii="Arial" w:hAnsi="Arial" w:cs="Arial"/>
           <w:color w:val="6AAB73"/>
         </w:rPr>
         <w:t>"</w:t>
       </w:r>
       <w:r>
         <w:rPr>
+          <w:rFonts w:ascii="Arial" w:hAnsi="Arial" w:cs="Arial"/>
           <w:color w:val="CF8E6D"/>
         </w:rPr>
         <w:t>\n</w:t>
       </w:r>
       <w:r>
         <w:rPr>
+          <w:rFonts w:ascii="Arial" w:hAnsi="Arial" w:cs="Arial"/>
           <w:color w:val="6AAB73"/>
         </w:rPr>
         <w:t>-&gt; Done."</w:t>
       </w:r>
       <w:r>
         <w:rPr>
+          <w:rFonts w:ascii="Arial" w:hAnsi="Arial" w:cs="Arial"/>
           <w:color w:val="BCBEC4"/>
         </w:rPr>
         <w:t>)</w:t>
       </w:r>
       <w:r>
         <w:rPr>
+          <w:rFonts w:ascii="Arial" w:hAnsi="Arial" w:cs="Arial"/>
           <w:color w:val="BCBEC4"/>
         </w:rPr>
         <w:br/>
@@ -3961,9 +4355,11 @@
           <w:sz w:val="22"/>
           <w:szCs w:val="22"/>
         </w:rPr>
-        <w:t xml:space="preserve">Datei: </w:t>
-      </w:r>
-      <w:r>
+        <w:t>Datei: sw9-ex3/main.go</w:t>
+      </w:r>
+    </w:p>
+    <w:p>
+      <w:pPr>
         <w:rPr>
           <w:rFonts w:ascii="Arial" w:hAnsi="Arial" w:cs="Arial"/>
           <w:i/>
@@ -3971,7 +4367,23 @@
           <w:sz w:val="22"/>
           <w:szCs w:val="22"/>
         </w:rPr>
-        <w:t>sw9-ex3</w:t>
+      </w:pPr>
+    </w:p>
+    <w:p>
+      <w:pPr>
+        <w:rPr>
+          <w:rFonts w:ascii="Arial" w:hAnsi="Arial" w:cs="Arial"/>
+          <w:sz w:val="22"/>
+          <w:szCs w:val="22"/>
+        </w:rPr>
+      </w:pPr>
+      <w:r>
+        <w:rPr>
+          <w:rFonts w:ascii="Arial" w:hAnsi="Arial" w:cs="Arial"/>
+          <w:sz w:val="22"/>
+          <w:szCs w:val="22"/>
+        </w:rPr>
+        <w:t xml:space="preserve">Das </w:t>
       </w:r>
       <w:r>
         <w:rPr>
@@ -3980,44 +4392,6 @@
           <w:iCs/>
           <w:sz w:val="22"/>
           <w:szCs w:val="22"/>
-        </w:rPr>
-        <w:t>/main.go</w:t>
-      </w:r>
-    </w:p>
-    <w:p>
-      <w:pPr>
-        <w:rPr>
-          <w:rFonts w:ascii="Arial" w:hAnsi="Arial" w:cs="Arial"/>
-          <w:i/>
-          <w:iCs/>
-          <w:sz w:val="22"/>
-          <w:szCs w:val="22"/>
-        </w:rPr>
-      </w:pPr>
-    </w:p>
-    <w:p>
-      <w:pPr>
-        <w:rPr>
-          <w:rFonts w:ascii="Arial" w:hAnsi="Arial" w:cs="Arial"/>
-          <w:sz w:val="22"/>
-          <w:szCs w:val="22"/>
-        </w:rPr>
-      </w:pPr>
-      <w:r>
-        <w:rPr>
-          <w:rFonts w:ascii="Arial" w:hAnsi="Arial" w:cs="Arial"/>
-          <w:sz w:val="22"/>
-          <w:szCs w:val="22"/>
-        </w:rPr>
-        <w:t xml:space="preserve">Das </w:t>
-      </w:r>
-      <w:r>
-        <w:rPr>
-          <w:rFonts w:ascii="Arial" w:hAnsi="Arial" w:cs="Arial"/>
-          <w:i/>
-          <w:iCs/>
-          <w:sz w:val="22"/>
-          <w:szCs w:val="22"/>
           <w:shd w:val="clear" w:color="auto" w:fill="A6A6A6" w:themeFill="background1" w:themeFillShade="A6"/>
           <w:lang w:val="de-CH"/>
         </w:rPr>
@@ -4034,7 +4408,7 @@
     </w:p>
     <w:p>
       <w:pPr>
-        <w:pStyle w:val="Listenabsatz"/>
+        <w:pStyle w:val="ListParagraph"/>
         <w:numPr>
           <w:ilvl w:val="0"/>
           <w:numId w:val="3"/>
@@ -4076,7 +4450,7 @@
     </w:p>
     <w:p>
       <w:pPr>
-        <w:pStyle w:val="Listenabsatz"/>
+        <w:pStyle w:val="ListParagraph"/>
         <w:numPr>
           <w:ilvl w:val="0"/>
           <w:numId w:val="3"/>
@@ -4118,52 +4492,48 @@
     </w:p>
     <w:p>
       <w:pPr>
-        <w:pStyle w:val="berschrift2"/>
-      </w:pPr>
-      <w:r>
+        <w:pStyle w:val="Heading2"/>
+        <w:rPr>
+          <w:rFonts w:ascii="Arial" w:hAnsi="Arial" w:cs="Arial"/>
+        </w:rPr>
+      </w:pPr>
+      <w:r>
+        <w:rPr>
+          <w:rFonts w:ascii="Arial" w:hAnsi="Arial" w:cs="Arial"/>
+        </w:rPr>
         <w:t>3. Fazit</w:t>
       </w:r>
     </w:p>
     <w:p>
       <w:pPr>
-        <w:pStyle w:val="berschrift3"/>
-      </w:pPr>
-      <w:r>
+        <w:pStyle w:val="Heading3"/>
+        <w:rPr>
+          <w:rFonts w:ascii="Arial" w:hAnsi="Arial" w:cs="Arial"/>
+        </w:rPr>
+      </w:pPr>
+      <w:r>
+        <w:rPr>
+          <w:rFonts w:ascii="Arial" w:hAnsi="Arial" w:cs="Arial"/>
+        </w:rPr>
         <w:t>3.1 Technisches Team-Fazit</w:t>
       </w:r>
     </w:p>
     <w:p>
       <w:pPr>
-        <w:pStyle w:val="StandardWeb"/>
-        <w:rPr>
-          <w:rFonts w:ascii="Arial" w:hAnsi="Arial" w:cs="Arial"/>
-          <w:sz w:val="22"/>
-          <w:szCs w:val="22"/>
-        </w:rPr>
-      </w:pPr>
-      <w:r>
-        <w:rPr>
-          <w:rFonts w:ascii="Arial" w:hAnsi="Arial" w:cs="Arial"/>
-          <w:sz w:val="22"/>
-          <w:szCs w:val="22"/>
-        </w:rPr>
-        <w:t xml:space="preserve">Das Arbeiten mit Go hat uns gezeigt, dass Softwaredesign auch ohne klassische Objektorientierung </w:t>
-      </w:r>
-      <w:r>
-        <w:rPr>
-          <w:rFonts w:ascii="Arial" w:hAnsi="Arial" w:cs="Arial"/>
-          <w:sz w:val="22"/>
-          <w:szCs w:val="22"/>
-        </w:rPr>
-        <w:t>gut</w:t>
-      </w:r>
-      <w:r>
-        <w:rPr>
-          <w:rFonts w:ascii="Arial" w:hAnsi="Arial" w:cs="Arial"/>
-          <w:sz w:val="22"/>
-          <w:szCs w:val="22"/>
-        </w:rPr>
-        <w:t xml:space="preserve"> funktioniert. Der Verzicht auf Klassen und Vererbung zwingt dazu, sauber zwischen reinen Datenstrukturen (</w:t>
+        <w:pStyle w:val="NormalWeb"/>
+        <w:rPr>
+          <w:rFonts w:ascii="Arial" w:hAnsi="Arial" w:cs="Arial"/>
+          <w:sz w:val="22"/>
+          <w:szCs w:val="22"/>
+        </w:rPr>
+      </w:pPr>
+      <w:r>
+        <w:rPr>
+          <w:rFonts w:ascii="Arial" w:hAnsi="Arial" w:cs="Arial"/>
+          <w:sz w:val="22"/>
+          <w:szCs w:val="22"/>
+        </w:rPr>
+        <w:t>Das Arbeiten mit Go hat uns gezeigt, dass Softwaredesign auch ohne klassische Objektorientierung gut funktioniert. Der Verzicht auf Klassen und Vererbung zwingt dazu, sauber zwischen reinen Datenstrukturen (</w:t>
       </w:r>
       <w:r>
         <w:rPr>
@@ -4202,7 +4572,7 @@
     </w:p>
     <w:p>
       <w:pPr>
-        <w:pStyle w:val="StandardWeb"/>
+        <w:pStyle w:val="NormalWeb"/>
         <w:rPr>
           <w:rFonts w:ascii="Arial" w:hAnsi="Arial" w:cs="Arial"/>
           <w:sz w:val="22"/>
@@ -4220,19 +4590,20 @@
     </w:p>
     <w:p>
       <w:pPr>
-        <w:pStyle w:val="StandardWeb"/>
-        <w:rPr>
-          <w:rFonts w:ascii="Arial" w:hAnsi="Arial" w:cs="Arial"/>
-          <w:sz w:val="22"/>
-          <w:szCs w:val="22"/>
-        </w:rPr>
-      </w:pPr>
-      <w:r>
-        <w:rPr>
-          <w:rFonts w:ascii="Arial" w:hAnsi="Arial" w:cs="Arial"/>
-          <w:sz w:val="22"/>
-          <w:szCs w:val="22"/>
-        </w:rPr>
+        <w:pStyle w:val="NormalWeb"/>
+        <w:rPr>
+          <w:rFonts w:ascii="Arial" w:hAnsi="Arial" w:cs="Arial"/>
+          <w:sz w:val="22"/>
+          <w:szCs w:val="22"/>
+        </w:rPr>
+      </w:pPr>
+      <w:r>
+        <w:rPr>
+          <w:rFonts w:ascii="Arial" w:hAnsi="Arial" w:cs="Arial"/>
+          <w:sz w:val="22"/>
+          <w:szCs w:val="22"/>
+        </w:rPr>
+        <w:lastRenderedPageBreak/>
         <w:t xml:space="preserve">Ein </w:t>
       </w:r>
       <w:r>
@@ -4287,22 +4658,29 @@
     </w:p>
     <w:p>
       <w:pPr>
-        <w:pStyle w:val="berschrift3"/>
-      </w:pPr>
-      <w:r>
-        <w:lastRenderedPageBreak/>
+        <w:pStyle w:val="Heading3"/>
+        <w:rPr>
+          <w:rFonts w:ascii="Arial" w:hAnsi="Arial" w:cs="Arial"/>
+        </w:rPr>
+      </w:pPr>
+      <w:r>
+        <w:rPr>
+          <w:rFonts w:ascii="Arial" w:hAnsi="Arial" w:cs="Arial"/>
+        </w:rPr>
         <w:t>3.2 Persönliches Fazit</w:t>
       </w:r>
     </w:p>
     <w:p>
       <w:pPr>
-        <w:pStyle w:val="StandardWeb"/>
+        <w:pStyle w:val="NormalWeb"/>
         <w:numPr>
           <w:ilvl w:val="0"/>
           <w:numId w:val="4"/>
         </w:numPr>
         <w:rPr>
           <w:rFonts w:ascii="Arial" w:hAnsi="Arial" w:cs="Arial"/>
+          <w:sz w:val="22"/>
+          <w:szCs w:val="22"/>
         </w:rPr>
       </w:pPr>
       <w:r>
@@ -4310,6 +4688,8 @@
           <w:rFonts w:ascii="Arial" w:hAnsi="Arial" w:cs="Arial"/>
           <w:b/>
           <w:bCs/>
+          <w:sz w:val="22"/>
+          <w:szCs w:val="22"/>
         </w:rPr>
         <w:t>Nevilan Sabanathan</w:t>
       </w:r>
@@ -4318,121 +4698,159 @@
           <w:rFonts w:ascii="Arial" w:hAnsi="Arial" w:cs="Arial"/>
           <w:b/>
           <w:bCs/>
+          <w:sz w:val="22"/>
+          <w:szCs w:val="22"/>
         </w:rPr>
         <w:t>:</w:t>
       </w:r>
       <w:r>
         <w:rPr>
           <w:rFonts w:ascii="Arial" w:hAnsi="Arial" w:cs="Arial"/>
+          <w:sz w:val="22"/>
+          <w:szCs w:val="22"/>
         </w:rPr>
         <w:t xml:space="preserve"> Mich hat vor allem die schnelle Kompilierzeit und der Minimalismus fasziniert.</w:t>
       </w:r>
       <w:r>
         <w:rPr>
           <w:rFonts w:ascii="Arial" w:hAnsi="Arial" w:cs="Arial"/>
+          <w:sz w:val="22"/>
+          <w:szCs w:val="22"/>
         </w:rPr>
         <w:t xml:space="preserve"> Die Syntax an sich ist innerhalb kurzer Zeit erlernbar</w:t>
       </w:r>
       <w:r>
         <w:rPr>
           <w:rFonts w:ascii="Arial" w:hAnsi="Arial" w:cs="Arial"/>
+          <w:sz w:val="22"/>
+          <w:szCs w:val="22"/>
         </w:rPr>
         <w:t xml:space="preserve"> und die einfachen Konzepte sind schnell begriffen.</w:t>
       </w:r>
       <w:r>
         <w:rPr>
           <w:rFonts w:ascii="Arial" w:hAnsi="Arial" w:cs="Arial"/>
+          <w:sz w:val="22"/>
+          <w:szCs w:val="22"/>
         </w:rPr>
         <w:t xml:space="preserve"> Sehr cool habe ich </w:t>
       </w:r>
       <w:r>
         <w:rPr>
           <w:rFonts w:ascii="Arial" w:hAnsi="Arial" w:cs="Arial"/>
+          <w:sz w:val="22"/>
+          <w:szCs w:val="22"/>
         </w:rPr>
         <w:t>die Implementation von Go-Routinen, Select und Channels gefunden und im Vergleich zu Java viel einfacher zum verstehen.</w:t>
       </w:r>
       <w:r>
         <w:rPr>
           <w:rFonts w:ascii="Arial" w:hAnsi="Arial" w:cs="Arial"/>
+          <w:sz w:val="22"/>
+          <w:szCs w:val="22"/>
         </w:rPr>
         <w:t xml:space="preserve"> Schade finde ich, dass es nicht funktional</w:t>
       </w:r>
       <w:r>
         <w:rPr>
           <w:rFonts w:ascii="Arial" w:hAnsi="Arial" w:cs="Arial"/>
+          <w:sz w:val="22"/>
+          <w:szCs w:val="22"/>
         </w:rPr>
         <w:t>e Features hat</w:t>
       </w:r>
       <w:r>
         <w:rPr>
           <w:rFonts w:ascii="Arial" w:hAnsi="Arial" w:cs="Arial"/>
+          <w:sz w:val="22"/>
+          <w:szCs w:val="22"/>
         </w:rPr>
         <w:t>,</w:t>
       </w:r>
       <w:r>
         <w:rPr>
           <w:rFonts w:ascii="Arial" w:hAnsi="Arial" w:cs="Arial"/>
+          <w:sz w:val="22"/>
+          <w:szCs w:val="22"/>
         </w:rPr>
         <w:t xml:space="preserve"> denn</w:t>
       </w:r>
       <w:r>
         <w:rPr>
           <w:rFonts w:ascii="Arial" w:hAnsi="Arial" w:cs="Arial"/>
+          <w:sz w:val="22"/>
+          <w:szCs w:val="22"/>
         </w:rPr>
         <w:t xml:space="preserve"> </w:t>
       </w:r>
       <w:r>
         <w:rPr>
           <w:rFonts w:ascii="Arial" w:hAnsi="Arial" w:cs="Arial"/>
+          <w:sz w:val="22"/>
+          <w:szCs w:val="22"/>
         </w:rPr>
         <w:t>a</w:t>
       </w:r>
       <w:r>
         <w:rPr>
           <w:rFonts w:ascii="Arial" w:hAnsi="Arial" w:cs="Arial"/>
+          <w:sz w:val="22"/>
+          <w:szCs w:val="22"/>
         </w:rPr>
         <w:t>uf map, filter und reduce möchte ich unger</w:t>
       </w:r>
       <w:r>
         <w:rPr>
           <w:rFonts w:ascii="Arial" w:hAnsi="Arial" w:cs="Arial"/>
+          <w:sz w:val="22"/>
+          <w:szCs w:val="22"/>
         </w:rPr>
         <w:t>n verzichten.</w:t>
       </w:r>
       <w:r>
         <w:rPr>
           <w:rFonts w:ascii="Arial" w:hAnsi="Arial" w:cs="Arial"/>
+          <w:sz w:val="22"/>
+          <w:szCs w:val="22"/>
         </w:rPr>
         <w:t xml:space="preserve"> Alles in Allem machte es mir Spass eine neue Sprache zu erlernen (</w:t>
       </w:r>
       <w:r>
         <w:rPr>
           <w:rFonts w:ascii="Arial" w:hAnsi="Arial" w:cs="Arial"/>
+          <w:sz w:val="22"/>
+          <w:szCs w:val="22"/>
         </w:rPr>
         <w:t>B</w:t>
       </w:r>
       <w:r>
         <w:rPr>
           <w:rFonts w:ascii="Arial" w:hAnsi="Arial" w:cs="Arial"/>
+          <w:sz w:val="22"/>
+          <w:szCs w:val="22"/>
         </w:rPr>
         <w:t xml:space="preserve">asics) und ich könnte es mir vorstellen, </w:t>
       </w:r>
       <w:r>
         <w:rPr>
           <w:rFonts w:ascii="Arial" w:hAnsi="Arial" w:cs="Arial"/>
+          <w:sz w:val="22"/>
+          <w:szCs w:val="22"/>
         </w:rPr>
         <w:t>Go mal an einem Hackathon in einem Projekt einzusetzen und schauen wie weit ich komme.</w:t>
       </w:r>
     </w:p>
     <w:p>
       <w:pPr>
-        <w:pStyle w:val="StandardWeb"/>
+        <w:pStyle w:val="NormalWeb"/>
         <w:numPr>
           <w:ilvl w:val="0"/>
           <w:numId w:val="4"/>
         </w:numPr>
         <w:rPr>
           <w:rFonts w:ascii="Arial" w:hAnsi="Arial" w:cs="Arial"/>
+          <w:sz w:val="22"/>
+          <w:szCs w:val="22"/>
         </w:rPr>
       </w:pPr>
       <w:r>
@@ -4440,6 +4858,8 @@
           <w:rFonts w:ascii="Arial" w:hAnsi="Arial" w:cs="Arial"/>
           <w:b/>
           <w:bCs/>
+          <w:sz w:val="22"/>
+          <w:szCs w:val="22"/>
         </w:rPr>
         <w:t>Bleron Hajdini</w:t>
       </w:r>
@@ -4448,24 +4868,40 @@
           <w:rFonts w:ascii="Arial" w:hAnsi="Arial" w:cs="Arial"/>
           <w:b/>
           <w:bCs/>
+          <w:sz w:val="22"/>
+          <w:szCs w:val="22"/>
         </w:rPr>
         <w:t>:</w:t>
       </w:r>
       <w:r>
         <w:rPr>
           <w:rFonts w:ascii="Arial" w:hAnsi="Arial" w:cs="Arial"/>
+          <w:sz w:val="22"/>
+          <w:szCs w:val="22"/>
         </w:rPr>
         <w:t xml:space="preserve"> </w:t>
       </w:r>
       <w:r>
         <w:rPr>
           <w:rFonts w:ascii="Arial" w:hAnsi="Arial" w:cs="Arial"/>
+          <w:sz w:val="22"/>
+          <w:szCs w:val="22"/>
+        </w:rPr>
+        <w:t xml:space="preserve"> </w:t>
+      </w:r>
+      <w:r>
+        <w:rPr>
+          <w:rFonts w:ascii="Arial" w:hAnsi="Arial" w:cs="Arial"/>
+          <w:sz w:val="22"/>
+          <w:szCs w:val="22"/>
         </w:rPr>
         <w:t xml:space="preserve">Mein persönliches Fazit zu Go ist insgesamt sehr positiv. Die Sprache fühlt sich </w:t>
       </w:r>
       <w:r>
         <w:rPr>
           <w:rFonts w:ascii="Arial" w:hAnsi="Arial" w:cs="Arial"/>
+          <w:sz w:val="22"/>
+          <w:szCs w:val="22"/>
           <w:lang w:val="de-CH"/>
         </w:rPr>
         <w:t>oft</w:t>
@@ -4473,12 +4909,16 @@
       <w:r>
         <w:rPr>
           <w:rFonts w:ascii="Arial" w:hAnsi="Arial" w:cs="Arial"/>
+          <w:sz w:val="22"/>
+          <w:szCs w:val="22"/>
         </w:rPr>
         <w:t xml:space="preserve"> ähnlich wie C an, was ich interessant fand. </w:t>
       </w:r>
       <w:r>
         <w:rPr>
           <w:rFonts w:ascii="Arial" w:hAnsi="Arial" w:cs="Arial"/>
+          <w:sz w:val="22"/>
+          <w:szCs w:val="22"/>
           <w:lang w:val="de-CH"/>
         </w:rPr>
         <w:t>Dafür</w:t>
@@ -4486,12 +4926,16 @@
       <w:r>
         <w:rPr>
           <w:rFonts w:ascii="Arial" w:hAnsi="Arial" w:cs="Arial"/>
+          <w:sz w:val="22"/>
+          <w:szCs w:val="22"/>
         </w:rPr>
         <w:t xml:space="preserve"> ist der Einstieg aber deutlich einfacher, sodass man schnell reinkommt und erste Programme schreiben kann. Besonders </w:t>
       </w:r>
       <w:r>
         <w:rPr>
           <w:rFonts w:ascii="Arial" w:hAnsi="Arial" w:cs="Arial"/>
+          <w:sz w:val="22"/>
+          <w:szCs w:val="22"/>
           <w:lang w:val="de-CH"/>
         </w:rPr>
         <w:t>gut</w:t>
@@ -4499,43 +4943,55 @@
       <w:r>
         <w:rPr>
           <w:rFonts w:ascii="Arial" w:hAnsi="Arial" w:cs="Arial"/>
+          <w:sz w:val="22"/>
+          <w:szCs w:val="22"/>
         </w:rPr>
         <w:t xml:space="preserve"> fand ich, dass man für Nebenläufigkeit sehr wenig Code braucht. Dadurch kann man gewisse Aufgaben einfacher und übersichtlicher lösen als in anderen Programmiersprachen.</w:t>
       </w:r>
     </w:p>
     <w:p>
       <w:pPr>
-        <w:pStyle w:val="StandardWeb"/>
+        <w:pStyle w:val="NormalWeb"/>
         <w:ind w:left="720"/>
         <w:rPr>
           <w:rFonts w:ascii="Arial" w:hAnsi="Arial" w:cs="Arial"/>
-          <w:lang w:val="de-CH"/>
-        </w:rPr>
-      </w:pPr>
-      <w:r>
-        <w:rPr>
-          <w:rFonts w:ascii="Arial" w:hAnsi="Arial" w:cs="Arial"/>
+          <w:sz w:val="22"/>
+          <w:szCs w:val="22"/>
+          <w:lang w:val="de-CH"/>
+        </w:rPr>
+      </w:pPr>
+      <w:r>
+        <w:rPr>
+          <w:rFonts w:ascii="Arial" w:hAnsi="Arial" w:cs="Arial"/>
+          <w:sz w:val="22"/>
+          <w:szCs w:val="22"/>
         </w:rPr>
         <w:t>Am Anfang war es etwas ungewohnt, dass man beim Iterieren über ein Array oder eine Liste oft zwei Rückgabewerte bekommt, also den Index und den Wert. Nach kurzer Zeit hat man sich aber daran gewöhnt und ich fand es dann eigentlich noch praktisch.</w:t>
       </w:r>
     </w:p>
     <w:p>
       <w:pPr>
-        <w:pStyle w:val="StandardWeb"/>
+        <w:pStyle w:val="NormalWeb"/>
         <w:ind w:left="720"/>
         <w:rPr>
-          <w:lang w:val="de-CH"/>
-        </w:rPr>
-      </w:pPr>
-      <w:r>
-        <w:rPr>
-          <w:rFonts w:ascii="Arial" w:hAnsi="Arial" w:cs="Arial"/>
+          <w:sz w:val="22"/>
+          <w:szCs w:val="22"/>
+          <w:lang w:val="de-CH"/>
+        </w:rPr>
+      </w:pPr>
+      <w:r>
+        <w:rPr>
+          <w:rFonts w:ascii="Arial" w:hAnsi="Arial" w:cs="Arial"/>
+          <w:sz w:val="22"/>
+          <w:szCs w:val="22"/>
         </w:rPr>
         <w:t xml:space="preserve">Im Grossen und Ganzen hat es Spass gemacht, mit Go zu arbeiten. Die Sprache </w:t>
       </w:r>
       <w:r>
         <w:rPr>
           <w:rFonts w:ascii="Arial" w:hAnsi="Arial" w:cs="Arial"/>
+          <w:sz w:val="22"/>
+          <w:szCs w:val="22"/>
           <w:lang w:val="de-CH"/>
         </w:rPr>
         <w:t>scheint</w:t>
@@ -4543,12 +4999,16 @@
       <w:r>
         <w:rPr>
           <w:rFonts w:ascii="Arial" w:hAnsi="Arial" w:cs="Arial"/>
+          <w:sz w:val="22"/>
+          <w:szCs w:val="22"/>
         </w:rPr>
         <w:t xml:space="preserve"> einfach, klar aufgebaut und trotzdem leistungsfähig</w:t>
       </w:r>
       <w:r>
         <w:rPr>
           <w:rFonts w:ascii="Arial" w:hAnsi="Arial" w:cs="Arial"/>
+          <w:sz w:val="22"/>
+          <w:szCs w:val="22"/>
           <w:lang w:val="de-CH"/>
         </w:rPr>
         <w:t xml:space="preserve"> zu sein.</w:t>
@@ -4591,7 +5051,7 @@
   <w:sdt>
     <w:sdtPr>
       <w:rPr>
-        <w:rStyle w:val="Seitenzahl"/>
+        <w:rStyle w:val="PageNumber"/>
       </w:rPr>
       <w:id w:val="132455693"/>
       <w:docPartObj>
@@ -4602,33 +5062,33 @@
     <w:sdtContent>
       <w:p>
         <w:pPr>
-          <w:pStyle w:val="Fuzeile"/>
+          <w:pStyle w:val="Footer"/>
           <w:framePr w:wrap="none" w:vAnchor="text" w:hAnchor="margin" w:xAlign="right" w:y="1"/>
           <w:rPr>
-            <w:rStyle w:val="Seitenzahl"/>
+            <w:rStyle w:val="PageNumber"/>
           </w:rPr>
         </w:pPr>
         <w:r>
           <w:rPr>
-            <w:rStyle w:val="Seitenzahl"/>
+            <w:rStyle w:val="PageNumber"/>
           </w:rPr>
           <w:fldChar w:fldCharType="begin"/>
         </w:r>
         <w:r>
           <w:rPr>
-            <w:rStyle w:val="Seitenzahl"/>
+            <w:rStyle w:val="PageNumber"/>
           </w:rPr>
           <w:instrText xml:space="preserve"> PAGE </w:instrText>
         </w:r>
         <w:r>
           <w:rPr>
-            <w:rStyle w:val="Seitenzahl"/>
+            <w:rStyle w:val="PageNumber"/>
           </w:rPr>
           <w:fldChar w:fldCharType="separate"/>
         </w:r>
         <w:r>
           <w:rPr>
-            <w:rStyle w:val="Seitenzahl"/>
+            <w:rStyle w:val="PageNumber"/>
           </w:rPr>
           <w:fldChar w:fldCharType="end"/>
         </w:r>
@@ -4637,7 +5097,7 @@
   </w:sdt>
   <w:p>
     <w:pPr>
-      <w:pStyle w:val="Fuzeile"/>
+      <w:pStyle w:val="Footer"/>
       <w:ind w:right="360"/>
     </w:pPr>
   </w:p>
@@ -4649,7 +5109,7 @@
   <w:sdt>
     <w:sdtPr>
       <w:rPr>
-        <w:rStyle w:val="Seitenzahl"/>
+        <w:rStyle w:val="PageNumber"/>
       </w:rPr>
       <w:id w:val="2077618367"/>
       <w:docPartObj>
@@ -4660,40 +5120,40 @@
     <w:sdtContent>
       <w:p>
         <w:pPr>
-          <w:pStyle w:val="Fuzeile"/>
+          <w:pStyle w:val="Footer"/>
           <w:framePr w:wrap="none" w:vAnchor="text" w:hAnchor="margin" w:xAlign="right" w:y="1"/>
           <w:rPr>
-            <w:rStyle w:val="Seitenzahl"/>
+            <w:rStyle w:val="PageNumber"/>
           </w:rPr>
         </w:pPr>
         <w:r>
           <w:rPr>
-            <w:rStyle w:val="Seitenzahl"/>
+            <w:rStyle w:val="PageNumber"/>
           </w:rPr>
           <w:fldChar w:fldCharType="begin"/>
         </w:r>
         <w:r>
           <w:rPr>
-            <w:rStyle w:val="Seitenzahl"/>
+            <w:rStyle w:val="PageNumber"/>
           </w:rPr>
           <w:instrText xml:space="preserve"> PAGE </w:instrText>
         </w:r>
         <w:r>
           <w:rPr>
-            <w:rStyle w:val="Seitenzahl"/>
+            <w:rStyle w:val="PageNumber"/>
           </w:rPr>
           <w:fldChar w:fldCharType="separate"/>
         </w:r>
         <w:r>
           <w:rPr>
-            <w:rStyle w:val="Seitenzahl"/>
+            <w:rStyle w:val="PageNumber"/>
             <w:noProof/>
           </w:rPr>
           <w:t>1</w:t>
         </w:r>
         <w:r>
           <w:rPr>
-            <w:rStyle w:val="Seitenzahl"/>
+            <w:rStyle w:val="PageNumber"/>
           </w:rPr>
           <w:fldChar w:fldCharType="end"/>
         </w:r>
@@ -4702,7 +5162,7 @@
   </w:sdt>
   <w:p>
     <w:pPr>
-      <w:pStyle w:val="Fuzeile"/>
+      <w:pStyle w:val="Footer"/>
       <w:ind w:right="360"/>
     </w:pPr>
     <w:r>
@@ -4741,13 +5201,27 @@
 <w:hdr xmlns:wpc="http://schemas.microsoft.com/office/word/2010/wordprocessingCanvas" xmlns:cx="http://schemas.microsoft.com/office/drawing/2014/chartex" xmlns:cx1="http://schemas.microsoft.com/office/drawing/2015/9/8/chartex" xmlns:cx2="http://schemas.microsoft.com/office/drawing/2015/10/21/chartex" xmlns:cx3="http://schemas.microsoft.com/office/drawing/2016/5/9/chartex" xmlns:cx4="http://schemas.microsoft.com/office/drawing/2016/5/10/chartex" xmlns:cx5="http://schemas.microsoft.com/office/drawing/2016/5/11/chartex" xmlns:cx6="http://schemas.microsoft.com/office/drawing/2016/5/12/chartex" xmlns:cx7="http://schemas.microsoft.com/office/drawing/2016/5/13/chartex" xmlns:cx8="http://schemas.microsoft.com/office/drawing/2016/5/14/chartex" xmlns:mc="http://schemas.openxmlformats.org/markup-compatibility/2006" xmlns:aink="http://schemas.microsoft.com/office/drawing/2016/ink" xmlns:am3d="http://schemas.microsoft.com/office/drawing/2017/model3d" xmlns:o="urn:schemas-microsoft-com:office:office" xmlns:oel="http://schemas.microsoft.com/office/2019/extlst" xmlns:r="http://schemas.openxmlformats.org/officeDocument/2006/relationships" xmlns:m="http://schemas.openxmlformats.org/officeDocument/2006/math" xmlns:v="urn:schemas-microsoft-com:vml" xmlns:wp14="http://schemas.microsoft.com/office/word/2010/wordprocessingDrawing" xmlns:wp="http://schemas.openxmlformats.org/drawingml/2006/wordprocessingDrawing" xmlns:w10="urn:schemas-microsoft-com:office:word" xmlns:w="http://schemas.openxmlformats.org/wordprocessingml/2006/main" xmlns:w14="http://schemas.microsoft.com/office/word/2010/wordml" xmlns:w15="http://schemas.microsoft.com/office/word/2012/wordml" xmlns:w16cex="http://schemas.microsoft.com/office/word/2018/wordml/cex" xmlns:w16cid="http://schemas.microsoft.com/office/word/2016/wordml/cid" xmlns:w16="http://schemas.microsoft.com/office/word/2018/wordml" xmlns:w16du="http://schemas.microsoft.com/office/word/2023/wordml/word16du" xmlns:w16sdtdh="http://schemas.microsoft.com/office/word/2020/wordml/sdtdatahash" xmlns:w16sdtfl="http://schemas.microsoft.com/office/word/2024/wordml/sdtformatlock" xmlns:w16se="http://schemas.microsoft.com/office/word/2015/wordml/symex" xmlns:wpg="http://schemas.microsoft.com/office/word/2010/wordprocessingGroup" xmlns:wpi="http://schemas.microsoft.com/office/word/2010/wordprocessingInk" xmlns:wne="http://schemas.microsoft.com/office/word/2006/wordml" xmlns:wps="http://schemas.microsoft.com/office/word/2010/wordprocessingShape" mc:Ignorable="w14 w15 w16se w16cid w16 w16cex w16sdtdh w16sdtfl w16du wp14">
   <w:p>
     <w:pPr>
-      <w:pStyle w:val="Kopfzeile"/>
+      <w:pStyle w:val="Header"/>
     </w:pPr>
     <w:r>
       <w:rPr>
         <w:lang w:val="de-CH"/>
       </w:rPr>
-      <w:t>I.BA_PCP_MM.F2601</w:t>
+      <w:t>I.BA_PCP_</w:t>
+    </w:r>
+    <w:proofErr w:type="gramStart"/>
+    <w:r>
+      <w:rPr>
+        <w:lang w:val="de-CH"/>
+      </w:rPr>
+      <w:t>MM.F</w:t>
+    </w:r>
+    <w:proofErr w:type="gramEnd"/>
+    <w:r>
+      <w:rPr>
+        <w:lang w:val="de-CH"/>
+      </w:rPr>
+      <w:t>2601</w:t>
     </w:r>
     <w:r>
       <w:rPr>
@@ -4918,6 +5392,119 @@
     </w:lvl>
   </w:abstractNum>
   <w:abstractNum w:abstractNumId="1" w15:restartNumberingAfterBreak="0">
+    <w:nsid w:val="0B1E2D69"/>
+    <w:multiLevelType w:val="hybridMultilevel"/>
+    <w:tmpl w:val="B67C2F2A"/>
+    <w:lvl w:ilvl="0" w:tplc="08090001">
+      <w:start w:val="1"/>
+      <w:numFmt w:val="bullet"/>
+      <w:lvlText w:val=""/>
+      <w:lvlJc w:val="left"/>
+      <w:pPr>
+        <w:ind w:left="720" w:hanging="360"/>
+      </w:pPr>
+      <w:rPr>
+        <w:rFonts w:ascii="Symbol" w:hAnsi="Symbol" w:hint="default"/>
+      </w:rPr>
+    </w:lvl>
+    <w:lvl w:ilvl="1" w:tplc="08090003" w:tentative="1">
+      <w:start w:val="1"/>
+      <w:numFmt w:val="bullet"/>
+      <w:lvlText w:val="o"/>
+      <w:lvlJc w:val="left"/>
+      <w:pPr>
+        <w:ind w:left="1440" w:hanging="360"/>
+      </w:pPr>
+      <w:rPr>
+        <w:rFonts w:ascii="Courier New" w:hAnsi="Courier New" w:cs="Courier New" w:hint="default"/>
+      </w:rPr>
+    </w:lvl>
+    <w:lvl w:ilvl="2" w:tplc="08090005" w:tentative="1">
+      <w:start w:val="1"/>
+      <w:numFmt w:val="bullet"/>
+      <w:lvlText w:val=""/>
+      <w:lvlJc w:val="left"/>
+      <w:pPr>
+        <w:ind w:left="2160" w:hanging="360"/>
+      </w:pPr>
+      <w:rPr>
+        <w:rFonts w:ascii="Wingdings" w:hAnsi="Wingdings" w:hint="default"/>
+      </w:rPr>
+    </w:lvl>
+    <w:lvl w:ilvl="3" w:tplc="08090001" w:tentative="1">
+      <w:start w:val="1"/>
+      <w:numFmt w:val="bullet"/>
+      <w:lvlText w:val=""/>
+      <w:lvlJc w:val="left"/>
+      <w:pPr>
+        <w:ind w:left="2880" w:hanging="360"/>
+      </w:pPr>
+      <w:rPr>
+        <w:rFonts w:ascii="Symbol" w:hAnsi="Symbol" w:hint="default"/>
+      </w:rPr>
+    </w:lvl>
+    <w:lvl w:ilvl="4" w:tplc="08090003" w:tentative="1">
+      <w:start w:val="1"/>
+      <w:numFmt w:val="bullet"/>
+      <w:lvlText w:val="o"/>
+      <w:lvlJc w:val="left"/>
+      <w:pPr>
+        <w:ind w:left="3600" w:hanging="360"/>
+      </w:pPr>
+      <w:rPr>
+        <w:rFonts w:ascii="Courier New" w:hAnsi="Courier New" w:cs="Courier New" w:hint="default"/>
+      </w:rPr>
+    </w:lvl>
+    <w:lvl w:ilvl="5" w:tplc="08090005" w:tentative="1">
+      <w:start w:val="1"/>
+      <w:numFmt w:val="bullet"/>
+      <w:lvlText w:val=""/>
+      <w:lvlJc w:val="left"/>
+      <w:pPr>
+        <w:ind w:left="4320" w:hanging="360"/>
+      </w:pPr>
+      <w:rPr>
+        <w:rFonts w:ascii="Wingdings" w:hAnsi="Wingdings" w:hint="default"/>
+      </w:rPr>
+    </w:lvl>
+    <w:lvl w:ilvl="6" w:tplc="08090001" w:tentative="1">
+      <w:start w:val="1"/>
+      <w:numFmt w:val="bullet"/>
+      <w:lvlText w:val=""/>
+      <w:lvlJc w:val="left"/>
+      <w:pPr>
+        <w:ind w:left="5040" w:hanging="360"/>
+      </w:pPr>
+      <w:rPr>
+        <w:rFonts w:ascii="Symbol" w:hAnsi="Symbol" w:hint="default"/>
+      </w:rPr>
+    </w:lvl>
+    <w:lvl w:ilvl="7" w:tplc="08090003" w:tentative="1">
+      <w:start w:val="1"/>
+      <w:numFmt w:val="bullet"/>
+      <w:lvlText w:val="o"/>
+      <w:lvlJc w:val="left"/>
+      <w:pPr>
+        <w:ind w:left="5760" w:hanging="360"/>
+      </w:pPr>
+      <w:rPr>
+        <w:rFonts w:ascii="Courier New" w:hAnsi="Courier New" w:cs="Courier New" w:hint="default"/>
+      </w:rPr>
+    </w:lvl>
+    <w:lvl w:ilvl="8" w:tplc="08090005" w:tentative="1">
+      <w:start w:val="1"/>
+      <w:numFmt w:val="bullet"/>
+      <w:lvlText w:val=""/>
+      <w:lvlJc w:val="left"/>
+      <w:pPr>
+        <w:ind w:left="6480" w:hanging="360"/>
+      </w:pPr>
+      <w:rPr>
+        <w:rFonts w:ascii="Wingdings" w:hAnsi="Wingdings" w:hint="default"/>
+      </w:rPr>
+    </w:lvl>
+  </w:abstractNum>
+  <w:abstractNum w:abstractNumId="2" w15:restartNumberingAfterBreak="0">
     <w:nsid w:val="16E576D1"/>
     <w:multiLevelType w:val="hybridMultilevel"/>
     <w:tmpl w:val="C98CB2A6"/>
@@ -5030,7 +5617,156 @@
       </w:rPr>
     </w:lvl>
   </w:abstractNum>
-  <w:abstractNum w:abstractNumId="2" w15:restartNumberingAfterBreak="0">
+  <w:abstractNum w:abstractNumId="3" w15:restartNumberingAfterBreak="0">
+    <w:nsid w:val="52AD7C55"/>
+    <w:multiLevelType w:val="multilevel"/>
+    <w:tmpl w:val="20280F46"/>
+    <w:lvl w:ilvl="0">
+      <w:start w:val="1"/>
+      <w:numFmt w:val="bullet"/>
+      <w:lvlText w:val=""/>
+      <w:lvlJc w:val="left"/>
+      <w:pPr>
+        <w:tabs>
+          <w:tab w:val="num" w:pos="720"/>
+        </w:tabs>
+        <w:ind w:left="720" w:hanging="360"/>
+      </w:pPr>
+      <w:rPr>
+        <w:rFonts w:ascii="Symbol" w:hAnsi="Symbol" w:hint="default"/>
+        <w:sz w:val="20"/>
+      </w:rPr>
+    </w:lvl>
+    <w:lvl w:ilvl="1" w:tentative="1">
+      <w:start w:val="1"/>
+      <w:numFmt w:val="bullet"/>
+      <w:lvlText w:val="o"/>
+      <w:lvlJc w:val="left"/>
+      <w:pPr>
+        <w:tabs>
+          <w:tab w:val="num" w:pos="1440"/>
+        </w:tabs>
+        <w:ind w:left="1440" w:hanging="360"/>
+      </w:pPr>
+      <w:rPr>
+        <w:rFonts w:ascii="Courier New" w:hAnsi="Courier New" w:hint="default"/>
+        <w:sz w:val="20"/>
+      </w:rPr>
+    </w:lvl>
+    <w:lvl w:ilvl="2" w:tentative="1">
+      <w:start w:val="1"/>
+      <w:numFmt w:val="bullet"/>
+      <w:lvlText w:val=""/>
+      <w:lvlJc w:val="left"/>
+      <w:pPr>
+        <w:tabs>
+          <w:tab w:val="num" w:pos="2160"/>
+        </w:tabs>
+        <w:ind w:left="2160" w:hanging="360"/>
+      </w:pPr>
+      <w:rPr>
+        <w:rFonts w:ascii="Wingdings" w:hAnsi="Wingdings" w:hint="default"/>
+        <w:sz w:val="20"/>
+      </w:rPr>
+    </w:lvl>
+    <w:lvl w:ilvl="3" w:tentative="1">
+      <w:start w:val="1"/>
+      <w:numFmt w:val="bullet"/>
+      <w:lvlText w:val=""/>
+      <w:lvlJc w:val="left"/>
+      <w:pPr>
+        <w:tabs>
+          <w:tab w:val="num" w:pos="2880"/>
+        </w:tabs>
+        <w:ind w:left="2880" w:hanging="360"/>
+      </w:pPr>
+      <w:rPr>
+        <w:rFonts w:ascii="Wingdings" w:hAnsi="Wingdings" w:hint="default"/>
+        <w:sz w:val="20"/>
+      </w:rPr>
+    </w:lvl>
+    <w:lvl w:ilvl="4" w:tentative="1">
+      <w:start w:val="1"/>
+      <w:numFmt w:val="bullet"/>
+      <w:lvlText w:val=""/>
+      <w:lvlJc w:val="left"/>
+      <w:pPr>
+        <w:tabs>
+          <w:tab w:val="num" w:pos="3600"/>
+        </w:tabs>
+        <w:ind w:left="3600" w:hanging="360"/>
+      </w:pPr>
+      <w:rPr>
+        <w:rFonts w:ascii="Wingdings" w:hAnsi="Wingdings" w:hint="default"/>
+        <w:sz w:val="20"/>
+      </w:rPr>
+    </w:lvl>
+    <w:lvl w:ilvl="5" w:tentative="1">
+      <w:start w:val="1"/>
+      <w:numFmt w:val="bullet"/>
+      <w:lvlText w:val=""/>
+      <w:lvlJc w:val="left"/>
+      <w:pPr>
+        <w:tabs>
+          <w:tab w:val="num" w:pos="4320"/>
+        </w:tabs>
+        <w:ind w:left="4320" w:hanging="360"/>
+      </w:pPr>
+      <w:rPr>
+        <w:rFonts w:ascii="Wingdings" w:hAnsi="Wingdings" w:hint="default"/>
+        <w:sz w:val="20"/>
+      </w:rPr>
+    </w:lvl>
+    <w:lvl w:ilvl="6" w:tentative="1">
+      <w:start w:val="1"/>
+      <w:numFmt w:val="bullet"/>
+      <w:lvlText w:val=""/>
+      <w:lvlJc w:val="left"/>
+      <w:pPr>
+        <w:tabs>
+          <w:tab w:val="num" w:pos="5040"/>
+        </w:tabs>
+        <w:ind w:left="5040" w:hanging="360"/>
+      </w:pPr>
+      <w:rPr>
+        <w:rFonts w:ascii="Wingdings" w:hAnsi="Wingdings" w:hint="default"/>
+        <w:sz w:val="20"/>
+      </w:rPr>
+    </w:lvl>
+    <w:lvl w:ilvl="7" w:tentative="1">
+      <w:start w:val="1"/>
+      <w:numFmt w:val="bullet"/>
+      <w:lvlText w:val=""/>
+      <w:lvlJc w:val="left"/>
+      <w:pPr>
+        <w:tabs>
+          <w:tab w:val="num" w:pos="5760"/>
+        </w:tabs>
+        <w:ind w:left="5760" w:hanging="360"/>
+      </w:pPr>
+      <w:rPr>
+        <w:rFonts w:ascii="Wingdings" w:hAnsi="Wingdings" w:hint="default"/>
+        <w:sz w:val="20"/>
+      </w:rPr>
+    </w:lvl>
+    <w:lvl w:ilvl="8" w:tentative="1">
+      <w:start w:val="1"/>
+      <w:numFmt w:val="bullet"/>
+      <w:lvlText w:val=""/>
+      <w:lvlJc w:val="left"/>
+      <w:pPr>
+        <w:tabs>
+          <w:tab w:val="num" w:pos="6480"/>
+        </w:tabs>
+        <w:ind w:left="6480" w:hanging="360"/>
+      </w:pPr>
+      <w:rPr>
+        <w:rFonts w:ascii="Wingdings" w:hAnsi="Wingdings" w:hint="default"/>
+        <w:sz w:val="20"/>
+      </w:rPr>
+    </w:lvl>
+  </w:abstractNum>
+  <w:abstractNum w:abstractNumId="4" w15:restartNumberingAfterBreak="0">
     <w:nsid w:val="6E964340"/>
     <w:multiLevelType w:val="hybridMultilevel"/>
     <w:tmpl w:val="4AE0E70C"/>
@@ -5143,7 +5879,7 @@
       </w:rPr>
     </w:lvl>
   </w:abstractNum>
-  <w:abstractNum w:abstractNumId="3" w15:restartNumberingAfterBreak="0">
+  <w:abstractNum w:abstractNumId="5" w15:restartNumberingAfterBreak="0">
     <w:nsid w:val="77171183"/>
     <w:multiLevelType w:val="hybridMultilevel"/>
     <w:tmpl w:val="25405C64"/>
@@ -5257,16 +5993,22 @@
     </w:lvl>
   </w:abstractNum>
   <w:num w:numId="1" w16cid:durableId="1323924866">
-    <w:abstractNumId w:val="1"/>
+    <w:abstractNumId w:val="2"/>
   </w:num>
   <w:num w:numId="2" w16cid:durableId="1658799151">
-    <w:abstractNumId w:val="3"/>
+    <w:abstractNumId w:val="5"/>
   </w:num>
   <w:num w:numId="3" w16cid:durableId="170070382">
-    <w:abstractNumId w:val="2"/>
+    <w:abstractNumId w:val="4"/>
   </w:num>
   <w:num w:numId="4" w16cid:durableId="982654886">
     <w:abstractNumId w:val="0"/>
+  </w:num>
+  <w:num w:numId="5" w16cid:durableId="866914845">
+    <w:abstractNumId w:val="3"/>
+  </w:num>
+  <w:num w:numId="6" w16cid:durableId="1800107506">
+    <w:abstractNumId w:val="1"/>
   </w:num>
 </w:numbering>
 </file>
@@ -5280,7 +6022,7 @@
         <w:kern w:val="2"/>
         <w:sz w:val="24"/>
         <w:szCs w:val="24"/>
-        <w:lang w:eastAsia="en-US" w:bidi="ar-SA"/>
+        <w:lang w:val="en-CH" w:eastAsia="en-US" w:bidi="ar-SA"/>
         <w14:ligatures w14:val="standardContextual"/>
       </w:rPr>
     </w:rPrDefault>
@@ -5664,15 +6406,15 @@
     <w:lsdException w:name="Unresolved Mention" w:semiHidden="1" w:unhideWhenUsed="1"/>
     <w:lsdException w:name="Smart Link" w:semiHidden="1" w:unhideWhenUsed="1"/>
   </w:latentStyles>
-  <w:style w:type="paragraph" w:default="1" w:styleId="Standard">
+  <w:style w:type="paragraph" w:default="1" w:styleId="Normal">
     <w:name w:val="Normal"/>
     <w:qFormat/>
   </w:style>
-  <w:style w:type="paragraph" w:styleId="berschrift1">
+  <w:style w:type="paragraph" w:styleId="Heading1">
     <w:name w:val="heading 1"/>
-    <w:basedOn w:val="Standard"/>
-    <w:next w:val="Standard"/>
-    <w:link w:val="berschrift1Zchn"/>
+    <w:basedOn w:val="Normal"/>
+    <w:next w:val="Normal"/>
+    <w:link w:val="Heading1Char"/>
     <w:uiPriority w:val="9"/>
     <w:qFormat/>
     <w:rsid w:val="00024CAD"/>
@@ -5689,11 +6431,11 @@
       <w:szCs w:val="40"/>
     </w:rPr>
   </w:style>
-  <w:style w:type="paragraph" w:styleId="berschrift2">
+  <w:style w:type="paragraph" w:styleId="Heading2">
     <w:name w:val="heading 2"/>
-    <w:basedOn w:val="Standard"/>
-    <w:next w:val="Standard"/>
-    <w:link w:val="berschrift2Zchn"/>
+    <w:basedOn w:val="Normal"/>
+    <w:next w:val="Normal"/>
+    <w:link w:val="Heading2Char"/>
     <w:uiPriority w:val="9"/>
     <w:unhideWhenUsed/>
     <w:qFormat/>
@@ -5711,11 +6453,11 @@
       <w:szCs w:val="32"/>
     </w:rPr>
   </w:style>
-  <w:style w:type="paragraph" w:styleId="berschrift3">
+  <w:style w:type="paragraph" w:styleId="Heading3">
     <w:name w:val="heading 3"/>
-    <w:basedOn w:val="Standard"/>
-    <w:next w:val="Standard"/>
-    <w:link w:val="berschrift3Zchn"/>
+    <w:basedOn w:val="Normal"/>
+    <w:next w:val="Normal"/>
+    <w:link w:val="Heading3Char"/>
     <w:uiPriority w:val="9"/>
     <w:unhideWhenUsed/>
     <w:qFormat/>
@@ -5733,11 +6475,11 @@
       <w:szCs w:val="28"/>
     </w:rPr>
   </w:style>
-  <w:style w:type="paragraph" w:styleId="berschrift4">
+  <w:style w:type="paragraph" w:styleId="Heading4">
     <w:name w:val="heading 4"/>
-    <w:basedOn w:val="Standard"/>
-    <w:next w:val="Standard"/>
-    <w:link w:val="berschrift4Zchn"/>
+    <w:basedOn w:val="Normal"/>
+    <w:next w:val="Normal"/>
+    <w:link w:val="Heading4Char"/>
     <w:uiPriority w:val="9"/>
     <w:semiHidden/>
     <w:unhideWhenUsed/>
@@ -5756,11 +6498,11 @@
       <w:color w:val="0F4761" w:themeColor="accent1" w:themeShade="BF"/>
     </w:rPr>
   </w:style>
-  <w:style w:type="paragraph" w:styleId="berschrift5">
+  <w:style w:type="paragraph" w:styleId="Heading5">
     <w:name w:val="heading 5"/>
-    <w:basedOn w:val="Standard"/>
-    <w:next w:val="Standard"/>
-    <w:link w:val="berschrift5Zchn"/>
+    <w:basedOn w:val="Normal"/>
+    <w:next w:val="Normal"/>
+    <w:link w:val="Heading5Char"/>
     <w:uiPriority w:val="9"/>
     <w:semiHidden/>
     <w:unhideWhenUsed/>
@@ -5777,11 +6519,11 @@
       <w:color w:val="0F4761" w:themeColor="accent1" w:themeShade="BF"/>
     </w:rPr>
   </w:style>
-  <w:style w:type="paragraph" w:styleId="berschrift6">
+  <w:style w:type="paragraph" w:styleId="Heading6">
     <w:name w:val="heading 6"/>
-    <w:basedOn w:val="Standard"/>
-    <w:next w:val="Standard"/>
-    <w:link w:val="berschrift6Zchn"/>
+    <w:basedOn w:val="Normal"/>
+    <w:next w:val="Normal"/>
+    <w:link w:val="Heading6Char"/>
     <w:uiPriority w:val="9"/>
     <w:semiHidden/>
     <w:unhideWhenUsed/>
@@ -5800,11 +6542,11 @@
       <w:color w:val="595959" w:themeColor="text1" w:themeTint="A6"/>
     </w:rPr>
   </w:style>
-  <w:style w:type="paragraph" w:styleId="berschrift7">
+  <w:style w:type="paragraph" w:styleId="Heading7">
     <w:name w:val="heading 7"/>
-    <w:basedOn w:val="Standard"/>
-    <w:next w:val="Standard"/>
-    <w:link w:val="berschrift7Zchn"/>
+    <w:basedOn w:val="Normal"/>
+    <w:next w:val="Normal"/>
+    <w:link w:val="Heading7Char"/>
     <w:uiPriority w:val="9"/>
     <w:semiHidden/>
     <w:unhideWhenUsed/>
@@ -5821,11 +6563,11 @@
       <w:color w:val="595959" w:themeColor="text1" w:themeTint="A6"/>
     </w:rPr>
   </w:style>
-  <w:style w:type="paragraph" w:styleId="berschrift8">
+  <w:style w:type="paragraph" w:styleId="Heading8">
     <w:name w:val="heading 8"/>
-    <w:basedOn w:val="Standard"/>
-    <w:next w:val="Standard"/>
-    <w:link w:val="berschrift8Zchn"/>
+    <w:basedOn w:val="Normal"/>
+    <w:next w:val="Normal"/>
+    <w:link w:val="Heading8Char"/>
     <w:uiPriority w:val="9"/>
     <w:semiHidden/>
     <w:unhideWhenUsed/>
@@ -5843,11 +6585,11 @@
       <w:color w:val="272727" w:themeColor="text1" w:themeTint="D8"/>
     </w:rPr>
   </w:style>
-  <w:style w:type="paragraph" w:styleId="berschrift9">
+  <w:style w:type="paragraph" w:styleId="Heading9">
     <w:name w:val="heading 9"/>
-    <w:basedOn w:val="Standard"/>
-    <w:next w:val="Standard"/>
-    <w:link w:val="berschrift9Zchn"/>
+    <w:basedOn w:val="Normal"/>
+    <w:next w:val="Normal"/>
+    <w:link w:val="Heading9Char"/>
     <w:uiPriority w:val="9"/>
     <w:semiHidden/>
     <w:unhideWhenUsed/>
@@ -5863,13 +6605,13 @@
       <w:color w:val="272727" w:themeColor="text1" w:themeTint="D8"/>
     </w:rPr>
   </w:style>
-  <w:style w:type="character" w:default="1" w:styleId="Absatz-Standardschriftart">
+  <w:style w:type="character" w:default="1" w:styleId="DefaultParagraphFont">
     <w:name w:val="Default Paragraph Font"/>
     <w:uiPriority w:val="1"/>
     <w:semiHidden/>
     <w:unhideWhenUsed/>
   </w:style>
-  <w:style w:type="table" w:default="1" w:styleId="NormaleTabelle">
+  <w:style w:type="table" w:default="1" w:styleId="TableNormal">
     <w:name w:val="Normal Table"/>
     <w:uiPriority w:val="99"/>
     <w:semiHidden/>
@@ -5884,16 +6626,16 @@
       </w:tblCellMar>
     </w:tblPr>
   </w:style>
-  <w:style w:type="numbering" w:default="1" w:styleId="KeineListe">
+  <w:style w:type="numbering" w:default="1" w:styleId="NoList">
     <w:name w:val="No List"/>
     <w:uiPriority w:val="99"/>
     <w:semiHidden/>
     <w:unhideWhenUsed/>
   </w:style>
-  <w:style w:type="character" w:customStyle="1" w:styleId="berschrift1Zchn">
-    <w:name w:val="Überschrift 1 Zchn"/>
-    <w:basedOn w:val="Absatz-Standardschriftart"/>
-    <w:link w:val="berschrift1"/>
+  <w:style w:type="character" w:customStyle="1" w:styleId="Heading1Char">
+    <w:name w:val="Heading 1 Char"/>
+    <w:basedOn w:val="DefaultParagraphFont"/>
+    <w:link w:val="Heading1"/>
     <w:uiPriority w:val="9"/>
     <w:rsid w:val="00024CAD"/>
     <w:rPr>
@@ -5903,10 +6645,10 @@
       <w:szCs w:val="40"/>
     </w:rPr>
   </w:style>
-  <w:style w:type="character" w:customStyle="1" w:styleId="berschrift2Zchn">
-    <w:name w:val="Überschrift 2 Zchn"/>
-    <w:basedOn w:val="Absatz-Standardschriftart"/>
-    <w:link w:val="berschrift2"/>
+  <w:style w:type="character" w:customStyle="1" w:styleId="Heading2Char">
+    <w:name w:val="Heading 2 Char"/>
+    <w:basedOn w:val="DefaultParagraphFont"/>
+    <w:link w:val="Heading2"/>
     <w:uiPriority w:val="9"/>
     <w:rsid w:val="00024CAD"/>
     <w:rPr>
@@ -5916,10 +6658,10 @@
       <w:szCs w:val="32"/>
     </w:rPr>
   </w:style>
-  <w:style w:type="character" w:customStyle="1" w:styleId="berschrift3Zchn">
-    <w:name w:val="Überschrift 3 Zchn"/>
-    <w:basedOn w:val="Absatz-Standardschriftart"/>
-    <w:link w:val="berschrift3"/>
+  <w:style w:type="character" w:customStyle="1" w:styleId="Heading3Char">
+    <w:name w:val="Heading 3 Char"/>
+    <w:basedOn w:val="DefaultParagraphFont"/>
+    <w:link w:val="Heading3"/>
     <w:uiPriority w:val="9"/>
     <w:rsid w:val="00024CAD"/>
     <w:rPr>
@@ -5929,10 +6671,10 @@
       <w:szCs w:val="28"/>
     </w:rPr>
   </w:style>
-  <w:style w:type="character" w:customStyle="1" w:styleId="berschrift4Zchn">
-    <w:name w:val="Überschrift 4 Zchn"/>
-    <w:basedOn w:val="Absatz-Standardschriftart"/>
-    <w:link w:val="berschrift4"/>
+  <w:style w:type="character" w:customStyle="1" w:styleId="Heading4Char">
+    <w:name w:val="Heading 4 Char"/>
+    <w:basedOn w:val="DefaultParagraphFont"/>
+    <w:link w:val="Heading4"/>
     <w:uiPriority w:val="9"/>
     <w:semiHidden/>
     <w:rsid w:val="00024CAD"/>
@@ -5943,10 +6685,10 @@
       <w:color w:val="0F4761" w:themeColor="accent1" w:themeShade="BF"/>
     </w:rPr>
   </w:style>
-  <w:style w:type="character" w:customStyle="1" w:styleId="berschrift5Zchn">
-    <w:name w:val="Überschrift 5 Zchn"/>
-    <w:basedOn w:val="Absatz-Standardschriftart"/>
-    <w:link w:val="berschrift5"/>
+  <w:style w:type="character" w:customStyle="1" w:styleId="Heading5Char">
+    <w:name w:val="Heading 5 Char"/>
+    <w:basedOn w:val="DefaultParagraphFont"/>
+    <w:link w:val="Heading5"/>
     <w:uiPriority w:val="9"/>
     <w:semiHidden/>
     <w:rsid w:val="00024CAD"/>
@@ -5955,10 +6697,10 @@
       <w:color w:val="0F4761" w:themeColor="accent1" w:themeShade="BF"/>
     </w:rPr>
   </w:style>
-  <w:style w:type="character" w:customStyle="1" w:styleId="berschrift6Zchn">
-    <w:name w:val="Überschrift 6 Zchn"/>
-    <w:basedOn w:val="Absatz-Standardschriftart"/>
-    <w:link w:val="berschrift6"/>
+  <w:style w:type="character" w:customStyle="1" w:styleId="Heading6Char">
+    <w:name w:val="Heading 6 Char"/>
+    <w:basedOn w:val="DefaultParagraphFont"/>
+    <w:link w:val="Heading6"/>
     <w:uiPriority w:val="9"/>
     <w:semiHidden/>
     <w:rsid w:val="00024CAD"/>
@@ -5969,10 +6711,10 @@
       <w:color w:val="595959" w:themeColor="text1" w:themeTint="A6"/>
     </w:rPr>
   </w:style>
-  <w:style w:type="character" w:customStyle="1" w:styleId="berschrift7Zchn">
-    <w:name w:val="Überschrift 7 Zchn"/>
-    <w:basedOn w:val="Absatz-Standardschriftart"/>
-    <w:link w:val="berschrift7"/>
+  <w:style w:type="character" w:customStyle="1" w:styleId="Heading7Char">
+    <w:name w:val="Heading 7 Char"/>
+    <w:basedOn w:val="DefaultParagraphFont"/>
+    <w:link w:val="Heading7"/>
     <w:uiPriority w:val="9"/>
     <w:semiHidden/>
     <w:rsid w:val="00024CAD"/>
@@ -5981,10 +6723,10 @@
       <w:color w:val="595959" w:themeColor="text1" w:themeTint="A6"/>
     </w:rPr>
   </w:style>
-  <w:style w:type="character" w:customStyle="1" w:styleId="berschrift8Zchn">
-    <w:name w:val="Überschrift 8 Zchn"/>
-    <w:basedOn w:val="Absatz-Standardschriftart"/>
-    <w:link w:val="berschrift8"/>
+  <w:style w:type="character" w:customStyle="1" w:styleId="Heading8Char">
+    <w:name w:val="Heading 8 Char"/>
+    <w:basedOn w:val="DefaultParagraphFont"/>
+    <w:link w:val="Heading8"/>
     <w:uiPriority w:val="9"/>
     <w:semiHidden/>
     <w:rsid w:val="00024CAD"/>
@@ -5995,10 +6737,10 @@
       <w:color w:val="272727" w:themeColor="text1" w:themeTint="D8"/>
     </w:rPr>
   </w:style>
-  <w:style w:type="character" w:customStyle="1" w:styleId="berschrift9Zchn">
-    <w:name w:val="Überschrift 9 Zchn"/>
-    <w:basedOn w:val="Absatz-Standardschriftart"/>
-    <w:link w:val="berschrift9"/>
+  <w:style w:type="character" w:customStyle="1" w:styleId="Heading9Char">
+    <w:name w:val="Heading 9 Char"/>
+    <w:basedOn w:val="DefaultParagraphFont"/>
+    <w:link w:val="Heading9"/>
     <w:uiPriority w:val="9"/>
     <w:semiHidden/>
     <w:rsid w:val="00024CAD"/>
@@ -6007,11 +6749,11 @@
       <w:color w:val="272727" w:themeColor="text1" w:themeTint="D8"/>
     </w:rPr>
   </w:style>
-  <w:style w:type="paragraph" w:styleId="Titel">
+  <w:style w:type="paragraph" w:styleId="Title">
     <w:name w:val="Title"/>
-    <w:basedOn w:val="Standard"/>
-    <w:next w:val="Standard"/>
-    <w:link w:val="TitelZchn"/>
+    <w:basedOn w:val="Normal"/>
+    <w:next w:val="Normal"/>
+    <w:link w:val="TitleChar"/>
     <w:uiPriority w:val="10"/>
     <w:qFormat/>
     <w:rsid w:val="00024CAD"/>
@@ -6027,10 +6769,10 @@
       <w:szCs w:val="56"/>
     </w:rPr>
   </w:style>
-  <w:style w:type="character" w:customStyle="1" w:styleId="TitelZchn">
-    <w:name w:val="Titel Zchn"/>
-    <w:basedOn w:val="Absatz-Standardschriftart"/>
-    <w:link w:val="Titel"/>
+  <w:style w:type="character" w:customStyle="1" w:styleId="TitleChar">
+    <w:name w:val="Title Char"/>
+    <w:basedOn w:val="DefaultParagraphFont"/>
+    <w:link w:val="Title"/>
     <w:uiPriority w:val="10"/>
     <w:rsid w:val="00024CAD"/>
     <w:rPr>
@@ -6041,11 +6783,11 @@
       <w:szCs w:val="56"/>
     </w:rPr>
   </w:style>
-  <w:style w:type="paragraph" w:styleId="Untertitel">
+  <w:style w:type="paragraph" w:styleId="Subtitle">
     <w:name w:val="Subtitle"/>
-    <w:basedOn w:val="Standard"/>
-    <w:next w:val="Standard"/>
-    <w:link w:val="UntertitelZchn"/>
+    <w:basedOn w:val="Normal"/>
+    <w:next w:val="Normal"/>
+    <w:link w:val="SubtitleChar"/>
     <w:uiPriority w:val="11"/>
     <w:qFormat/>
     <w:rsid w:val="00024CAD"/>
@@ -6063,10 +6805,10 @@
       <w:szCs w:val="28"/>
     </w:rPr>
   </w:style>
-  <w:style w:type="character" w:customStyle="1" w:styleId="UntertitelZchn">
-    <w:name w:val="Untertitel Zchn"/>
-    <w:basedOn w:val="Absatz-Standardschriftart"/>
-    <w:link w:val="Untertitel"/>
+  <w:style w:type="character" w:customStyle="1" w:styleId="SubtitleChar">
+    <w:name w:val="Subtitle Char"/>
+    <w:basedOn w:val="DefaultParagraphFont"/>
+    <w:link w:val="Subtitle"/>
     <w:uiPriority w:val="11"/>
     <w:rsid w:val="00024CAD"/>
     <w:rPr>
@@ -6077,11 +6819,11 @@
       <w:szCs w:val="28"/>
     </w:rPr>
   </w:style>
-  <w:style w:type="paragraph" w:styleId="Zitat">
+  <w:style w:type="paragraph" w:styleId="Quote">
     <w:name w:val="Quote"/>
-    <w:basedOn w:val="Standard"/>
-    <w:next w:val="Standard"/>
-    <w:link w:val="ZitatZchn"/>
+    <w:basedOn w:val="Normal"/>
+    <w:next w:val="Normal"/>
+    <w:link w:val="QuoteChar"/>
     <w:uiPriority w:val="29"/>
     <w:qFormat/>
     <w:rsid w:val="00024CAD"/>
@@ -6095,10 +6837,10 @@
       <w:color w:val="404040" w:themeColor="text1" w:themeTint="BF"/>
     </w:rPr>
   </w:style>
-  <w:style w:type="character" w:customStyle="1" w:styleId="ZitatZchn">
-    <w:name w:val="Zitat Zchn"/>
-    <w:basedOn w:val="Absatz-Standardschriftart"/>
-    <w:link w:val="Zitat"/>
+  <w:style w:type="character" w:customStyle="1" w:styleId="QuoteChar">
+    <w:name w:val="Quote Char"/>
+    <w:basedOn w:val="DefaultParagraphFont"/>
+    <w:link w:val="Quote"/>
     <w:uiPriority w:val="29"/>
     <w:rsid w:val="00024CAD"/>
     <w:rPr>
@@ -6107,9 +6849,9 @@
       <w:color w:val="404040" w:themeColor="text1" w:themeTint="BF"/>
     </w:rPr>
   </w:style>
-  <w:style w:type="paragraph" w:styleId="Listenabsatz">
+  <w:style w:type="paragraph" w:styleId="ListParagraph">
     <w:name w:val="List Paragraph"/>
-    <w:basedOn w:val="Standard"/>
+    <w:basedOn w:val="Normal"/>
     <w:uiPriority w:val="34"/>
     <w:qFormat/>
     <w:rsid w:val="00024CAD"/>
@@ -6118,9 +6860,9 @@
       <w:contextualSpacing/>
     </w:pPr>
   </w:style>
-  <w:style w:type="character" w:styleId="IntensiveHervorhebung">
+  <w:style w:type="character" w:styleId="IntenseEmphasis">
     <w:name w:val="Intense Emphasis"/>
-    <w:basedOn w:val="Absatz-Standardschriftart"/>
+    <w:basedOn w:val="DefaultParagraphFont"/>
     <w:uiPriority w:val="21"/>
     <w:qFormat/>
     <w:rsid w:val="00024CAD"/>
@@ -6130,11 +6872,11 @@
       <w:color w:val="0F4761" w:themeColor="accent1" w:themeShade="BF"/>
     </w:rPr>
   </w:style>
-  <w:style w:type="paragraph" w:styleId="IntensivesZitat">
+  <w:style w:type="paragraph" w:styleId="IntenseQuote">
     <w:name w:val="Intense Quote"/>
-    <w:basedOn w:val="Standard"/>
-    <w:next w:val="Standard"/>
-    <w:link w:val="IntensivesZitatZchn"/>
+    <w:basedOn w:val="Normal"/>
+    <w:next w:val="Normal"/>
+    <w:link w:val="IntenseQuoteChar"/>
     <w:uiPriority w:val="30"/>
     <w:qFormat/>
     <w:rsid w:val="00024CAD"/>
@@ -6153,10 +6895,10 @@
       <w:color w:val="0F4761" w:themeColor="accent1" w:themeShade="BF"/>
     </w:rPr>
   </w:style>
-  <w:style w:type="character" w:customStyle="1" w:styleId="IntensivesZitatZchn">
-    <w:name w:val="Intensives Zitat Zchn"/>
-    <w:basedOn w:val="Absatz-Standardschriftart"/>
-    <w:link w:val="IntensivesZitat"/>
+  <w:style w:type="character" w:customStyle="1" w:styleId="IntenseQuoteChar">
+    <w:name w:val="Intense Quote Char"/>
+    <w:basedOn w:val="DefaultParagraphFont"/>
+    <w:link w:val="IntenseQuote"/>
     <w:uiPriority w:val="30"/>
     <w:rsid w:val="00024CAD"/>
     <w:rPr>
@@ -6165,9 +6907,9 @@
       <w:color w:val="0F4761" w:themeColor="accent1" w:themeShade="BF"/>
     </w:rPr>
   </w:style>
-  <w:style w:type="character" w:styleId="IntensiverVerweis">
+  <w:style w:type="character" w:styleId="IntenseReference">
     <w:name w:val="Intense Reference"/>
-    <w:basedOn w:val="Absatz-Standardschriftart"/>
+    <w:basedOn w:val="DefaultParagraphFont"/>
     <w:uiPriority w:val="32"/>
     <w:qFormat/>
     <w:rsid w:val="00024CAD"/>
@@ -6179,10 +6921,10 @@
       <w:spacing w:val="5"/>
     </w:rPr>
   </w:style>
-  <w:style w:type="paragraph" w:styleId="Kopfzeile">
+  <w:style w:type="paragraph" w:styleId="Header">
     <w:name w:val="header"/>
-    <w:basedOn w:val="Standard"/>
-    <w:link w:val="KopfzeileZchn"/>
+    <w:basedOn w:val="Normal"/>
+    <w:link w:val="HeaderChar"/>
     <w:uiPriority w:val="99"/>
     <w:unhideWhenUsed/>
     <w:rsid w:val="00024CAD"/>
@@ -6193,17 +6935,17 @@
       </w:tabs>
     </w:pPr>
   </w:style>
-  <w:style w:type="character" w:customStyle="1" w:styleId="KopfzeileZchn">
-    <w:name w:val="Kopfzeile Zchn"/>
-    <w:basedOn w:val="Absatz-Standardschriftart"/>
-    <w:link w:val="Kopfzeile"/>
+  <w:style w:type="character" w:customStyle="1" w:styleId="HeaderChar">
+    <w:name w:val="Header Char"/>
+    <w:basedOn w:val="DefaultParagraphFont"/>
+    <w:link w:val="Header"/>
     <w:uiPriority w:val="99"/>
     <w:rsid w:val="00024CAD"/>
   </w:style>
-  <w:style w:type="paragraph" w:styleId="Fuzeile">
+  <w:style w:type="paragraph" w:styleId="Footer">
     <w:name w:val="footer"/>
-    <w:basedOn w:val="Standard"/>
-    <w:link w:val="FuzeileZchn"/>
+    <w:basedOn w:val="Normal"/>
+    <w:link w:val="FooterChar"/>
     <w:uiPriority w:val="99"/>
     <w:unhideWhenUsed/>
     <w:rsid w:val="00024CAD"/>
@@ -6214,17 +6956,17 @@
       </w:tabs>
     </w:pPr>
   </w:style>
-  <w:style w:type="character" w:customStyle="1" w:styleId="FuzeileZchn">
-    <w:name w:val="Fußzeile Zchn"/>
-    <w:basedOn w:val="Absatz-Standardschriftart"/>
-    <w:link w:val="Fuzeile"/>
+  <w:style w:type="character" w:customStyle="1" w:styleId="FooterChar">
+    <w:name w:val="Footer Char"/>
+    <w:basedOn w:val="DefaultParagraphFont"/>
+    <w:link w:val="Footer"/>
     <w:uiPriority w:val="99"/>
     <w:rsid w:val="00024CAD"/>
   </w:style>
-  <w:style w:type="paragraph" w:styleId="HTMLVorformatiert">
+  <w:style w:type="paragraph" w:styleId="HTMLPreformatted">
     <w:name w:val="HTML Preformatted"/>
-    <w:basedOn w:val="Standard"/>
-    <w:link w:val="HTMLVorformatiertZchn"/>
+    <w:basedOn w:val="Normal"/>
+    <w:link w:val="HTMLPreformattedChar"/>
     <w:uiPriority w:val="99"/>
     <w:semiHidden/>
     <w:unhideWhenUsed/>
@@ -6258,10 +7000,10 @@
       <w14:ligatures w14:val="none"/>
     </w:rPr>
   </w:style>
-  <w:style w:type="character" w:customStyle="1" w:styleId="HTMLVorformatiertZchn">
-    <w:name w:val="HTML Vorformatiert Zchn"/>
-    <w:basedOn w:val="Absatz-Standardschriftart"/>
-    <w:link w:val="HTMLVorformatiert"/>
+  <w:style w:type="character" w:customStyle="1" w:styleId="HTMLPreformattedChar">
+    <w:name w:val="HTML Preformatted Char"/>
+    <w:basedOn w:val="DefaultParagraphFont"/>
+    <w:link w:val="HTMLPreformatted"/>
     <w:uiPriority w:val="99"/>
     <w:semiHidden/>
     <w:rsid w:val="00F4442E"/>
@@ -6276,7 +7018,7 @@
   </w:style>
   <w:style w:type="character" w:styleId="HTMLCode">
     <w:name w:val="HTML Code"/>
-    <w:basedOn w:val="Absatz-Standardschriftart"/>
+    <w:basedOn w:val="DefaultParagraphFont"/>
     <w:uiPriority w:val="99"/>
     <w:semiHidden/>
     <w:unhideWhenUsed/>
@@ -6287,9 +7029,9 @@
       <w:szCs w:val="20"/>
     </w:rPr>
   </w:style>
-  <w:style w:type="paragraph" w:styleId="StandardWeb">
+  <w:style w:type="paragraph" w:styleId="NormalWeb">
     <w:name w:val="Normal (Web)"/>
-    <w:basedOn w:val="Standard"/>
+    <w:basedOn w:val="Normal"/>
     <w:uiPriority w:val="99"/>
     <w:unhideWhenUsed/>
     <w:rsid w:val="00BA06D7"/>
@@ -6303,9 +7045,9 @@
       <w14:ligatures w14:val="none"/>
     </w:rPr>
   </w:style>
-  <w:style w:type="character" w:styleId="Seitenzahl">
+  <w:style w:type="character" w:styleId="PageNumber">
     <w:name w:val="page number"/>
-    <w:basedOn w:val="Absatz-Standardschriftart"/>
+    <w:basedOn w:val="DefaultParagraphFont"/>
     <w:uiPriority w:val="99"/>
     <w:semiHidden/>
     <w:unhideWhenUsed/>

--- a/doc/Go-Bericht.docx
+++ b/doc/Go-Bericht.docx
@@ -942,7 +942,27 @@
           <w:sz w:val="22"/>
           <w:szCs w:val="22"/>
         </w:rPr>
-        <w:t>Datei: slices/main.go</w:t>
+        <w:t xml:space="preserve">Datei: </w:t>
+      </w:r>
+      <w:r>
+        <w:rPr>
+          <w:rFonts w:ascii="Arial" w:hAnsi="Arial" w:cs="Arial"/>
+          <w:i/>
+          <w:iCs/>
+          <w:sz w:val="22"/>
+          <w:szCs w:val="22"/>
+        </w:rPr>
+        <w:t>code/</w:t>
+      </w:r>
+      <w:r>
+        <w:rPr>
+          <w:rFonts w:ascii="Arial" w:hAnsi="Arial" w:cs="Arial"/>
+          <w:i/>
+          <w:iCs/>
+          <w:sz w:val="22"/>
+          <w:szCs w:val="22"/>
+        </w:rPr>
+        <w:t>slices/main.go</w:t>
       </w:r>
     </w:p>
     <w:p>
@@ -1195,7 +1215,27 @@
           <w:sz w:val="22"/>
           <w:szCs w:val="22"/>
         </w:rPr>
-        <w:t>Datei: slices/main.go</w:t>
+        <w:t xml:space="preserve">Datei: </w:t>
+      </w:r>
+      <w:r>
+        <w:rPr>
+          <w:rFonts w:ascii="Arial" w:hAnsi="Arial" w:cs="Arial"/>
+          <w:i/>
+          <w:iCs/>
+          <w:sz w:val="22"/>
+          <w:szCs w:val="22"/>
+        </w:rPr>
+        <w:t>code/</w:t>
+      </w:r>
+      <w:r>
+        <w:rPr>
+          <w:rFonts w:ascii="Arial" w:hAnsi="Arial" w:cs="Arial"/>
+          <w:i/>
+          <w:iCs/>
+          <w:sz w:val="22"/>
+          <w:szCs w:val="22"/>
+        </w:rPr>
+        <w:t>slices/main.go</w:t>
       </w:r>
     </w:p>
     <w:p>
@@ -1550,7 +1590,27 @@
           <w:sz w:val="22"/>
           <w:szCs w:val="22"/>
         </w:rPr>
-        <w:t>Datei: maps/main.go</w:t>
+        <w:t xml:space="preserve">Datei: </w:t>
+      </w:r>
+      <w:r>
+        <w:rPr>
+          <w:rFonts w:ascii="Arial" w:hAnsi="Arial" w:cs="Arial"/>
+          <w:i/>
+          <w:iCs/>
+          <w:sz w:val="22"/>
+          <w:szCs w:val="22"/>
+        </w:rPr>
+        <w:t>code/</w:t>
+      </w:r>
+      <w:r>
+        <w:rPr>
+          <w:rFonts w:ascii="Arial" w:hAnsi="Arial" w:cs="Arial"/>
+          <w:i/>
+          <w:iCs/>
+          <w:sz w:val="22"/>
+          <w:szCs w:val="22"/>
+        </w:rPr>
+        <w:t>maps/main.go</w:t>
       </w:r>
     </w:p>
     <w:p>
@@ -1735,7 +1795,27 @@
           <w:sz w:val="22"/>
           <w:szCs w:val="22"/>
         </w:rPr>
-        <w:t>Datei: maps/main.go</w:t>
+        <w:t xml:space="preserve">Datei: </w:t>
+      </w:r>
+      <w:r>
+        <w:rPr>
+          <w:rFonts w:ascii="Arial" w:hAnsi="Arial" w:cs="Arial"/>
+          <w:i/>
+          <w:iCs/>
+          <w:sz w:val="22"/>
+          <w:szCs w:val="22"/>
+        </w:rPr>
+        <w:t>code/</w:t>
+      </w:r>
+      <w:r>
+        <w:rPr>
+          <w:rFonts w:ascii="Arial" w:hAnsi="Arial" w:cs="Arial"/>
+          <w:i/>
+          <w:iCs/>
+          <w:sz w:val="22"/>
+          <w:szCs w:val="22"/>
+        </w:rPr>
+        <w:t>maps/main.go</w:t>
       </w:r>
     </w:p>
     <w:p>
@@ -2246,7 +2326,27 @@
           <w:sz w:val="22"/>
           <w:szCs w:val="22"/>
         </w:rPr>
-        <w:t>Datei: structural-nominal-typing/main.go</w:t>
+        <w:t xml:space="preserve">Datei: </w:t>
+      </w:r>
+      <w:r>
+        <w:rPr>
+          <w:rFonts w:ascii="Arial" w:hAnsi="Arial" w:cs="Arial"/>
+          <w:i/>
+          <w:iCs/>
+          <w:sz w:val="22"/>
+          <w:szCs w:val="22"/>
+        </w:rPr>
+        <w:t>code/</w:t>
+      </w:r>
+      <w:r>
+        <w:rPr>
+          <w:rFonts w:ascii="Arial" w:hAnsi="Arial" w:cs="Arial"/>
+          <w:i/>
+          <w:iCs/>
+          <w:sz w:val="22"/>
+          <w:szCs w:val="22"/>
+        </w:rPr>
+        <w:t>structural-nominal-typing/main.go</w:t>
       </w:r>
     </w:p>
     <w:p>
@@ -3254,7 +3354,27 @@
           <w:sz w:val="22"/>
           <w:szCs w:val="22"/>
         </w:rPr>
-        <w:t>Datei: defer-panic-recover/main.go</w:t>
+        <w:t xml:space="preserve">Datei: </w:t>
+      </w:r>
+      <w:r>
+        <w:rPr>
+          <w:rFonts w:ascii="Arial" w:hAnsi="Arial" w:cs="Arial"/>
+          <w:i/>
+          <w:iCs/>
+          <w:sz w:val="22"/>
+          <w:szCs w:val="22"/>
+        </w:rPr>
+        <w:t>code/</w:t>
+      </w:r>
+      <w:r>
+        <w:rPr>
+          <w:rFonts w:ascii="Arial" w:hAnsi="Arial" w:cs="Arial"/>
+          <w:i/>
+          <w:iCs/>
+          <w:sz w:val="22"/>
+          <w:szCs w:val="22"/>
+        </w:rPr>
+        <w:t>defer-panic-recover/main.go</w:t>
       </w:r>
     </w:p>
     <w:p>
@@ -4355,7 +4475,27 @@
           <w:sz w:val="22"/>
           <w:szCs w:val="22"/>
         </w:rPr>
-        <w:t>Datei: sw9-ex3/main.go</w:t>
+        <w:t xml:space="preserve">Datei: </w:t>
+      </w:r>
+      <w:r>
+        <w:rPr>
+          <w:rFonts w:ascii="Arial" w:hAnsi="Arial" w:cs="Arial"/>
+          <w:i/>
+          <w:iCs/>
+          <w:sz w:val="22"/>
+          <w:szCs w:val="22"/>
+        </w:rPr>
+        <w:t>code/</w:t>
+      </w:r>
+      <w:r>
+        <w:rPr>
+          <w:rFonts w:ascii="Arial" w:hAnsi="Arial" w:cs="Arial"/>
+          <w:i/>
+          <w:iCs/>
+          <w:sz w:val="22"/>
+          <w:szCs w:val="22"/>
+        </w:rPr>
+        <w:t>sw9-ex3/main.go</w:t>
       </w:r>
     </w:p>
     <w:p>
